--- a/Commodore BASIC 7.0 for C128.docx
+++ b/Commodore BASIC 7.0 for C128.docx
@@ -1,6 +1,6 @@
 
 <file path=word/document.xml><?xml version="1.0" encoding="utf-8"?>
-<w:document xmlns:wpc="http://schemas.microsoft.com/office/word/2010/wordprocessingCanvas" xmlns:cx="http://schemas.microsoft.com/office/drawing/2014/chartex" xmlns:cx1="http://schemas.microsoft.com/office/drawing/2015/9/8/chartex" xmlns:cx2="http://schemas.microsoft.com/office/drawing/2015/10/21/chartex" xmlns:cx3="http://schemas.microsoft.com/office/drawing/2016/5/9/chartex" xmlns:cx4="http://schemas.microsoft.com/office/drawing/2016/5/10/chartex" xmlns:cx5="http://schemas.microsoft.com/office/drawing/2016/5/11/chartex" xmlns:cx6="http://schemas.microsoft.com/office/drawing/2016/5/12/chartex" xmlns:cx7="http://schemas.microsoft.com/office/drawing/2016/5/13/chartex" xmlns:cx8="http://schemas.microsoft.com/office/drawing/2016/5/14/chartex" xmlns:mc="http://schemas.openxmlformats.org/markup-compatibility/2006" xmlns:aink="http://schemas.microsoft.com/office/drawing/2016/ink" xmlns:am3d="http://schemas.microsoft.com/office/drawing/2017/model3d" xmlns:o="urn:schemas-microsoft-com:office:office" xmlns:oel="http://schemas.microsoft.com/office/2019/extlst" xmlns:r="http://schemas.openxmlformats.org/officeDocument/2006/relationships" xmlns:m="http://schemas.openxmlformats.org/officeDocument/2006/math" xmlns:v="urn:schemas-microsoft-com:vml" xmlns:wp14="http://schemas.microsoft.com/office/word/2010/wordprocessingDrawing" xmlns:wp="http://schemas.openxmlformats.org/drawingml/2006/wordprocessingDrawing" xmlns:w10="urn:schemas-microsoft-com:office:word" xmlns:w="http://schemas.openxmlformats.org/wordprocessingml/2006/main" xmlns:w14="http://schemas.microsoft.com/office/word/2010/wordml" xmlns:w15="http://schemas.microsoft.com/office/word/2012/wordml" xmlns:w16cex="http://schemas.microsoft.com/office/word/2018/wordml/cex" xmlns:w16cid="http://schemas.microsoft.com/office/word/2016/wordml/cid" xmlns:w16="http://schemas.microsoft.com/office/word/2018/wordml" xmlns:w16du="http://schemas.microsoft.com/office/word/2023/wordml/word16du" xmlns:w16sdtdh="http://schemas.microsoft.com/office/word/2020/wordml/sdtdatahash" xmlns:w16sdtfl="http://schemas.microsoft.com/office/word/2024/wordml/sdtformatlock" xmlns:w16se="http://schemas.microsoft.com/office/word/2015/wordml/symex" xmlns:wpg="http://schemas.microsoft.com/office/word/2010/wordprocessingGroup" xmlns:wpi="http://schemas.microsoft.com/office/word/2010/wordprocessingInk" xmlns:wne="http://schemas.microsoft.com/office/word/2006/wordml" xmlns:wps="http://schemas.microsoft.com/office/word/2010/wordprocessingShape" mc:Ignorable="w14 w15 w16se w16cid w16 w16cex w16sdtdh w16sdtfl w16du wp14">
+<w:document xmlns:wpc="http://schemas.microsoft.com/office/word/2010/wordprocessingCanvas" xmlns:cx="http://schemas.microsoft.com/office/drawing/2014/chartex" xmlns:cx1="http://schemas.microsoft.com/office/drawing/2015/9/8/chartex" xmlns:cx2="http://schemas.microsoft.com/office/drawing/2015/10/21/chartex" xmlns:cx3="http://schemas.microsoft.com/office/drawing/2016/5/9/chartex" xmlns:cx4="http://schemas.microsoft.com/office/drawing/2016/5/10/chartex" xmlns:cx5="http://schemas.microsoft.com/office/drawing/2016/5/11/chartex" xmlns:cx6="http://schemas.microsoft.com/office/drawing/2016/5/12/chartex" xmlns:cx7="http://schemas.microsoft.com/office/drawing/2016/5/13/chartex" xmlns:cx8="http://schemas.microsoft.com/office/drawing/2016/5/14/chartex" xmlns:mc="http://schemas.openxmlformats.org/markup-compatibility/2006" xmlns:aink="http://schemas.microsoft.com/office/drawing/2016/ink" xmlns:am3d="http://schemas.microsoft.com/office/drawing/2017/model3d" xmlns:o="urn:schemas-microsoft-com:office:office" xmlns:oel="http://schemas.microsoft.com/office/2019/extlst" xmlns:r="http://schemas.openxmlformats.org/officeDocument/2006/relationships" xmlns:m="http://schemas.openxmlformats.org/officeDocument/2006/math" xmlns:v="urn:schemas-microsoft-com:vml" xmlns:wp14="http://schemas.microsoft.com/office/word/2010/wordprocessingDrawing" xmlns:wp="http://schemas.openxmlformats.org/drawingml/2006/wordprocessingDrawing" xmlns:w10="urn:schemas-microsoft-com:office:word" xmlns:w="http://schemas.openxmlformats.org/wordprocessingml/2006/main" xmlns:w14="http://schemas.microsoft.com/office/word/2010/wordml" xmlns:w15="http://schemas.microsoft.com/office/word/2012/wordml" xmlns:w16cei="http://schemas.microsoft.com/office/word/2026/wordml/cei" xmlns:w16cex="http://schemas.microsoft.com/office/word/2018/wordml/cex" xmlns:w16cid="http://schemas.microsoft.com/office/word/2016/wordml/cid" xmlns:w16="http://schemas.microsoft.com/office/word/2018/wordml" xmlns:w16du="http://schemas.microsoft.com/office/word/2023/wordml/word16du" xmlns:w16sdtdh="http://schemas.microsoft.com/office/word/2020/wordml/sdtdatahash" xmlns:w16sdtfl="http://schemas.microsoft.com/office/word/2024/wordml/sdtformatlock" xmlns:w16se="http://schemas.microsoft.com/office/word/2015/wordml/symex" xmlns:wpg="http://schemas.microsoft.com/office/word/2010/wordprocessingGroup" xmlns:wpi="http://schemas.microsoft.com/office/word/2010/wordprocessingInk" xmlns:wne="http://schemas.microsoft.com/office/word/2006/wordml" xmlns:wps="http://schemas.microsoft.com/office/word/2010/wordprocessingShape" mc:Ignorable="w14 w15 w16se w16cid w16 w16cex w16sdtdh w16sdtfl w16du wp14">
   <w:body>
     <w:p>
       <w:r>
@@ -4202,15 +4202,7 @@
     </w:p>
     <w:p>
       <w:r>
-        <w:t xml:space="preserve">Datorn har två huvudprocessorer. MOS 8502 klarar samma instruktioner som de processorer som satt i bl.a. Commodore 64 (MOS 6510 eller MOS 8500) och VIC-20 (MOS 6502). Det är denna som normalt driver runt din Commodore 128 med en arbetshastighet på </w:t>
-      </w:r>
-      <w:proofErr w:type="gramStart"/>
-      <w:r>
-        <w:t>1-2</w:t>
-      </w:r>
-      <w:proofErr w:type="gramEnd"/>
-      <w:r>
-        <w:t xml:space="preserve"> megahertz (MHz). Den andra processorn är en </w:t>
+        <w:t xml:space="preserve">Datorn har två huvudprocessorer. MOS 8502 klarar samma instruktioner som de processorer som satt i bl.a. Commodore 64 (MOS 6510 eller MOS 8500) och VIC-20 (MOS 6502). Det är denna som normalt driver runt din Commodore 128 med en arbetshastighet på 1-2 megahertz (MHz). Den andra processorn är en </w:t>
       </w:r>
       <w:proofErr w:type="spellStart"/>
       <w:r>
@@ -4248,15 +4240,7 @@
       </w:r>
       <w:proofErr w:type="spellEnd"/>
       <w:r>
-        <w:t>) behöver läsas in från diskett (att ”</w:t>
-      </w:r>
-      <w:proofErr w:type="spellStart"/>
-      <w:r>
-        <w:t>boota</w:t>
-      </w:r>
-      <w:proofErr w:type="spellEnd"/>
-      <w:r>
-        <w:t>” operativsystemet).</w:t>
+        <w:t>) behöver läsas in från diskett (att ”boota” operativsystemet).</w:t>
       </w:r>
       <w:r>
         <w:t xml:space="preserve"> Datorn levererades med </w:t>
@@ -4530,7 +4514,6 @@
         <w:t>. Instruktioner som får ett radnummer, exekveras i runtime, alltså när programmet körs med (normalt) RUN. Om inget annat anges, kan alla kommandon användas både i direktläge och i runtime-</w:t>
       </w:r>
       <w:proofErr w:type="spellStart"/>
-      <w:proofErr w:type="gramStart"/>
       <w:r>
         <w:t>läge.</w:t>
       </w:r>
@@ -4538,7 +4521,6 @@
         <w:t>För</w:t>
       </w:r>
       <w:proofErr w:type="spellEnd"/>
-      <w:proofErr w:type="gramEnd"/>
       <w:r>
         <w:t xml:space="preserve"> den intresserade bjuds en hel del trevliga tricks</w:t>
       </w:r>
@@ -4579,7 +4561,7 @@
           <v:shape id="_x0000_i1025" type="#_x0000_t75" style="width:277pt;height:171.85pt" o:ole="">
             <v:imagedata r:id="rId13" o:title=""/>
           </v:shape>
-          <o:OLEObject Type="Embed" ProgID="Unknown" ShapeID="_x0000_i1025" DrawAspect="Content" ObjectID="_1846341671" r:id="rId14"/>
+          <o:OLEObject Type="Embed" ProgID="Unknown" ShapeID="_x0000_i1025" DrawAspect="Content" ObjectID="_1846772757" r:id="rId14"/>
         </w:object>
       </w:r>
     </w:p>
@@ -5750,7 +5732,6 @@
       <w:r>
         <w:t xml:space="preserve">, </w:t>
       </w:r>
-      <w:proofErr w:type="gramStart"/>
       <w:r>
         <w:rPr>
           <w:rStyle w:val="CodeChar"/>
@@ -5772,7 +5753,6 @@
         </w:rPr>
         <w:t>2</w:t>
       </w:r>
-      <w:proofErr w:type="gramEnd"/>
       <w:r>
         <w:t xml:space="preserve">) ligger rygg-i-rygg med </w:t>
       </w:r>
@@ -5795,7 +5775,6 @@
       <w:r>
         <w:t xml:space="preserve">, </w:t>
       </w:r>
-      <w:proofErr w:type="gramStart"/>
       <w:r>
         <w:rPr>
           <w:rStyle w:val="CodeChar"/>
@@ -5811,7 +5790,6 @@
         </w:rPr>
         <w:t>4118</w:t>
       </w:r>
-      <w:proofErr w:type="gramEnd"/>
       <w:r>
         <w:t>).</w:t>
       </w:r>
@@ -5840,7 +5818,6 @@
       <w:r>
         <w:t xml:space="preserve">, </w:t>
       </w:r>
-      <w:proofErr w:type="gramStart"/>
       <w:r>
         <w:rPr>
           <w:rStyle w:val="CodeChar"/>
@@ -5856,7 +5833,6 @@
         </w:rPr>
         <w:t>4128</w:t>
       </w:r>
-      <w:proofErr w:type="gramEnd"/>
       <w:r>
         <w:t xml:space="preserve">) </w:t>
       </w:r>
@@ -5993,7 +5969,6 @@
       <w:r>
         <w:t>(</w:t>
       </w:r>
-      <w:proofErr w:type="gramStart"/>
       <w:r>
         <w:rPr>
           <w:rStyle w:val="CodeChar"/>
@@ -6015,7 +5990,6 @@
         </w:rPr>
         <w:t>05</w:t>
       </w:r>
-      <w:proofErr w:type="gramEnd"/>
       <w:r>
         <w:t xml:space="preserve">) som beskriver de olika funktionernas längd. Därför vet datorn att </w:t>
       </w:r>
@@ -6613,49 +6587,7 @@
         <w:rPr>
           <w:lang w:val="en-US"/>
         </w:rPr>
-        <w:t>100 A$(</w:t>
-      </w:r>
-      <w:proofErr w:type="gramStart"/>
-      <w:r>
-        <w:rPr>
-          <w:lang w:val="en-US"/>
-        </w:rPr>
-        <w:t>9)=</w:t>
-      </w:r>
-      <w:proofErr w:type="gramEnd"/>
-      <w:r>
-        <w:rPr>
-          <w:lang w:val="en-US"/>
-        </w:rPr>
-        <w:t>"PLAY"+CHR$(</w:t>
-      </w:r>
-      <w:proofErr w:type="gramStart"/>
-      <w:r>
-        <w:rPr>
-          <w:lang w:val="en-US"/>
-        </w:rPr>
-        <w:t>34)+</w:t>
-      </w:r>
-      <w:proofErr w:type="gramEnd"/>
-      <w:r>
-        <w:rPr>
-          <w:lang w:val="en-US"/>
-        </w:rPr>
-        <w:t>"CDE"+CHR$(</w:t>
-      </w:r>
-      <w:proofErr w:type="gramStart"/>
-      <w:r>
-        <w:rPr>
-          <w:lang w:val="en-US"/>
-        </w:rPr>
-        <w:t>34)+</w:t>
-      </w:r>
-      <w:proofErr w:type="gramEnd"/>
-      <w:r>
-        <w:rPr>
-          <w:lang w:val="en-US"/>
-        </w:rPr>
-        <w:t>CHR$(13)</w:t>
+        <w:t>100 A$(9)="PLAY"+CHR$(34)+"CDE"+CHR$(34)+CHR$(13)</w:t>
       </w:r>
     </w:p>
     <w:p>
@@ -7137,21 +7069,7 @@
               <w:rPr>
                 <w:lang w:val="en-US"/>
               </w:rPr>
-              <w:t xml:space="preserve">10 </w:t>
-            </w:r>
-            <w:proofErr w:type="gramStart"/>
-            <w:r>
-              <w:rPr>
-                <w:lang w:val="en-US"/>
-              </w:rPr>
-              <w:t>POKE</w:t>
-            </w:r>
-            <w:proofErr w:type="gramEnd"/>
-            <w:r>
-              <w:rPr>
-                <w:lang w:val="en-US"/>
-              </w:rPr>
-              <w:t xml:space="preserve"> 4</w:t>
+              <w:t>10 POKE 4</w:t>
             </w:r>
             <w:r>
               <w:rPr>
@@ -7182,16 +7100,8 @@
                 <w:lang w:val="en-US"/>
               </w:rPr>
               <w:br/>
-              <w:t xml:space="preserve">20 PRINT </w:t>
-            </w:r>
-            <w:proofErr w:type="gramStart"/>
-            <w:r>
-              <w:rPr>
-                <w:lang w:val="en-US"/>
-              </w:rPr>
-              <w:t>PEEK(</w:t>
-            </w:r>
-            <w:proofErr w:type="gramEnd"/>
+              <w:t>20 PRINT PEEK(</w:t>
+            </w:r>
             <w:r>
               <w:rPr>
                 <w:lang w:val="en-US"/>
@@ -7249,16 +7159,8 @@
               <w:rPr>
                 <w:lang w:val="en-US"/>
               </w:rPr>
-              <w:t xml:space="preserve">50 PRINT </w:t>
-            </w:r>
-            <w:proofErr w:type="gramStart"/>
-            <w:r>
-              <w:rPr>
-                <w:lang w:val="en-US"/>
-              </w:rPr>
-              <w:t>PEEK(</w:t>
-            </w:r>
-            <w:proofErr w:type="gramEnd"/>
+              <w:t>50 PRINT PEEK(</w:t>
+            </w:r>
             <w:r>
               <w:rPr>
                 <w:lang w:val="en-US"/>
@@ -7302,16 +7204,8 @@
                 <w:lang w:val="en-US"/>
               </w:rPr>
               <w:br/>
-              <w:t xml:space="preserve">70 PRINT </w:t>
-            </w:r>
-            <w:proofErr w:type="gramStart"/>
-            <w:r>
-              <w:rPr>
-                <w:lang w:val="en-US"/>
-              </w:rPr>
-              <w:t>PEEK(</w:t>
-            </w:r>
-            <w:proofErr w:type="gramEnd"/>
+              <w:t>70 PRINT PEEK(</w:t>
+            </w:r>
             <w:r>
               <w:rPr>
                 <w:lang w:val="en-US"/>
@@ -7447,21 +7341,7 @@
               <w:rPr>
                 <w:lang w:val="sv-SE"/>
               </w:rPr>
-              <w:t xml:space="preserve">Rad </w:t>
-            </w:r>
-            <w:proofErr w:type="gramStart"/>
-            <w:r>
-              <w:rPr>
-                <w:lang w:val="sv-SE"/>
-              </w:rPr>
-              <w:t>60-70</w:t>
-            </w:r>
-            <w:proofErr w:type="gramEnd"/>
-            <w:r>
-              <w:rPr>
-                <w:lang w:val="sv-SE"/>
-              </w:rPr>
-              <w:t xml:space="preserve"> växlar tillbaka till bank </w:t>
+              <w:t xml:space="preserve">Rad 60-70 växlar tillbaka till bank </w:t>
             </w:r>
             <w:r>
               <w:rPr>
@@ -7558,180 +7438,80 @@
         <w:rPr>
           <w:lang w:val="en-US"/>
         </w:rPr>
-        <w:t xml:space="preserve">10 FOR A=0 TO </w:t>
-      </w:r>
-      <w:proofErr w:type="gramStart"/>
+        <w:t>10 FOR A=0 TO 15:BANK A:POKE 4192,A+1:NEXT</w:t>
+      </w:r>
       <w:r>
         <w:rPr>
           <w:lang w:val="en-US"/>
         </w:rPr>
-        <w:t>15:BANK</w:t>
-      </w:r>
-      <w:proofErr w:type="gramEnd"/>
+        <w:br/>
+      </w:r>
       <w:r>
         <w:rPr>
           <w:lang w:val="en-US"/>
         </w:rPr>
-        <w:t xml:space="preserve"> </w:t>
-      </w:r>
-      <w:proofErr w:type="gramStart"/>
+        <w:t>20 DIM B%(15)</w:t>
+      </w:r>
       <w:r>
         <w:rPr>
           <w:lang w:val="en-US"/>
         </w:rPr>
-        <w:t>A:POKE</w:t>
-      </w:r>
-      <w:proofErr w:type="gramEnd"/>
+        <w:br/>
+      </w:r>
       <w:r>
         <w:rPr>
           <w:lang w:val="en-US"/>
         </w:rPr>
-        <w:t xml:space="preserve"> </w:t>
-      </w:r>
-      <w:proofErr w:type="gramStart"/>
+        <w:t>30 FOR A=0 TO 15:BANK A</w:t>
+      </w:r>
       <w:r>
         <w:rPr>
           <w:lang w:val="en-US"/>
         </w:rPr>
-        <w:t>4192,A</w:t>
-      </w:r>
-      <w:proofErr w:type="gramEnd"/>
+        <w:br/>
+      </w:r>
       <w:r>
         <w:rPr>
           <w:lang w:val="en-US"/>
         </w:rPr>
-        <w:t>+</w:t>
-      </w:r>
-      <w:proofErr w:type="gramStart"/>
+        <w:t>40 IF PEEK(4192)=A+1 THEN B%(A)=B%(A)+1</w:t>
+      </w:r>
       <w:r>
         <w:rPr>
           <w:lang w:val="en-US"/>
         </w:rPr>
-        <w:t>1:NEXT</w:t>
-      </w:r>
-      <w:proofErr w:type="gramEnd"/>
+        <w:br/>
+      </w:r>
       <w:r>
         <w:rPr>
           <w:lang w:val="en-US"/>
         </w:rPr>
+        <w:t>50 NEXT</w:t>
+      </w:r>
+      <w:r>
+        <w:rPr>
+          <w:lang w:val="en-US"/>
+        </w:rPr>
         <w:br/>
       </w:r>
       <w:r>
         <w:rPr>
           <w:lang w:val="en-US"/>
         </w:rPr>
-        <w:t>20 DIM B</w:t>
-      </w:r>
-      <w:proofErr w:type="gramStart"/>
+        <w:t>60 FOR A=0 TO 15</w:t>
+      </w:r>
       <w:r>
         <w:rPr>
           <w:lang w:val="en-US"/>
         </w:rPr>
-        <w:t>%(</w:t>
-      </w:r>
-      <w:proofErr w:type="gramEnd"/>
+        <w:br/>
+      </w:r>
       <w:r>
         <w:rPr>
           <w:lang w:val="en-US"/>
         </w:rPr>
-        <w:t>15)</w:t>
-      </w:r>
-      <w:r>
-        <w:rPr>
-          <w:lang w:val="en-US"/>
-        </w:rPr>
-        <w:br/>
-      </w:r>
-      <w:r>
-        <w:rPr>
-          <w:lang w:val="en-US"/>
-        </w:rPr>
-        <w:t xml:space="preserve">30 FOR A=0 TO </w:t>
-      </w:r>
-      <w:proofErr w:type="gramStart"/>
-      <w:r>
-        <w:rPr>
-          <w:lang w:val="en-US"/>
-        </w:rPr>
-        <w:t>15:BANK</w:t>
-      </w:r>
-      <w:proofErr w:type="gramEnd"/>
-      <w:r>
-        <w:rPr>
-          <w:lang w:val="en-US"/>
-        </w:rPr>
-        <w:t xml:space="preserve"> A</w:t>
-      </w:r>
-      <w:r>
-        <w:rPr>
-          <w:lang w:val="en-US"/>
-        </w:rPr>
-        <w:br/>
-      </w:r>
-      <w:r>
-        <w:rPr>
-          <w:lang w:val="en-US"/>
-        </w:rPr>
-        <w:t xml:space="preserve">40 IF </w:t>
-      </w:r>
-      <w:proofErr w:type="gramStart"/>
-      <w:r>
-        <w:rPr>
-          <w:lang w:val="en-US"/>
-        </w:rPr>
-        <w:t>PEEK(4192)=</w:t>
-      </w:r>
-      <w:proofErr w:type="gramEnd"/>
-      <w:r>
-        <w:rPr>
-          <w:lang w:val="en-US"/>
-        </w:rPr>
-        <w:t>A+1 THEN B%(A)=B%(A)+1</w:t>
-      </w:r>
-      <w:r>
-        <w:rPr>
-          <w:lang w:val="en-US"/>
-        </w:rPr>
-        <w:br/>
-      </w:r>
-      <w:r>
-        <w:rPr>
-          <w:lang w:val="en-US"/>
-        </w:rPr>
-        <w:t>50 NEXT</w:t>
-      </w:r>
-      <w:r>
-        <w:rPr>
-          <w:lang w:val="en-US"/>
-        </w:rPr>
-        <w:br/>
-      </w:r>
-      <w:r>
-        <w:rPr>
-          <w:lang w:val="en-US"/>
-        </w:rPr>
-        <w:t>60 FOR A=0 TO 15</w:t>
-      </w:r>
-      <w:r>
-        <w:rPr>
-          <w:lang w:val="en-US"/>
-        </w:rPr>
-        <w:br/>
-      </w:r>
-      <w:r>
-        <w:rPr>
-          <w:lang w:val="en-US"/>
-        </w:rPr>
-        <w:t>70 IF B%(A)&gt;0 THEN PRINT "BANK</w:t>
-      </w:r>
-      <w:proofErr w:type="gramStart"/>
-      <w:r>
-        <w:rPr>
-          <w:lang w:val="en-US"/>
-        </w:rPr>
-        <w:t>";A</w:t>
-      </w:r>
-      <w:proofErr w:type="gramEnd"/>
+        <w:t>70 IF B%(A)&gt;0 THEN PRINT "BANK";A</w:t>
+      </w:r>
       <w:r>
         <w:rPr>
           <w:lang w:val="en-US"/>
@@ -8324,24 +8104,14 @@
       <w:r>
         <w:t xml:space="preserve"> skriver program för flera olika plattformar, kan dra nytta av att läsa på minnesadressen </w:t>
       </w:r>
-      <w:proofErr w:type="gramStart"/>
       <w:r>
         <w:rPr>
           <w:rStyle w:val="CodeChar"/>
         </w:rPr>
         <w:t>65534</w:t>
       </w:r>
-      <w:proofErr w:type="gramEnd"/>
-      <w:r>
-        <w:t xml:space="preserve">, som berättar vilken </w:t>
-      </w:r>
-      <w:proofErr w:type="gramStart"/>
-      <w:r>
-        <w:t>dator programmet</w:t>
-      </w:r>
-      <w:proofErr w:type="gramEnd"/>
-      <w:r>
-        <w:t xml:space="preserve"> körs på. </w:t>
+      <w:r>
+        <w:t xml:space="preserve">, som berättar vilken dator programmet körs på. </w:t>
       </w:r>
       <w:r>
         <w:rPr>
@@ -8446,21 +8216,7 @@
         <w:rPr>
           <w:lang w:val="en-US"/>
         </w:rPr>
-        <w:t>10 C=</w:t>
-      </w:r>
-      <w:proofErr w:type="gramStart"/>
-      <w:r>
-        <w:rPr>
-          <w:lang w:val="en-US"/>
-        </w:rPr>
-        <w:t>PEEK(</w:t>
-      </w:r>
-      <w:proofErr w:type="gramEnd"/>
-      <w:r>
-        <w:rPr>
-          <w:lang w:val="en-US"/>
-        </w:rPr>
-        <w:t>65534)</w:t>
+        <w:t>10 C=PEEK(65534)</w:t>
       </w:r>
       <w:r>
         <w:rPr>
@@ -11114,42 +10870,14 @@
         <w:rPr>
           <w:lang w:val="en-US"/>
         </w:rPr>
-        <w:t>=A+</w:t>
-      </w:r>
-      <w:proofErr w:type="gramStart"/>
+        <w:t>=A+1:A=A*2</w:t>
+      </w:r>
       <w:r>
         <w:rPr>
           <w:lang w:val="en-US"/>
         </w:rPr>
-        <w:t>1:A</w:t>
-      </w:r>
-      <w:proofErr w:type="gramEnd"/>
-      <w:r>
-        <w:rPr>
-          <w:lang w:val="en-US"/>
-        </w:rPr>
-        <w:t>=A*2</w:t>
-      </w:r>
-      <w:r>
-        <w:rPr>
-          <w:lang w:val="en-US"/>
-        </w:rPr>
         <w:br/>
-        <w:t>50 A=A/</w:t>
-      </w:r>
-      <w:proofErr w:type="gramStart"/>
-      <w:r>
-        <w:rPr>
-          <w:lang w:val="en-US"/>
-        </w:rPr>
-        <w:t>3:A</w:t>
-      </w:r>
-      <w:proofErr w:type="gramEnd"/>
-      <w:r>
-        <w:rPr>
-          <w:lang w:val="en-US"/>
-        </w:rPr>
-        <w:t>=A+A/4</w:t>
+        <w:t>50 A=A/3:A=A+A/4</w:t>
       </w:r>
       <w:r>
         <w:rPr>
@@ -11221,10 +10949,10 @@
         <w:t>SCNCLR</w:t>
       </w:r>
       <w:r>
-        <w:rPr>
-          <w:rStyle w:val="CodeChar"/>
-        </w:rPr>
-        <w:t>,</w:t>
+        <w:t xml:space="preserve"> </w:t>
+      </w:r>
+      <w:r>
+        <w:t>rensar textskärmen</w:t>
       </w:r>
       <w:r>
         <w:fldChar w:fldCharType="begin"/>
@@ -11233,7 +10961,7 @@
         <w:instrText xml:space="preserve"> XE "</w:instrText>
       </w:r>
       <w:r>
-        <w:instrText>SCNCLR</w:instrText>
+        <w:instrText>rensa textskärmen</w:instrText>
       </w:r>
       <w:r>
         <w:instrText xml:space="preserve">" </w:instrText>
@@ -11242,30 +10970,6 @@
         <w:fldChar w:fldCharType="end"/>
       </w:r>
       <w:r>
-        <w:t xml:space="preserve"> </w:t>
-      </w:r>
-      <w:r>
-        <w:t xml:space="preserve">som används i programmet på föregående sida, </w:t>
-      </w:r>
-      <w:r>
-        <w:t>rensar textskärmen</w:t>
-      </w:r>
-      <w:r>
-        <w:fldChar w:fldCharType="begin"/>
-      </w:r>
-      <w:r>
-        <w:instrText xml:space="preserve"> XE "</w:instrText>
-      </w:r>
-      <w:r>
-        <w:instrText>rensa textskärmen</w:instrText>
-      </w:r>
-      <w:r>
-        <w:instrText xml:space="preserve">" </w:instrText>
-      </w:r>
-      <w:r>
-        <w:fldChar w:fldCharType="end"/>
-      </w:r>
-      <w:r>
         <w:t xml:space="preserve"> och placerar markören på sin hemposition, som är 0</w:t>
       </w:r>
       <w:r>
@@ -11288,14 +10992,12 @@
       <w:r>
         <w:t xml:space="preserve">-läge eller ej, så kan man kontrollera adress </w:t>
       </w:r>
-      <w:proofErr w:type="gramStart"/>
       <w:r>
         <w:rPr>
           <w:rStyle w:val="CodeChar"/>
         </w:rPr>
         <w:t>53296</w:t>
       </w:r>
-      <w:proofErr w:type="gramEnd"/>
       <w:r>
         <w:t xml:space="preserve">. Denna är normalt satt till </w:t>
       </w:r>
@@ -11317,14 +11019,12 @@
       <w:r>
         <w:t xml:space="preserve">-läge innehåller </w:t>
       </w:r>
-      <w:proofErr w:type="gramStart"/>
       <w:r>
         <w:rPr>
           <w:rStyle w:val="CodeChar"/>
         </w:rPr>
         <w:t>53296</w:t>
       </w:r>
-      <w:proofErr w:type="gramEnd"/>
       <w:r>
         <w:t xml:space="preserve"> istället värdet </w:t>
       </w:r>
@@ -11409,21 +11109,7 @@
                 <w:lang w:val="en-US"/>
               </w:rPr>
               <w:lastRenderedPageBreak/>
-              <w:t xml:space="preserve">10 PRINT </w:t>
-            </w:r>
-            <w:proofErr w:type="gramStart"/>
-            <w:r>
-              <w:rPr>
-                <w:lang w:val="en-US"/>
-              </w:rPr>
-              <w:t>PEEK(</w:t>
-            </w:r>
-            <w:proofErr w:type="gramEnd"/>
-            <w:r>
-              <w:rPr>
-                <w:lang w:val="en-US"/>
-              </w:rPr>
-              <w:t>53296)</w:t>
+              <w:t>10 PRINT PEEK(53296)</w:t>
             </w:r>
             <w:r>
               <w:rPr>
@@ -11444,21 +11130,7 @@
               <w:rPr>
                 <w:lang w:val="en-US"/>
               </w:rPr>
-              <w:t xml:space="preserve">30 PRINT </w:t>
-            </w:r>
-            <w:proofErr w:type="gramStart"/>
-            <w:r>
-              <w:rPr>
-                <w:lang w:val="en-US"/>
-              </w:rPr>
-              <w:t>PEEK(</w:t>
-            </w:r>
-            <w:proofErr w:type="gramEnd"/>
-            <w:r>
-              <w:rPr>
-                <w:lang w:val="en-US"/>
-              </w:rPr>
-              <w:t>53296)</w:t>
+              <w:t>30 PRINT PEEK(53296)</w:t>
             </w:r>
             <w:r>
               <w:rPr>
@@ -11479,21 +11151,7 @@
               <w:rPr>
                 <w:lang w:val="en-US"/>
               </w:rPr>
-              <w:t xml:space="preserve">50 PRINT </w:t>
-            </w:r>
-            <w:proofErr w:type="gramStart"/>
-            <w:r>
-              <w:rPr>
-                <w:lang w:val="en-US"/>
-              </w:rPr>
-              <w:t>PEEK(</w:t>
-            </w:r>
-            <w:proofErr w:type="gramEnd"/>
-            <w:r>
-              <w:rPr>
-                <w:lang w:val="en-US"/>
-              </w:rPr>
-              <w:t>53296)</w:t>
+              <w:t>50 PRINT PEEK(53296)</w:t>
             </w:r>
           </w:p>
         </w:tc>
@@ -12174,15 +11832,7 @@
               <w:pStyle w:val="Code"/>
             </w:pPr>
             <w:r>
-              <w:t>10 X=</w:t>
-            </w:r>
-            <w:proofErr w:type="gramStart"/>
-            <w:r>
-              <w:t>VAL(</w:t>
-            </w:r>
-            <w:proofErr w:type="gramEnd"/>
-            <w:r>
-              <w:t>"20")</w:t>
+              <w:t>10 X=VAL("20")</w:t>
             </w:r>
           </w:p>
           <w:p>
@@ -12534,14 +12184,12 @@
       <w:r>
         <w:t xml:space="preserve"> motsvarar </w:t>
       </w:r>
-      <w:proofErr w:type="gramStart"/>
       <w:r>
         <w:rPr>
           <w:rStyle w:val="CodeChar"/>
         </w:rPr>
         <w:t>65535</w:t>
       </w:r>
-      <w:proofErr w:type="gramEnd"/>
       <w:r>
         <w:t xml:space="preserve"> i det decimala talsystemet, och är också det största heltal som Commodore BASIC kan hantera. Om </w:t>
       </w:r>
@@ -12557,14 +12205,12 @@
       <w:r>
         <w:t xml:space="preserve"> eller större än </w:t>
       </w:r>
-      <w:proofErr w:type="gramStart"/>
       <w:r>
         <w:rPr>
           <w:rStyle w:val="CodeChar"/>
         </w:rPr>
         <w:t>65535</w:t>
       </w:r>
-      <w:proofErr w:type="gramEnd"/>
       <w:r>
         <w:t xml:space="preserve"> skickas in, uppstår felet </w:t>
       </w:r>
@@ -12598,7 +12244,7 @@
     </w:p>
     <w:p>
       <w:r>
-        <w:t xml:space="preserve">Detta stycke kommer att förklara </w:t>
+        <w:t xml:space="preserve">För att formatera tal finns </w:t>
       </w:r>
       <w:r>
         <w:rPr>
@@ -12617,6 +12263,361 @@
       </w:r>
       <w:r>
         <w:t>.</w:t>
+      </w:r>
+    </w:p>
+    <w:p>
+      <w:r>
+        <w:t xml:space="preserve">Kommandot </w:t>
+      </w:r>
+      <w:r>
+        <w:rPr>
+          <w:rStyle w:val="CodeChar"/>
+        </w:rPr>
+        <w:t>PRINT USING</w:t>
+      </w:r>
+      <w:r>
+        <w:fldChar w:fldCharType="begin"/>
+      </w:r>
+      <w:r>
+        <w:instrText xml:space="preserve"> XE "</w:instrText>
+      </w:r>
+      <w:r>
+        <w:instrText>PRINT USING</w:instrText>
+      </w:r>
+      <w:r>
+        <w:instrText xml:space="preserve">" </w:instrText>
+      </w:r>
+      <w:r>
+        <w:fldChar w:fldCharType="end"/>
+      </w:r>
+      <w:r>
+        <w:t xml:space="preserve"> formaterar tal</w:t>
+      </w:r>
+      <w:r>
+        <w:t xml:space="preserve"> för utskrift på skärmen,</w:t>
+      </w:r>
+      <w:r>
+        <w:t xml:space="preserve"> enligt en mall som du bygger med specialtecken:</w:t>
+      </w:r>
+    </w:p>
+    <w:p>
+      <w:pPr>
+        <w:pStyle w:val="Liststycke"/>
+        <w:numPr>
+          <w:ilvl w:val="0"/>
+          <w:numId w:val="23"/>
+        </w:numPr>
+      </w:pPr>
+      <w:r>
+        <w:rPr>
+          <w:rStyle w:val="CodeChar"/>
+        </w:rPr>
+        <w:t>#</w:t>
+      </w:r>
+      <w:r>
+        <w:t xml:space="preserve"> avser</w:t>
+      </w:r>
+      <w:r>
+        <w:t xml:space="preserve"> en teckenposition. Vid numeriska data: om talet har fler siffror än antalet # fylls hela fältet med asterisker (*) och inget tal skrivs ut. Vid </w:t>
+      </w:r>
+      <w:proofErr w:type="spellStart"/>
+      <w:r>
+        <w:t>strängdata</w:t>
+      </w:r>
+      <w:proofErr w:type="spellEnd"/>
+      <w:r>
+        <w:t>: strängen klipps av till höger vid samma antal tecken som #-tecken.</w:t>
+      </w:r>
+      <w:r>
+        <w:br/>
+      </w:r>
+    </w:p>
+    <w:p>
+      <w:pPr>
+        <w:pStyle w:val="Liststycke"/>
+        <w:numPr>
+          <w:ilvl w:val="0"/>
+          <w:numId w:val="23"/>
+        </w:numPr>
+      </w:pPr>
+      <w:r>
+        <w:rPr>
+          <w:rStyle w:val="CodeChar"/>
+        </w:rPr>
+        <w:t>+</w:t>
+      </w:r>
+      <w:r>
+        <w:t xml:space="preserve"> </w:t>
+      </w:r>
+      <w:r>
+        <w:t xml:space="preserve">(eller </w:t>
+      </w:r>
+      <w:r>
+        <w:rPr>
+          <w:rStyle w:val="CodeChar"/>
+        </w:rPr>
+        <w:t>-</w:t>
+      </w:r>
+      <w:r>
+        <w:t xml:space="preserve">) </w:t>
+      </w:r>
+      <w:r>
+        <w:t xml:space="preserve">placeras först eller sist i formatet (inte båda). Skriver ut </w:t>
+      </w:r>
+      <w:r>
+        <w:rPr>
+          <w:rStyle w:val="CodeChar"/>
+        </w:rPr>
+        <w:t>+</w:t>
+      </w:r>
+      <w:r>
+        <w:t xml:space="preserve"> om talet är positivt, </w:t>
+      </w:r>
+      <w:r>
+        <w:rPr>
+          <w:rStyle w:val="CodeChar"/>
+        </w:rPr>
+        <w:t>-</w:t>
+      </w:r>
+      <w:r>
+        <w:t xml:space="preserve"> om negativt.</w:t>
+      </w:r>
+    </w:p>
+    <w:p>
+      <w:pPr>
+        <w:pStyle w:val="Liststycke"/>
+        <w:numPr>
+          <w:ilvl w:val="0"/>
+          <w:numId w:val="23"/>
+        </w:numPr>
+      </w:pPr>
+      <w:r>
+        <w:rPr>
+          <w:rStyle w:val="CodeChar"/>
+        </w:rPr>
+        <w:lastRenderedPageBreak/>
+        <w:t>.</w:t>
+      </w:r>
+      <w:r>
+        <w:t xml:space="preserve"> </w:t>
+      </w:r>
+      <w:r>
+        <w:t>är</w:t>
+      </w:r>
+      <w:r>
+        <w:t xml:space="preserve"> decimalpunktens position. Bara en per fält. Antalet # före punkten (plus ev. minustecken) måste räcka till alla siffror före decimalpunkten, annars asterisk-</w:t>
+      </w:r>
+      <w:proofErr w:type="spellStart"/>
+      <w:r>
+        <w:t>overflow</w:t>
+      </w:r>
+      <w:proofErr w:type="spellEnd"/>
+      <w:r>
+        <w:t>.</w:t>
+      </w:r>
+      <w:r>
+        <w:br/>
+      </w:r>
+    </w:p>
+    <w:p>
+      <w:pPr>
+        <w:pStyle w:val="Liststycke"/>
+        <w:numPr>
+          <w:ilvl w:val="0"/>
+          <w:numId w:val="23"/>
+        </w:numPr>
+      </w:pPr>
+      <w:r>
+        <w:rPr>
+          <w:rStyle w:val="CodeChar"/>
+        </w:rPr>
+        <w:t>,</w:t>
+      </w:r>
+      <w:r>
+        <w:t xml:space="preserve"> </w:t>
+      </w:r>
+      <w:r>
+        <w:t>avser</w:t>
+      </w:r>
+      <w:r>
+        <w:t xml:space="preserve"> tusentalsavgränsare. Minst ett # måste stå före det första kommat. Oanvända komman till vänster om första siffran blir fyllnadstecken. Om talet är negativt skrivs minustecknet alltid ut som första tecken, även om den platsen egentligen är avsedd för ett komma.</w:t>
+      </w:r>
+      <w:r>
+        <w:br/>
+      </w:r>
+    </w:p>
+    <w:p>
+      <w:pPr>
+        <w:pStyle w:val="Liststycke"/>
+        <w:numPr>
+          <w:ilvl w:val="0"/>
+          <w:numId w:val="23"/>
+        </w:numPr>
+      </w:pPr>
+      <w:r>
+        <w:rPr>
+          <w:rStyle w:val="CodeChar"/>
+        </w:rPr>
+        <w:t>$</w:t>
+      </w:r>
+      <w:r>
+        <w:t xml:space="preserve"> </w:t>
+      </w:r>
+      <w:r>
+        <w:t>avser ett</w:t>
+      </w:r>
+      <w:r>
+        <w:t xml:space="preserve"> dollartecken</w:t>
+      </w:r>
+      <w:r>
+        <w:t xml:space="preserve"> som f</w:t>
+      </w:r>
+      <w:r>
+        <w:t xml:space="preserve">lyter (hamnar precis intill första siffran) endast om det föregås direkt av ett </w:t>
+      </w:r>
+      <w:r>
+        <w:rPr>
+          <w:rStyle w:val="CodeChar"/>
+        </w:rPr>
+        <w:t>#</w:t>
+      </w:r>
+      <w:r>
+        <w:t xml:space="preserve">. Utan föregående </w:t>
+      </w:r>
+      <w:r>
+        <w:rPr>
+          <w:rStyle w:val="CodeChar"/>
+        </w:rPr>
+        <w:t>#</w:t>
+      </w:r>
+      <w:r>
+        <w:t xml:space="preserve"> blir det ett fast, orörligt dollartecken på angiven plats i strängen.</w:t>
+      </w:r>
+      <w:r>
+        <w:br/>
+      </w:r>
+    </w:p>
+    <w:p>
+      <w:pPr>
+        <w:pStyle w:val="Liststycke"/>
+        <w:numPr>
+          <w:ilvl w:val="0"/>
+          <w:numId w:val="23"/>
+        </w:numPr>
+      </w:pPr>
+      <w:r>
+        <w:rPr>
+          <w:rStyle w:val="CodeChar"/>
+        </w:rPr>
+        <w:t>^^^^</w:t>
+      </w:r>
+      <w:r>
+        <w:t xml:space="preserve"> </w:t>
+      </w:r>
+      <w:r>
+        <w:t xml:space="preserve"> (</w:t>
+      </w:r>
+      <w:r>
+        <w:t>exakt fyra cirkumflex-tecken</w:t>
+      </w:r>
+      <w:r>
+        <w:t>)</w:t>
+      </w:r>
+      <w:r>
+        <w:t xml:space="preserve"> ger vetenskaplig notation (E-format). Kräver minst ett </w:t>
+      </w:r>
+      <w:r>
+        <w:rPr>
+          <w:rStyle w:val="CodeChar"/>
+        </w:rPr>
+        <w:t>#</w:t>
+      </w:r>
+      <w:r>
+        <w:t xml:space="preserve"> före tecknen. Fel antal (inte exakt fyra) ger syntaxfel.</w:t>
+      </w:r>
+      <w:r>
+        <w:br/>
+      </w:r>
+    </w:p>
+    <w:p>
+      <w:pPr>
+        <w:pStyle w:val="Liststycke"/>
+        <w:numPr>
+          <w:ilvl w:val="0"/>
+          <w:numId w:val="23"/>
+        </w:numPr>
+      </w:pPr>
+      <w:r>
+        <w:rPr>
+          <w:rStyle w:val="CodeChar"/>
+        </w:rPr>
+        <w:t>=</w:t>
+      </w:r>
+      <w:r>
+        <w:t xml:space="preserve"> centrerar en sträng i fältet (endast </w:t>
+      </w:r>
+      <w:proofErr w:type="spellStart"/>
+      <w:r>
+        <w:t>strängdata</w:t>
+      </w:r>
+      <w:proofErr w:type="spellEnd"/>
+      <w:r>
+        <w:t>).</w:t>
+      </w:r>
+      <w:r>
+        <w:br/>
+      </w:r>
+    </w:p>
+    <w:p>
+      <w:pPr>
+        <w:pStyle w:val="Liststycke"/>
+        <w:numPr>
+          <w:ilvl w:val="0"/>
+          <w:numId w:val="23"/>
+        </w:numPr>
+      </w:pPr>
+      <w:r>
+        <w:rPr>
+          <w:rStyle w:val="CodeChar"/>
+        </w:rPr>
+        <w:t>&gt;</w:t>
+      </w:r>
+      <w:r>
+        <w:t xml:space="preserve"> </w:t>
+      </w:r>
+      <w:proofErr w:type="spellStart"/>
+      <w:r>
+        <w:t>högerjusterar</w:t>
+      </w:r>
+      <w:proofErr w:type="spellEnd"/>
+      <w:r>
+        <w:t xml:space="preserve"> en sträng i fältet (endast </w:t>
+      </w:r>
+      <w:proofErr w:type="spellStart"/>
+      <w:r>
+        <w:t>strängdata</w:t>
+      </w:r>
+      <w:proofErr w:type="spellEnd"/>
+      <w:r>
+        <w:t>).</w:t>
+      </w:r>
+    </w:p>
+    <w:p>
+      <w:r>
+        <w:t>Alla andra tecken i formatsträngen skrivs ut som vanlig, orörd text (bra för att bygga tabeller).</w:t>
+      </w:r>
+    </w:p>
+    <w:p>
+      <w:r>
+        <w:t>TODO: Ge exempel på ^</w:t>
+      </w:r>
+      <w:r>
+        <w:t>^^^</w:t>
+      </w:r>
+    </w:p>
+    <w:p>
+      <w:r>
+        <w:t>TODO: PUDEF</w:t>
       </w:r>
     </w:p>
     <w:p>
@@ -12754,38 +12755,40 @@
           <w:p>
             <w:pPr>
               <w:pStyle w:val="Kodfrklaring"/>
-            </w:pPr>
-            <w:r>
+              <w:rPr>
+                <w:lang w:val="sv-SE"/>
+              </w:rPr>
+            </w:pPr>
+            <w:r>
+              <w:rPr>
+                <w:lang w:val="sv-SE"/>
+              </w:rPr>
               <w:br/>
             </w:r>
             <w:r>
-              <w:t xml:space="preserve">Rad 20 </w:t>
-            </w:r>
-            <w:proofErr w:type="spellStart"/>
-            <w:r>
-              <w:t>pausar</w:t>
-            </w:r>
-            <w:proofErr w:type="spellEnd"/>
-            <w:r>
-              <w:t xml:space="preserve"> </w:t>
-            </w:r>
-            <w:proofErr w:type="spellStart"/>
-            <w:r>
-              <w:t>i</w:t>
-            </w:r>
-            <w:proofErr w:type="spellEnd"/>
-            <w:r>
-              <w:t xml:space="preserve"> 20 sekunder.</w:t>
+              <w:rPr>
+                <w:lang w:val="sv-SE"/>
+              </w:rPr>
+              <w:t>Rad 20 pausar i 20 sekunder.</w:t>
             </w:r>
           </w:p>
           <w:p>
             <w:pPr>
               <w:pStyle w:val="Kodfrklaring"/>
-            </w:pPr>
-            <w:r>
+              <w:rPr>
+                <w:lang w:val="sv-SE"/>
+              </w:rPr>
+            </w:pPr>
+            <w:r>
+              <w:rPr>
+                <w:lang w:val="sv-SE"/>
+              </w:rPr>
               <w:t>Rad 30</w:t>
             </w:r>
             <w:r>
+              <w:rPr>
+                <w:lang w:val="sv-SE"/>
+              </w:rPr>
               <w:t xml:space="preserve"> begär en inmatning från användaren.</w:t>
             </w:r>
           </w:p>
@@ -12874,28 +12877,13 @@
           <w:p>
             <w:pPr>
               <w:pStyle w:val="Code"/>
-              <w:rPr>
-                <w:lang w:val="en-US"/>
-              </w:rPr>
-            </w:pPr>
-            <w:r>
-              <w:rPr>
-                <w:lang w:val="en-US"/>
-              </w:rPr>
+            </w:pPr>
+            <w:r>
               <w:t>20 SLEEP 20</w:t>
             </w:r>
             <w:r>
-              <w:rPr>
-                <w:lang w:val="en-US"/>
-              </w:rPr>
               <w:br/>
-              <w:t>25</w:t>
-            </w:r>
-            <w:r>
-              <w:rPr>
-                <w:lang w:val="en-US"/>
-              </w:rPr>
-              <w:t xml:space="preserve"> POKE 208,0</w:t>
+              <w:t>25 POKE 208,0</w:t>
             </w:r>
           </w:p>
           <w:p>
@@ -12934,44 +12922,47 @@
           <w:p>
             <w:pPr>
               <w:pStyle w:val="Kodfrklaring"/>
-            </w:pPr>
-            <w:r>
+              <w:rPr>
+                <w:lang w:val="sv-SE"/>
+              </w:rPr>
+            </w:pPr>
+            <w:r>
+              <w:rPr>
+                <w:lang w:val="sv-SE"/>
+              </w:rPr>
               <w:br/>
             </w:r>
             <w:r>
-              <w:t xml:space="preserve">Rad 20 </w:t>
-            </w:r>
-            <w:proofErr w:type="spellStart"/>
-            <w:r>
-              <w:t>pausar</w:t>
-            </w:r>
-            <w:proofErr w:type="spellEnd"/>
-            <w:r>
-              <w:t xml:space="preserve"> </w:t>
-            </w:r>
-            <w:proofErr w:type="spellStart"/>
-            <w:r>
-              <w:t>i</w:t>
-            </w:r>
-            <w:proofErr w:type="spellEnd"/>
-            <w:r>
-              <w:t xml:space="preserve"> 20 sekunder.</w:t>
+              <w:rPr>
+                <w:lang w:val="sv-SE"/>
+              </w:rPr>
+              <w:t>Rad 20 pausar i 20 sekunder.</w:t>
             </w:r>
           </w:p>
           <w:p>
             <w:pPr>
               <w:pStyle w:val="Kodfrklaring"/>
-            </w:pPr>
-            <w:r>
+              <w:rPr>
+                <w:lang w:val="sv-SE"/>
+              </w:rPr>
+            </w:pPr>
+            <w:r>
+              <w:rPr>
+                <w:lang w:val="sv-SE"/>
+              </w:rPr>
               <w:t>Rad 25 tömmer tangentbordsbufferten</w:t>
             </w:r>
             <w:r>
+              <w:rPr>
+                <w:lang w:val="sv-SE"/>
+              </w:rPr>
               <w:t>.</w:t>
             </w:r>
             <w:r>
+              <w:rPr>
+                <w:lang w:val="sv-SE"/>
+              </w:rPr>
               <w:br/>
-            </w:r>
-            <w:r>
               <w:t>Rad 30 begär en inmatning från användaren.</w:t>
             </w:r>
           </w:p>
@@ -14335,21 +14326,7 @@
                 <w:lang w:val="sv-SE"/>
               </w:rPr>
               <w:br/>
-              <w:t xml:space="preserve">Rad </w:t>
-            </w:r>
-            <w:proofErr w:type="gramStart"/>
-            <w:r>
-              <w:rPr>
-                <w:lang w:val="sv-SE"/>
-              </w:rPr>
-              <w:t>40-110</w:t>
-            </w:r>
-            <w:proofErr w:type="gramEnd"/>
-            <w:r>
-              <w:rPr>
-                <w:lang w:val="sv-SE"/>
-              </w:rPr>
-              <w:t xml:space="preserve"> placerar ut individuella pixlar med vald förgrundsfärg.</w:t>
+              <w:t>Rad 40-110 placerar ut individuella pixlar med vald förgrundsfärg.</w:t>
             </w:r>
             <w:r>
               <w:rPr>
@@ -14855,7 +14832,6 @@
       <w:r>
         <w:t xml:space="preserve"> tar är färgen som ska fyllas (</w:t>
       </w:r>
-      <w:proofErr w:type="gramStart"/>
       <w:r>
         <w:rPr>
           <w:rStyle w:val="CodeChar"/>
@@ -14871,7 +14847,6 @@
         </w:rPr>
         <w:t>3</w:t>
       </w:r>
-      <w:proofErr w:type="gramEnd"/>
       <w:r>
         <w:t xml:space="preserve">, </w:t>
       </w:r>
@@ -15518,73 +15493,51 @@
               <w:rPr>
                 <w:lang w:val="sv-SE"/>
               </w:rPr>
+              <w:t>Rad 40-60 ritar tre cirklar i olika färger på position 30,50. Den yttersta har färgindex 1, den innersta har färgindex 3.</w:t>
+            </w:r>
+            <w:r>
+              <w:rPr>
+                <w:lang w:val="sv-SE"/>
+              </w:rPr>
+              <w:br/>
+            </w:r>
+          </w:p>
+          <w:p>
+            <w:pPr>
+              <w:pStyle w:val="Kodfrklaring"/>
+              <w:rPr>
+                <w:lang w:val="sv-SE"/>
+              </w:rPr>
+            </w:pPr>
+            <w:r>
+              <w:rPr>
+                <w:lang w:val="sv-SE"/>
+              </w:rPr>
               <w:t xml:space="preserve">Rad </w:t>
             </w:r>
-            <w:proofErr w:type="gramStart"/>
             <w:r>
               <w:rPr>
                 <w:lang w:val="sv-SE"/>
               </w:rPr>
-              <w:t>40-60</w:t>
-            </w:r>
-            <w:proofErr w:type="gramEnd"/>
+              <w:t>9</w:t>
+            </w:r>
             <w:r>
               <w:rPr>
                 <w:lang w:val="sv-SE"/>
               </w:rPr>
-              <w:t xml:space="preserve"> ritar tre cirklar i olika färger på position 30,50. Den yttersta har färgindex 1, den innersta har färgindex 3.</w:t>
+              <w:t>0-</w:t>
             </w:r>
             <w:r>
               <w:rPr>
                 <w:lang w:val="sv-SE"/>
               </w:rPr>
-              <w:br/>
-            </w:r>
-          </w:p>
-          <w:p>
-            <w:pPr>
-              <w:pStyle w:val="Kodfrklaring"/>
+              <w:t>11</w:t>
+            </w:r>
+            <w:r>
               <w:rPr>
                 <w:lang w:val="sv-SE"/>
               </w:rPr>
-            </w:pPr>
-            <w:r>
-              <w:rPr>
-                <w:lang w:val="sv-SE"/>
-              </w:rPr>
-              <w:t xml:space="preserve">Rad </w:t>
-            </w:r>
-            <w:proofErr w:type="gramStart"/>
-            <w:r>
-              <w:rPr>
-                <w:lang w:val="sv-SE"/>
-              </w:rPr>
-              <w:t>9</w:t>
-            </w:r>
-            <w:r>
-              <w:rPr>
-                <w:lang w:val="sv-SE"/>
-              </w:rPr>
-              <w:t>0-</w:t>
-            </w:r>
-            <w:r>
-              <w:rPr>
-                <w:lang w:val="sv-SE"/>
-              </w:rPr>
-              <w:t>11</w:t>
-            </w:r>
-            <w:r>
-              <w:rPr>
-                <w:lang w:val="sv-SE"/>
-              </w:rPr>
-              <w:t>0</w:t>
-            </w:r>
-            <w:proofErr w:type="gramEnd"/>
-            <w:r>
-              <w:rPr>
-                <w:lang w:val="sv-SE"/>
-              </w:rPr>
-              <w:t xml:space="preserve"> ritar tre cirklar i olika färger på position </w:t>
+              <w:t xml:space="preserve">0 ritar tre cirklar i olika färger på position </w:t>
             </w:r>
             <w:r>
               <w:rPr>
@@ -16111,14 +16064,12 @@
       <w:r>
         <w:t xml:space="preserve"> till </w:t>
       </w:r>
-      <w:proofErr w:type="gramStart"/>
       <w:r>
         <w:rPr>
           <w:rStyle w:val="CodeChar"/>
         </w:rPr>
         <w:t>65535</w:t>
       </w:r>
-      <w:proofErr w:type="gramEnd"/>
       <w:r>
         <w:t>) och längd (angivet i sextiondels sekunder). Använd endast dessa tre argument, spelas en rak ton med i en fyrkantsvåg med en neutral inställning på pulsbredden. Följande spelar tonen A under en sekund:</w:t>
       </w:r>
@@ -16206,14 +16157,12 @@
       <w:r>
         <w:t xml:space="preserve"> till </w:t>
       </w:r>
-      <w:proofErr w:type="gramStart"/>
       <w:r>
         <w:rPr>
           <w:rStyle w:val="CodeChar"/>
         </w:rPr>
         <w:t>65535</w:t>
       </w:r>
-      <w:proofErr w:type="gramEnd"/>
       <w:r>
         <w:t>)</w:t>
       </w:r>
@@ -16301,14 +16250,12 @@
       <w:r>
         <w:t xml:space="preserve"> till </w:t>
       </w:r>
-      <w:proofErr w:type="gramStart"/>
       <w:r>
         <w:rPr>
           <w:rStyle w:val="CodeChar"/>
         </w:rPr>
         <w:t>65535</w:t>
       </w:r>
-      <w:proofErr w:type="gramEnd"/>
       <w:r>
         <w:t>)</w:t>
       </w:r>
@@ -16333,14 +16280,12 @@
       <w:r>
         <w:t xml:space="preserve"> till </w:t>
       </w:r>
-      <w:proofErr w:type="gramStart"/>
       <w:r>
         <w:rPr>
           <w:rStyle w:val="CodeChar"/>
         </w:rPr>
         <w:t>65535</w:t>
       </w:r>
-      <w:proofErr w:type="gramEnd"/>
       <w:r>
         <w:t>)</w:t>
       </w:r>
@@ -16576,13 +16521,8 @@
         <w:pStyle w:val="Code"/>
       </w:pPr>
       <w:r>
-        <w:t>SOUND 1,</w:t>
-      </w:r>
-      <w:proofErr w:type="gramStart"/>
-      <w:r>
-        <w:t>3800,60,,,,</w:t>
-      </w:r>
-      <w:proofErr w:type="gramEnd"/>
+        <w:t>SOUND 1,3800,60,,,,</w:t>
+      </w:r>
       <w:r>
         <w:t>2</w:t>
       </w:r>
@@ -16857,7 +16797,6 @@
         </w:rPr>
         <w:t xml:space="preserve"> är </w:t>
       </w:r>
-      <w:proofErr w:type="gramStart"/>
       <w:r>
         <w:rPr>
           <w:rStyle w:val="CodeChar"/>
@@ -16866,7 +16805,6 @@
         </w:rPr>
         <w:t>12000</w:t>
       </w:r>
-      <w:proofErr w:type="gramEnd"/>
       <w:r>
         <w:rPr>
           <w:i/>
@@ -17087,21 +17025,7 @@
               <w:rPr>
                 <w:lang w:val="en-US"/>
               </w:rPr>
-              <w:t>20 SOUND 1,</w:t>
-            </w:r>
-            <w:proofErr w:type="gramStart"/>
-            <w:r>
-              <w:rPr>
-                <w:lang w:val="en-US"/>
-              </w:rPr>
-              <w:t>3800,120,,,,</w:t>
-            </w:r>
-            <w:proofErr w:type="gramEnd"/>
-            <w:r>
-              <w:rPr>
-                <w:lang w:val="en-US"/>
-              </w:rPr>
-              <w:t>A</w:t>
+              <w:t>20 SOUND 1,3800,120,,,,A</w:t>
             </w:r>
           </w:p>
           <w:p>
@@ -17310,15 +17234,7 @@
         <w:pStyle w:val="Code"/>
       </w:pPr>
       <w:r>
-        <w:t>SOUND 1,</w:t>
-      </w:r>
-      <w:proofErr w:type="gramStart"/>
-      <w:r>
-        <w:t>3800,60,,,,</w:t>
-      </w:r>
-      <w:proofErr w:type="gramEnd"/>
-      <w:r>
-        <w:t>2,2048</w:t>
+        <w:t>SOUND 1,3800,60,,,,2,2048</w:t>
       </w:r>
     </w:p>
     <w:p>
@@ -17451,15 +17367,7 @@
         <w:pStyle w:val="Code"/>
       </w:pPr>
       <w:r>
-        <w:t>SOUND 1,</w:t>
-      </w:r>
-      <w:proofErr w:type="gramStart"/>
-      <w:r>
-        <w:t>3800,60,,,,</w:t>
-      </w:r>
-      <w:proofErr w:type="gramEnd"/>
-      <w:r>
-        <w:t>2,1024</w:t>
+        <w:t>SOUND 1,3800,60,,,,2,1024</w:t>
       </w:r>
     </w:p>
     <w:p>
@@ -17490,15 +17398,7 @@
         <w:pStyle w:val="Code"/>
       </w:pPr>
       <w:r>
-        <w:t>SOUND 1,</w:t>
-      </w:r>
-      <w:proofErr w:type="gramStart"/>
-      <w:r>
-        <w:t>3800,60,,,,</w:t>
-      </w:r>
-      <w:proofErr w:type="gramEnd"/>
-      <w:r>
-        <w:t>2,</w:t>
+        <w:t>SOUND 1,3800,60,,,,2,</w:t>
       </w:r>
       <w:r>
         <w:t>3072</w:t>
@@ -17818,16 +17718,8 @@
               <w:rPr>
                 <w:lang w:val="en-US"/>
               </w:rPr>
-              <w:t xml:space="preserve">50 FOR P=0 TO </w:t>
-            </w:r>
-            <w:proofErr w:type="gramStart"/>
-            <w:r>
-              <w:rPr>
-                <w:lang w:val="en-US"/>
-              </w:rPr>
-              <w:t>10:NEXT</w:t>
-            </w:r>
-            <w:proofErr w:type="gramEnd"/>
+              <w:t>50 FOR P=0 TO 10:NEXT</w:t>
+            </w:r>
             <w:r>
               <w:rPr>
                 <w:lang w:val="en-US"/>
@@ -17854,16 +17746,8 @@
                 <w:lang w:val="en-US"/>
               </w:rPr>
               <w:br/>
-              <w:t xml:space="preserve">90 FOR P=0 TO </w:t>
-            </w:r>
-            <w:proofErr w:type="gramStart"/>
-            <w:r>
-              <w:rPr>
-                <w:lang w:val="en-US"/>
-              </w:rPr>
-              <w:t>10:NEXT</w:t>
-            </w:r>
-            <w:proofErr w:type="gramEnd"/>
+              <w:t>90 FOR P=0 TO 10:NEXT</w:t>
+            </w:r>
           </w:p>
           <w:p>
             <w:pPr>
@@ -17953,48 +17837,20 @@
                 <w:lang w:val="sv-SE"/>
               </w:rPr>
               <w:br/>
-              <w:t xml:space="preserve">Rad </w:t>
-            </w:r>
-            <w:proofErr w:type="gramStart"/>
+              <w:t>Rad 30-60 sänker volymen med en kort paus (rad 50).</w:t>
+            </w:r>
             <w:r>
               <w:rPr>
                 <w:lang w:val="sv-SE"/>
               </w:rPr>
-              <w:t>30-60</w:t>
-            </w:r>
-            <w:proofErr w:type="gramEnd"/>
+              <w:br/>
+            </w:r>
             <w:r>
               <w:rPr>
                 <w:lang w:val="sv-SE"/>
               </w:rPr>
-              <w:t xml:space="preserve"> sänker volymen med en kort paus (rad 50).</w:t>
-            </w:r>
-            <w:r>
-              <w:rPr>
-                <w:lang w:val="sv-SE"/>
-              </w:rPr>
               <w:br/>
-            </w:r>
-            <w:r>
-              <w:rPr>
-                <w:lang w:val="sv-SE"/>
-              </w:rPr>
-              <w:br/>
-              <w:t xml:space="preserve">Rad </w:t>
-            </w:r>
-            <w:proofErr w:type="gramStart"/>
-            <w:r>
-              <w:rPr>
-                <w:lang w:val="sv-SE"/>
-              </w:rPr>
-              <w:t>70-100</w:t>
-            </w:r>
-            <w:proofErr w:type="gramEnd"/>
-            <w:r>
-              <w:rPr>
-                <w:lang w:val="sv-SE"/>
-              </w:rPr>
-              <w:t xml:space="preserve"> höjer volymen.</w:t>
+              <w:t>Rad 70-100 höjer volymen.</w:t>
             </w:r>
           </w:p>
           <w:p>
@@ -18074,39 +17930,15 @@
       </w:r>
       <w:r>
         <w:br/>
-        <w:t>20 SOUND 1,</w:t>
-      </w:r>
-      <w:proofErr w:type="gramStart"/>
-      <w:r>
-        <w:t>8900,120,,,,</w:t>
-      </w:r>
-      <w:proofErr w:type="gramEnd"/>
-      <w:r>
-        <w:t>1</w:t>
+        <w:t>20 SOUND 1,8900,120,,,,1</w:t>
       </w:r>
       <w:r>
         <w:br/>
-        <w:t>30 SOUND 1,</w:t>
-      </w:r>
-      <w:proofErr w:type="gramStart"/>
-      <w:r>
-        <w:t>11100,120,,,,</w:t>
-      </w:r>
-      <w:proofErr w:type="gramEnd"/>
-      <w:r>
-        <w:t>1</w:t>
+        <w:t>30 SOUND 1,11100,120,,,,1</w:t>
       </w:r>
       <w:r>
         <w:br/>
-        <w:t>40 SOUND 1,</w:t>
-      </w:r>
-      <w:proofErr w:type="gramStart"/>
-      <w:r>
-        <w:t>13500,120,,,,</w:t>
-      </w:r>
-      <w:proofErr w:type="gramEnd"/>
-      <w:r>
-        <w:t>1</w:t>
+        <w:t>40 SOUND 1,13500,120,,,,1</w:t>
       </w:r>
     </w:p>
     <w:bookmarkEnd w:id="24"/>
@@ -18128,39 +17960,15 @@
       </w:r>
       <w:r>
         <w:br/>
-        <w:t>20 SOUND 1,</w:t>
-      </w:r>
-      <w:proofErr w:type="gramStart"/>
-      <w:r>
-        <w:t>8900,120,,,,</w:t>
-      </w:r>
-      <w:proofErr w:type="gramEnd"/>
-      <w:r>
-        <w:t>1</w:t>
+        <w:t>20 SOUND 1,8900,120,,,,1</w:t>
       </w:r>
       <w:r>
         <w:br/>
-        <w:t>30 SOUND 2,</w:t>
-      </w:r>
-      <w:proofErr w:type="gramStart"/>
-      <w:r>
-        <w:t>11100,120,,,,</w:t>
-      </w:r>
-      <w:proofErr w:type="gramEnd"/>
-      <w:r>
-        <w:t>1</w:t>
+        <w:t>30 SOUND 2,11100,120,,,,1</w:t>
       </w:r>
       <w:r>
         <w:br/>
-        <w:t>40 SOUND 3,</w:t>
-      </w:r>
-      <w:proofErr w:type="gramStart"/>
-      <w:r>
-        <w:t>13500,120,,,,</w:t>
-      </w:r>
-      <w:proofErr w:type="gramEnd"/>
-      <w:r>
-        <w:t>1</w:t>
+        <w:t>40 SOUND 3,13500,120,,,,1</w:t>
       </w:r>
     </w:p>
     <w:p>
@@ -18538,15 +18346,7 @@
         <w:t>3</w:t>
       </w:r>
       <w:r>
-        <w:t xml:space="preserve">). Med den kunskapen kan vi t.ex. spela </w:t>
-      </w:r>
-      <w:proofErr w:type="gramStart"/>
-      <w:r>
-        <w:t>2-3</w:t>
-      </w:r>
-      <w:proofErr w:type="gramEnd"/>
-      <w:r>
-        <w:t xml:space="preserve"> toner samtidigt.</w:t>
+        <w:t>). Med den kunskapen kan vi t.ex. spela 2-3 toner samtidigt.</w:t>
       </w:r>
     </w:p>
     <w:p>
@@ -19991,19 +19791,11 @@
       <w:r>
         <w:t xml:space="preserve"> du befinner dig, använd funktionen </w:t>
       </w:r>
-      <w:proofErr w:type="gramStart"/>
-      <w:r>
-        <w:rPr>
-          <w:rStyle w:val="CodeChar"/>
-        </w:rPr>
-        <w:t>RGR(</w:t>
-      </w:r>
-      <w:proofErr w:type="gramEnd"/>
-      <w:r>
-        <w:rPr>
-          <w:rStyle w:val="CodeChar"/>
-        </w:rPr>
-        <w:t>0)</w:t>
+      <w:r>
+        <w:rPr>
+          <w:rStyle w:val="CodeChar"/>
+        </w:rPr>
+        <w:t>RGR(0)</w:t>
       </w:r>
       <w:r>
         <w:fldChar w:fldCharType="begin"/>
@@ -20214,19 +20006,11 @@
       <w:r>
         <w:t xml:space="preserve">Om det enda du vill veta är huruvida 80-kolumnsskärmen är aktiv eller ej, kontrollera om </w:t>
       </w:r>
-      <w:proofErr w:type="gramStart"/>
-      <w:r>
-        <w:rPr>
-          <w:rStyle w:val="CodeChar"/>
-        </w:rPr>
-        <w:t>PEEK(</w:t>
-      </w:r>
-      <w:proofErr w:type="gramEnd"/>
-      <w:r>
-        <w:rPr>
-          <w:rStyle w:val="CodeChar"/>
-        </w:rPr>
-        <w:t>215)</w:t>
+      <w:r>
+        <w:rPr>
+          <w:rStyle w:val="CodeChar"/>
+        </w:rPr>
+        <w:t>PEEK(215)</w:t>
       </w:r>
       <w:r>
         <w:t xml:space="preserve"> ger </w:t>
@@ -20268,15 +20052,7 @@
         <w:pStyle w:val="Code"/>
       </w:pPr>
       <w:r>
-        <w:t xml:space="preserve">10 IF </w:t>
-      </w:r>
-      <w:proofErr w:type="gramStart"/>
-      <w:r>
-        <w:t>RGR(0)&lt;</w:t>
-      </w:r>
-      <w:proofErr w:type="gramEnd"/>
-      <w:r>
-        <w:t xml:space="preserve">5 THEN PRINT "DU </w:t>
+        <w:t xml:space="preserve">10 IF RGR(0)&lt;5 THEN PRINT "DU </w:t>
       </w:r>
       <w:r>
         <w:t>Ä</w:t>
@@ -20288,15 +20064,7 @@
         <w:t>Ä</w:t>
       </w:r>
       <w:r>
-        <w:t>GE.</w:t>
-      </w:r>
-      <w:proofErr w:type="gramStart"/>
-      <w:r>
-        <w:t>" :</w:t>
-      </w:r>
-      <w:proofErr w:type="gramEnd"/>
-      <w:r>
-        <w:t xml:space="preserve"> ELSE PRINT "DU </w:t>
+        <w:t xml:space="preserve">GE." : ELSE PRINT "DU </w:t>
       </w:r>
       <w:r>
         <w:t>Ä</w:t>
@@ -20338,15 +20106,7 @@
         <w:t>Ä</w:t>
       </w:r>
       <w:r>
-        <w:t>RM!</w:t>
-      </w:r>
-      <w:proofErr w:type="gramStart"/>
-      <w:r>
-        <w:t>":GOTO</w:t>
-      </w:r>
-      <w:proofErr w:type="gramEnd"/>
-      <w:r>
-        <w:t xml:space="preserve"> 10</w:t>
+        <w:t>RM!":GOTO 10</w:t>
       </w:r>
     </w:p>
     <w:p>
@@ -20726,15 +20486,7 @@
         </w:numPr>
       </w:pPr>
       <w:r>
-        <w:t xml:space="preserve">Hur man sparar och återkallar annan </w:t>
-      </w:r>
-      <w:proofErr w:type="gramStart"/>
-      <w:r>
-        <w:t>binär data</w:t>
-      </w:r>
-      <w:proofErr w:type="gramEnd"/>
-      <w:r>
-        <w:t>, som t.ex. sprites</w:t>
+        <w:t>Hur man sparar och återkallar annan binär data, som t.ex. sprites</w:t>
       </w:r>
     </w:p>
     <w:p>
@@ -20936,29 +20688,13 @@
         <w:pStyle w:val="Code"/>
       </w:pPr>
       <w:r>
-        <w:t>HEADER "NY DISKETT</w:t>
-      </w:r>
-      <w:proofErr w:type="gramStart"/>
-      <w:r>
-        <w:t>"</w:t>
+        <w:t>HEADER "NY DISKETT"</w:t>
       </w:r>
       <w:r>
         <w:t>,</w:t>
       </w:r>
       <w:r>
-        <w:t>IYT</w:t>
-      </w:r>
-      <w:proofErr w:type="gramEnd"/>
-      <w:r>
-        <w:t>,D</w:t>
-      </w:r>
-      <w:proofErr w:type="gramStart"/>
-      <w:r>
-        <w:t>0,U</w:t>
-      </w:r>
-      <w:proofErr w:type="gramEnd"/>
-      <w:r>
-        <w:t>8</w:t>
+        <w:t>IYT,D0,U8</w:t>
       </w:r>
     </w:p>
     <w:p>
@@ -21041,7 +20777,7 @@
           <v:shape id="_x0000_i1026" type="#_x0000_t75" style="width:220.2pt;height:146.2pt" o:ole="">
             <v:imagedata r:id="rId17" o:title=""/>
           </v:shape>
-          <o:OLEObject Type="Embed" ProgID="Unknown" ShapeID="_x0000_i1026" DrawAspect="Content" ObjectID="_1846341672" r:id="rId18"/>
+          <o:OLEObject Type="Embed" ProgID="Unknown" ShapeID="_x0000_i1026" DrawAspect="Content" ObjectID="_1846772758" r:id="rId18"/>
         </w:object>
       </w:r>
     </w:p>
@@ -21210,49 +20946,21 @@
         <w:rPr>
           <w:lang w:val="en-US"/>
         </w:rPr>
-        <w:t>DIRECTORY D</w:t>
-      </w:r>
-      <w:proofErr w:type="gramStart"/>
-      <w:r>
+        <w:t>DIRECTORY D1,U9</w:t>
+      </w:r>
+    </w:p>
+    <w:p>
+      <w:pPr>
+        <w:pStyle w:val="Code"/>
         <w:rPr>
           <w:lang w:val="en-US"/>
         </w:rPr>
-        <w:t>1,U</w:t>
-      </w:r>
-      <w:proofErr w:type="gramEnd"/>
+      </w:pPr>
       <w:r>
         <w:rPr>
           <w:lang w:val="en-US"/>
         </w:rPr>
-        <w:t>9</w:t>
-      </w:r>
-    </w:p>
-    <w:p>
-      <w:pPr>
-        <w:pStyle w:val="Code"/>
-        <w:rPr>
-          <w:lang w:val="en-US"/>
-        </w:rPr>
-      </w:pPr>
-      <w:r>
-        <w:rPr>
-          <w:lang w:val="en-US"/>
-        </w:rPr>
-        <w:t>DIRECTORY D</w:t>
-      </w:r>
-      <w:proofErr w:type="gramStart"/>
-      <w:r>
-        <w:rPr>
-          <w:lang w:val="en-US"/>
-        </w:rPr>
-        <w:t>1,ON</w:t>
-      </w:r>
-      <w:proofErr w:type="gramEnd"/>
-      <w:r>
-        <w:rPr>
-          <w:lang w:val="en-US"/>
-        </w:rPr>
-        <w:t xml:space="preserve"> U9</w:t>
+        <w:t>DIRECTORY D1,ON U9</w:t>
       </w:r>
     </w:p>
     <w:p>
@@ -21585,16 +21293,11 @@
         <w:t xml:space="preserve">DLOAD </w:t>
       </w:r>
       <w:r>
-        <w:t>"PROGRAMNAMN</w:t>
-      </w:r>
-      <w:proofErr w:type="gramStart"/>
-      <w:r>
-        <w:t>",</w:t>
+        <w:t>"PROGRAMNAMN",</w:t>
       </w:r>
       <w:r>
         <w:t>D</w:t>
       </w:r>
-      <w:proofErr w:type="gramEnd"/>
       <w:r>
         <w:t>0</w:t>
       </w:r>
@@ -21607,16 +21310,11 @@
         <w:t xml:space="preserve">DLOAD </w:t>
       </w:r>
       <w:r>
-        <w:t>"PROGRAMNAMN</w:t>
-      </w:r>
-      <w:proofErr w:type="gramStart"/>
-      <w:r>
-        <w:t>",</w:t>
+        <w:t>"PROGRAMNAMN",</w:t>
       </w:r>
       <w:r>
         <w:t>U</w:t>
       </w:r>
-      <w:proofErr w:type="gramEnd"/>
       <w:r>
         <w:t>8</w:t>
       </w:r>
@@ -21629,18 +21327,10 @@
         <w:t xml:space="preserve">DLOAD </w:t>
       </w:r>
       <w:r>
-        <w:t>"PROGRAMNAMN</w:t>
-      </w:r>
-      <w:proofErr w:type="gramStart"/>
-      <w:r>
-        <w:t>",</w:t>
-      </w:r>
-      <w:r>
-        <w:t>ON</w:t>
-      </w:r>
-      <w:proofErr w:type="gramEnd"/>
-      <w:r>
-        <w:t xml:space="preserve"> U</w:t>
+        <w:t>"PROGRAMNAMN",</w:t>
+      </w:r>
+      <w:r>
+        <w:t>ON U</w:t>
       </w:r>
       <w:r>
         <w:t>8</w:t>
@@ -21654,11 +21344,7 @@
         <w:t xml:space="preserve">DLOAD </w:t>
       </w:r>
       <w:r>
-        <w:t>"PROGRAMNAMN</w:t>
-      </w:r>
-      <w:proofErr w:type="gramStart"/>
-      <w:r>
-        <w:t>",</w:t>
+        <w:t>"PROGRAMNAMN",</w:t>
       </w:r>
       <w:r>
         <w:t>D</w:t>
@@ -21669,7 +21355,6 @@
       <w:r>
         <w:t>,U</w:t>
       </w:r>
-      <w:proofErr w:type="gramEnd"/>
       <w:r>
         <w:t>8</w:t>
       </w:r>
@@ -21682,11 +21367,7 @@
         <w:t xml:space="preserve">DLOAD </w:t>
       </w:r>
       <w:r>
-        <w:t>"PROGRAMNAMN</w:t>
-      </w:r>
-      <w:proofErr w:type="gramStart"/>
-      <w:r>
-        <w:t>",</w:t>
+        <w:t>"PROGRAMNAMN",</w:t>
       </w:r>
       <w:r>
         <w:t>D</w:t>
@@ -21695,11 +21376,7 @@
         <w:t>0</w:t>
       </w:r>
       <w:r>
-        <w:t>,ON</w:t>
-      </w:r>
-      <w:proofErr w:type="gramEnd"/>
-      <w:r>
-        <w:t xml:space="preserve"> U</w:t>
+        <w:t>,ON U</w:t>
       </w:r>
       <w:r>
         <w:t>8</w:t>
@@ -21744,21 +21421,7 @@
           <w:lang w:val="en-US"/>
         </w:rPr>
         <w:br/>
-        <w:t>DLOAD(A$</w:t>
-      </w:r>
-      <w:proofErr w:type="gramStart"/>
-      <w:r>
-        <w:rPr>
-          <w:lang w:val="en-US"/>
-        </w:rPr>
-        <w:t>),ON</w:t>
-      </w:r>
-      <w:proofErr w:type="gramEnd"/>
-      <w:r>
-        <w:rPr>
-          <w:lang w:val="en-US"/>
-        </w:rPr>
-        <w:t xml:space="preserve"> U8</w:t>
+        <w:t>DLOAD(A$),ON U8</w:t>
       </w:r>
     </w:p>
     <w:p>
@@ -21823,7 +21486,7 @@
           <v:shape id="_x0000_i1027" type="#_x0000_t75" style="width:277.95pt;height:229.35pt" o:ole="">
             <v:imagedata r:id="rId19" o:title=""/>
           </v:shape>
-          <o:OLEObject Type="Embed" ProgID="Unknown" ShapeID="_x0000_i1027" DrawAspect="Content" ObjectID="_1846341673" r:id="rId20"/>
+          <o:OLEObject Type="Embed" ProgID="Unknown" ShapeID="_x0000_i1027" DrawAspect="Content" ObjectID="_1846772759" r:id="rId20"/>
         </w:object>
       </w:r>
     </w:p>
@@ -21945,21 +21608,7 @@
         <w:rPr>
           <w:rStyle w:val="CodeChar"/>
         </w:rPr>
-        <w:t>DLOAD "FILNAMN</w:t>
-      </w:r>
-      <w:proofErr w:type="gramStart"/>
-      <w:r>
-        <w:rPr>
-          <w:rStyle w:val="CodeChar"/>
-        </w:rPr>
-        <w:t>",ON</w:t>
-      </w:r>
-      <w:proofErr w:type="gramEnd"/>
-      <w:r>
-        <w:rPr>
-          <w:rStyle w:val="CodeChar"/>
-        </w:rPr>
-        <w:t xml:space="preserve"> U8</w:t>
+        <w:t>DLOAD "FILNAMN",ON U8</w:t>
       </w:r>
       <w:r>
         <w:t xml:space="preserve"> motsvarar </w:t>
@@ -21986,21 +21635,7 @@
         <w:rPr>
           <w:rStyle w:val="CodeChar"/>
         </w:rPr>
-        <w:t>DSAVE "FILNAMN</w:t>
-      </w:r>
-      <w:proofErr w:type="gramStart"/>
-      <w:r>
-        <w:rPr>
-          <w:rStyle w:val="CodeChar"/>
-        </w:rPr>
-        <w:t>",ON</w:t>
-      </w:r>
-      <w:proofErr w:type="gramEnd"/>
-      <w:r>
-        <w:rPr>
-          <w:rStyle w:val="CodeChar"/>
-        </w:rPr>
-        <w:t xml:space="preserve"> U8</w:t>
+        <w:t>DSAVE "FILNAMN",ON U8</w:t>
       </w:r>
       <w:r>
         <w:t xml:space="preserve"> motsvarar </w:t>
@@ -22192,15 +21827,7 @@
         <w:pStyle w:val="Code"/>
       </w:pPr>
       <w:r>
-        <w:t>BSAVE "FILNAMN</w:t>
-      </w:r>
-      <w:proofErr w:type="gramStart"/>
-      <w:r>
-        <w:t>",D0,P</w:t>
-      </w:r>
-      <w:proofErr w:type="gramEnd"/>
-      <w:r>
-        <w:t>[STARTADRESS] TO P[SLUTADRESS]</w:t>
+        <w:t>BSAVE "FILNAMN",D0,P[STARTADRESS] TO P[SLUTADRESS]</w:t>
       </w:r>
     </w:p>
     <w:p>
@@ -22263,26 +21890,12 @@
         <w:rPr>
           <w:lang w:val="en-US"/>
         </w:rPr>
-        <w:t>BSAVE "SPRITE1", D</w:t>
-      </w:r>
-      <w:proofErr w:type="gramStart"/>
+        <w:t>BSAVE "SPRITE1", D0,P3584 TO</w:t>
+      </w:r>
       <w:r>
         <w:rPr>
           <w:lang w:val="en-US"/>
         </w:rPr>
-        <w:t>0,P</w:t>
-      </w:r>
-      <w:proofErr w:type="gramEnd"/>
-      <w:r>
-        <w:rPr>
-          <w:lang w:val="en-US"/>
-        </w:rPr>
-        <w:t>3584 TO</w:t>
-      </w:r>
-      <w:r>
-        <w:rPr>
-          <w:lang w:val="en-US"/>
-        </w:rPr>
         <w:t xml:space="preserve"> P3647</w:t>
       </w:r>
     </w:p>
@@ -22409,19 +22022,11 @@
       <w:r>
         <w:t xml:space="preserve"> värdet </w:t>
       </w:r>
-      <w:proofErr w:type="gramStart"/>
-      <w:r>
-        <w:rPr>
-          <w:rStyle w:val="CodeChar"/>
-        </w:rPr>
-        <w:t>73,CBM</w:t>
-      </w:r>
-      <w:proofErr w:type="gramEnd"/>
-      <w:r>
-        <w:rPr>
-          <w:rStyle w:val="CodeChar"/>
-        </w:rPr>
-        <w:t xml:space="preserve"> DOS V3.0 1571,00,00</w:t>
+      <w:r>
+        <w:rPr>
+          <w:rStyle w:val="CodeChar"/>
+        </w:rPr>
+        <w:t>73,CBM DOS V3.0 1571,00,00</w:t>
       </w:r>
       <w:r>
         <w:t>.</w:t>
@@ -22436,7 +22041,7 @@
           <v:shape id="_x0000_i1028" type="#_x0000_t75" style="width:277pt;height:137.5pt" o:ole="">
             <v:imagedata r:id="rId21" o:title=""/>
           </v:shape>
-          <o:OLEObject Type="Embed" ProgID="Unknown" ShapeID="_x0000_i1028" DrawAspect="Content" ObjectID="_1846341674" r:id="rId22"/>
+          <o:OLEObject Type="Embed" ProgID="Unknown" ShapeID="_x0000_i1028" DrawAspect="Content" ObjectID="_1846772760" r:id="rId22"/>
         </w:object>
       </w:r>
     </w:p>
@@ -22506,19 +22111,11 @@
       <w:r>
         <w:t xml:space="preserve">Låt säga att du försökt att läsa en diskett som är trasig på spår 1, sektor 16, skulle DS sättas till 66 och DS$ till </w:t>
       </w:r>
-      <w:proofErr w:type="gramStart"/>
-      <w:r>
-        <w:rPr>
-          <w:rStyle w:val="CodeChar"/>
-        </w:rPr>
-        <w:t>66,ILLEGAL</w:t>
-      </w:r>
-      <w:proofErr w:type="gramEnd"/>
-      <w:r>
-        <w:rPr>
-          <w:rStyle w:val="CodeChar"/>
-        </w:rPr>
-        <w:t xml:space="preserve"> TRACK OR SECTOR,01,16</w:t>
+      <w:r>
+        <w:rPr>
+          <w:rStyle w:val="CodeChar"/>
+        </w:rPr>
+        <w:t>66,ILLEGAL TRACK OR SECTOR,01,16</w:t>
       </w:r>
       <w:r>
         <w:rPr>
@@ -22840,21 +22437,10 @@
         <w:rPr>
           <w:rStyle w:val="CodeChar"/>
         </w:rPr>
-        <w:t xml:space="preserve">ARE YOU </w:t>
-      </w:r>
-      <w:proofErr w:type="gramStart"/>
-      <w:r>
-        <w:rPr>
-          <w:rStyle w:val="CodeChar"/>
-        </w:rPr>
-        <w:t>SURE?</w:t>
-      </w:r>
-      <w:r>
-        <w:t>,</w:t>
-      </w:r>
-      <w:proofErr w:type="gramEnd"/>
-      <w:r>
-        <w:t xml:space="preserve"> och ett svar som börjar på bokstaven </w:t>
+        <w:t>ARE YOU SURE?</w:t>
+      </w:r>
+      <w:r>
+        <w:t xml:space="preserve">, och ett svar som börjar på bokstaven </w:t>
       </w:r>
       <w:r>
         <w:rPr>
@@ -23714,7 +23300,7 @@
           <v:shape id="_x0000_i1029" type="#_x0000_t75" style="width:270.65pt;height:167.6pt" o:ole="">
             <v:imagedata r:id="rId23" o:title=""/>
           </v:shape>
-          <o:OLEObject Type="Embed" ProgID="Unknown" ShapeID="_x0000_i1029" DrawAspect="Content" ObjectID="_1846341675" r:id="rId24"/>
+          <o:OLEObject Type="Embed" ProgID="Unknown" ShapeID="_x0000_i1029" DrawAspect="Content" ObjectID="_1846772761" r:id="rId24"/>
         </w:object>
       </w:r>
     </w:p>
@@ -24565,7 +24151,7 @@
           <v:shape id="_x0000_i1030" type="#_x0000_t75" style="width:121.9pt;height:60.7pt" o:ole="">
             <v:imagedata r:id="rId26" o:title=""/>
           </v:shape>
-          <o:OLEObject Type="Embed" ProgID="Unknown" ShapeID="_x0000_i1030" DrawAspect="Content" ObjectID="_1846341676" r:id="rId27"/>
+          <o:OLEObject Type="Embed" ProgID="Unknown" ShapeID="_x0000_i1030" DrawAspect="Content" ObjectID="_1846772762" r:id="rId27"/>
         </w:object>
       </w:r>
     </w:p>
@@ -24683,7 +24269,7 @@
           <v:shape id="_x0000_i1031" type="#_x0000_t75" style="width:277pt;height:68.85pt" o:ole="">
             <v:imagedata r:id="rId28" o:title=""/>
           </v:shape>
-          <o:OLEObject Type="Embed" ProgID="Unknown" ShapeID="_x0000_i1031" DrawAspect="Content" ObjectID="_1846341677" r:id="rId29"/>
+          <o:OLEObject Type="Embed" ProgID="Unknown" ShapeID="_x0000_i1031" DrawAspect="Content" ObjectID="_1846772763" r:id="rId29"/>
         </w:object>
       </w:r>
     </w:p>
@@ -25043,7 +24629,6 @@
       <w:r>
         <w:t xml:space="preserve">) när du är redo. Om du vill avbryta, tryck på någon annan tangent, t.ex. </w:t>
       </w:r>
-      <w:proofErr w:type="spellStart"/>
       <w:r>
         <w:rPr>
           <w:b/>
@@ -25051,7 +24636,6 @@
         </w:rPr>
         <w:t>Escape</w:t>
       </w:r>
-      <w:proofErr w:type="spellEnd"/>
       <w:r>
         <w:t>.</w:t>
       </w:r>
@@ -25145,13 +24729,8 @@
         <w:pStyle w:val="Code"/>
       </w:pPr>
       <w:r>
-        <w:t xml:space="preserve">ED </w:t>
-      </w:r>
-      <w:proofErr w:type="gramStart"/>
-      <w:r>
-        <w:t>B:test.txt</w:t>
-      </w:r>
-      <w:proofErr w:type="gramEnd"/>
+        <w:t>ED B:test.txt</w:t>
+      </w:r>
     </w:p>
     <w:p>
       <w:r>
@@ -25410,14 +24989,12 @@
       <w:r>
         <w:t xml:space="preserve"> innan något fel har inträffat, får du svaret </w:t>
       </w:r>
-      <w:proofErr w:type="gramStart"/>
       <w:r>
         <w:rPr>
           <w:rStyle w:val="CodeChar"/>
         </w:rPr>
         <w:t>65535</w:t>
       </w:r>
-      <w:proofErr w:type="gramEnd"/>
       <w:r>
         <w:t xml:space="preserve">. Du vet att inget fel har uppstått, eftersom ett giltigt radnummer </w:t>
       </w:r>
@@ -25433,14 +25010,12 @@
       <w:r>
         <w:t xml:space="preserve"> och </w:t>
       </w:r>
-      <w:proofErr w:type="gramStart"/>
       <w:r>
         <w:rPr>
           <w:rStyle w:val="CodeChar"/>
         </w:rPr>
         <w:t>63999</w:t>
       </w:r>
-      <w:proofErr w:type="gramEnd"/>
       <w:r>
         <w:t>. Fel som inträffar i direktläge</w:t>
       </w:r>
@@ -25456,14 +25031,12 @@
       <w:r>
         <w:t xml:space="preserve">. Om rättar ett fel i ett program så att inget fel uppstår, och därefter kör programmet så återställs värdet av EL till </w:t>
       </w:r>
-      <w:proofErr w:type="gramStart"/>
       <w:r>
         <w:rPr>
           <w:rStyle w:val="CodeChar"/>
         </w:rPr>
         <w:t>65535</w:t>
       </w:r>
-      <w:proofErr w:type="gramEnd"/>
       <w:r>
         <w:t>.</w:t>
       </w:r>
@@ -27372,21 +26945,7 @@
               <w:rPr>
                 <w:lang w:val="sv-SE"/>
               </w:rPr>
-              <w:t xml:space="preserve">s, om körningen resulterar i att någon rad skulle få ett radnummer högre än </w:t>
-            </w:r>
-            <w:proofErr w:type="gramStart"/>
-            <w:r>
-              <w:rPr>
-                <w:lang w:val="sv-SE"/>
-              </w:rPr>
-              <w:t>63999</w:t>
-            </w:r>
-            <w:proofErr w:type="gramEnd"/>
-            <w:r>
-              <w:rPr>
-                <w:lang w:val="sv-SE"/>
-              </w:rPr>
-              <w:t>.</w:t>
+              <w:t>s, om körningen resulterar i att någon rad skulle få ett radnummer högre än 63999.</w:t>
             </w:r>
           </w:p>
         </w:tc>
@@ -28240,19 +27799,11 @@
       <w:r>
         <w:t xml:space="preserve"> är en samling av variabler som identifieras av ett index. I BASIC har arrayen själv ett namn som följer reglerna för variabelnamn, där varje element identifieras av ett 0-baserat index som anges inom parentes, till exempel </w:t>
       </w:r>
-      <w:proofErr w:type="gramStart"/>
-      <w:r>
-        <w:rPr>
-          <w:rStyle w:val="CodeChar"/>
-        </w:rPr>
-        <w:t>A(</w:t>
-      </w:r>
-      <w:proofErr w:type="gramEnd"/>
-      <w:r>
-        <w:rPr>
-          <w:rStyle w:val="CodeChar"/>
-        </w:rPr>
-        <w:t>31)</w:t>
+      <w:r>
+        <w:rPr>
+          <w:rStyle w:val="CodeChar"/>
+        </w:rPr>
+        <w:t>A(31)</w:t>
       </w:r>
       <w:r>
         <w:t xml:space="preserve">. Ordet </w:t>
@@ -28799,17 +28350,8 @@
         <w:t>1</w:t>
       </w:r>
       <w:r>
-        <w:t>. Dessa kallas bitar och är alltid grupperade om 8. Åtta bitar utgör en byte, och antalet tal som kan beskrivas med åtta bitar (en byte) är 256 (</w:t>
-      </w:r>
-      <w:proofErr w:type="gramStart"/>
-      <w:r>
-        <w:t>0-255</w:t>
-      </w:r>
-      <w:proofErr w:type="gramEnd"/>
-      <w:r>
-        <w:t xml:space="preserve">). De individuella bitarna saknar minnesadress, men varje byte (åtta bitar) har var sin minnesadress. Så snart man vill läsa något annat än individuella tal mellan 0 och 255 (åtta bitar) måste man veta hur olika bytes ska kombineras. En datatyp är en konfiguration av kombinationer av bytes. till exempel består talet </w:t>
-      </w:r>
-      <w:proofErr w:type="gramStart"/>
+        <w:t xml:space="preserve">. Dessa kallas bitar och är alltid grupperade om 8. Åtta bitar utgör en byte, och antalet tal som kan beskrivas med åtta bitar (en byte) är 256 (0-255). De individuella bitarna saknar minnesadress, men varje byte (åtta bitar) har var sin minnesadress. Så snart man vill läsa något annat än individuella tal mellan 0 och 255 (åtta bitar) måste man veta hur olika bytes ska kombineras. En datatyp är en konfiguration av kombinationer av bytes. till exempel består talet </w:t>
+      </w:r>
       <w:r>
         <w:rPr>
           <w:rStyle w:val="CodeChar"/>
@@ -28822,7 +28364,6 @@
         </w:rPr>
         <w:t>961</w:t>
       </w:r>
-      <w:proofErr w:type="gramEnd"/>
       <w:r>
         <w:t xml:space="preserve"> av en kombination av två bytes, nämligen </w:t>
       </w:r>
@@ -28845,13 +28386,8 @@
         <w:t xml:space="preserve"> (</w:t>
       </w:r>
       <w:r>
-        <w:t xml:space="preserve">66 * 256 + 65 = </w:t>
-      </w:r>
-      <w:proofErr w:type="gramStart"/>
-      <w:r>
-        <w:t>16961</w:t>
-      </w:r>
-      <w:proofErr w:type="gramEnd"/>
+        <w:t>66 * 256 + 65 = 16961</w:t>
+      </w:r>
       <w:r>
         <w:t>)</w:t>
       </w:r>
@@ -29435,15 +28971,7 @@
         <w:fldChar w:fldCharType="end"/>
       </w:r>
       <w:r>
-        <w:t xml:space="preserve"> innebär att datorn återställs och att hela datorns minne (BASIC-program och </w:t>
-      </w:r>
-      <w:proofErr w:type="gramStart"/>
-      <w:r>
-        <w:t>övrig data</w:t>
-      </w:r>
-      <w:proofErr w:type="gramEnd"/>
-      <w:r>
-        <w:t xml:space="preserve">) raderas. Jämför med </w:t>
+        <w:t xml:space="preserve"> innebär att datorn återställs och att hela datorns minne (BASIC-program och övrig data) raderas. Jämför med </w:t>
       </w:r>
       <w:r>
         <w:rPr>
@@ -29625,11 +29153,7 @@
         <w:t>jiffies</w:t>
       </w:r>
       <w:r>
-        <w:t xml:space="preserve">) är varierar från plattform till plattform, men i Commodore BASIC 2.0 second release är en jiffy en sextionsdels sekund. En jiffy är alltså 1/60 sekunder och 60 jiffies är en sekund. En mer samtida godtycklig tidsenhet är </w:t>
-      </w:r>
-      <w:proofErr w:type="gramStart"/>
-      <w:r>
-        <w:t xml:space="preserve">en </w:t>
+        <w:t xml:space="preserve">) är varierar från plattform till plattform, men i Commodore BASIC 2.0 second release är en jiffy en sextionsdels sekund. En jiffy är alltså 1/60 sekunder och 60 jiffies är en sekund. En mer samtida godtycklig tidsenhet är en </w:t>
       </w:r>
       <w:r>
         <w:rPr>
@@ -29638,7 +29162,6 @@
         </w:rPr>
         <w:t>tick</w:t>
       </w:r>
-      <w:proofErr w:type="gramEnd"/>
       <w:r>
         <w:t>, som ofta är kortare, till exempel en tusendels sekund.</w:t>
       </w:r>
@@ -29851,15 +29374,7 @@
         <w:fldChar w:fldCharType="end"/>
       </w:r>
       <w:r>
-        <w:t xml:space="preserve">) är 1024 bytes. 16 K betyder således 16 kilobytes eller </w:t>
-      </w:r>
-      <w:proofErr w:type="gramStart"/>
-      <w:r>
-        <w:t>16384</w:t>
-      </w:r>
-      <w:proofErr w:type="gramEnd"/>
-      <w:r>
-        <w:t xml:space="preserve"> bytes.</w:t>
+        <w:t>) är 1024 bytes. 16 K betyder således 16 kilobytes eller 16384 bytes.</w:t>
       </w:r>
     </w:p>
     <w:p>
@@ -30606,7 +30121,6 @@
       <w:r>
         <w:t xml:space="preserve"> är inget som BASIC har stöd för, men man kommer ofta i kontakt med pekare när man använder datorns inbyggda funktioner. En minnesadress som syftar till att hålla reda på en minnesadress är en pekare. Olika pekare används på olika sätt. Ett par exempel som specifikt gäller Commodore 64: Adress </w:t>
       </w:r>
-      <w:proofErr w:type="gramStart"/>
       <w:r>
         <w:rPr>
           <w:rStyle w:val="CodeChar"/>
@@ -30622,7 +30136,6 @@
         </w:rPr>
         <w:t>786</w:t>
       </w:r>
-      <w:proofErr w:type="gramEnd"/>
       <w:r>
         <w:t xml:space="preserve"> ett 16-bitarstal som är den exakta adressen för funktionen </w:t>
       </w:r>
@@ -30648,15 +30161,7 @@
         <w:t>8</w:t>
       </w:r>
       <w:r>
-        <w:t xml:space="preserve"> talar om var i minnet </w:t>
-      </w:r>
-      <w:proofErr w:type="spellStart"/>
-      <w:r>
-        <w:t>bilddata</w:t>
-      </w:r>
-      <w:proofErr w:type="spellEnd"/>
-      <w:r>
-        <w:t xml:space="preserve"> för den åttonde spriten på ligger, om man multiplicerar värdet med 64.</w:t>
+        <w:t xml:space="preserve"> talar om var i minnet bilddata för den åttonde spriten på ligger, om man multiplicerar värdet med 64.</w:t>
       </w:r>
     </w:p>
     <w:p>
@@ -32200,19 +31705,11 @@
                 <w:sz w:val="12"/>
               </w:rPr>
             </w:pPr>
-            <w:proofErr w:type="gramStart"/>
             <w:r>
               <w:rPr>
                 <w:sz w:val="12"/>
               </w:rPr>
-              <w:t>1-2</w:t>
-            </w:r>
-            <w:proofErr w:type="gramEnd"/>
-            <w:r>
-              <w:rPr>
-                <w:sz w:val="12"/>
-              </w:rPr>
-              <w:t xml:space="preserve"> MHz, 4 MHz</w:t>
+              <w:t>1-2 MHz, 4 MHz</w:t>
             </w:r>
           </w:p>
         </w:tc>
@@ -33516,15 +33013,15 @@
       <w:pPr>
         <w:pStyle w:val="Rubrik1"/>
       </w:pPr>
-      <w:bookmarkStart w:id="55" w:name="_Hlk186818551"/>
-      <w:bookmarkStart w:id="56" w:name="_Toc235728912"/>
+      <w:bookmarkStart w:id="55" w:name="_Toc235728912"/>
+      <w:bookmarkStart w:id="56" w:name="_Hlk186818551"/>
       <w:r>
         <w:lastRenderedPageBreak/>
         <w:t>Appendix E: Övriga funktioner i Commodore 128</w:t>
       </w:r>
-      <w:bookmarkEnd w:id="56"/>
-    </w:p>
-    <w:bookmarkEnd w:id="55"/>
+      <w:bookmarkEnd w:id="55"/>
+    </w:p>
+    <w:bookmarkEnd w:id="56"/>
     <w:p>
       <w:r>
         <w:t>Denna bilaga</w:t>
@@ -33607,16 +33104,8 @@
         <w:rPr>
           <w:rStyle w:val="CodeChar"/>
         </w:rPr>
-        <w:t xml:space="preserve">SYS </w:t>
-      </w:r>
-      <w:proofErr w:type="gramStart"/>
-      <w:r>
-        <w:rPr>
-          <w:rStyle w:val="CodeChar"/>
-        </w:rPr>
-        <w:t>65341</w:t>
-      </w:r>
-      <w:proofErr w:type="gramEnd"/>
+        <w:t>SYS 65341</w:t>
+      </w:r>
       <w:r>
         <w:t>. Oavsett hur du väljer att starta om datorn, kommer ditt BASIC-program att försvinna ur minnet.</w:t>
       </w:r>
@@ -33736,11 +33225,7 @@
         <w:footnoteReference w:id="23"/>
       </w:r>
       <w:r>
-        <w:t xml:space="preserve">. Men genom att använda förkortningar, kan en programsats vara mycket längre när den väl är inmatad, eftersom </w:t>
-      </w:r>
-      <w:proofErr w:type="gramStart"/>
-      <w:r>
-        <w:t xml:space="preserve">tecknet </w:t>
+        <w:t xml:space="preserve">. Men genom att använda förkortningar, kan en programsats vara mycket längre när den väl är inmatad, eftersom tecknet </w:t>
       </w:r>
       <w:r>
         <w:rPr>
@@ -33749,7 +33234,6 @@
         </w:rPr>
         <w:t>?</w:t>
       </w:r>
-      <w:proofErr w:type="gramEnd"/>
       <w:r>
         <w:t xml:space="preserve"> endast belastar inmatningsbufferten</w:t>
       </w:r>
@@ -33839,7 +33323,7 @@
           <w:noProof/>
         </w:rPr>
         <w:drawing>
-          <wp:inline distT="0" distB="0" distL="0" distR="0" wp14:anchorId="6ABC5C1E" wp14:editId="3E6411F2">
+          <wp:inline distT="0" distB="0" distL="0" distR="0" wp14:anchorId="6ABC5C1E" wp14:editId="316347BD">
             <wp:extent cx="2575235" cy="1801505"/>
             <wp:effectExtent l="0" t="0" r="0" b="8255"/>
             <wp:docPr id="1713124360" name="Bildobjekt 3"/>
@@ -36890,7 +36374,6 @@
               </w:rPr>
               <w:t>PRINT</w:t>
             </w:r>
-            <w:proofErr w:type="gramStart"/>
             <w:r>
               <w:rPr>
                 <w:lang w:val="en-US"/>
@@ -36905,7 +36388,6 @@
               </w:rPr>
               <w:t>?</w:t>
             </w:r>
-            <w:proofErr w:type="gramEnd"/>
             <w:r>
               <w:rPr>
                 <w:lang w:val="en-US"/>
@@ -36964,7 +36446,6 @@
               </w:rPr>
               <w:t>PRINT USING</w:t>
             </w:r>
-            <w:proofErr w:type="gramStart"/>
             <w:r>
               <w:rPr>
                 <w:lang w:val="en-US"/>
@@ -36977,711 +36458,730 @@
                 <w:bCs/>
                 <w:lang w:val="en-US"/>
               </w:rPr>
-              <w:t>?US</w:t>
-            </w:r>
-            <w:proofErr w:type="gramEnd"/>
+              <w:t xml:space="preserve">?US </w:t>
+            </w:r>
+            <w:proofErr w:type="spellStart"/>
             <w:r>
               <w:rPr>
                 <w:b/>
                 <w:bCs/>
                 <w:lang w:val="en-US"/>
               </w:rPr>
-              <w:t xml:space="preserve"> </w:t>
-            </w:r>
-            <w:proofErr w:type="spellStart"/>
+              <w:t>Shift+I</w:t>
+            </w:r>
+            <w:proofErr w:type="spellEnd"/>
+          </w:p>
+          <w:p>
+            <w:pPr>
+              <w:rPr>
+                <w:lang w:val="en-US"/>
+              </w:rPr>
+            </w:pPr>
+            <w:r>
+              <w:rPr>
+                <w:rStyle w:val="CodeChar"/>
+                <w:lang w:val="en-US"/>
+              </w:rPr>
+              <w:t>PUDEF</w:t>
+            </w:r>
+            <w:r>
+              <w:rPr>
+                <w:lang w:val="en-US"/>
+              </w:rPr>
+              <w:t xml:space="preserve">: </w:t>
+            </w:r>
             <w:r>
               <w:rPr>
                 <w:b/>
                 <w:bCs/>
                 <w:lang w:val="en-US"/>
               </w:rPr>
-              <w:t>Shift+I</w:t>
-            </w:r>
-            <w:proofErr w:type="spellEnd"/>
-          </w:p>
-          <w:p>
-            <w:pPr>
-              <w:rPr>
-                <w:lang w:val="en-US"/>
-              </w:rPr>
-            </w:pPr>
-            <w:r>
-              <w:rPr>
-                <w:rStyle w:val="CodeChar"/>
-                <w:lang w:val="en-US"/>
-              </w:rPr>
-              <w:t>PUDEF</w:t>
-            </w:r>
-            <w:r>
-              <w:rPr>
-                <w:lang w:val="en-US"/>
-              </w:rPr>
-              <w:t xml:space="preserve">: </w:t>
-            </w:r>
+              <w:t xml:space="preserve">P </w:t>
+            </w:r>
+            <w:proofErr w:type="spellStart"/>
             <w:r>
               <w:rPr>
                 <w:b/>
                 <w:bCs/>
                 <w:lang w:val="en-US"/>
               </w:rPr>
-              <w:t xml:space="preserve">P </w:t>
-            </w:r>
-            <w:proofErr w:type="spellStart"/>
+              <w:t>Shift+U</w:t>
+            </w:r>
+            <w:proofErr w:type="spellEnd"/>
+          </w:p>
+          <w:p>
+            <w:pPr>
+              <w:rPr>
+                <w:lang w:val="en-US"/>
+              </w:rPr>
+            </w:pPr>
+            <w:r>
+              <w:rPr>
+                <w:rStyle w:val="CodeChar"/>
+                <w:lang w:val="en-US"/>
+              </w:rPr>
+              <w:t>RCLR</w:t>
+            </w:r>
+            <w:r>
+              <w:rPr>
+                <w:lang w:val="en-US"/>
+              </w:rPr>
+              <w:t xml:space="preserve">: </w:t>
+            </w:r>
             <w:r>
               <w:rPr>
                 <w:b/>
                 <w:bCs/>
                 <w:lang w:val="en-US"/>
               </w:rPr>
-              <w:t>Shift+U</w:t>
-            </w:r>
-            <w:proofErr w:type="spellEnd"/>
-          </w:p>
-          <w:p>
-            <w:pPr>
-              <w:rPr>
-                <w:lang w:val="en-US"/>
-              </w:rPr>
-            </w:pPr>
-            <w:r>
-              <w:rPr>
-                <w:rStyle w:val="CodeChar"/>
-                <w:lang w:val="en-US"/>
-              </w:rPr>
-              <w:t>RCLR</w:t>
-            </w:r>
-            <w:r>
-              <w:rPr>
-                <w:lang w:val="en-US"/>
-              </w:rPr>
-              <w:t xml:space="preserve">: </w:t>
-            </w:r>
+              <w:t xml:space="preserve">R </w:t>
+            </w:r>
+            <w:proofErr w:type="spellStart"/>
             <w:r>
               <w:rPr>
                 <w:b/>
                 <w:bCs/>
                 <w:lang w:val="en-US"/>
               </w:rPr>
-              <w:t xml:space="preserve">R </w:t>
-            </w:r>
-            <w:proofErr w:type="spellStart"/>
+              <w:t>Shift+C</w:t>
+            </w:r>
+            <w:proofErr w:type="spellEnd"/>
+          </w:p>
+          <w:p>
+            <w:pPr>
+              <w:rPr>
+                <w:lang w:val="en-US"/>
+              </w:rPr>
+            </w:pPr>
+            <w:r>
+              <w:rPr>
+                <w:rStyle w:val="CodeChar"/>
+                <w:lang w:val="en-US"/>
+              </w:rPr>
+              <w:t>RDOT</w:t>
+            </w:r>
+            <w:r>
+              <w:rPr>
+                <w:lang w:val="en-US"/>
+              </w:rPr>
+              <w:t xml:space="preserve">: </w:t>
+            </w:r>
             <w:r>
               <w:rPr>
                 <w:b/>
                 <w:bCs/>
                 <w:lang w:val="en-US"/>
               </w:rPr>
-              <w:t>Shift+C</w:t>
-            </w:r>
-            <w:proofErr w:type="spellEnd"/>
-          </w:p>
-          <w:p>
-            <w:pPr>
-              <w:rPr>
-                <w:lang w:val="en-US"/>
-              </w:rPr>
-            </w:pPr>
-            <w:r>
-              <w:rPr>
-                <w:rStyle w:val="CodeChar"/>
-                <w:lang w:val="en-US"/>
-              </w:rPr>
-              <w:t>RDOT</w:t>
-            </w:r>
-            <w:r>
-              <w:rPr>
-                <w:lang w:val="en-US"/>
-              </w:rPr>
-              <w:t xml:space="preserve">: </w:t>
-            </w:r>
+              <w:t xml:space="preserve">R </w:t>
+            </w:r>
+            <w:proofErr w:type="spellStart"/>
             <w:r>
               <w:rPr>
                 <w:b/>
                 <w:bCs/>
                 <w:lang w:val="en-US"/>
               </w:rPr>
-              <w:t xml:space="preserve">R </w:t>
-            </w:r>
-            <w:proofErr w:type="spellStart"/>
+              <w:t>Shift+D</w:t>
+            </w:r>
+            <w:proofErr w:type="spellEnd"/>
+          </w:p>
+          <w:p>
+            <w:pPr>
+              <w:rPr>
+                <w:lang w:val="en-US"/>
+              </w:rPr>
+            </w:pPr>
+            <w:r>
+              <w:rPr>
+                <w:rStyle w:val="CodeChar"/>
+                <w:lang w:val="en-US"/>
+              </w:rPr>
+              <w:t>READ</w:t>
+            </w:r>
+            <w:r>
+              <w:rPr>
+                <w:lang w:val="en-US"/>
+              </w:rPr>
+              <w:t xml:space="preserve">: </w:t>
+            </w:r>
             <w:r>
               <w:rPr>
                 <w:b/>
                 <w:bCs/>
                 <w:lang w:val="en-US"/>
               </w:rPr>
-              <w:t>Shift+D</w:t>
-            </w:r>
-            <w:proofErr w:type="spellEnd"/>
-          </w:p>
-          <w:p>
-            <w:pPr>
-              <w:rPr>
-                <w:lang w:val="en-US"/>
-              </w:rPr>
-            </w:pPr>
-            <w:r>
-              <w:rPr>
-                <w:rStyle w:val="CodeChar"/>
-                <w:lang w:val="en-US"/>
-              </w:rPr>
-              <w:t>READ</w:t>
-            </w:r>
-            <w:r>
-              <w:rPr>
-                <w:lang w:val="en-US"/>
-              </w:rPr>
-              <w:t xml:space="preserve">: </w:t>
-            </w:r>
+              <w:t xml:space="preserve">RE </w:t>
+            </w:r>
+            <w:proofErr w:type="spellStart"/>
             <w:r>
               <w:rPr>
                 <w:b/>
                 <w:bCs/>
                 <w:lang w:val="en-US"/>
               </w:rPr>
-              <w:t xml:space="preserve">RE </w:t>
-            </w:r>
-            <w:proofErr w:type="spellStart"/>
+              <w:t>Shift+A</w:t>
+            </w:r>
+            <w:proofErr w:type="spellEnd"/>
+          </w:p>
+          <w:p>
+            <w:pPr>
+              <w:rPr>
+                <w:lang w:val="en-US"/>
+              </w:rPr>
+            </w:pPr>
+            <w:r>
+              <w:rPr>
+                <w:rStyle w:val="CodeChar"/>
+                <w:lang w:val="en-US"/>
+              </w:rPr>
+              <w:t>RECORD</w:t>
+            </w:r>
+            <w:r>
+              <w:rPr>
+                <w:lang w:val="en-US"/>
+              </w:rPr>
+              <w:t xml:space="preserve">: </w:t>
+            </w:r>
             <w:r>
               <w:rPr>
                 <w:b/>
                 <w:bCs/>
                 <w:lang w:val="en-US"/>
               </w:rPr>
-              <w:t>Shift+A</w:t>
-            </w:r>
-            <w:proofErr w:type="spellEnd"/>
-          </w:p>
-          <w:p>
-            <w:pPr>
-              <w:rPr>
-                <w:lang w:val="en-US"/>
-              </w:rPr>
-            </w:pPr>
-            <w:r>
-              <w:rPr>
-                <w:rStyle w:val="CodeChar"/>
-                <w:lang w:val="en-US"/>
-              </w:rPr>
-              <w:t>RECORD</w:t>
-            </w:r>
-            <w:r>
-              <w:rPr>
-                <w:lang w:val="en-US"/>
-              </w:rPr>
-              <w:t xml:space="preserve">: </w:t>
-            </w:r>
+              <w:t xml:space="preserve">R </w:t>
+            </w:r>
+            <w:proofErr w:type="spellStart"/>
             <w:r>
               <w:rPr>
                 <w:b/>
                 <w:bCs/>
                 <w:lang w:val="en-US"/>
               </w:rPr>
-              <w:t xml:space="preserve">R </w:t>
-            </w:r>
-            <w:proofErr w:type="spellStart"/>
+              <w:t>Shift+E</w:t>
+            </w:r>
+            <w:proofErr w:type="spellEnd"/>
+          </w:p>
+          <w:p>
+            <w:pPr>
+              <w:rPr>
+                <w:lang w:val="en-US"/>
+              </w:rPr>
+            </w:pPr>
+            <w:r>
+              <w:rPr>
+                <w:rStyle w:val="CodeChar"/>
+                <w:lang w:val="en-US"/>
+              </w:rPr>
+              <w:t>RENAME</w:t>
+            </w:r>
+            <w:r>
+              <w:rPr>
+                <w:lang w:val="en-US"/>
+              </w:rPr>
+              <w:t xml:space="preserve">: </w:t>
+            </w:r>
             <w:r>
               <w:rPr>
                 <w:b/>
                 <w:bCs/>
                 <w:lang w:val="en-US"/>
               </w:rPr>
-              <w:t>Shift+E</w:t>
-            </w:r>
-            <w:proofErr w:type="spellEnd"/>
-          </w:p>
-          <w:p>
-            <w:pPr>
-              <w:rPr>
-                <w:lang w:val="en-US"/>
-              </w:rPr>
-            </w:pPr>
-            <w:r>
-              <w:rPr>
-                <w:rStyle w:val="CodeChar"/>
-                <w:lang w:val="en-US"/>
-              </w:rPr>
-              <w:t>RENAME</w:t>
-            </w:r>
-            <w:r>
-              <w:rPr>
-                <w:lang w:val="en-US"/>
-              </w:rPr>
-              <w:t xml:space="preserve">: </w:t>
-            </w:r>
+              <w:t xml:space="preserve">RE </w:t>
+            </w:r>
+            <w:proofErr w:type="spellStart"/>
             <w:r>
               <w:rPr>
                 <w:b/>
                 <w:bCs/>
                 <w:lang w:val="en-US"/>
               </w:rPr>
-              <w:t xml:space="preserve">RE </w:t>
-            </w:r>
-            <w:proofErr w:type="spellStart"/>
+              <w:t>Shift+N</w:t>
+            </w:r>
+            <w:proofErr w:type="spellEnd"/>
+          </w:p>
+          <w:p>
+            <w:pPr>
+              <w:rPr>
+                <w:lang w:val="en-US"/>
+              </w:rPr>
+            </w:pPr>
+            <w:r>
+              <w:rPr>
+                <w:rStyle w:val="CodeChar"/>
+                <w:lang w:val="en-US"/>
+              </w:rPr>
+              <w:t>RENUMBER</w:t>
+            </w:r>
+            <w:r>
+              <w:rPr>
+                <w:lang w:val="en-US"/>
+              </w:rPr>
+              <w:t xml:space="preserve">: </w:t>
+            </w:r>
             <w:r>
               <w:rPr>
                 <w:b/>
                 <w:bCs/>
                 <w:lang w:val="en-US"/>
               </w:rPr>
-              <w:t>Shift+N</w:t>
-            </w:r>
-            <w:proofErr w:type="spellEnd"/>
-          </w:p>
-          <w:p>
-            <w:pPr>
-              <w:rPr>
-                <w:lang w:val="en-US"/>
-              </w:rPr>
-            </w:pPr>
-            <w:r>
-              <w:rPr>
-                <w:rStyle w:val="CodeChar"/>
-                <w:lang w:val="en-US"/>
-              </w:rPr>
-              <w:t>RENUMBER</w:t>
-            </w:r>
-            <w:r>
-              <w:rPr>
-                <w:lang w:val="en-US"/>
-              </w:rPr>
-              <w:t xml:space="preserve">: </w:t>
-            </w:r>
+              <w:t xml:space="preserve">REN </w:t>
+            </w:r>
+            <w:proofErr w:type="spellStart"/>
             <w:r>
               <w:rPr>
                 <w:b/>
                 <w:bCs/>
                 <w:lang w:val="en-US"/>
               </w:rPr>
-              <w:t xml:space="preserve">REN </w:t>
-            </w:r>
-            <w:proofErr w:type="spellStart"/>
+              <w:t>Shift+U</w:t>
+            </w:r>
+            <w:proofErr w:type="spellEnd"/>
+          </w:p>
+          <w:p>
+            <w:pPr>
+              <w:rPr>
+                <w:lang w:val="en-US"/>
+              </w:rPr>
+            </w:pPr>
+            <w:r>
+              <w:rPr>
+                <w:rStyle w:val="CodeChar"/>
+                <w:lang w:val="en-US"/>
+              </w:rPr>
+              <w:t>RESTORE</w:t>
+            </w:r>
+            <w:r>
+              <w:rPr>
+                <w:lang w:val="en-US"/>
+              </w:rPr>
+              <w:t xml:space="preserve">: </w:t>
+            </w:r>
             <w:r>
               <w:rPr>
                 <w:b/>
                 <w:bCs/>
                 <w:lang w:val="en-US"/>
               </w:rPr>
-              <w:t>Shift+U</w:t>
-            </w:r>
-            <w:proofErr w:type="spellEnd"/>
-          </w:p>
-          <w:p>
-            <w:pPr>
-              <w:rPr>
-                <w:lang w:val="en-US"/>
-              </w:rPr>
-            </w:pPr>
-            <w:r>
-              <w:rPr>
-                <w:rStyle w:val="CodeChar"/>
-                <w:lang w:val="en-US"/>
-              </w:rPr>
-              <w:t>RESTORE</w:t>
-            </w:r>
-            <w:r>
-              <w:rPr>
-                <w:lang w:val="en-US"/>
-              </w:rPr>
-              <w:t xml:space="preserve">: </w:t>
-            </w:r>
+              <w:t xml:space="preserve">RE </w:t>
+            </w:r>
+            <w:proofErr w:type="spellStart"/>
             <w:r>
               <w:rPr>
                 <w:b/>
                 <w:bCs/>
                 <w:lang w:val="en-US"/>
               </w:rPr>
-              <w:t xml:space="preserve">RE </w:t>
-            </w:r>
-            <w:proofErr w:type="spellStart"/>
+              <w:t>Shift+S</w:t>
+            </w:r>
+            <w:proofErr w:type="spellEnd"/>
+          </w:p>
+          <w:p>
+            <w:pPr>
+              <w:rPr>
+                <w:lang w:val="en-US"/>
+              </w:rPr>
+            </w:pPr>
+            <w:r>
+              <w:rPr>
+                <w:rStyle w:val="CodeChar"/>
+                <w:lang w:val="en-US"/>
+              </w:rPr>
+              <w:t>RESUME</w:t>
+            </w:r>
+            <w:r>
+              <w:rPr>
+                <w:lang w:val="en-US"/>
+              </w:rPr>
+              <w:t xml:space="preserve">: </w:t>
+            </w:r>
             <w:r>
               <w:rPr>
                 <w:b/>
                 <w:bCs/>
                 <w:lang w:val="en-US"/>
               </w:rPr>
-              <w:t>Shift+S</w:t>
-            </w:r>
-            <w:proofErr w:type="spellEnd"/>
-          </w:p>
-          <w:p>
-            <w:pPr>
-              <w:rPr>
-                <w:lang w:val="en-US"/>
-              </w:rPr>
-            </w:pPr>
-            <w:r>
-              <w:rPr>
-                <w:rStyle w:val="CodeChar"/>
-                <w:lang w:val="en-US"/>
-              </w:rPr>
-              <w:t>RESUME</w:t>
-            </w:r>
-            <w:r>
-              <w:rPr>
-                <w:lang w:val="en-US"/>
-              </w:rPr>
-              <w:t xml:space="preserve">: </w:t>
-            </w:r>
+              <w:t xml:space="preserve">RES </w:t>
+            </w:r>
+            <w:proofErr w:type="spellStart"/>
             <w:r>
               <w:rPr>
                 <w:b/>
                 <w:bCs/>
                 <w:lang w:val="en-US"/>
               </w:rPr>
-              <w:t xml:space="preserve">RES </w:t>
-            </w:r>
-            <w:proofErr w:type="spellStart"/>
+              <w:t>Shift+U</w:t>
+            </w:r>
+            <w:proofErr w:type="spellEnd"/>
+          </w:p>
+          <w:p>
+            <w:pPr>
+              <w:rPr>
+                <w:lang w:val="en-US"/>
+              </w:rPr>
+            </w:pPr>
+            <w:r>
+              <w:rPr>
+                <w:rStyle w:val="CodeChar"/>
+                <w:lang w:val="en-US"/>
+              </w:rPr>
+              <w:t>RETURN</w:t>
+            </w:r>
+            <w:r>
+              <w:rPr>
+                <w:lang w:val="en-US"/>
+              </w:rPr>
+              <w:t xml:space="preserve">: </w:t>
+            </w:r>
             <w:r>
               <w:rPr>
                 <w:b/>
                 <w:bCs/>
                 <w:lang w:val="en-US"/>
               </w:rPr>
-              <w:t>Shift+U</w:t>
-            </w:r>
-            <w:proofErr w:type="spellEnd"/>
-          </w:p>
-          <w:p>
-            <w:pPr>
-              <w:rPr>
-                <w:lang w:val="en-US"/>
-              </w:rPr>
-            </w:pPr>
-            <w:r>
-              <w:rPr>
-                <w:rStyle w:val="CodeChar"/>
-                <w:lang w:val="en-US"/>
-              </w:rPr>
-              <w:t>RETURN</w:t>
-            </w:r>
-            <w:r>
-              <w:rPr>
-                <w:lang w:val="en-US"/>
-              </w:rPr>
-              <w:t xml:space="preserve">: </w:t>
-            </w:r>
+              <w:t xml:space="preserve">RE </w:t>
+            </w:r>
+            <w:proofErr w:type="spellStart"/>
             <w:r>
               <w:rPr>
                 <w:b/>
                 <w:bCs/>
                 <w:lang w:val="en-US"/>
               </w:rPr>
-              <w:t xml:space="preserve">RE </w:t>
-            </w:r>
-            <w:proofErr w:type="spellStart"/>
+              <w:t>Shift+T</w:t>
+            </w:r>
+            <w:proofErr w:type="spellEnd"/>
+          </w:p>
+          <w:p>
+            <w:pPr>
+              <w:rPr>
+                <w:lang w:val="en-US"/>
+              </w:rPr>
+            </w:pPr>
+            <w:r>
+              <w:rPr>
+                <w:rStyle w:val="CodeChar"/>
+                <w:lang w:val="en-US"/>
+              </w:rPr>
+              <w:t>RGR</w:t>
+            </w:r>
+            <w:r>
+              <w:rPr>
+                <w:lang w:val="en-US"/>
+              </w:rPr>
+              <w:t xml:space="preserve">: </w:t>
+            </w:r>
             <w:r>
               <w:rPr>
                 <w:b/>
                 <w:bCs/>
                 <w:lang w:val="en-US"/>
               </w:rPr>
-              <w:t>Shift+T</w:t>
-            </w:r>
-            <w:proofErr w:type="spellEnd"/>
-          </w:p>
-          <w:p>
-            <w:pPr>
-              <w:rPr>
-                <w:lang w:val="en-US"/>
-              </w:rPr>
-            </w:pPr>
-            <w:r>
-              <w:rPr>
-                <w:rStyle w:val="CodeChar"/>
-                <w:lang w:val="en-US"/>
-              </w:rPr>
-              <w:t>RGR</w:t>
-            </w:r>
-            <w:r>
-              <w:rPr>
-                <w:lang w:val="en-US"/>
-              </w:rPr>
-              <w:t xml:space="preserve">: </w:t>
-            </w:r>
+              <w:t xml:space="preserve">R </w:t>
+            </w:r>
+            <w:proofErr w:type="spellStart"/>
             <w:r>
               <w:rPr>
                 <w:b/>
                 <w:bCs/>
                 <w:lang w:val="en-US"/>
               </w:rPr>
-              <w:t xml:space="preserve">R </w:t>
-            </w:r>
-            <w:proofErr w:type="spellStart"/>
+              <w:t>Shift+G</w:t>
+            </w:r>
+            <w:proofErr w:type="spellEnd"/>
+          </w:p>
+          <w:p>
+            <w:pPr>
+              <w:rPr>
+                <w:lang w:val="en-US"/>
+              </w:rPr>
+            </w:pPr>
+            <w:r>
+              <w:rPr>
+                <w:rStyle w:val="CodeChar"/>
+                <w:lang w:val="en-US"/>
+              </w:rPr>
+              <w:t>RIGHT$</w:t>
+            </w:r>
+            <w:r>
+              <w:rPr>
+                <w:lang w:val="en-US"/>
+              </w:rPr>
+              <w:t xml:space="preserve">: </w:t>
+            </w:r>
             <w:r>
               <w:rPr>
                 <w:b/>
                 <w:bCs/>
                 <w:lang w:val="en-US"/>
               </w:rPr>
-              <w:t>Shift+G</w:t>
-            </w:r>
-            <w:proofErr w:type="spellEnd"/>
-          </w:p>
-          <w:p>
-            <w:pPr>
-              <w:rPr>
-                <w:lang w:val="en-US"/>
-              </w:rPr>
-            </w:pPr>
-            <w:r>
-              <w:rPr>
-                <w:rStyle w:val="CodeChar"/>
-                <w:lang w:val="en-US"/>
-              </w:rPr>
-              <w:t>RIGHT$</w:t>
-            </w:r>
-            <w:r>
-              <w:rPr>
-                <w:lang w:val="en-US"/>
-              </w:rPr>
-              <w:t xml:space="preserve">: </w:t>
-            </w:r>
+              <w:t xml:space="preserve">R </w:t>
+            </w:r>
+            <w:proofErr w:type="spellStart"/>
             <w:r>
               <w:rPr>
                 <w:b/>
                 <w:bCs/>
                 <w:lang w:val="en-US"/>
               </w:rPr>
-              <w:t xml:space="preserve">R </w:t>
-            </w:r>
-            <w:proofErr w:type="spellStart"/>
+              <w:t>Shift+I</w:t>
+            </w:r>
+            <w:proofErr w:type="spellEnd"/>
+          </w:p>
+          <w:p>
+            <w:pPr>
+              <w:rPr>
+                <w:lang w:val="en-US"/>
+              </w:rPr>
+            </w:pPr>
+            <w:r>
+              <w:rPr>
+                <w:rStyle w:val="CodeChar"/>
+                <w:lang w:val="en-US"/>
+              </w:rPr>
+              <w:t>RND</w:t>
+            </w:r>
+            <w:r>
+              <w:rPr>
+                <w:lang w:val="en-US"/>
+              </w:rPr>
+              <w:t xml:space="preserve">: </w:t>
+            </w:r>
             <w:r>
               <w:rPr>
                 <w:b/>
                 <w:bCs/>
                 <w:lang w:val="en-US"/>
               </w:rPr>
-              <w:t>Shift+I</w:t>
-            </w:r>
-            <w:proofErr w:type="spellEnd"/>
-          </w:p>
-          <w:p>
-            <w:pPr>
-              <w:rPr>
-                <w:lang w:val="en-US"/>
-              </w:rPr>
-            </w:pPr>
-            <w:r>
-              <w:rPr>
-                <w:rStyle w:val="CodeChar"/>
-                <w:lang w:val="en-US"/>
-              </w:rPr>
-              <w:t>RND</w:t>
-            </w:r>
-            <w:r>
-              <w:rPr>
-                <w:lang w:val="en-US"/>
-              </w:rPr>
-              <w:t xml:space="preserve">: </w:t>
-            </w:r>
+              <w:t xml:space="preserve">R </w:t>
+            </w:r>
+            <w:proofErr w:type="spellStart"/>
             <w:r>
               <w:rPr>
                 <w:b/>
                 <w:bCs/>
                 <w:lang w:val="en-US"/>
               </w:rPr>
-              <w:t xml:space="preserve">R </w:t>
-            </w:r>
-            <w:proofErr w:type="spellStart"/>
+              <w:t>Shift+N</w:t>
+            </w:r>
+            <w:proofErr w:type="spellEnd"/>
+          </w:p>
+          <w:p>
+            <w:pPr>
+              <w:rPr>
+                <w:lang w:val="en-US"/>
+              </w:rPr>
+            </w:pPr>
+            <w:r>
+              <w:rPr>
+                <w:rStyle w:val="CodeChar"/>
+                <w:lang w:val="en-US"/>
+              </w:rPr>
+              <w:t>RREG</w:t>
+            </w:r>
+            <w:r>
+              <w:rPr>
+                <w:lang w:val="en-US"/>
+              </w:rPr>
+              <w:t xml:space="preserve">: </w:t>
+            </w:r>
             <w:r>
               <w:rPr>
                 <w:b/>
                 <w:bCs/>
                 <w:lang w:val="en-US"/>
               </w:rPr>
-              <w:t>Shift+N</w:t>
-            </w:r>
-            <w:proofErr w:type="spellEnd"/>
-          </w:p>
-          <w:p>
-            <w:pPr>
-              <w:rPr>
-                <w:lang w:val="en-US"/>
-              </w:rPr>
-            </w:pPr>
-            <w:r>
-              <w:rPr>
-                <w:rStyle w:val="CodeChar"/>
-                <w:lang w:val="en-US"/>
-              </w:rPr>
-              <w:t>RREG</w:t>
-            </w:r>
-            <w:r>
-              <w:rPr>
-                <w:lang w:val="en-US"/>
-              </w:rPr>
-              <w:t xml:space="preserve">: </w:t>
-            </w:r>
+              <w:t xml:space="preserve">R </w:t>
+            </w:r>
+            <w:proofErr w:type="spellStart"/>
             <w:r>
               <w:rPr>
                 <w:b/>
                 <w:bCs/>
                 <w:lang w:val="en-US"/>
               </w:rPr>
-              <w:t xml:space="preserve">R </w:t>
-            </w:r>
-            <w:proofErr w:type="spellStart"/>
+              <w:t>Shift+R</w:t>
+            </w:r>
+            <w:proofErr w:type="spellEnd"/>
+          </w:p>
+          <w:p>
+            <w:pPr>
+              <w:rPr>
+                <w:lang w:val="en-US"/>
+              </w:rPr>
+            </w:pPr>
+            <w:r>
+              <w:rPr>
+                <w:rStyle w:val="CodeChar"/>
+                <w:lang w:val="en-US"/>
+              </w:rPr>
+              <w:t>RSPCOLOR</w:t>
+            </w:r>
+            <w:r>
+              <w:rPr>
+                <w:lang w:val="en-US"/>
+              </w:rPr>
+              <w:t xml:space="preserve">: </w:t>
+            </w:r>
             <w:r>
               <w:rPr>
                 <w:b/>
                 <w:bCs/>
                 <w:lang w:val="en-US"/>
               </w:rPr>
-              <w:t>Shift+R</w:t>
-            </w:r>
-            <w:proofErr w:type="spellEnd"/>
-          </w:p>
-          <w:p>
-            <w:pPr>
-              <w:rPr>
-                <w:lang w:val="en-US"/>
-              </w:rPr>
-            </w:pPr>
-            <w:r>
-              <w:rPr>
-                <w:rStyle w:val="CodeChar"/>
-                <w:lang w:val="en-US"/>
-              </w:rPr>
-              <w:t>RSPCOLOR</w:t>
-            </w:r>
-            <w:r>
-              <w:rPr>
-                <w:lang w:val="en-US"/>
-              </w:rPr>
-              <w:t xml:space="preserve">: </w:t>
-            </w:r>
+              <w:t xml:space="preserve">RSP </w:t>
+            </w:r>
+            <w:proofErr w:type="spellStart"/>
             <w:r>
               <w:rPr>
                 <w:b/>
                 <w:bCs/>
                 <w:lang w:val="en-US"/>
               </w:rPr>
-              <w:t xml:space="preserve">RSP </w:t>
-            </w:r>
-            <w:proofErr w:type="spellStart"/>
+              <w:t>Shift+C</w:t>
+            </w:r>
+            <w:proofErr w:type="spellEnd"/>
+          </w:p>
+          <w:p>
+            <w:pPr>
+              <w:rPr>
+                <w:lang w:val="en-US"/>
+              </w:rPr>
+            </w:pPr>
+            <w:r>
+              <w:rPr>
+                <w:rStyle w:val="CodeChar"/>
+                <w:lang w:val="en-US"/>
+              </w:rPr>
+              <w:t>RSPPOS</w:t>
+            </w:r>
+            <w:r>
+              <w:rPr>
+                <w:lang w:val="en-US"/>
+              </w:rPr>
+              <w:t xml:space="preserve">: </w:t>
+            </w:r>
             <w:r>
               <w:rPr>
                 <w:b/>
                 <w:bCs/>
                 <w:lang w:val="en-US"/>
               </w:rPr>
-              <w:t>Shift+C</w:t>
-            </w:r>
-            <w:proofErr w:type="spellEnd"/>
-          </w:p>
-          <w:p>
-            <w:pPr>
-              <w:rPr>
-                <w:lang w:val="en-US"/>
-              </w:rPr>
-            </w:pPr>
-            <w:r>
-              <w:rPr>
-                <w:rStyle w:val="CodeChar"/>
-                <w:lang w:val="en-US"/>
-              </w:rPr>
-              <w:t>RSPPOS</w:t>
-            </w:r>
-            <w:r>
-              <w:rPr>
-                <w:lang w:val="en-US"/>
-              </w:rPr>
-              <w:t xml:space="preserve">: </w:t>
-            </w:r>
+              <w:t xml:space="preserve">R </w:t>
+            </w:r>
+            <w:proofErr w:type="spellStart"/>
             <w:r>
               <w:rPr>
                 <w:b/>
                 <w:bCs/>
                 <w:lang w:val="en-US"/>
               </w:rPr>
-              <w:t xml:space="preserve">R </w:t>
-            </w:r>
-            <w:proofErr w:type="spellStart"/>
+              <w:t>Shift+S</w:t>
+            </w:r>
+            <w:proofErr w:type="spellEnd"/>
+          </w:p>
+          <w:p>
+            <w:pPr>
+              <w:rPr>
+                <w:lang w:val="en-US"/>
+              </w:rPr>
+            </w:pPr>
+            <w:r>
+              <w:rPr>
+                <w:rStyle w:val="CodeChar"/>
+                <w:lang w:val="en-US"/>
+              </w:rPr>
+              <w:t>RSPRITE</w:t>
+            </w:r>
+            <w:r>
+              <w:rPr>
+                <w:lang w:val="en-US"/>
+              </w:rPr>
+              <w:t xml:space="preserve">: </w:t>
+            </w:r>
             <w:r>
               <w:rPr>
                 <w:b/>
                 <w:bCs/>
                 <w:lang w:val="en-US"/>
               </w:rPr>
-              <w:t>Shift+S</w:t>
-            </w:r>
-            <w:proofErr w:type="spellEnd"/>
-          </w:p>
-          <w:p>
-            <w:pPr>
-              <w:rPr>
-                <w:lang w:val="en-US"/>
-              </w:rPr>
-            </w:pPr>
-            <w:r>
-              <w:rPr>
-                <w:rStyle w:val="CodeChar"/>
-                <w:lang w:val="en-US"/>
-              </w:rPr>
-              <w:t>RSPRITE</w:t>
-            </w:r>
-            <w:r>
-              <w:rPr>
-                <w:lang w:val="en-US"/>
-              </w:rPr>
-              <w:t xml:space="preserve">: </w:t>
-            </w:r>
+              <w:t xml:space="preserve">RSP </w:t>
+            </w:r>
+            <w:proofErr w:type="spellStart"/>
             <w:r>
               <w:rPr>
                 <w:b/>
                 <w:bCs/>
                 <w:lang w:val="en-US"/>
               </w:rPr>
-              <w:t xml:space="preserve">RSP </w:t>
-            </w:r>
-            <w:proofErr w:type="spellStart"/>
+              <w:t>Shift+R</w:t>
+            </w:r>
+            <w:proofErr w:type="spellEnd"/>
+          </w:p>
+          <w:p>
+            <w:pPr>
+              <w:rPr>
+                <w:lang w:val="en-US"/>
+              </w:rPr>
+            </w:pPr>
+            <w:r>
+              <w:rPr>
+                <w:rStyle w:val="CodeChar"/>
+                <w:lang w:val="en-US"/>
+              </w:rPr>
+              <w:t>RUN</w:t>
+            </w:r>
+            <w:r>
+              <w:rPr>
+                <w:lang w:val="en-US"/>
+              </w:rPr>
+              <w:t xml:space="preserve">: </w:t>
+            </w:r>
             <w:r>
               <w:rPr>
                 <w:b/>
                 <w:bCs/>
                 <w:lang w:val="en-US"/>
               </w:rPr>
-              <w:t>Shift+R</w:t>
-            </w:r>
-            <w:proofErr w:type="spellEnd"/>
-          </w:p>
-          <w:p>
-            <w:pPr>
-              <w:rPr>
-                <w:lang w:val="en-US"/>
-              </w:rPr>
-            </w:pPr>
-            <w:r>
-              <w:rPr>
-                <w:rStyle w:val="CodeChar"/>
-                <w:lang w:val="en-US"/>
-              </w:rPr>
-              <w:t>RUN</w:t>
-            </w:r>
-            <w:r>
-              <w:rPr>
-                <w:lang w:val="en-US"/>
-              </w:rPr>
-              <w:t xml:space="preserve">: </w:t>
-            </w:r>
+              <w:t xml:space="preserve">R </w:t>
+            </w:r>
+            <w:proofErr w:type="spellStart"/>
             <w:r>
               <w:rPr>
                 <w:b/>
                 <w:bCs/>
                 <w:lang w:val="en-US"/>
               </w:rPr>
-              <w:t xml:space="preserve">R </w:t>
-            </w:r>
-            <w:proofErr w:type="spellStart"/>
+              <w:t>Shift+U</w:t>
+            </w:r>
+            <w:proofErr w:type="spellEnd"/>
+          </w:p>
+          <w:p>
+            <w:pPr>
+              <w:rPr>
+                <w:lang w:val="en-US"/>
+              </w:rPr>
+            </w:pPr>
+            <w:r>
+              <w:rPr>
+                <w:rStyle w:val="CodeChar"/>
+                <w:lang w:val="en-US"/>
+              </w:rPr>
+              <w:t>RWINDOW</w:t>
+            </w:r>
+            <w:r>
+              <w:rPr>
+                <w:lang w:val="en-US"/>
+              </w:rPr>
+              <w:t xml:space="preserve">: </w:t>
+            </w:r>
             <w:r>
               <w:rPr>
                 <w:b/>
                 <w:bCs/>
                 <w:lang w:val="en-US"/>
               </w:rPr>
-              <w:t>Shift+U</w:t>
-            </w:r>
-            <w:proofErr w:type="spellEnd"/>
+              <w:t>R Shift+W</w:t>
+            </w:r>
           </w:p>
           <w:p>
             <w:pPr>
@@ -37694,7 +37194,7 @@
                 <w:rStyle w:val="CodeChar"/>
                 <w:lang w:val="en-US"/>
               </w:rPr>
-              <w:t>RWINDOW</w:t>
+              <w:t>SAVE</w:t>
             </w:r>
             <w:r>
               <w:rPr>
@@ -37708,693 +37208,693 @@
                 <w:bCs/>
                 <w:lang w:val="en-US"/>
               </w:rPr>
-              <w:t>R Shift+W</w:t>
-            </w:r>
-          </w:p>
-          <w:p>
-            <w:pPr>
-              <w:rPr>
-                <w:lang w:val="en-US"/>
-              </w:rPr>
-            </w:pPr>
-            <w:r>
-              <w:rPr>
-                <w:rStyle w:val="CodeChar"/>
-                <w:lang w:val="en-US"/>
-              </w:rPr>
-              <w:t>SAVE</w:t>
-            </w:r>
-            <w:r>
-              <w:rPr>
-                <w:lang w:val="en-US"/>
-              </w:rPr>
-              <w:t xml:space="preserve">: </w:t>
-            </w:r>
+              <w:t xml:space="preserve">S </w:t>
+            </w:r>
+            <w:proofErr w:type="spellStart"/>
             <w:r>
               <w:rPr>
                 <w:b/>
                 <w:bCs/>
                 <w:lang w:val="en-US"/>
               </w:rPr>
-              <w:t xml:space="preserve">S </w:t>
-            </w:r>
-            <w:proofErr w:type="spellStart"/>
+              <w:t>Shift+A</w:t>
+            </w:r>
+            <w:proofErr w:type="spellEnd"/>
+          </w:p>
+          <w:p>
+            <w:pPr>
+              <w:rPr>
+                <w:lang w:val="en-US"/>
+              </w:rPr>
+            </w:pPr>
+            <w:r>
+              <w:rPr>
+                <w:rStyle w:val="CodeChar"/>
+                <w:lang w:val="en-US"/>
+              </w:rPr>
+              <w:t>SCALE</w:t>
+            </w:r>
+            <w:r>
+              <w:rPr>
+                <w:lang w:val="en-US"/>
+              </w:rPr>
+              <w:t xml:space="preserve">: </w:t>
+            </w:r>
             <w:r>
               <w:rPr>
                 <w:b/>
                 <w:bCs/>
                 <w:lang w:val="en-US"/>
               </w:rPr>
-              <w:t>Shift+A</w:t>
-            </w:r>
-            <w:proofErr w:type="spellEnd"/>
-          </w:p>
-          <w:p>
-            <w:pPr>
-              <w:rPr>
-                <w:lang w:val="en-US"/>
-              </w:rPr>
-            </w:pPr>
-            <w:r>
-              <w:rPr>
-                <w:rStyle w:val="CodeChar"/>
-                <w:lang w:val="en-US"/>
-              </w:rPr>
-              <w:t>SCALE</w:t>
-            </w:r>
-            <w:r>
-              <w:rPr>
-                <w:lang w:val="en-US"/>
-              </w:rPr>
-              <w:t xml:space="preserve">: </w:t>
-            </w:r>
+              <w:t xml:space="preserve">SC </w:t>
+            </w:r>
+            <w:proofErr w:type="spellStart"/>
             <w:r>
               <w:rPr>
                 <w:b/>
                 <w:bCs/>
                 <w:lang w:val="en-US"/>
               </w:rPr>
-              <w:t xml:space="preserve">SC </w:t>
-            </w:r>
-            <w:proofErr w:type="spellStart"/>
+              <w:t>Shift+A</w:t>
+            </w:r>
+            <w:proofErr w:type="spellEnd"/>
+          </w:p>
+          <w:p>
+            <w:pPr>
+              <w:rPr>
+                <w:lang w:val="en-US"/>
+              </w:rPr>
+            </w:pPr>
+            <w:r>
+              <w:rPr>
+                <w:rStyle w:val="CodeChar"/>
+                <w:lang w:val="en-US"/>
+              </w:rPr>
+              <w:t>SCNCLR</w:t>
+            </w:r>
+            <w:r>
+              <w:rPr>
+                <w:lang w:val="en-US"/>
+              </w:rPr>
+              <w:t xml:space="preserve">: </w:t>
+            </w:r>
             <w:r>
               <w:rPr>
                 <w:b/>
                 <w:bCs/>
                 <w:lang w:val="en-US"/>
               </w:rPr>
-              <w:t>Shift+A</w:t>
-            </w:r>
-            <w:proofErr w:type="spellEnd"/>
-          </w:p>
-          <w:p>
-            <w:pPr>
-              <w:rPr>
-                <w:lang w:val="en-US"/>
-              </w:rPr>
-            </w:pPr>
-            <w:r>
-              <w:rPr>
-                <w:rStyle w:val="CodeChar"/>
-                <w:lang w:val="en-US"/>
-              </w:rPr>
-              <w:t>SCNCLR</w:t>
-            </w:r>
-            <w:r>
-              <w:rPr>
-                <w:lang w:val="en-US"/>
-              </w:rPr>
-              <w:t xml:space="preserve">: </w:t>
-            </w:r>
+              <w:t xml:space="preserve">S </w:t>
+            </w:r>
+            <w:proofErr w:type="spellStart"/>
             <w:r>
               <w:rPr>
                 <w:b/>
                 <w:bCs/>
                 <w:lang w:val="en-US"/>
               </w:rPr>
-              <w:t xml:space="preserve">S </w:t>
-            </w:r>
-            <w:proofErr w:type="spellStart"/>
+              <w:t>Shift+C</w:t>
+            </w:r>
+            <w:proofErr w:type="spellEnd"/>
+          </w:p>
+          <w:p>
+            <w:pPr>
+              <w:rPr>
+                <w:lang w:val="en-US"/>
+              </w:rPr>
+            </w:pPr>
+            <w:r>
+              <w:rPr>
+                <w:rStyle w:val="CodeChar"/>
+                <w:lang w:val="en-US"/>
+              </w:rPr>
+              <w:t>SCRATCH</w:t>
+            </w:r>
+            <w:r>
+              <w:rPr>
+                <w:lang w:val="en-US"/>
+              </w:rPr>
+              <w:t xml:space="preserve">: </w:t>
+            </w:r>
             <w:r>
               <w:rPr>
                 <w:b/>
                 <w:bCs/>
                 <w:lang w:val="en-US"/>
               </w:rPr>
-              <w:t>Shift+C</w:t>
-            </w:r>
-            <w:proofErr w:type="spellEnd"/>
-          </w:p>
-          <w:p>
-            <w:pPr>
-              <w:rPr>
-                <w:lang w:val="en-US"/>
-              </w:rPr>
-            </w:pPr>
-            <w:r>
-              <w:rPr>
-                <w:rStyle w:val="CodeChar"/>
-                <w:lang w:val="en-US"/>
-              </w:rPr>
-              <w:t>SCRATCH</w:t>
-            </w:r>
-            <w:r>
-              <w:rPr>
-                <w:lang w:val="en-US"/>
-              </w:rPr>
-              <w:t xml:space="preserve">: </w:t>
-            </w:r>
+              <w:t xml:space="preserve">SC </w:t>
+            </w:r>
+            <w:proofErr w:type="spellStart"/>
             <w:r>
               <w:rPr>
                 <w:b/>
                 <w:bCs/>
                 <w:lang w:val="en-US"/>
               </w:rPr>
-              <w:t xml:space="preserve">SC </w:t>
-            </w:r>
-            <w:proofErr w:type="spellStart"/>
+              <w:t>Shift+R</w:t>
+            </w:r>
+            <w:proofErr w:type="spellEnd"/>
+          </w:p>
+          <w:p>
+            <w:pPr>
+              <w:rPr>
+                <w:lang w:val="en-US"/>
+              </w:rPr>
+            </w:pPr>
+            <w:r>
+              <w:rPr>
+                <w:rStyle w:val="CodeChar"/>
+                <w:lang w:val="en-US"/>
+              </w:rPr>
+              <w:t>SGN</w:t>
+            </w:r>
+            <w:r>
+              <w:rPr>
+                <w:lang w:val="en-US"/>
+              </w:rPr>
+              <w:t xml:space="preserve">: </w:t>
+            </w:r>
             <w:r>
               <w:rPr>
                 <w:b/>
                 <w:bCs/>
                 <w:lang w:val="en-US"/>
               </w:rPr>
-              <w:t>Shift+R</w:t>
-            </w:r>
-            <w:proofErr w:type="spellEnd"/>
-          </w:p>
-          <w:p>
-            <w:pPr>
-              <w:rPr>
-                <w:lang w:val="en-US"/>
-              </w:rPr>
-            </w:pPr>
-            <w:r>
-              <w:rPr>
-                <w:rStyle w:val="CodeChar"/>
-                <w:lang w:val="en-US"/>
-              </w:rPr>
-              <w:t>SGN</w:t>
-            </w:r>
-            <w:r>
-              <w:rPr>
-                <w:lang w:val="en-US"/>
-              </w:rPr>
-              <w:t xml:space="preserve">: </w:t>
-            </w:r>
+              <w:t xml:space="preserve">S </w:t>
+            </w:r>
+            <w:proofErr w:type="spellStart"/>
             <w:r>
               <w:rPr>
                 <w:b/>
                 <w:bCs/>
                 <w:lang w:val="en-US"/>
               </w:rPr>
-              <w:t xml:space="preserve">S </w:t>
-            </w:r>
-            <w:proofErr w:type="spellStart"/>
+              <w:t>Shift+G</w:t>
+            </w:r>
+            <w:proofErr w:type="spellEnd"/>
+          </w:p>
+          <w:p>
+            <w:pPr>
+              <w:rPr>
+                <w:lang w:val="en-US"/>
+              </w:rPr>
+            </w:pPr>
+            <w:r>
+              <w:rPr>
+                <w:rStyle w:val="CodeChar"/>
+                <w:lang w:val="en-US"/>
+              </w:rPr>
+              <w:t>SIN</w:t>
+            </w:r>
+            <w:r>
+              <w:rPr>
+                <w:lang w:val="en-US"/>
+              </w:rPr>
+              <w:t xml:space="preserve">: </w:t>
+            </w:r>
             <w:r>
               <w:rPr>
                 <w:b/>
                 <w:bCs/>
                 <w:lang w:val="en-US"/>
               </w:rPr>
-              <w:t>Shift+G</w:t>
-            </w:r>
-            <w:proofErr w:type="spellEnd"/>
-          </w:p>
-          <w:p>
-            <w:pPr>
-              <w:rPr>
-                <w:lang w:val="en-US"/>
-              </w:rPr>
-            </w:pPr>
-            <w:r>
-              <w:rPr>
-                <w:rStyle w:val="CodeChar"/>
-                <w:lang w:val="en-US"/>
-              </w:rPr>
-              <w:t>SIN</w:t>
-            </w:r>
-            <w:r>
-              <w:rPr>
-                <w:lang w:val="en-US"/>
-              </w:rPr>
-              <w:t xml:space="preserve">: </w:t>
-            </w:r>
+              <w:t xml:space="preserve">S </w:t>
+            </w:r>
+            <w:proofErr w:type="spellStart"/>
             <w:r>
               <w:rPr>
                 <w:b/>
                 <w:bCs/>
                 <w:lang w:val="en-US"/>
               </w:rPr>
-              <w:t xml:space="preserve">S </w:t>
-            </w:r>
-            <w:proofErr w:type="spellStart"/>
+              <w:t>Shift+I</w:t>
+            </w:r>
+            <w:proofErr w:type="spellEnd"/>
+          </w:p>
+          <w:p>
+            <w:pPr>
+              <w:rPr>
+                <w:lang w:val="en-US"/>
+              </w:rPr>
+            </w:pPr>
+            <w:r>
+              <w:rPr>
+                <w:rStyle w:val="CodeChar"/>
+                <w:lang w:val="en-US"/>
+              </w:rPr>
+              <w:t>SLEEP</w:t>
+            </w:r>
+            <w:r>
+              <w:rPr>
+                <w:lang w:val="en-US"/>
+              </w:rPr>
+              <w:t xml:space="preserve">: </w:t>
+            </w:r>
             <w:r>
               <w:rPr>
                 <w:b/>
                 <w:bCs/>
                 <w:lang w:val="en-US"/>
               </w:rPr>
-              <w:t>Shift+I</w:t>
-            </w:r>
-            <w:proofErr w:type="spellEnd"/>
-          </w:p>
-          <w:p>
-            <w:pPr>
-              <w:rPr>
-                <w:lang w:val="en-US"/>
-              </w:rPr>
-            </w:pPr>
-            <w:r>
-              <w:rPr>
-                <w:rStyle w:val="CodeChar"/>
-                <w:lang w:val="en-US"/>
-              </w:rPr>
-              <w:t>SLEEP</w:t>
-            </w:r>
-            <w:r>
-              <w:rPr>
-                <w:lang w:val="en-US"/>
-              </w:rPr>
-              <w:t xml:space="preserve">: </w:t>
-            </w:r>
+              <w:t xml:space="preserve">S </w:t>
+            </w:r>
+            <w:proofErr w:type="spellStart"/>
             <w:r>
               <w:rPr>
                 <w:b/>
                 <w:bCs/>
                 <w:lang w:val="en-US"/>
               </w:rPr>
-              <w:t xml:space="preserve">S </w:t>
-            </w:r>
-            <w:proofErr w:type="spellStart"/>
+              <w:t>Shift+L</w:t>
+            </w:r>
+            <w:proofErr w:type="spellEnd"/>
+          </w:p>
+          <w:p>
+            <w:pPr>
+              <w:rPr>
+                <w:lang w:val="en-US"/>
+              </w:rPr>
+            </w:pPr>
+            <w:r>
+              <w:rPr>
+                <w:rStyle w:val="CodeChar"/>
+                <w:lang w:val="en-US"/>
+              </w:rPr>
+              <w:lastRenderedPageBreak/>
+              <w:t>SOUND</w:t>
+            </w:r>
+            <w:r>
+              <w:rPr>
+                <w:lang w:val="en-US"/>
+              </w:rPr>
+              <w:t xml:space="preserve">: </w:t>
+            </w:r>
             <w:r>
               <w:rPr>
                 <w:b/>
                 <w:bCs/>
                 <w:lang w:val="en-US"/>
               </w:rPr>
-              <w:t>Shift+L</w:t>
-            </w:r>
-            <w:proofErr w:type="spellEnd"/>
-          </w:p>
-          <w:p>
-            <w:pPr>
-              <w:rPr>
-                <w:lang w:val="en-US"/>
-              </w:rPr>
-            </w:pPr>
-            <w:r>
-              <w:rPr>
-                <w:rStyle w:val="CodeChar"/>
-                <w:lang w:val="en-US"/>
-              </w:rPr>
-              <w:lastRenderedPageBreak/>
-              <w:t>SOUND</w:t>
-            </w:r>
-            <w:r>
-              <w:rPr>
-                <w:lang w:val="en-US"/>
-              </w:rPr>
-              <w:t xml:space="preserve">: </w:t>
-            </w:r>
+              <w:t xml:space="preserve">S </w:t>
+            </w:r>
+            <w:proofErr w:type="spellStart"/>
             <w:r>
               <w:rPr>
                 <w:b/>
                 <w:bCs/>
                 <w:lang w:val="en-US"/>
               </w:rPr>
-              <w:t xml:space="preserve">S </w:t>
-            </w:r>
-            <w:proofErr w:type="spellStart"/>
+              <w:t>Shift+O</w:t>
+            </w:r>
+            <w:proofErr w:type="spellEnd"/>
+          </w:p>
+          <w:p>
+            <w:pPr>
+              <w:rPr>
+                <w:lang w:val="en-US"/>
+              </w:rPr>
+            </w:pPr>
+            <w:r>
+              <w:rPr>
+                <w:rStyle w:val="CodeChar"/>
+                <w:lang w:val="en-US"/>
+              </w:rPr>
+              <w:t>SPRCOLOR</w:t>
+            </w:r>
+            <w:r>
+              <w:rPr>
+                <w:lang w:val="en-US"/>
+              </w:rPr>
+              <w:t xml:space="preserve">: </w:t>
+            </w:r>
             <w:r>
               <w:rPr>
                 <w:b/>
                 <w:bCs/>
                 <w:lang w:val="en-US"/>
               </w:rPr>
-              <w:t>Shift+O</w:t>
-            </w:r>
-            <w:proofErr w:type="spellEnd"/>
-          </w:p>
-          <w:p>
-            <w:pPr>
-              <w:rPr>
-                <w:lang w:val="en-US"/>
-              </w:rPr>
-            </w:pPr>
-            <w:r>
-              <w:rPr>
-                <w:rStyle w:val="CodeChar"/>
-                <w:lang w:val="en-US"/>
-              </w:rPr>
-              <w:t>SPRCOLOR</w:t>
-            </w:r>
-            <w:r>
-              <w:rPr>
-                <w:lang w:val="en-US"/>
-              </w:rPr>
-              <w:t xml:space="preserve">: </w:t>
-            </w:r>
+              <w:t xml:space="preserve">SPR </w:t>
+            </w:r>
+            <w:proofErr w:type="spellStart"/>
             <w:r>
               <w:rPr>
                 <w:b/>
                 <w:bCs/>
                 <w:lang w:val="en-US"/>
               </w:rPr>
-              <w:t xml:space="preserve">SPR </w:t>
-            </w:r>
-            <w:proofErr w:type="spellStart"/>
+              <w:t>Shift+C</w:t>
+            </w:r>
+            <w:proofErr w:type="spellEnd"/>
+          </w:p>
+          <w:p>
+            <w:pPr>
+              <w:rPr>
+                <w:lang w:val="en-US"/>
+              </w:rPr>
+            </w:pPr>
+            <w:r>
+              <w:rPr>
+                <w:rStyle w:val="CodeChar"/>
+                <w:lang w:val="en-US"/>
+              </w:rPr>
+              <w:t>SPRDEF</w:t>
+            </w:r>
+            <w:r>
+              <w:rPr>
+                <w:lang w:val="en-US"/>
+              </w:rPr>
+              <w:t xml:space="preserve">: </w:t>
+            </w:r>
             <w:r>
               <w:rPr>
                 <w:b/>
                 <w:bCs/>
                 <w:lang w:val="en-US"/>
               </w:rPr>
-              <w:t>Shift+C</w:t>
-            </w:r>
-            <w:proofErr w:type="spellEnd"/>
-          </w:p>
-          <w:p>
-            <w:pPr>
-              <w:rPr>
-                <w:lang w:val="en-US"/>
-              </w:rPr>
-            </w:pPr>
-            <w:r>
-              <w:rPr>
-                <w:rStyle w:val="CodeChar"/>
-                <w:lang w:val="en-US"/>
-              </w:rPr>
-              <w:t>SPRDEF</w:t>
-            </w:r>
-            <w:r>
-              <w:rPr>
-                <w:lang w:val="en-US"/>
-              </w:rPr>
-              <w:t xml:space="preserve">: </w:t>
-            </w:r>
+              <w:t xml:space="preserve">SPR </w:t>
+            </w:r>
+            <w:proofErr w:type="spellStart"/>
             <w:r>
               <w:rPr>
                 <w:b/>
                 <w:bCs/>
                 <w:lang w:val="en-US"/>
               </w:rPr>
-              <w:t xml:space="preserve">SPR </w:t>
-            </w:r>
-            <w:proofErr w:type="spellStart"/>
+              <w:t>Shift+D</w:t>
+            </w:r>
+            <w:proofErr w:type="spellEnd"/>
+          </w:p>
+          <w:p>
+            <w:pPr>
+              <w:rPr>
+                <w:lang w:val="en-US"/>
+              </w:rPr>
+            </w:pPr>
+            <w:r>
+              <w:rPr>
+                <w:rStyle w:val="CodeChar"/>
+                <w:lang w:val="en-US"/>
+              </w:rPr>
+              <w:t>SPRITE</w:t>
+            </w:r>
+            <w:r>
+              <w:rPr>
+                <w:lang w:val="en-US"/>
+              </w:rPr>
+              <w:t xml:space="preserve">: </w:t>
+            </w:r>
             <w:r>
               <w:rPr>
                 <w:b/>
                 <w:bCs/>
                 <w:lang w:val="en-US"/>
               </w:rPr>
-              <w:t>Shift+D</w:t>
-            </w:r>
-            <w:proofErr w:type="spellEnd"/>
-          </w:p>
-          <w:p>
-            <w:pPr>
-              <w:rPr>
-                <w:lang w:val="en-US"/>
-              </w:rPr>
-            </w:pPr>
-            <w:r>
-              <w:rPr>
-                <w:rStyle w:val="CodeChar"/>
-                <w:lang w:val="en-US"/>
-              </w:rPr>
-              <w:t>SPRITE</w:t>
-            </w:r>
-            <w:r>
-              <w:rPr>
-                <w:lang w:val="en-US"/>
-              </w:rPr>
-              <w:t xml:space="preserve">: </w:t>
-            </w:r>
+              <w:t xml:space="preserve">S </w:t>
+            </w:r>
+            <w:proofErr w:type="spellStart"/>
             <w:r>
               <w:rPr>
                 <w:b/>
                 <w:bCs/>
                 <w:lang w:val="en-US"/>
               </w:rPr>
-              <w:t xml:space="preserve">S </w:t>
-            </w:r>
-            <w:proofErr w:type="spellStart"/>
+              <w:t>Shift+P</w:t>
+            </w:r>
+            <w:proofErr w:type="spellEnd"/>
+          </w:p>
+          <w:p>
+            <w:pPr>
+              <w:rPr>
+                <w:lang w:val="en-US"/>
+              </w:rPr>
+            </w:pPr>
+            <w:r>
+              <w:rPr>
+                <w:rStyle w:val="CodeChar"/>
+                <w:lang w:val="en-US"/>
+              </w:rPr>
+              <w:t>SPRSAV</w:t>
+            </w:r>
+            <w:r>
+              <w:rPr>
+                <w:lang w:val="en-US"/>
+              </w:rPr>
+              <w:t xml:space="preserve">: </w:t>
+            </w:r>
             <w:r>
               <w:rPr>
                 <w:b/>
                 <w:bCs/>
                 <w:lang w:val="en-US"/>
               </w:rPr>
-              <w:t>Shift+P</w:t>
-            </w:r>
-            <w:proofErr w:type="spellEnd"/>
-          </w:p>
-          <w:p>
-            <w:pPr>
-              <w:rPr>
-                <w:lang w:val="en-US"/>
-              </w:rPr>
-            </w:pPr>
-            <w:r>
-              <w:rPr>
-                <w:rStyle w:val="CodeChar"/>
-                <w:lang w:val="en-US"/>
-              </w:rPr>
-              <w:t>SPRSAV</w:t>
-            </w:r>
-            <w:r>
-              <w:rPr>
-                <w:lang w:val="en-US"/>
-              </w:rPr>
-              <w:t xml:space="preserve">: </w:t>
-            </w:r>
+              <w:t xml:space="preserve">SPR </w:t>
+            </w:r>
+            <w:proofErr w:type="spellStart"/>
             <w:r>
               <w:rPr>
                 <w:b/>
                 <w:bCs/>
                 <w:lang w:val="en-US"/>
               </w:rPr>
-              <w:t xml:space="preserve">SPR </w:t>
-            </w:r>
-            <w:proofErr w:type="spellStart"/>
+              <w:t>Shift+S</w:t>
+            </w:r>
+            <w:proofErr w:type="spellEnd"/>
+          </w:p>
+          <w:p>
+            <w:pPr>
+              <w:rPr>
+                <w:lang w:val="en-US"/>
+              </w:rPr>
+            </w:pPr>
+            <w:r>
+              <w:rPr>
+                <w:rStyle w:val="CodeChar"/>
+                <w:lang w:val="en-US"/>
+              </w:rPr>
+              <w:t>SQR</w:t>
+            </w:r>
+            <w:r>
+              <w:rPr>
+                <w:lang w:val="en-US"/>
+              </w:rPr>
+              <w:t xml:space="preserve">: </w:t>
+            </w:r>
             <w:r>
               <w:rPr>
                 <w:b/>
                 <w:bCs/>
                 <w:lang w:val="en-US"/>
               </w:rPr>
-              <w:t>Shift+S</w:t>
-            </w:r>
-            <w:proofErr w:type="spellEnd"/>
-          </w:p>
-          <w:p>
-            <w:pPr>
-              <w:rPr>
-                <w:lang w:val="en-US"/>
-              </w:rPr>
-            </w:pPr>
-            <w:r>
-              <w:rPr>
-                <w:rStyle w:val="CodeChar"/>
-                <w:lang w:val="en-US"/>
-              </w:rPr>
-              <w:t>SQR</w:t>
-            </w:r>
-            <w:r>
-              <w:rPr>
-                <w:lang w:val="en-US"/>
-              </w:rPr>
-              <w:t xml:space="preserve">: </w:t>
-            </w:r>
+              <w:t xml:space="preserve">S </w:t>
+            </w:r>
+            <w:proofErr w:type="spellStart"/>
             <w:r>
               <w:rPr>
                 <w:b/>
                 <w:bCs/>
                 <w:lang w:val="en-US"/>
               </w:rPr>
-              <w:t xml:space="preserve">S </w:t>
-            </w:r>
-            <w:proofErr w:type="spellStart"/>
+              <w:t>Shift+Q</w:t>
+            </w:r>
+            <w:proofErr w:type="spellEnd"/>
+          </w:p>
+          <w:p>
+            <w:pPr>
+              <w:rPr>
+                <w:lang w:val="en-US"/>
+              </w:rPr>
+            </w:pPr>
+            <w:r>
+              <w:rPr>
+                <w:rStyle w:val="CodeChar"/>
+                <w:lang w:val="en-US"/>
+              </w:rPr>
+              <w:t>SSHAPE</w:t>
+            </w:r>
+            <w:r>
+              <w:rPr>
+                <w:lang w:val="en-US"/>
+              </w:rPr>
+              <w:t xml:space="preserve">: </w:t>
+            </w:r>
             <w:r>
               <w:rPr>
                 <w:b/>
                 <w:bCs/>
                 <w:lang w:val="en-US"/>
               </w:rPr>
-              <w:t>Shift+Q</w:t>
-            </w:r>
-            <w:proofErr w:type="spellEnd"/>
-          </w:p>
-          <w:p>
-            <w:pPr>
-              <w:rPr>
-                <w:lang w:val="en-US"/>
-              </w:rPr>
-            </w:pPr>
-            <w:r>
-              <w:rPr>
-                <w:rStyle w:val="CodeChar"/>
-                <w:lang w:val="en-US"/>
-              </w:rPr>
-              <w:t>SSHAPE</w:t>
-            </w:r>
-            <w:r>
-              <w:rPr>
-                <w:lang w:val="en-US"/>
-              </w:rPr>
-              <w:t xml:space="preserve">: </w:t>
-            </w:r>
+              <w:t xml:space="preserve">S </w:t>
+            </w:r>
+            <w:proofErr w:type="spellStart"/>
             <w:r>
               <w:rPr>
                 <w:b/>
                 <w:bCs/>
                 <w:lang w:val="en-US"/>
               </w:rPr>
-              <w:t xml:space="preserve">S </w:t>
-            </w:r>
-            <w:proofErr w:type="spellStart"/>
+              <w:t>Shift+S</w:t>
+            </w:r>
+            <w:proofErr w:type="spellEnd"/>
+          </w:p>
+          <w:p>
+            <w:pPr>
+              <w:rPr>
+                <w:lang w:val="en-US"/>
+              </w:rPr>
+            </w:pPr>
+            <w:r>
+              <w:rPr>
+                <w:rStyle w:val="CodeChar"/>
+                <w:lang w:val="en-US"/>
+              </w:rPr>
+              <w:t>STASH</w:t>
+            </w:r>
+            <w:r>
+              <w:rPr>
+                <w:lang w:val="en-US"/>
+              </w:rPr>
+              <w:t xml:space="preserve">: </w:t>
+            </w:r>
             <w:r>
               <w:rPr>
                 <w:b/>
                 <w:bCs/>
                 <w:lang w:val="en-US"/>
               </w:rPr>
-              <w:t>Shift+S</w:t>
-            </w:r>
-            <w:proofErr w:type="spellEnd"/>
-          </w:p>
-          <w:p>
-            <w:pPr>
-              <w:rPr>
-                <w:lang w:val="en-US"/>
-              </w:rPr>
-            </w:pPr>
-            <w:r>
-              <w:rPr>
-                <w:rStyle w:val="CodeChar"/>
-                <w:lang w:val="en-US"/>
-              </w:rPr>
-              <w:t>STASH</w:t>
-            </w:r>
-            <w:r>
-              <w:rPr>
-                <w:lang w:val="en-US"/>
-              </w:rPr>
-              <w:t xml:space="preserve">: </w:t>
-            </w:r>
+              <w:t xml:space="preserve">S </w:t>
+            </w:r>
+            <w:proofErr w:type="spellStart"/>
             <w:r>
               <w:rPr>
                 <w:b/>
                 <w:bCs/>
                 <w:lang w:val="en-US"/>
               </w:rPr>
-              <w:t xml:space="preserve">S </w:t>
-            </w:r>
-            <w:proofErr w:type="spellStart"/>
+              <w:t>Shift+T</w:t>
+            </w:r>
+            <w:proofErr w:type="spellEnd"/>
+          </w:p>
+          <w:p>
+            <w:pPr>
+              <w:rPr>
+                <w:lang w:val="en-US"/>
+              </w:rPr>
+            </w:pPr>
+            <w:r>
+              <w:rPr>
+                <w:rStyle w:val="CodeChar"/>
+                <w:lang w:val="en-US"/>
+              </w:rPr>
+              <w:t>STEP</w:t>
+            </w:r>
+            <w:r>
+              <w:rPr>
+                <w:lang w:val="en-US"/>
+              </w:rPr>
+              <w:t xml:space="preserve">: </w:t>
+            </w:r>
             <w:r>
               <w:rPr>
                 <w:b/>
                 <w:bCs/>
                 <w:lang w:val="en-US"/>
               </w:rPr>
-              <w:t>Shift+T</w:t>
-            </w:r>
-            <w:proofErr w:type="spellEnd"/>
-          </w:p>
-          <w:p>
-            <w:pPr>
-              <w:rPr>
-                <w:lang w:val="en-US"/>
-              </w:rPr>
-            </w:pPr>
-            <w:r>
-              <w:rPr>
-                <w:rStyle w:val="CodeChar"/>
-                <w:lang w:val="en-US"/>
-              </w:rPr>
-              <w:t>STEP</w:t>
-            </w:r>
-            <w:r>
-              <w:rPr>
-                <w:lang w:val="en-US"/>
-              </w:rPr>
-              <w:t xml:space="preserve">: </w:t>
-            </w:r>
+              <w:t xml:space="preserve">ST </w:t>
+            </w:r>
+            <w:proofErr w:type="spellStart"/>
             <w:r>
               <w:rPr>
                 <w:b/>
                 <w:bCs/>
                 <w:lang w:val="en-US"/>
               </w:rPr>
-              <w:t xml:space="preserve">ST </w:t>
-            </w:r>
-            <w:proofErr w:type="spellStart"/>
+              <w:t>Shift+E</w:t>
+            </w:r>
+            <w:proofErr w:type="spellEnd"/>
+          </w:p>
+          <w:p>
+            <w:pPr>
+              <w:rPr>
+                <w:lang w:val="en-US"/>
+              </w:rPr>
+            </w:pPr>
+            <w:r>
+              <w:rPr>
+                <w:rStyle w:val="CodeChar"/>
+                <w:lang w:val="en-US"/>
+              </w:rPr>
+              <w:t>STOP</w:t>
+            </w:r>
+            <w:r>
+              <w:rPr>
+                <w:lang w:val="en-US"/>
+              </w:rPr>
+              <w:t xml:space="preserve">: </w:t>
+            </w:r>
             <w:r>
               <w:rPr>
                 <w:b/>
                 <w:bCs/>
                 <w:lang w:val="en-US"/>
               </w:rPr>
-              <w:t>Shift+E</w:t>
-            </w:r>
-            <w:proofErr w:type="spellEnd"/>
-          </w:p>
-          <w:p>
-            <w:pPr>
-              <w:rPr>
-                <w:lang w:val="en-US"/>
-              </w:rPr>
-            </w:pPr>
-            <w:r>
-              <w:rPr>
-                <w:rStyle w:val="CodeChar"/>
-                <w:lang w:val="en-US"/>
-              </w:rPr>
-              <w:t>STOP</w:t>
-            </w:r>
-            <w:r>
-              <w:rPr>
-                <w:lang w:val="en-US"/>
-              </w:rPr>
-              <w:t xml:space="preserve">: </w:t>
-            </w:r>
+              <w:t xml:space="preserve">ST </w:t>
+            </w:r>
+            <w:proofErr w:type="spellStart"/>
             <w:r>
               <w:rPr>
                 <w:b/>
                 <w:bCs/>
                 <w:lang w:val="en-US"/>
               </w:rPr>
-              <w:t xml:space="preserve">ST </w:t>
-            </w:r>
-            <w:proofErr w:type="spellStart"/>
+              <w:t>Shift+O</w:t>
+            </w:r>
+            <w:proofErr w:type="spellEnd"/>
+          </w:p>
+          <w:p>
+            <w:pPr>
+              <w:rPr>
+                <w:lang w:val="en-US"/>
+              </w:rPr>
+            </w:pPr>
+            <w:r>
+              <w:rPr>
+                <w:rStyle w:val="CodeChar"/>
+                <w:lang w:val="en-US"/>
+              </w:rPr>
+              <w:t>STR$</w:t>
+            </w:r>
+            <w:r>
+              <w:rPr>
+                <w:lang w:val="en-US"/>
+              </w:rPr>
+              <w:t xml:space="preserve">: </w:t>
+            </w:r>
             <w:r>
               <w:rPr>
                 <w:b/>
                 <w:bCs/>
                 <w:lang w:val="en-US"/>
               </w:rPr>
-              <w:t>Shift+O</w:t>
-            </w:r>
-            <w:proofErr w:type="spellEnd"/>
-          </w:p>
-          <w:p>
-            <w:pPr>
-              <w:rPr>
-                <w:lang w:val="en-US"/>
-              </w:rPr>
-            </w:pPr>
-            <w:r>
-              <w:rPr>
-                <w:rStyle w:val="CodeChar"/>
-                <w:lang w:val="en-US"/>
-              </w:rPr>
-              <w:t>STR$</w:t>
-            </w:r>
-            <w:r>
-              <w:rPr>
-                <w:lang w:val="en-US"/>
-              </w:rPr>
-              <w:t xml:space="preserve">: </w:t>
-            </w:r>
+              <w:t xml:space="preserve">ST </w:t>
+            </w:r>
+            <w:proofErr w:type="spellStart"/>
             <w:r>
               <w:rPr>
                 <w:b/>
                 <w:bCs/>
                 <w:lang w:val="en-US"/>
               </w:rPr>
-              <w:t xml:space="preserve">ST </w:t>
-            </w:r>
-            <w:proofErr w:type="spellStart"/>
+              <w:t>Shift+R</w:t>
+            </w:r>
+            <w:proofErr w:type="spellEnd"/>
+          </w:p>
+          <w:p>
+            <w:pPr>
+              <w:rPr>
+                <w:lang w:val="en-US"/>
+              </w:rPr>
+            </w:pPr>
+            <w:r>
+              <w:rPr>
+                <w:rStyle w:val="CodeChar"/>
+                <w:lang w:val="en-US"/>
+              </w:rPr>
+              <w:t>SWAP</w:t>
+            </w:r>
+            <w:r>
+              <w:rPr>
+                <w:lang w:val="en-US"/>
+              </w:rPr>
+              <w:t xml:space="preserve">: </w:t>
+            </w:r>
             <w:r>
               <w:rPr>
                 <w:b/>
                 <w:bCs/>
                 <w:lang w:val="en-US"/>
               </w:rPr>
-              <w:t>Shift+R</w:t>
-            </w:r>
-            <w:proofErr w:type="spellEnd"/>
+              <w:t>S Shift+W</w:t>
+            </w:r>
           </w:p>
           <w:p>
             <w:pPr>
@@ -38407,38 +37907,8 @@
                 <w:rStyle w:val="CodeChar"/>
                 <w:lang w:val="en-US"/>
               </w:rPr>
-              <w:t>SWAP</w:t>
-            </w:r>
-            <w:r>
-              <w:rPr>
-                <w:lang w:val="en-US"/>
-              </w:rPr>
-              <w:t xml:space="preserve">: </w:t>
-            </w:r>
-            <w:r>
-              <w:rPr>
-                <w:b/>
-                <w:bCs/>
-                <w:lang w:val="en-US"/>
-              </w:rPr>
-              <w:t>S Shift+W</w:t>
-            </w:r>
-          </w:p>
-          <w:p>
-            <w:pPr>
-              <w:rPr>
-                <w:lang w:val="en-US"/>
-              </w:rPr>
-            </w:pPr>
-            <w:proofErr w:type="gramStart"/>
-            <w:r>
-              <w:rPr>
-                <w:rStyle w:val="CodeChar"/>
-                <w:lang w:val="en-US"/>
-              </w:rPr>
               <w:t>TAB(</w:t>
             </w:r>
-            <w:proofErr w:type="gramEnd"/>
             <w:r>
               <w:rPr>
                 <w:lang w:val="en-US"/>
@@ -43353,7 +42823,7 @@
 </file>
 
 <file path=word/endnotes.xml><?xml version="1.0" encoding="utf-8"?>
-<w:endnotes xmlns:wpc="http://schemas.microsoft.com/office/word/2010/wordprocessingCanvas" xmlns:cx="http://schemas.microsoft.com/office/drawing/2014/chartex" xmlns:cx1="http://schemas.microsoft.com/office/drawing/2015/9/8/chartex" xmlns:cx2="http://schemas.microsoft.com/office/drawing/2015/10/21/chartex" xmlns:cx3="http://schemas.microsoft.com/office/drawing/2016/5/9/chartex" xmlns:cx4="http://schemas.microsoft.com/office/drawing/2016/5/10/chartex" xmlns:cx5="http://schemas.microsoft.com/office/drawing/2016/5/11/chartex" xmlns:cx6="http://schemas.microsoft.com/office/drawing/2016/5/12/chartex" xmlns:cx7="http://schemas.microsoft.com/office/drawing/2016/5/13/chartex" xmlns:cx8="http://schemas.microsoft.com/office/drawing/2016/5/14/chartex" xmlns:mc="http://schemas.openxmlformats.org/markup-compatibility/2006" xmlns:aink="http://schemas.microsoft.com/office/drawing/2016/ink" xmlns:am3d="http://schemas.microsoft.com/office/drawing/2017/model3d" xmlns:o="urn:schemas-microsoft-com:office:office" xmlns:oel="http://schemas.microsoft.com/office/2019/extlst" xmlns:r="http://schemas.openxmlformats.org/officeDocument/2006/relationships" xmlns:m="http://schemas.openxmlformats.org/officeDocument/2006/math" xmlns:v="urn:schemas-microsoft-com:vml" xmlns:wp14="http://schemas.microsoft.com/office/word/2010/wordprocessingDrawing" xmlns:wp="http://schemas.openxmlformats.org/drawingml/2006/wordprocessingDrawing" xmlns:w10="urn:schemas-microsoft-com:office:word" xmlns:w="http://schemas.openxmlformats.org/wordprocessingml/2006/main" xmlns:w14="http://schemas.microsoft.com/office/word/2010/wordml" xmlns:w15="http://schemas.microsoft.com/office/word/2012/wordml" xmlns:w16cex="http://schemas.microsoft.com/office/word/2018/wordml/cex" xmlns:w16cid="http://schemas.microsoft.com/office/word/2016/wordml/cid" xmlns:w16="http://schemas.microsoft.com/office/word/2018/wordml" xmlns:w16du="http://schemas.microsoft.com/office/word/2023/wordml/word16du" xmlns:w16sdtdh="http://schemas.microsoft.com/office/word/2020/wordml/sdtdatahash" xmlns:w16sdtfl="http://schemas.microsoft.com/office/word/2024/wordml/sdtformatlock" xmlns:w16se="http://schemas.microsoft.com/office/word/2015/wordml/symex" xmlns:wpg="http://schemas.microsoft.com/office/word/2010/wordprocessingGroup" xmlns:wpi="http://schemas.microsoft.com/office/word/2010/wordprocessingInk" xmlns:wne="http://schemas.microsoft.com/office/word/2006/wordml" xmlns:wps="http://schemas.microsoft.com/office/word/2010/wordprocessingShape" mc:Ignorable="w14 w15 w16se w16cid w16 w16cex w16sdtdh w16sdtfl w16du wp14">
+<w:endnotes xmlns:wpc="http://schemas.microsoft.com/office/word/2010/wordprocessingCanvas" xmlns:cx="http://schemas.microsoft.com/office/drawing/2014/chartex" xmlns:cx1="http://schemas.microsoft.com/office/drawing/2015/9/8/chartex" xmlns:cx2="http://schemas.microsoft.com/office/drawing/2015/10/21/chartex" xmlns:cx3="http://schemas.microsoft.com/office/drawing/2016/5/9/chartex" xmlns:cx4="http://schemas.microsoft.com/office/drawing/2016/5/10/chartex" xmlns:cx5="http://schemas.microsoft.com/office/drawing/2016/5/11/chartex" xmlns:cx6="http://schemas.microsoft.com/office/drawing/2016/5/12/chartex" xmlns:cx7="http://schemas.microsoft.com/office/drawing/2016/5/13/chartex" xmlns:cx8="http://schemas.microsoft.com/office/drawing/2016/5/14/chartex" xmlns:mc="http://schemas.openxmlformats.org/markup-compatibility/2006" xmlns:aink="http://schemas.microsoft.com/office/drawing/2016/ink" xmlns:am3d="http://schemas.microsoft.com/office/drawing/2017/model3d" xmlns:o="urn:schemas-microsoft-com:office:office" xmlns:oel="http://schemas.microsoft.com/office/2019/extlst" xmlns:r="http://schemas.openxmlformats.org/officeDocument/2006/relationships" xmlns:m="http://schemas.openxmlformats.org/officeDocument/2006/math" xmlns:v="urn:schemas-microsoft-com:vml" xmlns:wp14="http://schemas.microsoft.com/office/word/2010/wordprocessingDrawing" xmlns:wp="http://schemas.openxmlformats.org/drawingml/2006/wordprocessingDrawing" xmlns:w10="urn:schemas-microsoft-com:office:word" xmlns:w="http://schemas.openxmlformats.org/wordprocessingml/2006/main" xmlns:w14="http://schemas.microsoft.com/office/word/2010/wordml" xmlns:w15="http://schemas.microsoft.com/office/word/2012/wordml" xmlns:w16cei="http://schemas.microsoft.com/office/word/2026/wordml/cei" xmlns:w16cex="http://schemas.microsoft.com/office/word/2018/wordml/cex" xmlns:w16cid="http://schemas.microsoft.com/office/word/2016/wordml/cid" xmlns:w16="http://schemas.microsoft.com/office/word/2018/wordml" xmlns:w16du="http://schemas.microsoft.com/office/word/2023/wordml/word16du" xmlns:w16sdtdh="http://schemas.microsoft.com/office/word/2020/wordml/sdtdatahash" xmlns:w16sdtfl="http://schemas.microsoft.com/office/word/2024/wordml/sdtformatlock" xmlns:w16se="http://schemas.microsoft.com/office/word/2015/wordml/symex" xmlns:wpg="http://schemas.microsoft.com/office/word/2010/wordprocessingGroup" xmlns:wpi="http://schemas.microsoft.com/office/word/2010/wordprocessingInk" xmlns:wne="http://schemas.microsoft.com/office/word/2006/wordml" xmlns:wps="http://schemas.microsoft.com/office/word/2010/wordprocessingShape" mc:Ignorable="w14 w15 w16se w16cid w16 w16cex w16sdtdh w16sdtfl w16du wp14">
   <w:endnote w:type="separator" w:id="-1">
     <w:p>
       <w:pPr>
@@ -43378,7 +42848,7 @@
 </file>
 
 <file path=word/footer1.xml><?xml version="1.0" encoding="utf-8"?>
-<w:ftr xmlns:wpc="http://schemas.microsoft.com/office/word/2010/wordprocessingCanvas" xmlns:cx="http://schemas.microsoft.com/office/drawing/2014/chartex" xmlns:cx1="http://schemas.microsoft.com/office/drawing/2015/9/8/chartex" xmlns:cx2="http://schemas.microsoft.com/office/drawing/2015/10/21/chartex" xmlns:cx3="http://schemas.microsoft.com/office/drawing/2016/5/9/chartex" xmlns:cx4="http://schemas.microsoft.com/office/drawing/2016/5/10/chartex" xmlns:cx5="http://schemas.microsoft.com/office/drawing/2016/5/11/chartex" xmlns:cx6="http://schemas.microsoft.com/office/drawing/2016/5/12/chartex" xmlns:cx7="http://schemas.microsoft.com/office/drawing/2016/5/13/chartex" xmlns:cx8="http://schemas.microsoft.com/office/drawing/2016/5/14/chartex" xmlns:mc="http://schemas.openxmlformats.org/markup-compatibility/2006" xmlns:aink="http://schemas.microsoft.com/office/drawing/2016/ink" xmlns:am3d="http://schemas.microsoft.com/office/drawing/2017/model3d" xmlns:o="urn:schemas-microsoft-com:office:office" xmlns:oel="http://schemas.microsoft.com/office/2019/extlst" xmlns:r="http://schemas.openxmlformats.org/officeDocument/2006/relationships" xmlns:m="http://schemas.openxmlformats.org/officeDocument/2006/math" xmlns:v="urn:schemas-microsoft-com:vml" xmlns:wp14="http://schemas.microsoft.com/office/word/2010/wordprocessingDrawing" xmlns:wp="http://schemas.openxmlformats.org/drawingml/2006/wordprocessingDrawing" xmlns:w10="urn:schemas-microsoft-com:office:word" xmlns:w="http://schemas.openxmlformats.org/wordprocessingml/2006/main" xmlns:w14="http://schemas.microsoft.com/office/word/2010/wordml" xmlns:w15="http://schemas.microsoft.com/office/word/2012/wordml" xmlns:w16cex="http://schemas.microsoft.com/office/word/2018/wordml/cex" xmlns:w16cid="http://schemas.microsoft.com/office/word/2016/wordml/cid" xmlns:w16="http://schemas.microsoft.com/office/word/2018/wordml" xmlns:w16du="http://schemas.microsoft.com/office/word/2023/wordml/word16du" xmlns:w16sdtdh="http://schemas.microsoft.com/office/word/2020/wordml/sdtdatahash" xmlns:w16sdtfl="http://schemas.microsoft.com/office/word/2024/wordml/sdtformatlock" xmlns:w16se="http://schemas.microsoft.com/office/word/2015/wordml/symex" xmlns:wpg="http://schemas.microsoft.com/office/word/2010/wordprocessingGroup" xmlns:wpi="http://schemas.microsoft.com/office/word/2010/wordprocessingInk" xmlns:wne="http://schemas.microsoft.com/office/word/2006/wordml" xmlns:wps="http://schemas.microsoft.com/office/word/2010/wordprocessingShape" mc:Ignorable="w14 w15 w16se w16cid w16 w16cex w16sdtdh w16sdtfl w16du wp14">
+<w:ftr xmlns:wpc="http://schemas.microsoft.com/office/word/2010/wordprocessingCanvas" xmlns:cx="http://schemas.microsoft.com/office/drawing/2014/chartex" xmlns:cx1="http://schemas.microsoft.com/office/drawing/2015/9/8/chartex" xmlns:cx2="http://schemas.microsoft.com/office/drawing/2015/10/21/chartex" xmlns:cx3="http://schemas.microsoft.com/office/drawing/2016/5/9/chartex" xmlns:cx4="http://schemas.microsoft.com/office/drawing/2016/5/10/chartex" xmlns:cx5="http://schemas.microsoft.com/office/drawing/2016/5/11/chartex" xmlns:cx6="http://schemas.microsoft.com/office/drawing/2016/5/12/chartex" xmlns:cx7="http://schemas.microsoft.com/office/drawing/2016/5/13/chartex" xmlns:cx8="http://schemas.microsoft.com/office/drawing/2016/5/14/chartex" xmlns:mc="http://schemas.openxmlformats.org/markup-compatibility/2006" xmlns:aink="http://schemas.microsoft.com/office/drawing/2016/ink" xmlns:am3d="http://schemas.microsoft.com/office/drawing/2017/model3d" xmlns:o="urn:schemas-microsoft-com:office:office" xmlns:oel="http://schemas.microsoft.com/office/2019/extlst" xmlns:r="http://schemas.openxmlformats.org/officeDocument/2006/relationships" xmlns:m="http://schemas.openxmlformats.org/officeDocument/2006/math" xmlns:v="urn:schemas-microsoft-com:vml" xmlns:wp14="http://schemas.microsoft.com/office/word/2010/wordprocessingDrawing" xmlns:wp="http://schemas.openxmlformats.org/drawingml/2006/wordprocessingDrawing" xmlns:w10="urn:schemas-microsoft-com:office:word" xmlns:w="http://schemas.openxmlformats.org/wordprocessingml/2006/main" xmlns:w14="http://schemas.microsoft.com/office/word/2010/wordml" xmlns:w15="http://schemas.microsoft.com/office/word/2012/wordml" xmlns:w16cei="http://schemas.microsoft.com/office/word/2026/wordml/cei" xmlns:w16cex="http://schemas.microsoft.com/office/word/2018/wordml/cex" xmlns:w16cid="http://schemas.microsoft.com/office/word/2016/wordml/cid" xmlns:w16="http://schemas.microsoft.com/office/word/2018/wordml" xmlns:w16du="http://schemas.microsoft.com/office/word/2023/wordml/word16du" xmlns:w16sdtdh="http://schemas.microsoft.com/office/word/2020/wordml/sdtdatahash" xmlns:w16sdtfl="http://schemas.microsoft.com/office/word/2024/wordml/sdtformatlock" xmlns:w16se="http://schemas.microsoft.com/office/word/2015/wordml/symex" xmlns:wpg="http://schemas.microsoft.com/office/word/2010/wordprocessingGroup" xmlns:wpi="http://schemas.microsoft.com/office/word/2010/wordprocessingInk" xmlns:wne="http://schemas.microsoft.com/office/word/2006/wordml" xmlns:wps="http://schemas.microsoft.com/office/word/2010/wordprocessingShape" mc:Ignorable="w14 w15 w16se w16cid w16 w16cex w16sdtdh w16sdtfl w16du wp14">
   <w:sdt>
     <w:sdtPr>
       <w:id w:val="430017054"/>
@@ -43524,7 +42994,7 @@
 </file>
 
 <file path=word/footnotes.xml><?xml version="1.0" encoding="utf-8"?>
-<w:footnotes xmlns:wpc="http://schemas.microsoft.com/office/word/2010/wordprocessingCanvas" xmlns:cx="http://schemas.microsoft.com/office/drawing/2014/chartex" xmlns:cx1="http://schemas.microsoft.com/office/drawing/2015/9/8/chartex" xmlns:cx2="http://schemas.microsoft.com/office/drawing/2015/10/21/chartex" xmlns:cx3="http://schemas.microsoft.com/office/drawing/2016/5/9/chartex" xmlns:cx4="http://schemas.microsoft.com/office/drawing/2016/5/10/chartex" xmlns:cx5="http://schemas.microsoft.com/office/drawing/2016/5/11/chartex" xmlns:cx6="http://schemas.microsoft.com/office/drawing/2016/5/12/chartex" xmlns:cx7="http://schemas.microsoft.com/office/drawing/2016/5/13/chartex" xmlns:cx8="http://schemas.microsoft.com/office/drawing/2016/5/14/chartex" xmlns:mc="http://schemas.openxmlformats.org/markup-compatibility/2006" xmlns:aink="http://schemas.microsoft.com/office/drawing/2016/ink" xmlns:am3d="http://schemas.microsoft.com/office/drawing/2017/model3d" xmlns:o="urn:schemas-microsoft-com:office:office" xmlns:oel="http://schemas.microsoft.com/office/2019/extlst" xmlns:r="http://schemas.openxmlformats.org/officeDocument/2006/relationships" xmlns:m="http://schemas.openxmlformats.org/officeDocument/2006/math" xmlns:v="urn:schemas-microsoft-com:vml" xmlns:wp14="http://schemas.microsoft.com/office/word/2010/wordprocessingDrawing" xmlns:wp="http://schemas.openxmlformats.org/drawingml/2006/wordprocessingDrawing" xmlns:w10="urn:schemas-microsoft-com:office:word" xmlns:w="http://schemas.openxmlformats.org/wordprocessingml/2006/main" xmlns:w14="http://schemas.microsoft.com/office/word/2010/wordml" xmlns:w15="http://schemas.microsoft.com/office/word/2012/wordml" xmlns:w16cex="http://schemas.microsoft.com/office/word/2018/wordml/cex" xmlns:w16cid="http://schemas.microsoft.com/office/word/2016/wordml/cid" xmlns:w16="http://schemas.microsoft.com/office/word/2018/wordml" xmlns:w16du="http://schemas.microsoft.com/office/word/2023/wordml/word16du" xmlns:w16sdtdh="http://schemas.microsoft.com/office/word/2020/wordml/sdtdatahash" xmlns:w16sdtfl="http://schemas.microsoft.com/office/word/2024/wordml/sdtformatlock" xmlns:w16se="http://schemas.microsoft.com/office/word/2015/wordml/symex" xmlns:wpg="http://schemas.microsoft.com/office/word/2010/wordprocessingGroup" xmlns:wpi="http://schemas.microsoft.com/office/word/2010/wordprocessingInk" xmlns:wne="http://schemas.microsoft.com/office/word/2006/wordml" xmlns:wps="http://schemas.microsoft.com/office/word/2010/wordprocessingShape" mc:Ignorable="w14 w15 w16se w16cid w16 w16cex w16sdtdh w16sdtfl w16du wp14">
+<w:footnotes xmlns:wpc="http://schemas.microsoft.com/office/word/2010/wordprocessingCanvas" xmlns:cx="http://schemas.microsoft.com/office/drawing/2014/chartex" xmlns:cx1="http://schemas.microsoft.com/office/drawing/2015/9/8/chartex" xmlns:cx2="http://schemas.microsoft.com/office/drawing/2015/10/21/chartex" xmlns:cx3="http://schemas.microsoft.com/office/drawing/2016/5/9/chartex" xmlns:cx4="http://schemas.microsoft.com/office/drawing/2016/5/10/chartex" xmlns:cx5="http://schemas.microsoft.com/office/drawing/2016/5/11/chartex" xmlns:cx6="http://schemas.microsoft.com/office/drawing/2016/5/12/chartex" xmlns:cx7="http://schemas.microsoft.com/office/drawing/2016/5/13/chartex" xmlns:cx8="http://schemas.microsoft.com/office/drawing/2016/5/14/chartex" xmlns:mc="http://schemas.openxmlformats.org/markup-compatibility/2006" xmlns:aink="http://schemas.microsoft.com/office/drawing/2016/ink" xmlns:am3d="http://schemas.microsoft.com/office/drawing/2017/model3d" xmlns:o="urn:schemas-microsoft-com:office:office" xmlns:oel="http://schemas.microsoft.com/office/2019/extlst" xmlns:r="http://schemas.openxmlformats.org/officeDocument/2006/relationships" xmlns:m="http://schemas.openxmlformats.org/officeDocument/2006/math" xmlns:v="urn:schemas-microsoft-com:vml" xmlns:wp14="http://schemas.microsoft.com/office/word/2010/wordprocessingDrawing" xmlns:wp="http://schemas.openxmlformats.org/drawingml/2006/wordprocessingDrawing" xmlns:w10="urn:schemas-microsoft-com:office:word" xmlns:w="http://schemas.openxmlformats.org/wordprocessingml/2006/main" xmlns:w14="http://schemas.microsoft.com/office/word/2010/wordml" xmlns:w15="http://schemas.microsoft.com/office/word/2012/wordml" xmlns:w16cei="http://schemas.microsoft.com/office/word/2026/wordml/cei" xmlns:w16cex="http://schemas.microsoft.com/office/word/2018/wordml/cex" xmlns:w16cid="http://schemas.microsoft.com/office/word/2016/wordml/cid" xmlns:w16="http://schemas.microsoft.com/office/word/2018/wordml" xmlns:w16du="http://schemas.microsoft.com/office/word/2023/wordml/word16du" xmlns:w16sdtdh="http://schemas.microsoft.com/office/word/2020/wordml/sdtdatahash" xmlns:w16sdtfl="http://schemas.microsoft.com/office/word/2024/wordml/sdtformatlock" xmlns:w16se="http://schemas.microsoft.com/office/word/2015/wordml/symex" xmlns:wpg="http://schemas.microsoft.com/office/word/2010/wordprocessingGroup" xmlns:wpi="http://schemas.microsoft.com/office/word/2010/wordprocessingInk" xmlns:wne="http://schemas.microsoft.com/office/word/2006/wordml" xmlns:wps="http://schemas.microsoft.com/office/word/2010/wordprocessingShape" mc:Ignorable="w14 w15 w16se w16cid w16 w16cex w16sdtdh w16sdtfl w16du wp14">
   <w:footnote w:type="separator" w:id="-1">
     <w:p>
       <w:pPr>
@@ -44196,7 +43666,7 @@
 </file>
 
 <file path=word/header1.xml><?xml version="1.0" encoding="utf-8"?>
-<w:hdr xmlns:wpc="http://schemas.microsoft.com/office/word/2010/wordprocessingCanvas" xmlns:cx="http://schemas.microsoft.com/office/drawing/2014/chartex" xmlns:cx1="http://schemas.microsoft.com/office/drawing/2015/9/8/chartex" xmlns:cx2="http://schemas.microsoft.com/office/drawing/2015/10/21/chartex" xmlns:cx3="http://schemas.microsoft.com/office/drawing/2016/5/9/chartex" xmlns:cx4="http://schemas.microsoft.com/office/drawing/2016/5/10/chartex" xmlns:cx5="http://schemas.microsoft.com/office/drawing/2016/5/11/chartex" xmlns:cx6="http://schemas.microsoft.com/office/drawing/2016/5/12/chartex" xmlns:cx7="http://schemas.microsoft.com/office/drawing/2016/5/13/chartex" xmlns:cx8="http://schemas.microsoft.com/office/drawing/2016/5/14/chartex" xmlns:mc="http://schemas.openxmlformats.org/markup-compatibility/2006" xmlns:aink="http://schemas.microsoft.com/office/drawing/2016/ink" xmlns:am3d="http://schemas.microsoft.com/office/drawing/2017/model3d" xmlns:o="urn:schemas-microsoft-com:office:office" xmlns:oel="http://schemas.microsoft.com/office/2019/extlst" xmlns:r="http://schemas.openxmlformats.org/officeDocument/2006/relationships" xmlns:m="http://schemas.openxmlformats.org/officeDocument/2006/math" xmlns:v="urn:schemas-microsoft-com:vml" xmlns:wp14="http://schemas.microsoft.com/office/word/2010/wordprocessingDrawing" xmlns:wp="http://schemas.openxmlformats.org/drawingml/2006/wordprocessingDrawing" xmlns:w10="urn:schemas-microsoft-com:office:word" xmlns:w="http://schemas.openxmlformats.org/wordprocessingml/2006/main" xmlns:w14="http://schemas.microsoft.com/office/word/2010/wordml" xmlns:w15="http://schemas.microsoft.com/office/word/2012/wordml" xmlns:w16cex="http://schemas.microsoft.com/office/word/2018/wordml/cex" xmlns:w16cid="http://schemas.microsoft.com/office/word/2016/wordml/cid" xmlns:w16="http://schemas.microsoft.com/office/word/2018/wordml" xmlns:w16du="http://schemas.microsoft.com/office/word/2023/wordml/word16du" xmlns:w16sdtdh="http://schemas.microsoft.com/office/word/2020/wordml/sdtdatahash" xmlns:w16sdtfl="http://schemas.microsoft.com/office/word/2024/wordml/sdtformatlock" xmlns:w16se="http://schemas.microsoft.com/office/word/2015/wordml/symex" xmlns:wpg="http://schemas.microsoft.com/office/word/2010/wordprocessingGroup" xmlns:wpi="http://schemas.microsoft.com/office/word/2010/wordprocessingInk" xmlns:wne="http://schemas.microsoft.com/office/word/2006/wordml" xmlns:wps="http://schemas.microsoft.com/office/word/2010/wordprocessingShape" mc:Ignorable="w14 w15 w16se w16cid w16 w16cex w16sdtdh w16sdtfl w16du wp14">
+<w:hdr xmlns:wpc="http://schemas.microsoft.com/office/word/2010/wordprocessingCanvas" xmlns:cx="http://schemas.microsoft.com/office/drawing/2014/chartex" xmlns:cx1="http://schemas.microsoft.com/office/drawing/2015/9/8/chartex" xmlns:cx2="http://schemas.microsoft.com/office/drawing/2015/10/21/chartex" xmlns:cx3="http://schemas.microsoft.com/office/drawing/2016/5/9/chartex" xmlns:cx4="http://schemas.microsoft.com/office/drawing/2016/5/10/chartex" xmlns:cx5="http://schemas.microsoft.com/office/drawing/2016/5/11/chartex" xmlns:cx6="http://schemas.microsoft.com/office/drawing/2016/5/12/chartex" xmlns:cx7="http://schemas.microsoft.com/office/drawing/2016/5/13/chartex" xmlns:cx8="http://schemas.microsoft.com/office/drawing/2016/5/14/chartex" xmlns:mc="http://schemas.openxmlformats.org/markup-compatibility/2006" xmlns:aink="http://schemas.microsoft.com/office/drawing/2016/ink" xmlns:am3d="http://schemas.microsoft.com/office/drawing/2017/model3d" xmlns:o="urn:schemas-microsoft-com:office:office" xmlns:oel="http://schemas.microsoft.com/office/2019/extlst" xmlns:r="http://schemas.openxmlformats.org/officeDocument/2006/relationships" xmlns:m="http://schemas.openxmlformats.org/officeDocument/2006/math" xmlns:v="urn:schemas-microsoft-com:vml" xmlns:wp14="http://schemas.microsoft.com/office/word/2010/wordprocessingDrawing" xmlns:wp="http://schemas.openxmlformats.org/drawingml/2006/wordprocessingDrawing" xmlns:w10="urn:schemas-microsoft-com:office:word" xmlns:w="http://schemas.openxmlformats.org/wordprocessingml/2006/main" xmlns:w14="http://schemas.microsoft.com/office/word/2010/wordml" xmlns:w15="http://schemas.microsoft.com/office/word/2012/wordml" xmlns:w16cei="http://schemas.microsoft.com/office/word/2026/wordml/cei" xmlns:w16cex="http://schemas.microsoft.com/office/word/2018/wordml/cex" xmlns:w16cid="http://schemas.microsoft.com/office/word/2016/wordml/cid" xmlns:w16="http://schemas.microsoft.com/office/word/2018/wordml" xmlns:w16du="http://schemas.microsoft.com/office/word/2023/wordml/word16du" xmlns:w16sdtdh="http://schemas.microsoft.com/office/word/2020/wordml/sdtdatahash" xmlns:w16sdtfl="http://schemas.microsoft.com/office/word/2024/wordml/sdtformatlock" xmlns:w16se="http://schemas.microsoft.com/office/word/2015/wordml/symex" xmlns:wpg="http://schemas.microsoft.com/office/word/2010/wordprocessingGroup" xmlns:wpi="http://schemas.microsoft.com/office/word/2010/wordprocessingInk" xmlns:wne="http://schemas.microsoft.com/office/word/2006/wordml" xmlns:wps="http://schemas.microsoft.com/office/word/2010/wordprocessingShape" mc:Ignorable="w14 w15 w16se w16cid w16 w16cex w16sdtdh w16sdtfl w16du wp14">
   <w:p>
     <w:pPr>
       <w:pStyle w:val="Sidhuvud"/>
@@ -44233,7 +43703,7 @@
         <w:noProof/>
         <w:sz w:val="16"/>
       </w:rPr>
-      <w:t>Om Commodore 128</w:t>
+      <w:t>Text</w:t>
     </w:r>
     <w:r>
       <w:rPr>
@@ -44247,7 +43717,7 @@
 </file>
 
 <file path=word/numbering.xml><?xml version="1.0" encoding="utf-8"?>
-<w:numbering xmlns:wpc="http://schemas.microsoft.com/office/word/2010/wordprocessingCanvas" xmlns:cx="http://schemas.microsoft.com/office/drawing/2014/chartex" xmlns:cx1="http://schemas.microsoft.com/office/drawing/2015/9/8/chartex" xmlns:cx2="http://schemas.microsoft.com/office/drawing/2015/10/21/chartex" xmlns:cx3="http://schemas.microsoft.com/office/drawing/2016/5/9/chartex" xmlns:cx4="http://schemas.microsoft.com/office/drawing/2016/5/10/chartex" xmlns:cx5="http://schemas.microsoft.com/office/drawing/2016/5/11/chartex" xmlns:cx6="http://schemas.microsoft.com/office/drawing/2016/5/12/chartex" xmlns:cx7="http://schemas.microsoft.com/office/drawing/2016/5/13/chartex" xmlns:cx8="http://schemas.microsoft.com/office/drawing/2016/5/14/chartex" xmlns:mc="http://schemas.openxmlformats.org/markup-compatibility/2006" xmlns:aink="http://schemas.microsoft.com/office/drawing/2016/ink" xmlns:am3d="http://schemas.microsoft.com/office/drawing/2017/model3d" xmlns:o="urn:schemas-microsoft-com:office:office" xmlns:oel="http://schemas.microsoft.com/office/2019/extlst" xmlns:r="http://schemas.openxmlformats.org/officeDocument/2006/relationships" xmlns:m="http://schemas.openxmlformats.org/officeDocument/2006/math" xmlns:v="urn:schemas-microsoft-com:vml" xmlns:wp14="http://schemas.microsoft.com/office/word/2010/wordprocessingDrawing" xmlns:wp="http://schemas.openxmlformats.org/drawingml/2006/wordprocessingDrawing" xmlns:w10="urn:schemas-microsoft-com:office:word" xmlns:w="http://schemas.openxmlformats.org/wordprocessingml/2006/main" xmlns:w14="http://schemas.microsoft.com/office/word/2010/wordml" xmlns:w15="http://schemas.microsoft.com/office/word/2012/wordml" xmlns:w16cex="http://schemas.microsoft.com/office/word/2018/wordml/cex" xmlns:w16cid="http://schemas.microsoft.com/office/word/2016/wordml/cid" xmlns:w16="http://schemas.microsoft.com/office/word/2018/wordml" xmlns:w16du="http://schemas.microsoft.com/office/word/2023/wordml/word16du" xmlns:w16sdtdh="http://schemas.microsoft.com/office/word/2020/wordml/sdtdatahash" xmlns:w16sdtfl="http://schemas.microsoft.com/office/word/2024/wordml/sdtformatlock" xmlns:w16se="http://schemas.microsoft.com/office/word/2015/wordml/symex" xmlns:wpg="http://schemas.microsoft.com/office/word/2010/wordprocessingGroup" xmlns:wpi="http://schemas.microsoft.com/office/word/2010/wordprocessingInk" xmlns:wne="http://schemas.microsoft.com/office/word/2006/wordml" xmlns:wps="http://schemas.microsoft.com/office/word/2010/wordprocessingShape" mc:Ignorable="w14 w15 w16se w16cid w16 w16cex w16sdtdh w16sdtfl w16du wp14">
+<w:numbering xmlns:wpc="http://schemas.microsoft.com/office/word/2010/wordprocessingCanvas" xmlns:cx="http://schemas.microsoft.com/office/drawing/2014/chartex" xmlns:cx1="http://schemas.microsoft.com/office/drawing/2015/9/8/chartex" xmlns:cx2="http://schemas.microsoft.com/office/drawing/2015/10/21/chartex" xmlns:cx3="http://schemas.microsoft.com/office/drawing/2016/5/9/chartex" xmlns:cx4="http://schemas.microsoft.com/office/drawing/2016/5/10/chartex" xmlns:cx5="http://schemas.microsoft.com/office/drawing/2016/5/11/chartex" xmlns:cx6="http://schemas.microsoft.com/office/drawing/2016/5/12/chartex" xmlns:cx7="http://schemas.microsoft.com/office/drawing/2016/5/13/chartex" xmlns:cx8="http://schemas.microsoft.com/office/drawing/2016/5/14/chartex" xmlns:mc="http://schemas.openxmlformats.org/markup-compatibility/2006" xmlns:aink="http://schemas.microsoft.com/office/drawing/2016/ink" xmlns:am3d="http://schemas.microsoft.com/office/drawing/2017/model3d" xmlns:o="urn:schemas-microsoft-com:office:office" xmlns:oel="http://schemas.microsoft.com/office/2019/extlst" xmlns:r="http://schemas.openxmlformats.org/officeDocument/2006/relationships" xmlns:m="http://schemas.openxmlformats.org/officeDocument/2006/math" xmlns:v="urn:schemas-microsoft-com:vml" xmlns:wp14="http://schemas.microsoft.com/office/word/2010/wordprocessingDrawing" xmlns:wp="http://schemas.openxmlformats.org/drawingml/2006/wordprocessingDrawing" xmlns:w10="urn:schemas-microsoft-com:office:word" xmlns:w="http://schemas.openxmlformats.org/wordprocessingml/2006/main" xmlns:w14="http://schemas.microsoft.com/office/word/2010/wordml" xmlns:w15="http://schemas.microsoft.com/office/word/2012/wordml" xmlns:w16cei="http://schemas.microsoft.com/office/word/2026/wordml/cei" xmlns:w16cex="http://schemas.microsoft.com/office/word/2018/wordml/cex" xmlns:w16cid="http://schemas.microsoft.com/office/word/2016/wordml/cid" xmlns:w16="http://schemas.microsoft.com/office/word/2018/wordml" xmlns:w16du="http://schemas.microsoft.com/office/word/2023/wordml/word16du" xmlns:w16sdtdh="http://schemas.microsoft.com/office/word/2020/wordml/sdtdatahash" xmlns:w16sdtfl="http://schemas.microsoft.com/office/word/2024/wordml/sdtformatlock" xmlns:w16se="http://schemas.microsoft.com/office/word/2015/wordml/symex" xmlns:wpg="http://schemas.microsoft.com/office/word/2010/wordprocessingGroup" xmlns:wpi="http://schemas.microsoft.com/office/word/2010/wordprocessingInk" xmlns:wne="http://schemas.microsoft.com/office/word/2006/wordml" xmlns:wps="http://schemas.microsoft.com/office/word/2010/wordprocessingShape" mc:Ignorable="w14 w15 w16se w16cid w16 w16cex w16sdtdh w16sdtfl w16du wp14">
   <w:abstractNum w:abstractNumId="0" w15:restartNumberingAfterBreak="0">
     <w:nsid w:val="0B852C42"/>
     <w:multiLevelType w:val="hybridMultilevel"/>
@@ -45805,6 +45275,117 @@
     </w:lvl>
   </w:abstractNum>
   <w:abstractNum w:abstractNumId="14" w15:restartNumberingAfterBreak="0">
+    <w:nsid w:val="5F3240B4"/>
+    <w:multiLevelType w:val="hybridMultilevel"/>
+    <w:tmpl w:val="0A2A45F8"/>
+    <w:lvl w:ilvl="0" w:tplc="041D0001">
+      <w:start w:val="1"/>
+      <w:numFmt w:val="bullet"/>
+      <w:lvlText w:val=""/>
+      <w:lvlJc w:val="left"/>
+      <w:pPr>
+        <w:ind w:left="720" w:hanging="360"/>
+      </w:pPr>
+      <w:rPr>
+        <w:rFonts w:ascii="Symbol" w:hAnsi="Symbol" w:hint="default"/>
+      </w:rPr>
+    </w:lvl>
+    <w:lvl w:ilvl="1" w:tplc="A60A7B7C">
+      <w:numFmt w:val="bullet"/>
+      <w:lvlText w:val="-"/>
+      <w:lvlJc w:val="left"/>
+      <w:pPr>
+        <w:ind w:left="1440" w:hanging="360"/>
+      </w:pPr>
+      <w:rPr>
+        <w:rFonts w:ascii="Times New Roman" w:eastAsiaTheme="minorHAnsi" w:hAnsi="Times New Roman" w:cs="Times New Roman" w:hint="default"/>
+      </w:rPr>
+    </w:lvl>
+    <w:lvl w:ilvl="2" w:tplc="AE1271CE">
+      <w:numFmt w:val="bullet"/>
+      <w:lvlText w:val=""/>
+      <w:lvlJc w:val="left"/>
+      <w:pPr>
+        <w:ind w:left="2160" w:hanging="360"/>
+      </w:pPr>
+      <w:rPr>
+        <w:rFonts w:ascii="Wingdings" w:eastAsiaTheme="minorHAnsi" w:hAnsi="Wingdings" w:cstheme="minorBidi" w:hint="default"/>
+      </w:rPr>
+    </w:lvl>
+    <w:lvl w:ilvl="3" w:tplc="041D0001" w:tentative="1">
+      <w:start w:val="1"/>
+      <w:numFmt w:val="bullet"/>
+      <w:lvlText w:val=""/>
+      <w:lvlJc w:val="left"/>
+      <w:pPr>
+        <w:ind w:left="2880" w:hanging="360"/>
+      </w:pPr>
+      <w:rPr>
+        <w:rFonts w:ascii="Symbol" w:hAnsi="Symbol" w:hint="default"/>
+      </w:rPr>
+    </w:lvl>
+    <w:lvl w:ilvl="4" w:tplc="041D0003" w:tentative="1">
+      <w:start w:val="1"/>
+      <w:numFmt w:val="bullet"/>
+      <w:lvlText w:val="o"/>
+      <w:lvlJc w:val="left"/>
+      <w:pPr>
+        <w:ind w:left="3600" w:hanging="360"/>
+      </w:pPr>
+      <w:rPr>
+        <w:rFonts w:ascii="Courier New" w:hAnsi="Courier New" w:cs="Courier New" w:hint="default"/>
+      </w:rPr>
+    </w:lvl>
+    <w:lvl w:ilvl="5" w:tplc="041D0005" w:tentative="1">
+      <w:start w:val="1"/>
+      <w:numFmt w:val="bullet"/>
+      <w:lvlText w:val=""/>
+      <w:lvlJc w:val="left"/>
+      <w:pPr>
+        <w:ind w:left="4320" w:hanging="360"/>
+      </w:pPr>
+      <w:rPr>
+        <w:rFonts w:ascii="Wingdings" w:hAnsi="Wingdings" w:hint="default"/>
+      </w:rPr>
+    </w:lvl>
+    <w:lvl w:ilvl="6" w:tplc="041D0001" w:tentative="1">
+      <w:start w:val="1"/>
+      <w:numFmt w:val="bullet"/>
+      <w:lvlText w:val=""/>
+      <w:lvlJc w:val="left"/>
+      <w:pPr>
+        <w:ind w:left="5040" w:hanging="360"/>
+      </w:pPr>
+      <w:rPr>
+        <w:rFonts w:ascii="Symbol" w:hAnsi="Symbol" w:hint="default"/>
+      </w:rPr>
+    </w:lvl>
+    <w:lvl w:ilvl="7" w:tplc="041D0003" w:tentative="1">
+      <w:start w:val="1"/>
+      <w:numFmt w:val="bullet"/>
+      <w:lvlText w:val="o"/>
+      <w:lvlJc w:val="left"/>
+      <w:pPr>
+        <w:ind w:left="5760" w:hanging="360"/>
+      </w:pPr>
+      <w:rPr>
+        <w:rFonts w:ascii="Courier New" w:hAnsi="Courier New" w:cs="Courier New" w:hint="default"/>
+      </w:rPr>
+    </w:lvl>
+    <w:lvl w:ilvl="8" w:tplc="041D0005" w:tentative="1">
+      <w:start w:val="1"/>
+      <w:numFmt w:val="bullet"/>
+      <w:lvlText w:val=""/>
+      <w:lvlJc w:val="left"/>
+      <w:pPr>
+        <w:ind w:left="6480" w:hanging="360"/>
+      </w:pPr>
+      <w:rPr>
+        <w:rFonts w:ascii="Wingdings" w:hAnsi="Wingdings" w:hint="default"/>
+      </w:rPr>
+    </w:lvl>
+  </w:abstractNum>
+  <w:abstractNum w:abstractNumId="15" w15:restartNumberingAfterBreak="0">
     <w:nsid w:val="5FC43646"/>
     <w:multiLevelType w:val="hybridMultilevel"/>
     <w:tmpl w:val="B75CE0FA"/>
@@ -45917,7 +45498,7 @@
       </w:rPr>
     </w:lvl>
   </w:abstractNum>
-  <w:abstractNum w:abstractNumId="15" w15:restartNumberingAfterBreak="0">
+  <w:abstractNum w:abstractNumId="16" w15:restartNumberingAfterBreak="0">
     <w:nsid w:val="6040533A"/>
     <w:multiLevelType w:val="hybridMultilevel"/>
     <w:tmpl w:val="3F1EAE1C"/>
@@ -46006,7 +45587,7 @@
       </w:pPr>
     </w:lvl>
   </w:abstractNum>
-  <w:abstractNum w:abstractNumId="16" w15:restartNumberingAfterBreak="0">
+  <w:abstractNum w:abstractNumId="17" w15:restartNumberingAfterBreak="0">
     <w:nsid w:val="617C2E6E"/>
     <w:multiLevelType w:val="hybridMultilevel"/>
     <w:tmpl w:val="E904C630"/>
@@ -46119,7 +45700,120 @@
       </w:rPr>
     </w:lvl>
   </w:abstractNum>
-  <w:abstractNum w:abstractNumId="17" w15:restartNumberingAfterBreak="0">
+  <w:abstractNum w:abstractNumId="18" w15:restartNumberingAfterBreak="0">
+    <w:nsid w:val="62496591"/>
+    <w:multiLevelType w:val="hybridMultilevel"/>
+    <w:tmpl w:val="522CBB6C"/>
+    <w:lvl w:ilvl="0" w:tplc="041D0001">
+      <w:start w:val="1"/>
+      <w:numFmt w:val="bullet"/>
+      <w:lvlText w:val=""/>
+      <w:lvlJc w:val="left"/>
+      <w:pPr>
+        <w:ind w:left="720" w:hanging="360"/>
+      </w:pPr>
+      <w:rPr>
+        <w:rFonts w:ascii="Symbol" w:hAnsi="Symbol" w:hint="default"/>
+      </w:rPr>
+    </w:lvl>
+    <w:lvl w:ilvl="1" w:tplc="041D0003" w:tentative="1">
+      <w:start w:val="1"/>
+      <w:numFmt w:val="bullet"/>
+      <w:lvlText w:val="o"/>
+      <w:lvlJc w:val="left"/>
+      <w:pPr>
+        <w:ind w:left="1440" w:hanging="360"/>
+      </w:pPr>
+      <w:rPr>
+        <w:rFonts w:ascii="Courier New" w:hAnsi="Courier New" w:cs="Courier New" w:hint="default"/>
+      </w:rPr>
+    </w:lvl>
+    <w:lvl w:ilvl="2" w:tplc="041D0005" w:tentative="1">
+      <w:start w:val="1"/>
+      <w:numFmt w:val="bullet"/>
+      <w:lvlText w:val=""/>
+      <w:lvlJc w:val="left"/>
+      <w:pPr>
+        <w:ind w:left="2160" w:hanging="360"/>
+      </w:pPr>
+      <w:rPr>
+        <w:rFonts w:ascii="Wingdings" w:hAnsi="Wingdings" w:hint="default"/>
+      </w:rPr>
+    </w:lvl>
+    <w:lvl w:ilvl="3" w:tplc="041D0001" w:tentative="1">
+      <w:start w:val="1"/>
+      <w:numFmt w:val="bullet"/>
+      <w:lvlText w:val=""/>
+      <w:lvlJc w:val="left"/>
+      <w:pPr>
+        <w:ind w:left="2880" w:hanging="360"/>
+      </w:pPr>
+      <w:rPr>
+        <w:rFonts w:ascii="Symbol" w:hAnsi="Symbol" w:hint="default"/>
+      </w:rPr>
+    </w:lvl>
+    <w:lvl w:ilvl="4" w:tplc="041D0003" w:tentative="1">
+      <w:start w:val="1"/>
+      <w:numFmt w:val="bullet"/>
+      <w:lvlText w:val="o"/>
+      <w:lvlJc w:val="left"/>
+      <w:pPr>
+        <w:ind w:left="3600" w:hanging="360"/>
+      </w:pPr>
+      <w:rPr>
+        <w:rFonts w:ascii="Courier New" w:hAnsi="Courier New" w:cs="Courier New" w:hint="default"/>
+      </w:rPr>
+    </w:lvl>
+    <w:lvl w:ilvl="5" w:tplc="041D0005" w:tentative="1">
+      <w:start w:val="1"/>
+      <w:numFmt w:val="bullet"/>
+      <w:lvlText w:val=""/>
+      <w:lvlJc w:val="left"/>
+      <w:pPr>
+        <w:ind w:left="4320" w:hanging="360"/>
+      </w:pPr>
+      <w:rPr>
+        <w:rFonts w:ascii="Wingdings" w:hAnsi="Wingdings" w:hint="default"/>
+      </w:rPr>
+    </w:lvl>
+    <w:lvl w:ilvl="6" w:tplc="041D0001" w:tentative="1">
+      <w:start w:val="1"/>
+      <w:numFmt w:val="bullet"/>
+      <w:lvlText w:val=""/>
+      <w:lvlJc w:val="left"/>
+      <w:pPr>
+        <w:ind w:left="5040" w:hanging="360"/>
+      </w:pPr>
+      <w:rPr>
+        <w:rFonts w:ascii="Symbol" w:hAnsi="Symbol" w:hint="default"/>
+      </w:rPr>
+    </w:lvl>
+    <w:lvl w:ilvl="7" w:tplc="041D0003" w:tentative="1">
+      <w:start w:val="1"/>
+      <w:numFmt w:val="bullet"/>
+      <w:lvlText w:val="o"/>
+      <w:lvlJc w:val="left"/>
+      <w:pPr>
+        <w:ind w:left="5760" w:hanging="360"/>
+      </w:pPr>
+      <w:rPr>
+        <w:rFonts w:ascii="Courier New" w:hAnsi="Courier New" w:cs="Courier New" w:hint="default"/>
+      </w:rPr>
+    </w:lvl>
+    <w:lvl w:ilvl="8" w:tplc="041D0005" w:tentative="1">
+      <w:start w:val="1"/>
+      <w:numFmt w:val="bullet"/>
+      <w:lvlText w:val=""/>
+      <w:lvlJc w:val="left"/>
+      <w:pPr>
+        <w:ind w:left="6480" w:hanging="360"/>
+      </w:pPr>
+      <w:rPr>
+        <w:rFonts w:ascii="Wingdings" w:hAnsi="Wingdings" w:hint="default"/>
+      </w:rPr>
+    </w:lvl>
+  </w:abstractNum>
+  <w:abstractNum w:abstractNumId="19" w15:restartNumberingAfterBreak="0">
     <w:nsid w:val="68EB3ED6"/>
     <w:multiLevelType w:val="hybridMultilevel"/>
     <w:tmpl w:val="59B4D74E"/>
@@ -46208,7 +45902,7 @@
       </w:pPr>
     </w:lvl>
   </w:abstractNum>
-  <w:abstractNum w:abstractNumId="18" w15:restartNumberingAfterBreak="0">
+  <w:abstractNum w:abstractNumId="20" w15:restartNumberingAfterBreak="0">
     <w:nsid w:val="74606973"/>
     <w:multiLevelType w:val="hybridMultilevel"/>
     <w:tmpl w:val="44C6DB62"/>
@@ -46321,7 +46015,7 @@
       </w:rPr>
     </w:lvl>
   </w:abstractNum>
-  <w:abstractNum w:abstractNumId="19" w15:restartNumberingAfterBreak="0">
+  <w:abstractNum w:abstractNumId="21" w15:restartNumberingAfterBreak="0">
     <w:nsid w:val="7B456150"/>
     <w:multiLevelType w:val="hybridMultilevel"/>
     <w:tmpl w:val="12D24234"/>
@@ -46434,7 +46128,7 @@
       </w:rPr>
     </w:lvl>
   </w:abstractNum>
-  <w:abstractNum w:abstractNumId="20" w15:restartNumberingAfterBreak="0">
+  <w:abstractNum w:abstractNumId="22" w15:restartNumberingAfterBreak="0">
     <w:nsid w:val="7F104AE0"/>
     <w:multiLevelType w:val="hybridMultilevel"/>
     <w:tmpl w:val="63064E4C"/>
@@ -46551,13 +46245,13 @@
     <w:abstractNumId w:val="2"/>
   </w:num>
   <w:num w:numId="2" w16cid:durableId="1502357069">
-    <w:abstractNumId w:val="14"/>
+    <w:abstractNumId w:val="15"/>
   </w:num>
   <w:num w:numId="3" w16cid:durableId="103767142">
     <w:abstractNumId w:val="6"/>
   </w:num>
   <w:num w:numId="4" w16cid:durableId="1066104205">
-    <w:abstractNumId w:val="18"/>
+    <w:abstractNumId w:val="20"/>
   </w:num>
   <w:num w:numId="5" w16cid:durableId="828910622">
     <w:abstractNumId w:val="3"/>
@@ -46566,7 +46260,7 @@
     <w:abstractNumId w:val="12"/>
   </w:num>
   <w:num w:numId="7" w16cid:durableId="1394767897">
-    <w:abstractNumId w:val="17"/>
+    <w:abstractNumId w:val="19"/>
   </w:num>
   <w:num w:numId="8" w16cid:durableId="1005786472">
     <w:abstractNumId w:val="13"/>
@@ -46578,19 +46272,19 @@
     <w:abstractNumId w:val="8"/>
   </w:num>
   <w:num w:numId="11" w16cid:durableId="337343398">
-    <w:abstractNumId w:val="20"/>
+    <w:abstractNumId w:val="22"/>
   </w:num>
   <w:num w:numId="12" w16cid:durableId="571545275">
     <w:abstractNumId w:val="9"/>
   </w:num>
   <w:num w:numId="13" w16cid:durableId="2123306719">
-    <w:abstractNumId w:val="15"/>
+    <w:abstractNumId w:val="16"/>
   </w:num>
   <w:num w:numId="14" w16cid:durableId="2071927930">
     <w:abstractNumId w:val="7"/>
   </w:num>
   <w:num w:numId="15" w16cid:durableId="1014456906">
-    <w:abstractNumId w:val="19"/>
+    <w:abstractNumId w:val="21"/>
   </w:num>
   <w:num w:numId="16" w16cid:durableId="213128053">
     <w:abstractNumId w:val="5"/>
@@ -46599,7 +46293,7 @@
     <w:abstractNumId w:val="0"/>
   </w:num>
   <w:num w:numId="18" w16cid:durableId="385836444">
-    <w:abstractNumId w:val="16"/>
+    <w:abstractNumId w:val="17"/>
   </w:num>
   <w:num w:numId="19" w16cid:durableId="1089424107">
     <w:abstractNumId w:val="11"/>
@@ -46609,6 +46303,12 @@
   </w:num>
   <w:num w:numId="21" w16cid:durableId="393701341">
     <w:abstractNumId w:val="10"/>
+  </w:num>
+  <w:num w:numId="22" w16cid:durableId="530462755">
+    <w:abstractNumId w:val="18"/>
+  </w:num>
+  <w:num w:numId="23" w16cid:durableId="1097365998">
+    <w:abstractNumId w:val="14"/>
   </w:num>
   <w:numIdMacAtCleanup w:val="15"/>
 </w:numbering>
@@ -47091,7 +46791,6 @@
   <w:style w:type="character" w:default="1" w:styleId="Standardstycketeckensnitt">
     <w:name w:val="Default Paragraph Font"/>
     <w:uiPriority w:val="1"/>
-    <w:semiHidden/>
     <w:unhideWhenUsed/>
   </w:style>
   <w:style w:type="table" w:default="1" w:styleId="Normaltabell">

--- a/Commodore BASIC 7.0 for C128.docx
+++ b/Commodore BASIC 7.0 for C128.docx
@@ -563,7 +563,7 @@
           <w:sz w:val="12"/>
           <w:szCs w:val="12"/>
         </w:rPr>
-        <w:t>3</w:t>
+        <w:t>4</w:t>
       </w:r>
       <w:r>
         <w:rPr>
@@ -577,7 +577,7 @@
           <w:sz w:val="12"/>
           <w:szCs w:val="12"/>
         </w:rPr>
-        <w:t>5</w:t>
+        <w:t>6</w:t>
       </w:r>
       <w:r>
         <w:rPr>
@@ -591,7 +591,7 @@
           <w:sz w:val="12"/>
           <w:szCs w:val="12"/>
         </w:rPr>
-        <w:t>12</w:t>
+        <w:t>07</w:t>
       </w:r>
       <w:r>
         <w:rPr>
@@ -605,7 +605,7 @@
           <w:sz w:val="12"/>
           <w:szCs w:val="12"/>
         </w:rPr>
-        <w:t>11</w:t>
+        <w:t>31</w:t>
       </w:r>
       <w:r>
         <w:rPr>
@@ -765,7 +765,7 @@
           <w:r>
             <w:fldChar w:fldCharType="separate"/>
           </w:r>
-          <w:hyperlink w:anchor="_Toc235728894" w:history="1">
+          <w:hyperlink w:anchor="_Toc236406948" w:history="1">
             <w:r>
               <w:rPr>
                 <w:rStyle w:val="Hyperlnk"/>
@@ -792,7 +792,7 @@
                 <w:noProof/>
                 <w:webHidden/>
               </w:rPr>
-              <w:instrText xml:space="preserve"> PAGEREF _Toc235728894 \h </w:instrText>
+              <w:instrText xml:space="preserve"> PAGEREF _Toc236406948 \h </w:instrText>
             </w:r>
             <w:r>
               <w:rPr>
@@ -839,7 +839,7 @@
               <w14:ligatures w14:val="standardContextual"/>
             </w:rPr>
           </w:pPr>
-          <w:hyperlink w:anchor="_Toc235728895" w:history="1">
+          <w:hyperlink w:anchor="_Toc236406949" w:history="1">
             <w:r>
               <w:rPr>
                 <w:rStyle w:val="Hyperlnk"/>
@@ -866,7 +866,7 @@
                 <w:noProof/>
                 <w:webHidden/>
               </w:rPr>
-              <w:instrText xml:space="preserve"> PAGEREF _Toc235728895 \h </w:instrText>
+              <w:instrText xml:space="preserve"> PAGEREF _Toc236406949 \h </w:instrText>
             </w:r>
             <w:r>
               <w:rPr>
@@ -913,7 +913,7 @@
               <w14:ligatures w14:val="standardContextual"/>
             </w:rPr>
           </w:pPr>
-          <w:hyperlink w:anchor="_Toc235728896" w:history="1">
+          <w:hyperlink w:anchor="_Toc236406950" w:history="1">
             <w:r>
               <w:rPr>
                 <w:rStyle w:val="Hyperlnk"/>
@@ -940,7 +940,7 @@
                 <w:noProof/>
                 <w:webHidden/>
               </w:rPr>
-              <w:instrText xml:space="preserve"> PAGEREF _Toc235728896 \h </w:instrText>
+              <w:instrText xml:space="preserve"> PAGEREF _Toc236406950 \h </w:instrText>
             </w:r>
             <w:r>
               <w:rPr>
@@ -987,7 +987,7 @@
               <w14:ligatures w14:val="standardContextual"/>
             </w:rPr>
           </w:pPr>
-          <w:hyperlink w:anchor="_Toc235728897" w:history="1">
+          <w:hyperlink w:anchor="_Toc236406951" w:history="1">
             <w:r>
               <w:rPr>
                 <w:rStyle w:val="Hyperlnk"/>
@@ -1014,7 +1014,7 @@
                 <w:noProof/>
                 <w:webHidden/>
               </w:rPr>
-              <w:instrText xml:space="preserve"> PAGEREF _Toc235728897 \h </w:instrText>
+              <w:instrText xml:space="preserve"> PAGEREF _Toc236406951 \h </w:instrText>
             </w:r>
             <w:r>
               <w:rPr>
@@ -1061,7 +1061,7 @@
               <w14:ligatures w14:val="standardContextual"/>
             </w:rPr>
           </w:pPr>
-          <w:hyperlink w:anchor="_Toc235728898" w:history="1">
+          <w:hyperlink w:anchor="_Toc236406952" w:history="1">
             <w:r>
               <w:rPr>
                 <w:rStyle w:val="Hyperlnk"/>
@@ -1088,7 +1088,7 @@
                 <w:noProof/>
                 <w:webHidden/>
               </w:rPr>
-              <w:instrText xml:space="preserve"> PAGEREF _Toc235728898 \h </w:instrText>
+              <w:instrText xml:space="preserve"> PAGEREF _Toc236406952 \h </w:instrText>
             </w:r>
             <w:r>
               <w:rPr>
@@ -1108,7 +1108,7 @@
                 <w:noProof/>
                 <w:webHidden/>
               </w:rPr>
-              <w:t>34</w:t>
+              <w:t>36</w:t>
             </w:r>
             <w:r>
               <w:rPr>
@@ -1135,7 +1135,7 @@
               <w14:ligatures w14:val="standardContextual"/>
             </w:rPr>
           </w:pPr>
-          <w:hyperlink w:anchor="_Toc235728899" w:history="1">
+          <w:hyperlink w:anchor="_Toc236406953" w:history="1">
             <w:r>
               <w:rPr>
                 <w:rStyle w:val="Hyperlnk"/>
@@ -1162,7 +1162,7 @@
                 <w:noProof/>
                 <w:webHidden/>
               </w:rPr>
-              <w:instrText xml:space="preserve"> PAGEREF _Toc235728899 \h </w:instrText>
+              <w:instrText xml:space="preserve"> PAGEREF _Toc236406953 \h </w:instrText>
             </w:r>
             <w:r>
               <w:rPr>
@@ -1182,7 +1182,7 @@
                 <w:noProof/>
                 <w:webHidden/>
               </w:rPr>
-              <w:t>42</w:t>
+              <w:t>44</w:t>
             </w:r>
             <w:r>
               <w:rPr>
@@ -1209,7 +1209,7 @@
               <w14:ligatures w14:val="standardContextual"/>
             </w:rPr>
           </w:pPr>
-          <w:hyperlink w:anchor="_Toc235728900" w:history="1">
+          <w:hyperlink w:anchor="_Toc236406954" w:history="1">
             <w:r>
               <w:rPr>
                 <w:rStyle w:val="Hyperlnk"/>
@@ -1236,7 +1236,7 @@
                 <w:noProof/>
                 <w:webHidden/>
               </w:rPr>
-              <w:instrText xml:space="preserve"> PAGEREF _Toc235728900 \h </w:instrText>
+              <w:instrText xml:space="preserve"> PAGEREF _Toc236406954 \h </w:instrText>
             </w:r>
             <w:r>
               <w:rPr>
@@ -1256,7 +1256,7 @@
                 <w:noProof/>
                 <w:webHidden/>
               </w:rPr>
-              <w:t>44</w:t>
+              <w:t>46</w:t>
             </w:r>
             <w:r>
               <w:rPr>
@@ -1283,7 +1283,7 @@
               <w14:ligatures w14:val="standardContextual"/>
             </w:rPr>
           </w:pPr>
-          <w:hyperlink w:anchor="_Toc235728901" w:history="1">
+          <w:hyperlink w:anchor="_Toc236406955" w:history="1">
             <w:r>
               <w:rPr>
                 <w:rStyle w:val="Hyperlnk"/>
@@ -1310,7 +1310,7 @@
                 <w:noProof/>
                 <w:webHidden/>
               </w:rPr>
-              <w:instrText xml:space="preserve"> PAGEREF _Toc235728901 \h </w:instrText>
+              <w:instrText xml:space="preserve"> PAGEREF _Toc236406955 \h </w:instrText>
             </w:r>
             <w:r>
               <w:rPr>
@@ -1330,7 +1330,7 @@
                 <w:noProof/>
                 <w:webHidden/>
               </w:rPr>
-              <w:t>51</w:t>
+              <w:t>53</w:t>
             </w:r>
             <w:r>
               <w:rPr>
@@ -1357,7 +1357,7 @@
               <w14:ligatures w14:val="standardContextual"/>
             </w:rPr>
           </w:pPr>
-          <w:hyperlink w:anchor="_Toc235728902" w:history="1">
+          <w:hyperlink w:anchor="_Toc236406956" w:history="1">
             <w:r>
               <w:rPr>
                 <w:rStyle w:val="Hyperlnk"/>
@@ -1384,7 +1384,7 @@
                 <w:noProof/>
                 <w:webHidden/>
               </w:rPr>
-              <w:instrText xml:space="preserve"> PAGEREF _Toc235728902 \h </w:instrText>
+              <w:instrText xml:space="preserve"> PAGEREF _Toc236406956 \h </w:instrText>
             </w:r>
             <w:r>
               <w:rPr>
@@ -1404,7 +1404,7 @@
                 <w:noProof/>
                 <w:webHidden/>
               </w:rPr>
-              <w:t>54</w:t>
+              <w:t>56</w:t>
             </w:r>
             <w:r>
               <w:rPr>
@@ -1431,7 +1431,7 @@
               <w14:ligatures w14:val="standardContextual"/>
             </w:rPr>
           </w:pPr>
-          <w:hyperlink w:anchor="_Toc235728903" w:history="1">
+          <w:hyperlink w:anchor="_Toc236406957" w:history="1">
             <w:r>
               <w:rPr>
                 <w:rStyle w:val="Hyperlnk"/>
@@ -1458,7 +1458,7 @@
                 <w:noProof/>
                 <w:webHidden/>
               </w:rPr>
-              <w:instrText xml:space="preserve"> PAGEREF _Toc235728903 \h </w:instrText>
+              <w:instrText xml:space="preserve"> PAGEREF _Toc236406957 \h </w:instrText>
             </w:r>
             <w:r>
               <w:rPr>
@@ -1478,7 +1478,7 @@
                 <w:noProof/>
                 <w:webHidden/>
               </w:rPr>
-              <w:t>56</w:t>
+              <w:t>58</w:t>
             </w:r>
             <w:r>
               <w:rPr>
@@ -1505,7 +1505,7 @@
               <w14:ligatures w14:val="standardContextual"/>
             </w:rPr>
           </w:pPr>
-          <w:hyperlink w:anchor="_Toc235728904" w:history="1">
+          <w:hyperlink w:anchor="_Toc236406958" w:history="1">
             <w:r>
               <w:rPr>
                 <w:rStyle w:val="Hyperlnk"/>
@@ -1532,7 +1532,7 @@
                 <w:noProof/>
                 <w:webHidden/>
               </w:rPr>
-              <w:instrText xml:space="preserve"> PAGEREF _Toc235728904 \h </w:instrText>
+              <w:instrText xml:space="preserve"> PAGEREF _Toc236406958 \h </w:instrText>
             </w:r>
             <w:r>
               <w:rPr>
@@ -1552,7 +1552,7 @@
                 <w:noProof/>
                 <w:webHidden/>
               </w:rPr>
-              <w:t>58</w:t>
+              <w:t>60</w:t>
             </w:r>
             <w:r>
               <w:rPr>
@@ -1579,7 +1579,7 @@
               <w14:ligatures w14:val="standardContextual"/>
             </w:rPr>
           </w:pPr>
-          <w:hyperlink w:anchor="_Toc235728905" w:history="1">
+          <w:hyperlink w:anchor="_Toc236406959" w:history="1">
             <w:r>
               <w:rPr>
                 <w:rStyle w:val="Hyperlnk"/>
@@ -1607,7 +1607,7 @@
                 <w:noProof/>
                 <w:webHidden/>
               </w:rPr>
-              <w:instrText xml:space="preserve"> PAGEREF _Toc235728905 \h </w:instrText>
+              <w:instrText xml:space="preserve"> PAGEREF _Toc236406959 \h </w:instrText>
             </w:r>
             <w:r>
               <w:rPr>
@@ -1627,7 +1627,7 @@
                 <w:noProof/>
                 <w:webHidden/>
               </w:rPr>
-              <w:t>62</w:t>
+              <w:t>64</w:t>
             </w:r>
             <w:r>
               <w:rPr>
@@ -1654,7 +1654,7 @@
               <w14:ligatures w14:val="standardContextual"/>
             </w:rPr>
           </w:pPr>
-          <w:hyperlink w:anchor="_Toc235728906" w:history="1">
+          <w:hyperlink w:anchor="_Toc236406960" w:history="1">
             <w:r>
               <w:rPr>
                 <w:rStyle w:val="Hyperlnk"/>
@@ -1681,7 +1681,7 @@
                 <w:noProof/>
                 <w:webHidden/>
               </w:rPr>
-              <w:instrText xml:space="preserve"> PAGEREF _Toc235728906 \h </w:instrText>
+              <w:instrText xml:space="preserve"> PAGEREF _Toc236406960 \h </w:instrText>
             </w:r>
             <w:r>
               <w:rPr>
@@ -1701,7 +1701,7 @@
                 <w:noProof/>
                 <w:webHidden/>
               </w:rPr>
-              <w:t>73</w:t>
+              <w:t>75</w:t>
             </w:r>
             <w:r>
               <w:rPr>
@@ -1728,7 +1728,7 @@
               <w14:ligatures w14:val="standardContextual"/>
             </w:rPr>
           </w:pPr>
-          <w:hyperlink w:anchor="_Toc235728907" w:history="1">
+          <w:hyperlink w:anchor="_Toc236406961" w:history="1">
             <w:r>
               <w:rPr>
                 <w:rStyle w:val="Hyperlnk"/>
@@ -1755,7 +1755,7 @@
                 <w:noProof/>
                 <w:webHidden/>
               </w:rPr>
-              <w:instrText xml:space="preserve"> PAGEREF _Toc235728907 \h </w:instrText>
+              <w:instrText xml:space="preserve"> PAGEREF _Toc236406961 \h </w:instrText>
             </w:r>
             <w:r>
               <w:rPr>
@@ -1775,7 +1775,7 @@
                 <w:noProof/>
                 <w:webHidden/>
               </w:rPr>
-              <w:t>75</w:t>
+              <w:t>77</w:t>
             </w:r>
             <w:r>
               <w:rPr>
@@ -1802,7 +1802,7 @@
               <w14:ligatures w14:val="standardContextual"/>
             </w:rPr>
           </w:pPr>
-          <w:hyperlink w:anchor="_Toc235728908" w:history="1">
+          <w:hyperlink w:anchor="_Toc236406962" w:history="1">
             <w:r>
               <w:rPr>
                 <w:rStyle w:val="Hyperlnk"/>
@@ -1830,7 +1830,7 @@
                 <w:noProof/>
                 <w:webHidden/>
               </w:rPr>
-              <w:instrText xml:space="preserve"> PAGEREF _Toc235728908 \h </w:instrText>
+              <w:instrText xml:space="preserve"> PAGEREF _Toc236406962 \h </w:instrText>
             </w:r>
             <w:r>
               <w:rPr>
@@ -1850,7 +1850,7 @@
                 <w:noProof/>
                 <w:webHidden/>
               </w:rPr>
-              <w:t>84</w:t>
+              <w:t>86</w:t>
             </w:r>
             <w:r>
               <w:rPr>
@@ -1877,7 +1877,7 @@
               <w14:ligatures w14:val="standardContextual"/>
             </w:rPr>
           </w:pPr>
-          <w:hyperlink w:anchor="_Toc235728909" w:history="1">
+          <w:hyperlink w:anchor="_Toc236406963" w:history="1">
             <w:r>
               <w:rPr>
                 <w:rStyle w:val="Hyperlnk"/>
@@ -1904,7 +1904,7 @@
                 <w:noProof/>
                 <w:webHidden/>
               </w:rPr>
-              <w:instrText xml:space="preserve"> PAGEREF _Toc235728909 \h </w:instrText>
+              <w:instrText xml:space="preserve"> PAGEREF _Toc236406963 \h </w:instrText>
             </w:r>
             <w:r>
               <w:rPr>
@@ -1924,7 +1924,7 @@
                 <w:noProof/>
                 <w:webHidden/>
               </w:rPr>
-              <w:t>88</w:t>
+              <w:t>90</w:t>
             </w:r>
             <w:r>
               <w:rPr>
@@ -1951,7 +1951,7 @@
               <w14:ligatures w14:val="standardContextual"/>
             </w:rPr>
           </w:pPr>
-          <w:hyperlink w:anchor="_Toc235728910" w:history="1">
+          <w:hyperlink w:anchor="_Toc236406964" w:history="1">
             <w:r>
               <w:rPr>
                 <w:rStyle w:val="Hyperlnk"/>
@@ -1978,7 +1978,7 @@
                 <w:noProof/>
                 <w:webHidden/>
               </w:rPr>
-              <w:instrText xml:space="preserve"> PAGEREF _Toc235728910 \h </w:instrText>
+              <w:instrText xml:space="preserve"> PAGEREF _Toc236406964 \h </w:instrText>
             </w:r>
             <w:r>
               <w:rPr>
@@ -1998,7 +1998,7 @@
                 <w:noProof/>
                 <w:webHidden/>
               </w:rPr>
-              <w:t>100</w:t>
+              <w:t>102</w:t>
             </w:r>
             <w:r>
               <w:rPr>
@@ -2025,7 +2025,7 @@
               <w14:ligatures w14:val="standardContextual"/>
             </w:rPr>
           </w:pPr>
-          <w:hyperlink w:anchor="_Toc235728911" w:history="1">
+          <w:hyperlink w:anchor="_Toc236406965" w:history="1">
             <w:r>
               <w:rPr>
                 <w:rStyle w:val="Hyperlnk"/>
@@ -2053,7 +2053,7 @@
                 <w:noProof/>
                 <w:webHidden/>
               </w:rPr>
-              <w:instrText xml:space="preserve"> PAGEREF _Toc235728911 \h </w:instrText>
+              <w:instrText xml:space="preserve"> PAGEREF _Toc236406965 \h </w:instrText>
             </w:r>
             <w:r>
               <w:rPr>
@@ -2073,7 +2073,7 @@
                 <w:noProof/>
                 <w:webHidden/>
               </w:rPr>
-              <w:t>102</w:t>
+              <w:t>104</w:t>
             </w:r>
             <w:r>
               <w:rPr>
@@ -2100,7 +2100,7 @@
               <w14:ligatures w14:val="standardContextual"/>
             </w:rPr>
           </w:pPr>
-          <w:hyperlink w:anchor="_Toc235728912" w:history="1">
+          <w:hyperlink w:anchor="_Toc236406966" w:history="1">
             <w:r>
               <w:rPr>
                 <w:rStyle w:val="Hyperlnk"/>
@@ -2127,7 +2127,7 @@
                 <w:noProof/>
                 <w:webHidden/>
               </w:rPr>
-              <w:instrText xml:space="preserve"> PAGEREF _Toc235728912 \h </w:instrText>
+              <w:instrText xml:space="preserve"> PAGEREF _Toc236406966 \h </w:instrText>
             </w:r>
             <w:r>
               <w:rPr>
@@ -2147,7 +2147,7 @@
                 <w:noProof/>
                 <w:webHidden/>
               </w:rPr>
-              <w:t>104</w:t>
+              <w:t>106</w:t>
             </w:r>
             <w:r>
               <w:rPr>
@@ -2174,7 +2174,7 @@
               <w14:ligatures w14:val="standardContextual"/>
             </w:rPr>
           </w:pPr>
-          <w:hyperlink w:anchor="_Toc235728913" w:history="1">
+          <w:hyperlink w:anchor="_Toc236406967" w:history="1">
             <w:r>
               <w:rPr>
                 <w:rStyle w:val="Hyperlnk"/>
@@ -2201,7 +2201,7 @@
                 <w:noProof/>
                 <w:webHidden/>
               </w:rPr>
-              <w:instrText xml:space="preserve"> PAGEREF _Toc235728913 \h </w:instrText>
+              <w:instrText xml:space="preserve"> PAGEREF _Toc236406967 \h </w:instrText>
             </w:r>
             <w:r>
               <w:rPr>
@@ -2221,7 +2221,7 @@
                 <w:noProof/>
                 <w:webHidden/>
               </w:rPr>
-              <w:t>106</w:t>
+              <w:t>108</w:t>
             </w:r>
             <w:r>
               <w:rPr>
@@ -2248,7 +2248,7 @@
               <w14:ligatures w14:val="standardContextual"/>
             </w:rPr>
           </w:pPr>
-          <w:hyperlink w:anchor="_Toc235728914" w:history="1">
+          <w:hyperlink w:anchor="_Toc236406968" w:history="1">
             <w:r>
               <w:rPr>
                 <w:rStyle w:val="Hyperlnk"/>
@@ -2275,7 +2275,7 @@
                 <w:noProof/>
                 <w:webHidden/>
               </w:rPr>
-              <w:instrText xml:space="preserve"> PAGEREF _Toc235728914 \h </w:instrText>
+              <w:instrText xml:space="preserve"> PAGEREF _Toc236406968 \h </w:instrText>
             </w:r>
             <w:r>
               <w:rPr>
@@ -2295,7 +2295,7 @@
                 <w:noProof/>
                 <w:webHidden/>
               </w:rPr>
-              <w:t>110</w:t>
+              <w:t>112</w:t>
             </w:r>
             <w:r>
               <w:rPr>
@@ -2322,7 +2322,7 @@
               <w14:ligatures w14:val="standardContextual"/>
             </w:rPr>
           </w:pPr>
-          <w:hyperlink w:anchor="_Toc235728915" w:history="1">
+          <w:hyperlink w:anchor="_Toc236406969" w:history="1">
             <w:r>
               <w:rPr>
                 <w:rStyle w:val="Hyperlnk"/>
@@ -2349,7 +2349,7 @@
                 <w:noProof/>
                 <w:webHidden/>
               </w:rPr>
-              <w:instrText xml:space="preserve"> PAGEREF _Toc235728915 \h </w:instrText>
+              <w:instrText xml:space="preserve"> PAGEREF _Toc236406969 \h </w:instrText>
             </w:r>
             <w:r>
               <w:rPr>
@@ -2369,7 +2369,7 @@
                 <w:noProof/>
                 <w:webHidden/>
               </w:rPr>
-              <w:t>113</w:t>
+              <w:t>115</w:t>
             </w:r>
             <w:r>
               <w:rPr>
@@ -2421,7 +2421,7 @@
       <w:pPr>
         <w:pStyle w:val="Rubrik1"/>
       </w:pPr>
-      <w:bookmarkStart w:id="0" w:name="_Toc235728894"/>
+      <w:bookmarkStart w:id="0" w:name="_Toc236406948"/>
       <w:r>
         <w:lastRenderedPageBreak/>
         <w:t>Introduktion</w:t>
@@ -2788,7 +2788,7 @@
         <w:pStyle w:val="Beskrivning"/>
       </w:pPr>
       <w:bookmarkStart w:id="2" w:name="Tangentbordslayout"/>
-      <w:bookmarkStart w:id="3" w:name="_Toc235728877"/>
+      <w:bookmarkStart w:id="3" w:name="_Toc236406928"/>
       <w:bookmarkEnd w:id="2"/>
       <w:r>
         <w:t xml:space="preserve">Figur </w:t>
@@ -3367,7 +3367,7 @@
                                 <w:noProof/>
                               </w:rPr>
                             </w:pPr>
-                            <w:bookmarkStart w:id="5" w:name="_Toc235728878"/>
+                            <w:bookmarkStart w:id="5" w:name="_Toc236406929"/>
                             <w:r>
                               <w:t xml:space="preserve">Figur </w:t>
                             </w:r>
@@ -3435,7 +3435,7 @@
                           <w:noProof/>
                         </w:rPr>
                       </w:pPr>
-                      <w:bookmarkStart w:id="6" w:name="_Toc235728878"/>
+                      <w:bookmarkStart w:id="6" w:name="_Toc236406929"/>
                       <w:r>
                         <w:t xml:space="preserve">Figur </w:t>
                       </w:r>
@@ -4161,7 +4161,7 @@
       <w:pPr>
         <w:pStyle w:val="Rubrik1"/>
       </w:pPr>
-      <w:bookmarkStart w:id="7" w:name="_Toc235728895"/>
+      <w:bookmarkStart w:id="7" w:name="_Toc236406949"/>
       <w:r>
         <w:lastRenderedPageBreak/>
         <w:t>Om Commodore 128</w:t>
@@ -4202,7 +4202,15 @@
     </w:p>
     <w:p>
       <w:r>
-        <w:t xml:space="preserve">Datorn har två huvudprocessorer. MOS 8502 klarar samma instruktioner som de processorer som satt i bl.a. Commodore 64 (MOS 6510 eller MOS 8500) och VIC-20 (MOS 6502). Det är denna som normalt driver runt din Commodore 128 med en arbetshastighet på 1-2 megahertz (MHz). Den andra processorn är en </w:t>
+        <w:t xml:space="preserve">Datorn har två huvudprocessorer. MOS 8502 klarar samma instruktioner som de processorer som satt i bl.a. Commodore 64 (MOS 6510 eller MOS 8500) och VIC-20 (MOS 6502). Det är denna som normalt driver runt din Commodore 128 med en arbetshastighet på </w:t>
+      </w:r>
+      <w:proofErr w:type="gramStart"/>
+      <w:r>
+        <w:t>1-2</w:t>
+      </w:r>
+      <w:proofErr w:type="gramEnd"/>
+      <w:r>
+        <w:t xml:space="preserve"> megahertz (MHz). Den andra processorn är en </w:t>
       </w:r>
       <w:proofErr w:type="spellStart"/>
       <w:r>
@@ -4514,6 +4522,7 @@
         <w:t>. Instruktioner som får ett radnummer, exekveras i runtime, alltså när programmet körs med (normalt) RUN. Om inget annat anges, kan alla kommandon användas både i direktläge och i runtime-</w:t>
       </w:r>
       <w:proofErr w:type="spellStart"/>
+      <w:proofErr w:type="gramStart"/>
       <w:r>
         <w:t>läge.</w:t>
       </w:r>
@@ -4521,6 +4530,7 @@
         <w:t>För</w:t>
       </w:r>
       <w:proofErr w:type="spellEnd"/>
+      <w:proofErr w:type="gramEnd"/>
       <w:r>
         <w:t xml:space="preserve"> den intresserade bjuds en hel del trevliga tricks</w:t>
       </w:r>
@@ -4561,7 +4571,7 @@
           <v:shape id="_x0000_i1025" type="#_x0000_t75" style="width:277pt;height:171.85pt" o:ole="">
             <v:imagedata r:id="rId13" o:title=""/>
           </v:shape>
-          <o:OLEObject Type="Embed" ProgID="Unknown" ShapeID="_x0000_i1025" DrawAspect="Content" ObjectID="_1846772757" r:id="rId14"/>
+          <o:OLEObject Type="Embed" ProgID="Unknown" ShapeID="_x0000_i1025" DrawAspect="Content" ObjectID="_1847019768" r:id="rId14"/>
         </w:object>
       </w:r>
     </w:p>
@@ -4569,7 +4579,7 @@
       <w:pPr>
         <w:pStyle w:val="Beskrivning"/>
       </w:pPr>
-      <w:bookmarkStart w:id="8" w:name="_Toc235728879"/>
+      <w:bookmarkStart w:id="8" w:name="_Toc236406930"/>
       <w:r>
         <w:t xml:space="preserve">Figur </w:t>
       </w:r>
@@ -5732,6 +5742,7 @@
       <w:r>
         <w:t xml:space="preserve">, </w:t>
       </w:r>
+      <w:proofErr w:type="gramStart"/>
       <w:r>
         <w:rPr>
           <w:rStyle w:val="CodeChar"/>
@@ -5753,6 +5764,7 @@
         </w:rPr>
         <w:t>2</w:t>
       </w:r>
+      <w:proofErr w:type="gramEnd"/>
       <w:r>
         <w:t xml:space="preserve">) ligger rygg-i-rygg med </w:t>
       </w:r>
@@ -5775,6 +5787,7 @@
       <w:r>
         <w:t xml:space="preserve">, </w:t>
       </w:r>
+      <w:proofErr w:type="gramStart"/>
       <w:r>
         <w:rPr>
           <w:rStyle w:val="CodeChar"/>
@@ -5790,6 +5803,7 @@
         </w:rPr>
         <w:t>4118</w:t>
       </w:r>
+      <w:proofErr w:type="gramEnd"/>
       <w:r>
         <w:t>).</w:t>
       </w:r>
@@ -5818,6 +5832,7 @@
       <w:r>
         <w:t xml:space="preserve">, </w:t>
       </w:r>
+      <w:proofErr w:type="gramStart"/>
       <w:r>
         <w:rPr>
           <w:rStyle w:val="CodeChar"/>
@@ -5833,6 +5848,7 @@
         </w:rPr>
         <w:t>4128</w:t>
       </w:r>
+      <w:proofErr w:type="gramEnd"/>
       <w:r>
         <w:t xml:space="preserve">) </w:t>
       </w:r>
@@ -5969,6 +5985,7 @@
       <w:r>
         <w:t>(</w:t>
       </w:r>
+      <w:proofErr w:type="gramStart"/>
       <w:r>
         <w:rPr>
           <w:rStyle w:val="CodeChar"/>
@@ -5990,6 +6007,7 @@
         </w:rPr>
         <w:t>05</w:t>
       </w:r>
+      <w:proofErr w:type="gramEnd"/>
       <w:r>
         <w:t xml:space="preserve">) som beskriver de olika funktionernas längd. Därför vet datorn att </w:t>
       </w:r>
@@ -6587,7 +6605,49 @@
         <w:rPr>
           <w:lang w:val="en-US"/>
         </w:rPr>
-        <w:t>100 A$(9)="PLAY"+CHR$(34)+"CDE"+CHR$(34)+CHR$(13)</w:t>
+        <w:t>100 A$(</w:t>
+      </w:r>
+      <w:proofErr w:type="gramStart"/>
+      <w:r>
+        <w:rPr>
+          <w:lang w:val="en-US"/>
+        </w:rPr>
+        <w:t>9)=</w:t>
+      </w:r>
+      <w:proofErr w:type="gramEnd"/>
+      <w:r>
+        <w:rPr>
+          <w:lang w:val="en-US"/>
+        </w:rPr>
+        <w:t>"PLAY"+CHR$(</w:t>
+      </w:r>
+      <w:proofErr w:type="gramStart"/>
+      <w:r>
+        <w:rPr>
+          <w:lang w:val="en-US"/>
+        </w:rPr>
+        <w:t>34)+</w:t>
+      </w:r>
+      <w:proofErr w:type="gramEnd"/>
+      <w:r>
+        <w:rPr>
+          <w:lang w:val="en-US"/>
+        </w:rPr>
+        <w:t>"CDE"+CHR$(</w:t>
+      </w:r>
+      <w:proofErr w:type="gramStart"/>
+      <w:r>
+        <w:rPr>
+          <w:lang w:val="en-US"/>
+        </w:rPr>
+        <w:t>34)+</w:t>
+      </w:r>
+      <w:proofErr w:type="gramEnd"/>
+      <w:r>
+        <w:rPr>
+          <w:lang w:val="en-US"/>
+        </w:rPr>
+        <w:t>CHR$(13)</w:t>
       </w:r>
     </w:p>
     <w:p>
@@ -7069,7 +7129,21 @@
               <w:rPr>
                 <w:lang w:val="en-US"/>
               </w:rPr>
-              <w:t>10 POKE 4</w:t>
+              <w:t xml:space="preserve">10 </w:t>
+            </w:r>
+            <w:proofErr w:type="gramStart"/>
+            <w:r>
+              <w:rPr>
+                <w:lang w:val="en-US"/>
+              </w:rPr>
+              <w:t>POKE</w:t>
+            </w:r>
+            <w:proofErr w:type="gramEnd"/>
+            <w:r>
+              <w:rPr>
+                <w:lang w:val="en-US"/>
+              </w:rPr>
+              <w:t xml:space="preserve"> 4</w:t>
             </w:r>
             <w:r>
               <w:rPr>
@@ -7100,8 +7174,16 @@
                 <w:lang w:val="en-US"/>
               </w:rPr>
               <w:br/>
-              <w:t>20 PRINT PEEK(</w:t>
-            </w:r>
+              <w:t xml:space="preserve">20 PRINT </w:t>
+            </w:r>
+            <w:proofErr w:type="gramStart"/>
+            <w:r>
+              <w:rPr>
+                <w:lang w:val="en-US"/>
+              </w:rPr>
+              <w:t>PEEK(</w:t>
+            </w:r>
+            <w:proofErr w:type="gramEnd"/>
             <w:r>
               <w:rPr>
                 <w:lang w:val="en-US"/>
@@ -7159,8 +7241,16 @@
               <w:rPr>
                 <w:lang w:val="en-US"/>
               </w:rPr>
-              <w:t>50 PRINT PEEK(</w:t>
-            </w:r>
+              <w:t xml:space="preserve">50 PRINT </w:t>
+            </w:r>
+            <w:proofErr w:type="gramStart"/>
+            <w:r>
+              <w:rPr>
+                <w:lang w:val="en-US"/>
+              </w:rPr>
+              <w:t>PEEK(</w:t>
+            </w:r>
+            <w:proofErr w:type="gramEnd"/>
             <w:r>
               <w:rPr>
                 <w:lang w:val="en-US"/>
@@ -7204,8 +7294,16 @@
                 <w:lang w:val="en-US"/>
               </w:rPr>
               <w:br/>
-              <w:t>70 PRINT PEEK(</w:t>
-            </w:r>
+              <w:t xml:space="preserve">70 PRINT </w:t>
+            </w:r>
+            <w:proofErr w:type="gramStart"/>
+            <w:r>
+              <w:rPr>
+                <w:lang w:val="en-US"/>
+              </w:rPr>
+              <w:t>PEEK(</w:t>
+            </w:r>
+            <w:proofErr w:type="gramEnd"/>
             <w:r>
               <w:rPr>
                 <w:lang w:val="en-US"/>
@@ -7341,7 +7439,21 @@
               <w:rPr>
                 <w:lang w:val="sv-SE"/>
               </w:rPr>
-              <w:t xml:space="preserve">Rad 60-70 växlar tillbaka till bank </w:t>
+              <w:t xml:space="preserve">Rad </w:t>
+            </w:r>
+            <w:proofErr w:type="gramStart"/>
+            <w:r>
+              <w:rPr>
+                <w:lang w:val="sv-SE"/>
+              </w:rPr>
+              <w:t>60-70</w:t>
+            </w:r>
+            <w:proofErr w:type="gramEnd"/>
+            <w:r>
+              <w:rPr>
+                <w:lang w:val="sv-SE"/>
+              </w:rPr>
+              <w:t xml:space="preserve"> växlar tillbaka till bank </w:t>
             </w:r>
             <w:r>
               <w:rPr>
@@ -7438,48 +7550,140 @@
         <w:rPr>
           <w:lang w:val="en-US"/>
         </w:rPr>
-        <w:t>10 FOR A=0 TO 15:BANK A:POKE 4192,A+1:NEXT</w:t>
-      </w:r>
+        <w:t xml:space="preserve">10 FOR A=0 TO </w:t>
+      </w:r>
+      <w:proofErr w:type="gramStart"/>
       <w:r>
         <w:rPr>
           <w:lang w:val="en-US"/>
         </w:rPr>
+        <w:t>15:BANK</w:t>
+      </w:r>
+      <w:proofErr w:type="gramEnd"/>
+      <w:r>
+        <w:rPr>
+          <w:lang w:val="en-US"/>
+        </w:rPr>
+        <w:t xml:space="preserve"> </w:t>
+      </w:r>
+      <w:proofErr w:type="gramStart"/>
+      <w:r>
+        <w:rPr>
+          <w:lang w:val="en-US"/>
+        </w:rPr>
+        <w:t>A:POKE</w:t>
+      </w:r>
+      <w:proofErr w:type="gramEnd"/>
+      <w:r>
+        <w:rPr>
+          <w:lang w:val="en-US"/>
+        </w:rPr>
+        <w:t xml:space="preserve"> </w:t>
+      </w:r>
+      <w:proofErr w:type="gramStart"/>
+      <w:r>
+        <w:rPr>
+          <w:lang w:val="en-US"/>
+        </w:rPr>
+        <w:t>4192,A</w:t>
+      </w:r>
+      <w:proofErr w:type="gramEnd"/>
+      <w:r>
+        <w:rPr>
+          <w:lang w:val="en-US"/>
+        </w:rPr>
+        <w:t>+</w:t>
+      </w:r>
+      <w:proofErr w:type="gramStart"/>
+      <w:r>
+        <w:rPr>
+          <w:lang w:val="en-US"/>
+        </w:rPr>
+        <w:t>1:NEXT</w:t>
+      </w:r>
+      <w:proofErr w:type="gramEnd"/>
+      <w:r>
+        <w:rPr>
+          <w:lang w:val="en-US"/>
+        </w:rPr>
         <w:br/>
       </w:r>
       <w:r>
         <w:rPr>
           <w:lang w:val="en-US"/>
         </w:rPr>
-        <w:t>20 DIM B%(15)</w:t>
-      </w:r>
+        <w:t>20 DIM B</w:t>
+      </w:r>
+      <w:proofErr w:type="gramStart"/>
       <w:r>
         <w:rPr>
           <w:lang w:val="en-US"/>
         </w:rPr>
+        <w:t>%(</w:t>
+      </w:r>
+      <w:proofErr w:type="gramEnd"/>
+      <w:r>
+        <w:rPr>
+          <w:lang w:val="en-US"/>
+        </w:rPr>
+        <w:t>15)</w:t>
+      </w:r>
+      <w:r>
+        <w:rPr>
+          <w:lang w:val="en-US"/>
+        </w:rPr>
         <w:br/>
       </w:r>
       <w:r>
         <w:rPr>
           <w:lang w:val="en-US"/>
         </w:rPr>
-        <w:t>30 FOR A=0 TO 15:BANK A</w:t>
-      </w:r>
+        <w:t xml:space="preserve">30 FOR A=0 TO </w:t>
+      </w:r>
+      <w:proofErr w:type="gramStart"/>
       <w:r>
         <w:rPr>
           <w:lang w:val="en-US"/>
         </w:rPr>
+        <w:t>15:BANK</w:t>
+      </w:r>
+      <w:proofErr w:type="gramEnd"/>
+      <w:r>
+        <w:rPr>
+          <w:lang w:val="en-US"/>
+        </w:rPr>
+        <w:t xml:space="preserve"> A</w:t>
+      </w:r>
+      <w:r>
+        <w:rPr>
+          <w:lang w:val="en-US"/>
+        </w:rPr>
         <w:br/>
       </w:r>
       <w:r>
         <w:rPr>
           <w:lang w:val="en-US"/>
         </w:rPr>
-        <w:t>40 IF PEEK(4192)=A+1 THEN B%(A)=B%(A)+1</w:t>
-      </w:r>
+        <w:t xml:space="preserve">40 IF </w:t>
+      </w:r>
+      <w:proofErr w:type="gramStart"/>
       <w:r>
         <w:rPr>
           <w:lang w:val="en-US"/>
         </w:rPr>
+        <w:t>PEEK(4192)=</w:t>
+      </w:r>
+      <w:proofErr w:type="gramEnd"/>
+      <w:r>
+        <w:rPr>
+          <w:lang w:val="en-US"/>
+        </w:rPr>
+        <w:t>A+1 THEN B%(A)=B%(A)+1</w:t>
+      </w:r>
+      <w:r>
+        <w:rPr>
+          <w:lang w:val="en-US"/>
+        </w:rPr>
         <w:br/>
       </w:r>
       <w:r>
@@ -7510,8 +7714,16 @@
         <w:rPr>
           <w:lang w:val="en-US"/>
         </w:rPr>
-        <w:t>70 IF B%(A)&gt;0 THEN PRINT "BANK";A</w:t>
-      </w:r>
+        <w:t>70 IF B%(A)&gt;0 THEN PRINT "BANK</w:t>
+      </w:r>
+      <w:proofErr w:type="gramStart"/>
+      <w:r>
+        <w:rPr>
+          <w:lang w:val="en-US"/>
+        </w:rPr>
+        <w:t>";A</w:t>
+      </w:r>
+      <w:proofErr w:type="gramEnd"/>
       <w:r>
         <w:rPr>
           <w:lang w:val="en-US"/>
@@ -8104,14 +8316,24 @@
       <w:r>
         <w:t xml:space="preserve"> skriver program för flera olika plattformar, kan dra nytta av att läsa på minnesadressen </w:t>
       </w:r>
+      <w:proofErr w:type="gramStart"/>
       <w:r>
         <w:rPr>
           <w:rStyle w:val="CodeChar"/>
         </w:rPr>
         <w:t>65534</w:t>
       </w:r>
-      <w:r>
-        <w:t xml:space="preserve">, som berättar vilken dator programmet körs på. </w:t>
+      <w:proofErr w:type="gramEnd"/>
+      <w:r>
+        <w:t xml:space="preserve">, som berättar vilken </w:t>
+      </w:r>
+      <w:proofErr w:type="gramStart"/>
+      <w:r>
+        <w:t>dator programmet</w:t>
+      </w:r>
+      <w:proofErr w:type="gramEnd"/>
+      <w:r>
+        <w:t xml:space="preserve"> körs på. </w:t>
       </w:r>
       <w:r>
         <w:rPr>
@@ -8329,7 +8551,7 @@
       <w:pPr>
         <w:pStyle w:val="Rubrik1"/>
       </w:pPr>
-      <w:bookmarkStart w:id="11" w:name="_Toc235728896"/>
+      <w:bookmarkStart w:id="11" w:name="_Toc236406950"/>
       <w:r>
         <w:lastRenderedPageBreak/>
         <w:t>Allmänna förbättringar i BASIC</w:t>
@@ -10870,14 +11092,42 @@
         <w:rPr>
           <w:lang w:val="en-US"/>
         </w:rPr>
-        <w:t>=A+1:A=A*2</w:t>
-      </w:r>
+        <w:t>=A+</w:t>
+      </w:r>
+      <w:proofErr w:type="gramStart"/>
       <w:r>
         <w:rPr>
           <w:lang w:val="en-US"/>
         </w:rPr>
+        <w:t>1:A</w:t>
+      </w:r>
+      <w:proofErr w:type="gramEnd"/>
+      <w:r>
+        <w:rPr>
+          <w:lang w:val="en-US"/>
+        </w:rPr>
+        <w:t>=A*2</w:t>
+      </w:r>
+      <w:r>
+        <w:rPr>
+          <w:lang w:val="en-US"/>
+        </w:rPr>
         <w:br/>
-        <w:t>50 A=A/3:A=A+A/4</w:t>
+        <w:t>50 A=A/</w:t>
+      </w:r>
+      <w:proofErr w:type="gramStart"/>
+      <w:r>
+        <w:rPr>
+          <w:lang w:val="en-US"/>
+        </w:rPr>
+        <w:t>3:A</w:t>
+      </w:r>
+      <w:proofErr w:type="gramEnd"/>
+      <w:r>
+        <w:rPr>
+          <w:lang w:val="en-US"/>
+        </w:rPr>
+        <w:t>=A+A/4</w:t>
       </w:r>
       <w:r>
         <w:rPr>
@@ -10992,12 +11242,14 @@
       <w:r>
         <w:t xml:space="preserve">-läge eller ej, så kan man kontrollera adress </w:t>
       </w:r>
+      <w:proofErr w:type="gramStart"/>
       <w:r>
         <w:rPr>
           <w:rStyle w:val="CodeChar"/>
         </w:rPr>
         <w:t>53296</w:t>
       </w:r>
+      <w:proofErr w:type="gramEnd"/>
       <w:r>
         <w:t xml:space="preserve">. Denna är normalt satt till </w:t>
       </w:r>
@@ -11019,12 +11271,14 @@
       <w:r>
         <w:t xml:space="preserve">-läge innehåller </w:t>
       </w:r>
+      <w:proofErr w:type="gramStart"/>
       <w:r>
         <w:rPr>
           <w:rStyle w:val="CodeChar"/>
         </w:rPr>
         <w:t>53296</w:t>
       </w:r>
+      <w:proofErr w:type="gramEnd"/>
       <w:r>
         <w:t xml:space="preserve"> istället värdet </w:t>
       </w:r>
@@ -11109,7 +11363,21 @@
                 <w:lang w:val="en-US"/>
               </w:rPr>
               <w:lastRenderedPageBreak/>
-              <w:t>10 PRINT PEEK(53296)</w:t>
+              <w:t xml:space="preserve">10 PRINT </w:t>
+            </w:r>
+            <w:proofErr w:type="gramStart"/>
+            <w:r>
+              <w:rPr>
+                <w:lang w:val="en-US"/>
+              </w:rPr>
+              <w:t>PEEK(</w:t>
+            </w:r>
+            <w:proofErr w:type="gramEnd"/>
+            <w:r>
+              <w:rPr>
+                <w:lang w:val="en-US"/>
+              </w:rPr>
+              <w:t>53296)</w:t>
             </w:r>
             <w:r>
               <w:rPr>
@@ -11130,7 +11398,21 @@
               <w:rPr>
                 <w:lang w:val="en-US"/>
               </w:rPr>
-              <w:t>30 PRINT PEEK(53296)</w:t>
+              <w:t xml:space="preserve">30 PRINT </w:t>
+            </w:r>
+            <w:proofErr w:type="gramStart"/>
+            <w:r>
+              <w:rPr>
+                <w:lang w:val="en-US"/>
+              </w:rPr>
+              <w:t>PEEK(</w:t>
+            </w:r>
+            <w:proofErr w:type="gramEnd"/>
+            <w:r>
+              <w:rPr>
+                <w:lang w:val="en-US"/>
+              </w:rPr>
+              <w:t>53296)</w:t>
             </w:r>
             <w:r>
               <w:rPr>
@@ -11151,7 +11433,21 @@
               <w:rPr>
                 <w:lang w:val="en-US"/>
               </w:rPr>
-              <w:t>50 PRINT PEEK(53296)</w:t>
+              <w:t xml:space="preserve">50 PRINT </w:t>
+            </w:r>
+            <w:proofErr w:type="gramStart"/>
+            <w:r>
+              <w:rPr>
+                <w:lang w:val="en-US"/>
+              </w:rPr>
+              <w:t>PEEK(</w:t>
+            </w:r>
+            <w:proofErr w:type="gramEnd"/>
+            <w:r>
+              <w:rPr>
+                <w:lang w:val="en-US"/>
+              </w:rPr>
+              <w:t>53296)</w:t>
             </w:r>
           </w:p>
         </w:tc>
@@ -11477,7 +11773,7 @@
       <w:pPr>
         <w:pStyle w:val="Rubrik1"/>
       </w:pPr>
-      <w:bookmarkStart w:id="13" w:name="_Toc235728897"/>
+      <w:bookmarkStart w:id="13" w:name="_Toc236406951"/>
       <w:r>
         <w:lastRenderedPageBreak/>
         <w:t>Text</w:t>
@@ -11832,7 +12128,15 @@
               <w:pStyle w:val="Code"/>
             </w:pPr>
             <w:r>
-              <w:t>10 X=VAL("20")</w:t>
+              <w:t>10 X=</w:t>
+            </w:r>
+            <w:proofErr w:type="gramStart"/>
+            <w:r>
+              <w:t>VAL(</w:t>
+            </w:r>
+            <w:proofErr w:type="gramEnd"/>
+            <w:r>
+              <w:t>"20")</w:t>
             </w:r>
           </w:p>
           <w:p>
@@ -12184,12 +12488,14 @@
       <w:r>
         <w:t xml:space="preserve"> motsvarar </w:t>
       </w:r>
+      <w:proofErr w:type="gramStart"/>
       <w:r>
         <w:rPr>
           <w:rStyle w:val="CodeChar"/>
         </w:rPr>
         <w:t>65535</w:t>
       </w:r>
+      <w:proofErr w:type="gramEnd"/>
       <w:r>
         <w:t xml:space="preserve"> i det decimala talsystemet, och är också det största heltal som Commodore BASIC kan hantera. Om </w:t>
       </w:r>
@@ -12205,12 +12511,14 @@
       <w:r>
         <w:t xml:space="preserve"> eller större än </w:t>
       </w:r>
+      <w:proofErr w:type="gramStart"/>
       <w:r>
         <w:rPr>
           <w:rStyle w:val="CodeChar"/>
         </w:rPr>
         <w:t>65535</w:t>
       </w:r>
+      <w:proofErr w:type="gramEnd"/>
       <w:r>
         <w:t xml:space="preserve"> skickas in, uppstår felet </w:t>
       </w:r>
@@ -12279,25 +12587,13 @@
         <w:fldChar w:fldCharType="begin"/>
       </w:r>
       <w:r>
-        <w:instrText xml:space="preserve"> XE "</w:instrText>
-      </w:r>
-      <w:r>
-        <w:instrText>PRINT USING</w:instrText>
-      </w:r>
-      <w:r>
-        <w:instrText xml:space="preserve">" </w:instrText>
+        <w:instrText xml:space="preserve"> XE "PRINT USING" </w:instrText>
       </w:r>
       <w:r>
         <w:fldChar w:fldCharType="end"/>
       </w:r>
       <w:r>
-        <w:t xml:space="preserve"> formaterar tal</w:t>
-      </w:r>
-      <w:r>
-        <w:t xml:space="preserve"> för utskrift på skärmen,</w:t>
-      </w:r>
-      <w:r>
-        <w:t xml:space="preserve"> enligt en mall som du bygger med specialtecken:</w:t>
+        <w:t xml:space="preserve"> formaterar tal för utskrift på skärmen, enligt en mall som du bygger med specialtecken:</w:t>
       </w:r>
     </w:p>
     <w:p>
@@ -12315,10 +12611,7 @@
         <w:t>#</w:t>
       </w:r>
       <w:r>
-        <w:t xml:space="preserve"> avser</w:t>
-      </w:r>
-      <w:r>
-        <w:t xml:space="preserve"> en teckenposition. Vid numeriska data: om talet har fler siffror än antalet # fylls hela fältet med asterisker (*) och inget tal skrivs ut. Vid </w:t>
+        <w:t xml:space="preserve"> avser en teckenposition. Vid numeriska data: om talet har fler siffror än antalet # fylls hela fältet med asterisker (*) och inget tal skrivs ut. Vid </w:t>
       </w:r>
       <w:proofErr w:type="spellStart"/>
       <w:r>
@@ -12509,7 +12802,14 @@
         <w:rPr>
           <w:rStyle w:val="CodeChar"/>
         </w:rPr>
-        <w:t>^^^^</w:t>
+        <w:t>^^^</w:t>
+      </w:r>
+      <w:proofErr w:type="gramStart"/>
+      <w:r>
+        <w:rPr>
+          <w:rStyle w:val="CodeChar"/>
+        </w:rPr>
+        <w:t>^</w:t>
       </w:r>
       <w:r>
         <w:t xml:space="preserve"> </w:t>
@@ -12517,6 +12817,7 @@
       <w:r>
         <w:t xml:space="preserve"> (</w:t>
       </w:r>
+      <w:proofErr w:type="gramEnd"/>
       <w:r>
         <w:t>exakt fyra cirkumflex-tecken</w:t>
       </w:r>
@@ -12533,7 +12834,22 @@
         <w:t>#</w:t>
       </w:r>
       <w:r>
-        <w:t xml:space="preserve"> före tecknen. Fel antal (inte exakt fyra) ger syntaxfel.</w:t>
+        <w:t xml:space="preserve"> före tecknen. Fel antal (inte exakt fyra) </w:t>
+      </w:r>
+      <w:r>
+        <w:t xml:space="preserve">eller saknade </w:t>
+      </w:r>
+      <w:r>
+        <w:rPr>
+          <w:rStyle w:val="CodeChar"/>
+        </w:rPr>
+        <w:t>#</w:t>
+      </w:r>
+      <w:r>
+        <w:t xml:space="preserve"> </w:t>
+      </w:r>
+      <w:r>
+        <w:t>ger syntaxfel.</w:t>
       </w:r>
       <w:r>
         <w:br/>
@@ -12606,19 +12922,311 @@
       <w:r>
         <w:t>Alla andra tecken i formatsträngen skrivs ut som vanlig, orörd text (bra för att bygga tabeller).</w:t>
       </w:r>
-    </w:p>
-    <w:p>
-      <w:r>
-        <w:t>TODO: Ge exempel på ^</w:t>
-      </w:r>
-      <w:r>
-        <w:t>^^^</w:t>
-      </w:r>
-    </w:p>
-    <w:p>
-      <w:r>
-        <w:t>TODO: PUDEF</w:t>
-      </w:r>
+      <w:r>
+        <w:t xml:space="preserve"> Följande exempel skriver ut talet </w:t>
+      </w:r>
+      <w:proofErr w:type="gramStart"/>
+      <w:r>
+        <w:t>617.451</w:t>
+      </w:r>
+      <w:proofErr w:type="gramEnd"/>
+      <w:r>
+        <w:t xml:space="preserve"> med vetenskaplig notation.</w:t>
+      </w:r>
+    </w:p>
+    <w:p>
+      <w:pPr>
+        <w:pStyle w:val="Code"/>
+        <w:rPr>
+          <w:lang w:val="en-US"/>
+        </w:rPr>
+      </w:pPr>
+      <w:r>
+        <w:rPr>
+          <w:lang w:val="en-US"/>
+        </w:rPr>
+        <w:t>10 X = 617451</w:t>
+      </w:r>
+      <w:r>
+        <w:rPr>
+          <w:lang w:val="en-US"/>
+        </w:rPr>
+        <w:br/>
+        <w:t>20 PRINT USING "</w:t>
+      </w:r>
+      <w:proofErr w:type="gramStart"/>
+      <w:r>
+        <w:rPr>
+          <w:lang w:val="en-US"/>
+        </w:rPr>
+        <w:t>#.#</w:t>
+      </w:r>
+      <w:proofErr w:type="gramEnd"/>
+      <w:r>
+        <w:rPr>
+          <w:lang w:val="en-US"/>
+        </w:rPr>
+        <w:t>#</w:t>
+      </w:r>
+      <w:r>
+        <w:rPr>
+          <w:lang w:val="en-US"/>
+        </w:rPr>
+        <w:t>^^^^</w:t>
+      </w:r>
+      <w:r>
+        <w:rPr>
+          <w:lang w:val="en-US"/>
+        </w:rPr>
+        <w:t>"; X</w:t>
+      </w:r>
+    </w:p>
+    <w:p>
+      <w:r>
+        <w:t xml:space="preserve">Programmet </w:t>
+      </w:r>
+      <w:r>
+        <w:t xml:space="preserve">ger resultatet </w:t>
+      </w:r>
+      <w:r>
+        <w:rPr>
+          <w:rStyle w:val="CodeChar"/>
+        </w:rPr>
+        <w:t>6.17E+05</w:t>
+      </w:r>
+      <w:r>
+        <w:t>.</w:t>
+      </w:r>
+    </w:p>
+    <w:p>
+      <w:r>
+        <w:t xml:space="preserve">Kommandot </w:t>
+      </w:r>
+      <w:r>
+        <w:rPr>
+          <w:rStyle w:val="CodeChar"/>
+        </w:rPr>
+        <w:t>PUDEF</w:t>
+      </w:r>
+      <w:r>
+        <w:fldChar w:fldCharType="begin"/>
+      </w:r>
+      <w:r>
+        <w:instrText xml:space="preserve"> XE "</w:instrText>
+      </w:r>
+      <w:r>
+        <w:instrText>PUDEF</w:instrText>
+      </w:r>
+      <w:r>
+        <w:instrText xml:space="preserve">" </w:instrText>
+      </w:r>
+      <w:r>
+        <w:fldChar w:fldCharType="end"/>
+      </w:r>
+      <w:r>
+        <w:t xml:space="preserve"> (Print </w:t>
+      </w:r>
+      <w:proofErr w:type="spellStart"/>
+      <w:r>
+        <w:t>Using</w:t>
+      </w:r>
+      <w:proofErr w:type="spellEnd"/>
+      <w:r>
+        <w:t xml:space="preserve"> </w:t>
+      </w:r>
+      <w:proofErr w:type="spellStart"/>
+      <w:r>
+        <w:t>DEFinition</w:t>
+      </w:r>
+      <w:proofErr w:type="spellEnd"/>
+      <w:r>
+        <w:t>) används för</w:t>
+      </w:r>
+      <w:r>
+        <w:t xml:space="preserve"> teckenersättning</w:t>
+      </w:r>
+      <w:r>
+        <w:t xml:space="preserve">, i syfte att få BASIC att visa tal i korrekt format för den region som programmet är tänkt att köras i. PUDEF tar ett argument som är en sträng som innehåller 1, 2, 3 eller 4 tecken. De olika </w:t>
+      </w:r>
+      <w:r>
+        <w:t>positionerna definierar olika saker.</w:t>
+      </w:r>
+    </w:p>
+    <w:p>
+      <w:r>
+        <w:t>Position 1 anger vad Commodore 128 använder som utfyllnadstecken när tal skrivs ut, normalt blanksteg.</w:t>
+      </w:r>
+    </w:p>
+    <w:p>
+      <w:r>
+        <w:lastRenderedPageBreak/>
+        <w:t>Position 2 anger vad som används där kommatecken normalt skrivs, normalt ett kommatecken.</w:t>
+      </w:r>
+    </w:p>
+    <w:p>
+      <w:r>
+        <w:t>Position 3 anger decimalavgränsare, normalt en punkt.</w:t>
+      </w:r>
+      <w:r>
+        <w:t xml:space="preserve"> </w:t>
+      </w:r>
+    </w:p>
+    <w:p>
+      <w:r>
+        <w:t>Position 4 anger valutatecken, normalt dollartecken.</w:t>
+      </w:r>
+    </w:p>
+    <w:p>
+      <w:r>
+        <w:t>Om du vill ändra decimalavgränsare (position 3) måste även utfyllnadstecken och kommatecken anges (eftersom dessa ligger på position 1 och 2).</w:t>
+      </w:r>
+      <w:r>
+        <w:t xml:space="preserve"> Exempel på hur </w:t>
+      </w:r>
+      <w:r>
+        <w:rPr>
+          <w:rStyle w:val="CodeChar"/>
+        </w:rPr>
+        <w:t>PRINT USING "####</w:t>
+      </w:r>
+      <w:proofErr w:type="gramStart"/>
+      <w:r>
+        <w:rPr>
+          <w:rStyle w:val="CodeChar"/>
+        </w:rPr>
+        <w:t>#.#</w:t>
+      </w:r>
+      <w:proofErr w:type="gramEnd"/>
+      <w:r>
+        <w:rPr>
+          <w:rStyle w:val="CodeChar"/>
+        </w:rPr>
+        <w:t xml:space="preserve">#"; </w:t>
+      </w:r>
+      <w:r>
+        <w:rPr>
+          <w:rStyle w:val="CodeChar"/>
+        </w:rPr>
+        <w:t>1234</w:t>
+      </w:r>
+      <w:r>
+        <w:t xml:space="preserve"> påverkas av PUDEF:</w:t>
+      </w:r>
+    </w:p>
+    <w:p>
+      <w:r>
+        <w:t>Utan</w:t>
+      </w:r>
+      <w:r>
+        <w:t xml:space="preserve"> PUDEF (</w:t>
+      </w:r>
+      <w:r>
+        <w:t>standard</w:t>
+      </w:r>
+      <w:r>
+        <w:t>):</w:t>
+      </w:r>
+      <w:r>
+        <w:br/>
+      </w:r>
+      <w:r>
+        <w:rPr>
+          <w:rStyle w:val="CodeChar"/>
+        </w:rPr>
+        <w:t xml:space="preserve"> 1234.50</w:t>
+      </w:r>
+      <w:r>
+        <w:br/>
+      </w:r>
+      <w:r>
+        <w:br/>
+      </w:r>
+      <w:r>
+        <w:t xml:space="preserve">PUDEF "0" </w:t>
+      </w:r>
+      <w:r>
+        <w:t>ger nollutfyllnad</w:t>
+      </w:r>
+      <w:r>
+        <w:t>:</w:t>
+      </w:r>
+      <w:r>
+        <w:br/>
+      </w:r>
+      <w:r>
+        <w:rPr>
+          <w:rStyle w:val="CodeChar"/>
+        </w:rPr>
+        <w:t>01234.50</w:t>
+      </w:r>
+      <w:r>
+        <w:br/>
+      </w:r>
+      <w:r>
+        <w:br/>
+        <w:t>Amerikansk standard (utan att position 2 och 3 har påverkats):</w:t>
+      </w:r>
+      <w:r>
+        <w:br/>
+      </w:r>
+      <w:r>
+        <w:rPr>
+          <w:rStyle w:val="CodeChar"/>
+        </w:rPr>
+        <w:t>1,234.50</w:t>
+      </w:r>
+      <w:r>
+        <w:br/>
+      </w:r>
+      <w:r>
+        <w:br/>
+      </w:r>
+      <w:r>
+        <w:rPr>
+          <w:rStyle w:val="CodeChar"/>
+        </w:rPr>
+        <w:t xml:space="preserve">PUDEF </w:t>
+      </w:r>
+      <w:proofErr w:type="gramStart"/>
+      <w:r>
+        <w:rPr>
+          <w:rStyle w:val="CodeChar"/>
+        </w:rPr>
+        <w:t>" .</w:t>
+      </w:r>
+      <w:proofErr w:type="gramEnd"/>
+      <w:r>
+        <w:rPr>
+          <w:rStyle w:val="CodeChar"/>
+        </w:rPr>
+        <w:t>, "</w:t>
+      </w:r>
+      <w:r>
+        <w:t xml:space="preserve"> </w:t>
+      </w:r>
+      <w:r>
+        <w:t>ger svensk sifferstil</w:t>
+      </w:r>
+      <w:r>
+        <w:t>, givet att man accepterar punkten som svensk</w:t>
+      </w:r>
+      <w:r>
+        <w:t>, annars kan även den ersättas med blanksteg</w:t>
+      </w:r>
+      <w:r>
+        <w:t>:</w:t>
+      </w:r>
+      <w:r>
+        <w:br/>
+      </w:r>
+      <w:proofErr w:type="gramStart"/>
+      <w:r>
+        <w:rPr>
+          <w:rStyle w:val="CodeChar"/>
+        </w:rPr>
+        <w:t>1.234,50</w:t>
+      </w:r>
+      <w:proofErr w:type="gramEnd"/>
     </w:p>
     <w:p>
       <w:pPr>
@@ -12694,11 +13302,7 @@
         <w:t xml:space="preserve">, som är en annan buffert, avser i stället hur många tecken som datorn kan ta emot, innan inmatningen läggs på just inmatningsbufferten. </w:t>
       </w:r>
       <w:r>
-        <w:t xml:space="preserve">Denna buffert gör att en tangenttryckning inte missas </w:t>
-      </w:r>
-      <w:r>
-        <w:lastRenderedPageBreak/>
-        <w:t>av systemet, och den gör också att tangenttryckningar kan hanteras även om systemet tillfälligt är upptagen med annat.</w:t>
+        <w:t>Denna buffert gör att en tangenttryckning inte missas av systemet, och den gör också att tangenttryckningar kan hanteras även om systemet tillfälligt är upptagen med annat.</w:t>
       </w:r>
       <w:r>
         <w:t xml:space="preserve"> Detta program illustrerar tydligt tangentbordsbuffertens funktion:</w:t>
@@ -12740,6 +13344,9 @@
             </w:r>
             <w:r>
               <w:br/>
+            </w:r>
+            <w:r>
+              <w:lastRenderedPageBreak/>
               <w:t>30 INPUT A$</w:t>
             </w:r>
             <w:r>
@@ -12763,6 +13370,7 @@
               <w:rPr>
                 <w:lang w:val="sv-SE"/>
               </w:rPr>
+              <w:lastRenderedPageBreak/>
               <w:br/>
             </w:r>
             <w:r>
@@ -13052,7 +13660,7 @@
       <w:pPr>
         <w:pStyle w:val="Rubrik1"/>
       </w:pPr>
-      <w:bookmarkStart w:id="14" w:name="_Toc235728898"/>
+      <w:bookmarkStart w:id="14" w:name="_Toc236406952"/>
       <w:r>
         <w:lastRenderedPageBreak/>
         <w:t>Grafik</w:t>
@@ -14326,7 +14934,21 @@
                 <w:lang w:val="sv-SE"/>
               </w:rPr>
               <w:br/>
-              <w:t>Rad 40-110 placerar ut individuella pixlar med vald förgrundsfärg.</w:t>
+              <w:t xml:space="preserve">Rad </w:t>
+            </w:r>
+            <w:proofErr w:type="gramStart"/>
+            <w:r>
+              <w:rPr>
+                <w:lang w:val="sv-SE"/>
+              </w:rPr>
+              <w:t>40-110</w:t>
+            </w:r>
+            <w:proofErr w:type="gramEnd"/>
+            <w:r>
+              <w:rPr>
+                <w:lang w:val="sv-SE"/>
+              </w:rPr>
+              <w:t xml:space="preserve"> placerar ut individuella pixlar med vald förgrundsfärg.</w:t>
             </w:r>
             <w:r>
               <w:rPr>
@@ -14832,6 +15454,7 @@
       <w:r>
         <w:t xml:space="preserve"> tar är färgen som ska fyllas (</w:t>
       </w:r>
+      <w:proofErr w:type="gramStart"/>
       <w:r>
         <w:rPr>
           <w:rStyle w:val="CodeChar"/>
@@ -14847,6 +15470,7 @@
         </w:rPr>
         <w:t>3</w:t>
       </w:r>
+      <w:proofErr w:type="gramEnd"/>
       <w:r>
         <w:t xml:space="preserve">, </w:t>
       </w:r>
@@ -15096,7 +15720,7 @@
       <w:pPr>
         <w:pStyle w:val="Beskrivning"/>
       </w:pPr>
-      <w:bookmarkStart w:id="16" w:name="_Toc235728880"/>
+      <w:bookmarkStart w:id="16" w:name="_Toc236406931"/>
       <w:r>
         <w:t xml:space="preserve">Figur </w:t>
       </w:r>
@@ -15493,12 +16117,26 @@
               <w:rPr>
                 <w:lang w:val="sv-SE"/>
               </w:rPr>
-              <w:t>Rad 40-60 ritar tre cirklar i olika färger på position 30,50. Den yttersta har färgindex 1, den innersta har färgindex 3.</w:t>
-            </w:r>
+              <w:t xml:space="preserve">Rad </w:t>
+            </w:r>
+            <w:proofErr w:type="gramStart"/>
             <w:r>
               <w:rPr>
                 <w:lang w:val="sv-SE"/>
               </w:rPr>
+              <w:t>40-60</w:t>
+            </w:r>
+            <w:proofErr w:type="gramEnd"/>
+            <w:r>
+              <w:rPr>
+                <w:lang w:val="sv-SE"/>
+              </w:rPr>
+              <w:t xml:space="preserve"> ritar tre cirklar i olika färger på position 30,50. Den yttersta har färgindex 1, den innersta har färgindex 3.</w:t>
+            </w:r>
+            <w:r>
+              <w:rPr>
+                <w:lang w:val="sv-SE"/>
+              </w:rPr>
               <w:br/>
             </w:r>
           </w:p>
@@ -15515,6 +16153,7 @@
               </w:rPr>
               <w:t xml:space="preserve">Rad </w:t>
             </w:r>
+            <w:proofErr w:type="gramStart"/>
             <w:r>
               <w:rPr>
                 <w:lang w:val="sv-SE"/>
@@ -15537,7 +16176,14 @@
               <w:rPr>
                 <w:lang w:val="sv-SE"/>
               </w:rPr>
-              <w:t xml:space="preserve">0 ritar tre cirklar i olika färger på position </w:t>
+              <w:t>0</w:t>
+            </w:r>
+            <w:proofErr w:type="gramEnd"/>
+            <w:r>
+              <w:rPr>
+                <w:lang w:val="sv-SE"/>
+              </w:rPr>
+              <w:t xml:space="preserve"> ritar tre cirklar i olika färger på position </w:t>
             </w:r>
             <w:r>
               <w:rPr>
@@ -15739,7 +16385,7 @@
       <w:pPr>
         <w:pStyle w:val="Beskrivning"/>
       </w:pPr>
-      <w:bookmarkStart w:id="18" w:name="_Toc235728881"/>
+      <w:bookmarkStart w:id="18" w:name="_Toc236406932"/>
       <w:r>
         <w:t xml:space="preserve">Figur </w:t>
       </w:r>
@@ -15913,7 +16559,7 @@
       <w:pPr>
         <w:pStyle w:val="Rubrik1"/>
       </w:pPr>
-      <w:bookmarkStart w:id="19" w:name="_Toc235728899"/>
+      <w:bookmarkStart w:id="19" w:name="_Toc236406953"/>
       <w:r>
         <w:lastRenderedPageBreak/>
         <w:t>Sprites</w:t>
@@ -15965,7 +16611,7 @@
       <w:pPr>
         <w:pStyle w:val="Rubrik1"/>
       </w:pPr>
-      <w:bookmarkStart w:id="20" w:name="_Toc235728900"/>
+      <w:bookmarkStart w:id="20" w:name="_Toc236406954"/>
       <w:r>
         <w:lastRenderedPageBreak/>
         <w:t>Ljud</w:t>
@@ -16064,12 +16710,14 @@
       <w:r>
         <w:t xml:space="preserve"> till </w:t>
       </w:r>
+      <w:proofErr w:type="gramStart"/>
       <w:r>
         <w:rPr>
           <w:rStyle w:val="CodeChar"/>
         </w:rPr>
         <w:t>65535</w:t>
       </w:r>
+      <w:proofErr w:type="gramEnd"/>
       <w:r>
         <w:t>) och längd (angivet i sextiondels sekunder). Använd endast dessa tre argument, spelas en rak ton med i en fyrkantsvåg med en neutral inställning på pulsbredden. Följande spelar tonen A under en sekund:</w:t>
       </w:r>
@@ -16157,12 +16805,14 @@
       <w:r>
         <w:t xml:space="preserve"> till </w:t>
       </w:r>
+      <w:proofErr w:type="gramStart"/>
       <w:r>
         <w:rPr>
           <w:rStyle w:val="CodeChar"/>
         </w:rPr>
         <w:t>65535</w:t>
       </w:r>
+      <w:proofErr w:type="gramEnd"/>
       <w:r>
         <w:t>)</w:t>
       </w:r>
@@ -16250,12 +16900,14 @@
       <w:r>
         <w:t xml:space="preserve"> till </w:t>
       </w:r>
+      <w:proofErr w:type="gramStart"/>
       <w:r>
         <w:rPr>
           <w:rStyle w:val="CodeChar"/>
         </w:rPr>
         <w:t>65535</w:t>
       </w:r>
+      <w:proofErr w:type="gramEnd"/>
       <w:r>
         <w:t>)</w:t>
       </w:r>
@@ -16280,12 +16932,14 @@
       <w:r>
         <w:t xml:space="preserve"> till </w:t>
       </w:r>
+      <w:proofErr w:type="gramStart"/>
       <w:r>
         <w:rPr>
           <w:rStyle w:val="CodeChar"/>
         </w:rPr>
         <w:t>65535</w:t>
       </w:r>
+      <w:proofErr w:type="gramEnd"/>
       <w:r>
         <w:t>)</w:t>
       </w:r>
@@ -16521,8 +17175,13 @@
         <w:pStyle w:val="Code"/>
       </w:pPr>
       <w:r>
-        <w:t>SOUND 1,3800,60,,,,</w:t>
-      </w:r>
+        <w:t>SOUND 1,</w:t>
+      </w:r>
+      <w:proofErr w:type="gramStart"/>
+      <w:r>
+        <w:t>3800,60,,,,</w:t>
+      </w:r>
+      <w:proofErr w:type="gramEnd"/>
       <w:r>
         <w:t>2</w:t>
       </w:r>
@@ -16797,6 +17456,7 @@
         </w:rPr>
         <w:t xml:space="preserve"> är </w:t>
       </w:r>
+      <w:proofErr w:type="gramStart"/>
       <w:r>
         <w:rPr>
           <w:rStyle w:val="CodeChar"/>
@@ -16805,6 +17465,7 @@
         </w:rPr>
         <w:t>12000</w:t>
       </w:r>
+      <w:proofErr w:type="gramEnd"/>
       <w:r>
         <w:rPr>
           <w:i/>
@@ -17025,7 +17686,21 @@
               <w:rPr>
                 <w:lang w:val="en-US"/>
               </w:rPr>
-              <w:t>20 SOUND 1,3800,120,,,,A</w:t>
+              <w:t>20 SOUND 1,</w:t>
+            </w:r>
+            <w:proofErr w:type="gramStart"/>
+            <w:r>
+              <w:rPr>
+                <w:lang w:val="en-US"/>
+              </w:rPr>
+              <w:t>3800,120,,,,</w:t>
+            </w:r>
+            <w:proofErr w:type="gramEnd"/>
+            <w:r>
+              <w:rPr>
+                <w:lang w:val="en-US"/>
+              </w:rPr>
+              <w:t>A</w:t>
             </w:r>
           </w:p>
           <w:p>
@@ -17234,7 +17909,15 @@
         <w:pStyle w:val="Code"/>
       </w:pPr>
       <w:r>
-        <w:t>SOUND 1,3800,60,,,,2,2048</w:t>
+        <w:t>SOUND 1,</w:t>
+      </w:r>
+      <w:proofErr w:type="gramStart"/>
+      <w:r>
+        <w:t>3800,60,,,,</w:t>
+      </w:r>
+      <w:proofErr w:type="gramEnd"/>
+      <w:r>
+        <w:t>2,2048</w:t>
       </w:r>
     </w:p>
     <w:p>
@@ -17367,7 +18050,15 @@
         <w:pStyle w:val="Code"/>
       </w:pPr>
       <w:r>
-        <w:t>SOUND 1,3800,60,,,,2,1024</w:t>
+        <w:t>SOUND 1,</w:t>
+      </w:r>
+      <w:proofErr w:type="gramStart"/>
+      <w:r>
+        <w:t>3800,60,,,,</w:t>
+      </w:r>
+      <w:proofErr w:type="gramEnd"/>
+      <w:r>
+        <w:t>2,1024</w:t>
       </w:r>
     </w:p>
     <w:p>
@@ -17398,7 +18089,15 @@
         <w:pStyle w:val="Code"/>
       </w:pPr>
       <w:r>
-        <w:t>SOUND 1,3800,60,,,,2,</w:t>
+        <w:t>SOUND 1,</w:t>
+      </w:r>
+      <w:proofErr w:type="gramStart"/>
+      <w:r>
+        <w:t>3800,60,,,,</w:t>
+      </w:r>
+      <w:proofErr w:type="gramEnd"/>
+      <w:r>
+        <w:t>2,</w:t>
       </w:r>
       <w:r>
         <w:t>3072</w:t>
@@ -17718,8 +18417,16 @@
               <w:rPr>
                 <w:lang w:val="en-US"/>
               </w:rPr>
-              <w:t>50 FOR P=0 TO 10:NEXT</w:t>
-            </w:r>
+              <w:t xml:space="preserve">50 FOR P=0 TO </w:t>
+            </w:r>
+            <w:proofErr w:type="gramStart"/>
+            <w:r>
+              <w:rPr>
+                <w:lang w:val="en-US"/>
+              </w:rPr>
+              <w:t>10:NEXT</w:t>
+            </w:r>
+            <w:proofErr w:type="gramEnd"/>
             <w:r>
               <w:rPr>
                 <w:lang w:val="en-US"/>
@@ -17746,8 +18453,16 @@
                 <w:lang w:val="en-US"/>
               </w:rPr>
               <w:br/>
-              <w:t>90 FOR P=0 TO 10:NEXT</w:t>
-            </w:r>
+              <w:t xml:space="preserve">90 FOR P=0 TO </w:t>
+            </w:r>
+            <w:proofErr w:type="gramStart"/>
+            <w:r>
+              <w:rPr>
+                <w:lang w:val="en-US"/>
+              </w:rPr>
+              <w:t>10:NEXT</w:t>
+            </w:r>
+            <w:proofErr w:type="gramEnd"/>
           </w:p>
           <w:p>
             <w:pPr>
@@ -17837,12 +18552,26 @@
                 <w:lang w:val="sv-SE"/>
               </w:rPr>
               <w:br/>
-              <w:t>Rad 30-60 sänker volymen med en kort paus (rad 50).</w:t>
-            </w:r>
+              <w:t xml:space="preserve">Rad </w:t>
+            </w:r>
+            <w:proofErr w:type="gramStart"/>
             <w:r>
               <w:rPr>
                 <w:lang w:val="sv-SE"/>
               </w:rPr>
+              <w:t>30-60</w:t>
+            </w:r>
+            <w:proofErr w:type="gramEnd"/>
+            <w:r>
+              <w:rPr>
+                <w:lang w:val="sv-SE"/>
+              </w:rPr>
+              <w:t xml:space="preserve"> sänker volymen med en kort paus (rad 50).</w:t>
+            </w:r>
+            <w:r>
+              <w:rPr>
+                <w:lang w:val="sv-SE"/>
+              </w:rPr>
               <w:br/>
             </w:r>
             <w:r>
@@ -17850,7 +18579,21 @@
                 <w:lang w:val="sv-SE"/>
               </w:rPr>
               <w:br/>
-              <w:t>Rad 70-100 höjer volymen.</w:t>
+              <w:t xml:space="preserve">Rad </w:t>
+            </w:r>
+            <w:proofErr w:type="gramStart"/>
+            <w:r>
+              <w:rPr>
+                <w:lang w:val="sv-SE"/>
+              </w:rPr>
+              <w:t>70-100</w:t>
+            </w:r>
+            <w:proofErr w:type="gramEnd"/>
+            <w:r>
+              <w:rPr>
+                <w:lang w:val="sv-SE"/>
+              </w:rPr>
+              <w:t xml:space="preserve"> höjer volymen.</w:t>
             </w:r>
           </w:p>
           <w:p>
@@ -17930,15 +18673,39 @@
       </w:r>
       <w:r>
         <w:br/>
-        <w:t>20 SOUND 1,8900,120,,,,1</w:t>
+        <w:t>20 SOUND 1,</w:t>
+      </w:r>
+      <w:proofErr w:type="gramStart"/>
+      <w:r>
+        <w:t>8900,120,,,,</w:t>
+      </w:r>
+      <w:proofErr w:type="gramEnd"/>
+      <w:r>
+        <w:t>1</w:t>
       </w:r>
       <w:r>
         <w:br/>
-        <w:t>30 SOUND 1,11100,120,,,,1</w:t>
+        <w:t>30 SOUND 1,</w:t>
+      </w:r>
+      <w:proofErr w:type="gramStart"/>
+      <w:r>
+        <w:t>11100,120,,,,</w:t>
+      </w:r>
+      <w:proofErr w:type="gramEnd"/>
+      <w:r>
+        <w:t>1</w:t>
       </w:r>
       <w:r>
         <w:br/>
-        <w:t>40 SOUND 1,13500,120,,,,1</w:t>
+        <w:t>40 SOUND 1,</w:t>
+      </w:r>
+      <w:proofErr w:type="gramStart"/>
+      <w:r>
+        <w:t>13500,120,,,,</w:t>
+      </w:r>
+      <w:proofErr w:type="gramEnd"/>
+      <w:r>
+        <w:t>1</w:t>
       </w:r>
     </w:p>
     <w:bookmarkEnd w:id="24"/>
@@ -17960,15 +18727,39 @@
       </w:r>
       <w:r>
         <w:br/>
-        <w:t>20 SOUND 1,8900,120,,,,1</w:t>
+        <w:t>20 SOUND 1,</w:t>
+      </w:r>
+      <w:proofErr w:type="gramStart"/>
+      <w:r>
+        <w:t>8900,120,,,,</w:t>
+      </w:r>
+      <w:proofErr w:type="gramEnd"/>
+      <w:r>
+        <w:t>1</w:t>
       </w:r>
       <w:r>
         <w:br/>
-        <w:t>30 SOUND 2,11100,120,,,,1</w:t>
+        <w:t>30 SOUND 2,</w:t>
+      </w:r>
+      <w:proofErr w:type="gramStart"/>
+      <w:r>
+        <w:t>11100,120,,,,</w:t>
+      </w:r>
+      <w:proofErr w:type="gramEnd"/>
+      <w:r>
+        <w:t>1</w:t>
       </w:r>
       <w:r>
         <w:br/>
-        <w:t>40 SOUND 3,13500,120,,,,1</w:t>
+        <w:t>40 SOUND 3,</w:t>
+      </w:r>
+      <w:proofErr w:type="gramStart"/>
+      <w:r>
+        <w:t>13500,120,,,,</w:t>
+      </w:r>
+      <w:proofErr w:type="gramEnd"/>
+      <w:r>
+        <w:t>1</w:t>
       </w:r>
     </w:p>
     <w:p>
@@ -18020,7 +18811,7 @@
       <w:pPr>
         <w:pStyle w:val="Rubrik1"/>
       </w:pPr>
-      <w:bookmarkStart w:id="25" w:name="_Toc235728901"/>
+      <w:bookmarkStart w:id="25" w:name="_Toc236406955"/>
       <w:r>
         <w:lastRenderedPageBreak/>
         <w:t>Musik</w:t>
@@ -18346,7 +19137,15 @@
         <w:t>3</w:t>
       </w:r>
       <w:r>
-        <w:t>). Med den kunskapen kan vi t.ex. spela 2-3 toner samtidigt.</w:t>
+        <w:t xml:space="preserve">). Med den kunskapen kan vi t.ex. spela </w:t>
+      </w:r>
+      <w:proofErr w:type="gramStart"/>
+      <w:r>
+        <w:t>2-3</w:t>
+      </w:r>
+      <w:proofErr w:type="gramEnd"/>
+      <w:r>
+        <w:t xml:space="preserve"> toner samtidigt.</w:t>
       </w:r>
     </w:p>
     <w:p>
@@ -18614,7 +19413,7 @@
       <w:pPr>
         <w:pStyle w:val="Rubrik1"/>
       </w:pPr>
-      <w:bookmarkStart w:id="27" w:name="_Toc235728902"/>
+      <w:bookmarkStart w:id="27" w:name="_Toc236406956"/>
       <w:r>
         <w:lastRenderedPageBreak/>
         <w:t>Avancerade l</w:t>
@@ -18688,7 +19487,7 @@
       <w:pPr>
         <w:pStyle w:val="Rubrik1"/>
       </w:pPr>
-      <w:bookmarkStart w:id="28" w:name="_Toc235728903"/>
+      <w:bookmarkStart w:id="28" w:name="_Toc236406957"/>
       <w:r>
         <w:lastRenderedPageBreak/>
         <w:t>Användarinteraktion</w:t>
@@ -18745,7 +19544,7 @@
       <w:pPr>
         <w:pStyle w:val="Rubrik1"/>
       </w:pPr>
-      <w:bookmarkStart w:id="29" w:name="_Toc235728904"/>
+      <w:bookmarkStart w:id="29" w:name="_Toc236406958"/>
       <w:r>
         <w:lastRenderedPageBreak/>
         <w:t>80-kolumnsläge</w:t>
@@ -19791,11 +20590,19 @@
       <w:r>
         <w:t xml:space="preserve"> du befinner dig, använd funktionen </w:t>
       </w:r>
-      <w:r>
-        <w:rPr>
-          <w:rStyle w:val="CodeChar"/>
-        </w:rPr>
-        <w:t>RGR(0)</w:t>
+      <w:proofErr w:type="gramStart"/>
+      <w:r>
+        <w:rPr>
+          <w:rStyle w:val="CodeChar"/>
+        </w:rPr>
+        <w:t>RGR(</w:t>
+      </w:r>
+      <w:proofErr w:type="gramEnd"/>
+      <w:r>
+        <w:rPr>
+          <w:rStyle w:val="CodeChar"/>
+        </w:rPr>
+        <w:t>0)</w:t>
       </w:r>
       <w:r>
         <w:fldChar w:fldCharType="begin"/>
@@ -20006,11 +20813,19 @@
       <w:r>
         <w:t xml:space="preserve">Om det enda du vill veta är huruvida 80-kolumnsskärmen är aktiv eller ej, kontrollera om </w:t>
       </w:r>
-      <w:r>
-        <w:rPr>
-          <w:rStyle w:val="CodeChar"/>
-        </w:rPr>
-        <w:t>PEEK(215)</w:t>
+      <w:proofErr w:type="gramStart"/>
+      <w:r>
+        <w:rPr>
+          <w:rStyle w:val="CodeChar"/>
+        </w:rPr>
+        <w:t>PEEK(</w:t>
+      </w:r>
+      <w:proofErr w:type="gramEnd"/>
+      <w:r>
+        <w:rPr>
+          <w:rStyle w:val="CodeChar"/>
+        </w:rPr>
+        <w:t>215)</w:t>
       </w:r>
       <w:r>
         <w:t xml:space="preserve"> ger </w:t>
@@ -20052,7 +20867,15 @@
         <w:pStyle w:val="Code"/>
       </w:pPr>
       <w:r>
-        <w:t xml:space="preserve">10 IF RGR(0)&lt;5 THEN PRINT "DU </w:t>
+        <w:t xml:space="preserve">10 IF </w:t>
+      </w:r>
+      <w:proofErr w:type="gramStart"/>
+      <w:r>
+        <w:t>RGR(0)&lt;</w:t>
+      </w:r>
+      <w:proofErr w:type="gramEnd"/>
+      <w:r>
+        <w:t xml:space="preserve">5 THEN PRINT "DU </w:t>
       </w:r>
       <w:r>
         <w:t>Ä</w:t>
@@ -20064,7 +20887,15 @@
         <w:t>Ä</w:t>
       </w:r>
       <w:r>
-        <w:t xml:space="preserve">GE." : ELSE PRINT "DU </w:t>
+        <w:t>GE.</w:t>
+      </w:r>
+      <w:proofErr w:type="gramStart"/>
+      <w:r>
+        <w:t>" :</w:t>
+      </w:r>
+      <w:proofErr w:type="gramEnd"/>
+      <w:r>
+        <w:t xml:space="preserve"> ELSE PRINT "DU </w:t>
       </w:r>
       <w:r>
         <w:t>Ä</w:t>
@@ -20106,7 +20937,15 @@
         <w:t>Ä</w:t>
       </w:r>
       <w:r>
-        <w:t>RM!":GOTO 10</w:t>
+        <w:t>RM!</w:t>
+      </w:r>
+      <w:proofErr w:type="gramStart"/>
+      <w:r>
+        <w:t>":GOTO</w:t>
+      </w:r>
+      <w:proofErr w:type="gramEnd"/>
+      <w:r>
+        <w:t xml:space="preserve"> 10</w:t>
       </w:r>
     </w:p>
     <w:p>
@@ -20180,7 +21019,7 @@
           <w:lang w:val="en-US"/>
         </w:rPr>
       </w:pPr>
-      <w:bookmarkStart w:id="31" w:name="_Toc235728905"/>
+      <w:bookmarkStart w:id="31" w:name="_Toc236406959"/>
       <w:r>
         <w:rPr>
           <w:lang w:val="en-US"/>
@@ -20486,7 +21325,15 @@
         </w:numPr>
       </w:pPr>
       <w:r>
-        <w:t>Hur man sparar och återkallar annan binär data, som t.ex. sprites</w:t>
+        <w:t xml:space="preserve">Hur man sparar och återkallar annan </w:t>
+      </w:r>
+      <w:proofErr w:type="gramStart"/>
+      <w:r>
+        <w:t>binär data</w:t>
+      </w:r>
+      <w:proofErr w:type="gramEnd"/>
+      <w:r>
+        <w:t>, som t.ex. sprites</w:t>
       </w:r>
     </w:p>
     <w:p>
@@ -20688,13 +21535,29 @@
         <w:pStyle w:val="Code"/>
       </w:pPr>
       <w:r>
-        <w:t>HEADER "NY DISKETT"</w:t>
+        <w:t>HEADER "NY DISKETT</w:t>
+      </w:r>
+      <w:proofErr w:type="gramStart"/>
+      <w:r>
+        <w:t>"</w:t>
       </w:r>
       <w:r>
         <w:t>,</w:t>
       </w:r>
       <w:r>
-        <w:t>IYT,D0,U8</w:t>
+        <w:t>IYT</w:t>
+      </w:r>
+      <w:proofErr w:type="gramEnd"/>
+      <w:r>
+        <w:t>,D</w:t>
+      </w:r>
+      <w:proofErr w:type="gramStart"/>
+      <w:r>
+        <w:t>0,U</w:t>
+      </w:r>
+      <w:proofErr w:type="gramEnd"/>
+      <w:r>
+        <w:t>8</w:t>
       </w:r>
     </w:p>
     <w:p>
@@ -20777,7 +21640,7 @@
           <v:shape id="_x0000_i1026" type="#_x0000_t75" style="width:220.2pt;height:146.2pt" o:ole="">
             <v:imagedata r:id="rId17" o:title=""/>
           </v:shape>
-          <o:OLEObject Type="Embed" ProgID="Unknown" ShapeID="_x0000_i1026" DrawAspect="Content" ObjectID="_1846772758" r:id="rId18"/>
+          <o:OLEObject Type="Embed" ProgID="Unknown" ShapeID="_x0000_i1026" DrawAspect="Content" ObjectID="_1847019769" r:id="rId18"/>
         </w:object>
       </w:r>
     </w:p>
@@ -20785,7 +21648,7 @@
       <w:pPr>
         <w:pStyle w:val="Beskrivning"/>
       </w:pPr>
-      <w:bookmarkStart w:id="32" w:name="_Toc235728882"/>
+      <w:bookmarkStart w:id="32" w:name="_Toc236406933"/>
       <w:r>
         <w:t xml:space="preserve">Figur </w:t>
       </w:r>
@@ -20946,7 +21809,21 @@
         <w:rPr>
           <w:lang w:val="en-US"/>
         </w:rPr>
-        <w:t>DIRECTORY D1,U9</w:t>
+        <w:t>DIRECTORY D</w:t>
+      </w:r>
+      <w:proofErr w:type="gramStart"/>
+      <w:r>
+        <w:rPr>
+          <w:lang w:val="en-US"/>
+        </w:rPr>
+        <w:t>1,U</w:t>
+      </w:r>
+      <w:proofErr w:type="gramEnd"/>
+      <w:r>
+        <w:rPr>
+          <w:lang w:val="en-US"/>
+        </w:rPr>
+        <w:t>9</w:t>
       </w:r>
     </w:p>
     <w:p>
@@ -20960,7 +21837,21 @@
         <w:rPr>
           <w:lang w:val="en-US"/>
         </w:rPr>
-        <w:t>DIRECTORY D1,ON U9</w:t>
+        <w:t>DIRECTORY D</w:t>
+      </w:r>
+      <w:proofErr w:type="gramStart"/>
+      <w:r>
+        <w:rPr>
+          <w:lang w:val="en-US"/>
+        </w:rPr>
+        <w:t>1,ON</w:t>
+      </w:r>
+      <w:proofErr w:type="gramEnd"/>
+      <w:r>
+        <w:rPr>
+          <w:lang w:val="en-US"/>
+        </w:rPr>
+        <w:t xml:space="preserve"> U9</w:t>
       </w:r>
     </w:p>
     <w:p>
@@ -21293,11 +22184,16 @@
         <w:t xml:space="preserve">DLOAD </w:t>
       </w:r>
       <w:r>
-        <w:t>"PROGRAMNAMN",</w:t>
+        <w:t>"PROGRAMNAMN</w:t>
+      </w:r>
+      <w:proofErr w:type="gramStart"/>
+      <w:r>
+        <w:t>",</w:t>
       </w:r>
       <w:r>
         <w:t>D</w:t>
       </w:r>
+      <w:proofErr w:type="gramEnd"/>
       <w:r>
         <w:t>0</w:t>
       </w:r>
@@ -21310,11 +22206,16 @@
         <w:t xml:space="preserve">DLOAD </w:t>
       </w:r>
       <w:r>
-        <w:t>"PROGRAMNAMN",</w:t>
+        <w:t>"PROGRAMNAMN</w:t>
+      </w:r>
+      <w:proofErr w:type="gramStart"/>
+      <w:r>
+        <w:t>",</w:t>
       </w:r>
       <w:r>
         <w:t>U</w:t>
       </w:r>
+      <w:proofErr w:type="gramEnd"/>
       <w:r>
         <w:t>8</w:t>
       </w:r>
@@ -21327,10 +22228,18 @@
         <w:t xml:space="preserve">DLOAD </w:t>
       </w:r>
       <w:r>
-        <w:t>"PROGRAMNAMN",</w:t>
-      </w:r>
-      <w:r>
-        <w:t>ON U</w:t>
+        <w:t>"PROGRAMNAMN</w:t>
+      </w:r>
+      <w:proofErr w:type="gramStart"/>
+      <w:r>
+        <w:t>",</w:t>
+      </w:r>
+      <w:r>
+        <w:t>ON</w:t>
+      </w:r>
+      <w:proofErr w:type="gramEnd"/>
+      <w:r>
+        <w:t xml:space="preserve"> U</w:t>
       </w:r>
       <w:r>
         <w:t>8</w:t>
@@ -21344,7 +22253,11 @@
         <w:t xml:space="preserve">DLOAD </w:t>
       </w:r>
       <w:r>
-        <w:t>"PROGRAMNAMN",</w:t>
+        <w:t>"PROGRAMNAMN</w:t>
+      </w:r>
+      <w:proofErr w:type="gramStart"/>
+      <w:r>
+        <w:t>",</w:t>
       </w:r>
       <w:r>
         <w:t>D</w:t>
@@ -21355,6 +22268,7 @@
       <w:r>
         <w:t>,U</w:t>
       </w:r>
+      <w:proofErr w:type="gramEnd"/>
       <w:r>
         <w:t>8</w:t>
       </w:r>
@@ -21367,7 +22281,11 @@
         <w:t xml:space="preserve">DLOAD </w:t>
       </w:r>
       <w:r>
-        <w:t>"PROGRAMNAMN",</w:t>
+        <w:t>"PROGRAMNAMN</w:t>
+      </w:r>
+      <w:proofErr w:type="gramStart"/>
+      <w:r>
+        <w:t>",</w:t>
       </w:r>
       <w:r>
         <w:t>D</w:t>
@@ -21376,7 +22294,11 @@
         <w:t>0</w:t>
       </w:r>
       <w:r>
-        <w:t>,ON U</w:t>
+        <w:t>,ON</w:t>
+      </w:r>
+      <w:proofErr w:type="gramEnd"/>
+      <w:r>
+        <w:t xml:space="preserve"> U</w:t>
       </w:r>
       <w:r>
         <w:t>8</w:t>
@@ -21421,7 +22343,21 @@
           <w:lang w:val="en-US"/>
         </w:rPr>
         <w:br/>
-        <w:t>DLOAD(A$),ON U8</w:t>
+        <w:t>DLOAD(A$</w:t>
+      </w:r>
+      <w:proofErr w:type="gramStart"/>
+      <w:r>
+        <w:rPr>
+          <w:lang w:val="en-US"/>
+        </w:rPr>
+        <w:t>),ON</w:t>
+      </w:r>
+      <w:proofErr w:type="gramEnd"/>
+      <w:r>
+        <w:rPr>
+          <w:lang w:val="en-US"/>
+        </w:rPr>
+        <w:t xml:space="preserve"> U8</w:t>
       </w:r>
     </w:p>
     <w:p>
@@ -21486,7 +22422,7 @@
           <v:shape id="_x0000_i1027" type="#_x0000_t75" style="width:277.95pt;height:229.35pt" o:ole="">
             <v:imagedata r:id="rId19" o:title=""/>
           </v:shape>
-          <o:OLEObject Type="Embed" ProgID="Unknown" ShapeID="_x0000_i1027" DrawAspect="Content" ObjectID="_1846772759" r:id="rId20"/>
+          <o:OLEObject Type="Embed" ProgID="Unknown" ShapeID="_x0000_i1027" DrawAspect="Content" ObjectID="_1847019770" r:id="rId20"/>
         </w:object>
       </w:r>
     </w:p>
@@ -21494,7 +22430,7 @@
       <w:pPr>
         <w:pStyle w:val="Beskrivning"/>
       </w:pPr>
-      <w:bookmarkStart w:id="33" w:name="_Toc235728883"/>
+      <w:bookmarkStart w:id="33" w:name="_Toc236406934"/>
       <w:r>
         <w:t xml:space="preserve">Figur </w:t>
       </w:r>
@@ -21608,7 +22544,21 @@
         <w:rPr>
           <w:rStyle w:val="CodeChar"/>
         </w:rPr>
-        <w:t>DLOAD "FILNAMN",ON U8</w:t>
+        <w:t>DLOAD "FILNAMN</w:t>
+      </w:r>
+      <w:proofErr w:type="gramStart"/>
+      <w:r>
+        <w:rPr>
+          <w:rStyle w:val="CodeChar"/>
+        </w:rPr>
+        <w:t>",ON</w:t>
+      </w:r>
+      <w:proofErr w:type="gramEnd"/>
+      <w:r>
+        <w:rPr>
+          <w:rStyle w:val="CodeChar"/>
+        </w:rPr>
+        <w:t xml:space="preserve"> U8</w:t>
       </w:r>
       <w:r>
         <w:t xml:space="preserve"> motsvarar </w:t>
@@ -21635,7 +22585,21 @@
         <w:rPr>
           <w:rStyle w:val="CodeChar"/>
         </w:rPr>
-        <w:t>DSAVE "FILNAMN",ON U8</w:t>
+        <w:t>DSAVE "FILNAMN</w:t>
+      </w:r>
+      <w:proofErr w:type="gramStart"/>
+      <w:r>
+        <w:rPr>
+          <w:rStyle w:val="CodeChar"/>
+        </w:rPr>
+        <w:t>",ON</w:t>
+      </w:r>
+      <w:proofErr w:type="gramEnd"/>
+      <w:r>
+        <w:rPr>
+          <w:rStyle w:val="CodeChar"/>
+        </w:rPr>
+        <w:t xml:space="preserve"> U8</w:t>
       </w:r>
       <w:r>
         <w:t xml:space="preserve"> motsvarar </w:t>
@@ -21827,7 +22791,15 @@
         <w:pStyle w:val="Code"/>
       </w:pPr>
       <w:r>
-        <w:t>BSAVE "FILNAMN",D0,P[STARTADRESS] TO P[SLUTADRESS]</w:t>
+        <w:t>BSAVE "FILNAMN</w:t>
+      </w:r>
+      <w:proofErr w:type="gramStart"/>
+      <w:r>
+        <w:t>",D0,P</w:t>
+      </w:r>
+      <w:proofErr w:type="gramEnd"/>
+      <w:r>
+        <w:t>[STARTADRESS] TO P[SLUTADRESS]</w:t>
       </w:r>
     </w:p>
     <w:p>
@@ -21890,12 +22862,26 @@
         <w:rPr>
           <w:lang w:val="en-US"/>
         </w:rPr>
-        <w:t>BSAVE "SPRITE1", D0,P3584 TO</w:t>
-      </w:r>
+        <w:t>BSAVE "SPRITE1", D</w:t>
+      </w:r>
+      <w:proofErr w:type="gramStart"/>
       <w:r>
         <w:rPr>
           <w:lang w:val="en-US"/>
         </w:rPr>
+        <w:t>0,P</w:t>
+      </w:r>
+      <w:proofErr w:type="gramEnd"/>
+      <w:r>
+        <w:rPr>
+          <w:lang w:val="en-US"/>
+        </w:rPr>
+        <w:t>3584 TO</w:t>
+      </w:r>
+      <w:r>
+        <w:rPr>
+          <w:lang w:val="en-US"/>
+        </w:rPr>
         <w:t xml:space="preserve"> P3647</w:t>
       </w:r>
     </w:p>
@@ -22022,11 +23008,19 @@
       <w:r>
         <w:t xml:space="preserve"> värdet </w:t>
       </w:r>
-      <w:r>
-        <w:rPr>
-          <w:rStyle w:val="CodeChar"/>
-        </w:rPr>
-        <w:t>73,CBM DOS V3.0 1571,00,00</w:t>
+      <w:proofErr w:type="gramStart"/>
+      <w:r>
+        <w:rPr>
+          <w:rStyle w:val="CodeChar"/>
+        </w:rPr>
+        <w:t>73,CBM</w:t>
+      </w:r>
+      <w:proofErr w:type="gramEnd"/>
+      <w:r>
+        <w:rPr>
+          <w:rStyle w:val="CodeChar"/>
+        </w:rPr>
+        <w:t xml:space="preserve"> DOS V3.0 1571,00,00</w:t>
       </w:r>
       <w:r>
         <w:t>.</w:t>
@@ -22041,7 +23035,7 @@
           <v:shape id="_x0000_i1028" type="#_x0000_t75" style="width:277pt;height:137.5pt" o:ole="">
             <v:imagedata r:id="rId21" o:title=""/>
           </v:shape>
-          <o:OLEObject Type="Embed" ProgID="Unknown" ShapeID="_x0000_i1028" DrawAspect="Content" ObjectID="_1846772760" r:id="rId22"/>
+          <o:OLEObject Type="Embed" ProgID="Unknown" ShapeID="_x0000_i1028" DrawAspect="Content" ObjectID="_1847019771" r:id="rId22"/>
         </w:object>
       </w:r>
     </w:p>
@@ -22049,7 +23043,7 @@
       <w:pPr>
         <w:pStyle w:val="Beskrivning"/>
       </w:pPr>
-      <w:bookmarkStart w:id="35" w:name="_Toc235728884"/>
+      <w:bookmarkStart w:id="35" w:name="_Toc236406935"/>
       <w:r>
         <w:t xml:space="preserve">Figur </w:t>
       </w:r>
@@ -22111,11 +23105,19 @@
       <w:r>
         <w:t xml:space="preserve">Låt säga att du försökt att läsa en diskett som är trasig på spår 1, sektor 16, skulle DS sättas till 66 och DS$ till </w:t>
       </w:r>
-      <w:r>
-        <w:rPr>
-          <w:rStyle w:val="CodeChar"/>
-        </w:rPr>
-        <w:t>66,ILLEGAL TRACK OR SECTOR,01,16</w:t>
+      <w:proofErr w:type="gramStart"/>
+      <w:r>
+        <w:rPr>
+          <w:rStyle w:val="CodeChar"/>
+        </w:rPr>
+        <w:t>66,ILLEGAL</w:t>
+      </w:r>
+      <w:proofErr w:type="gramEnd"/>
+      <w:r>
+        <w:rPr>
+          <w:rStyle w:val="CodeChar"/>
+        </w:rPr>
+        <w:t xml:space="preserve"> TRACK OR SECTOR,01,16</w:t>
       </w:r>
       <w:r>
         <w:rPr>
@@ -22169,12 +23171,20 @@
           <w:lang w:val="en-US"/>
         </w:rPr>
         <w:lastRenderedPageBreak/>
-        <w:t>10 IF X=0 THEN PRINT "STATUS: OK":END</w:t>
-      </w:r>
+        <w:t>10 IF X=0 THEN PRINT "STATUS: OK</w:t>
+      </w:r>
+      <w:proofErr w:type="gramStart"/>
       <w:r>
         <w:rPr>
           <w:lang w:val="en-US"/>
         </w:rPr>
+        <w:t>":END</w:t>
+      </w:r>
+      <w:proofErr w:type="gramEnd"/>
+      <w:r>
+        <w:rPr>
+          <w:lang w:val="en-US"/>
+        </w:rPr>
         <w:br/>
       </w:r>
       <w:r>
@@ -22193,67 +23203,173 @@
         <w:rPr>
           <w:lang w:val="en-US"/>
         </w:rPr>
-        <w:t>30 TP=INSTR(X$,",",MP+1)</w:t>
-      </w:r>
+        <w:t>30 TP=INSTR(X$,",</w:t>
+      </w:r>
+      <w:proofErr w:type="gramStart"/>
       <w:r>
         <w:rPr>
           <w:lang w:val="en-US"/>
         </w:rPr>
+        <w:t>",MP</w:t>
+      </w:r>
+      <w:proofErr w:type="gramEnd"/>
+      <w:r>
+        <w:rPr>
+          <w:lang w:val="en-US"/>
+        </w:rPr>
+        <w:t>+1)</w:t>
+      </w:r>
+      <w:r>
+        <w:rPr>
+          <w:lang w:val="en-US"/>
+        </w:rPr>
         <w:br/>
       </w:r>
       <w:r>
         <w:rPr>
           <w:lang w:val="en-US"/>
         </w:rPr>
-        <w:t>40 SP=INSTR(X$,",",TP+1)</w:t>
-      </w:r>
+        <w:t>40 SP=INSTR(X$,",</w:t>
+      </w:r>
+      <w:proofErr w:type="gramStart"/>
       <w:r>
         <w:rPr>
           <w:lang w:val="en-US"/>
         </w:rPr>
+        <w:t>",TP</w:t>
+      </w:r>
+      <w:proofErr w:type="gramEnd"/>
+      <w:r>
+        <w:rPr>
+          <w:lang w:val="en-US"/>
+        </w:rPr>
+        <w:t>+1)</w:t>
+      </w:r>
+      <w:r>
+        <w:rPr>
+          <w:lang w:val="en-US"/>
+        </w:rPr>
         <w:br/>
       </w:r>
       <w:r>
         <w:rPr>
           <w:lang w:val="en-US"/>
         </w:rPr>
-        <w:t>50 M$=MID$(X$,MP+1,TP-MP-1)</w:t>
-      </w:r>
+        <w:t>50 M$=MID$(X</w:t>
+      </w:r>
+      <w:proofErr w:type="gramStart"/>
       <w:r>
         <w:rPr>
           <w:lang w:val="en-US"/>
         </w:rPr>
+        <w:t>$,MP</w:t>
+      </w:r>
+      <w:proofErr w:type="gramEnd"/>
+      <w:r>
+        <w:rPr>
+          <w:lang w:val="en-US"/>
+        </w:rPr>
+        <w:t>+</w:t>
+      </w:r>
+      <w:proofErr w:type="gramStart"/>
+      <w:r>
+        <w:rPr>
+          <w:lang w:val="en-US"/>
+        </w:rPr>
+        <w:t>1,TP</w:t>
+      </w:r>
+      <w:proofErr w:type="gramEnd"/>
+      <w:r>
+        <w:rPr>
+          <w:lang w:val="en-US"/>
+        </w:rPr>
+        <w:t>-MP-1)</w:t>
+      </w:r>
+      <w:r>
+        <w:rPr>
+          <w:lang w:val="en-US"/>
+        </w:rPr>
         <w:br/>
       </w:r>
       <w:r>
         <w:rPr>
           <w:lang w:val="en-US"/>
         </w:rPr>
-        <w:t>60 IF X=73 THEN PRINT "STATUS: OK":PRINT"SYSTEM: ";:PRINT M$:END</w:t>
-      </w:r>
+        <w:t xml:space="preserve">60 IF X=73 THEN PRINT "STATUS: OK":PRINT"SYSTEM: </w:t>
+      </w:r>
+      <w:proofErr w:type="gramStart"/>
       <w:r>
         <w:rPr>
           <w:lang w:val="en-US"/>
         </w:rPr>
+        <w:t>";:</w:t>
+      </w:r>
+      <w:proofErr w:type="gramEnd"/>
+      <w:r>
+        <w:rPr>
+          <w:lang w:val="en-US"/>
+        </w:rPr>
+        <w:t>PRINT M</w:t>
+      </w:r>
+      <w:proofErr w:type="gramStart"/>
+      <w:r>
+        <w:rPr>
+          <w:lang w:val="en-US"/>
+        </w:rPr>
+        <w:t>$:END</w:t>
+      </w:r>
+      <w:proofErr w:type="gramEnd"/>
+      <w:r>
+        <w:rPr>
+          <w:lang w:val="en-US"/>
+        </w:rPr>
         <w:br/>
       </w:r>
       <w:r>
         <w:rPr>
           <w:lang w:val="en-US"/>
         </w:rPr>
-        <w:t>70 T$=MID$(X$,TP+1,2)</w:t>
-      </w:r>
+        <w:t>70 T$=MID$(X</w:t>
+      </w:r>
+      <w:proofErr w:type="gramStart"/>
       <w:r>
         <w:rPr>
           <w:lang w:val="en-US"/>
         </w:rPr>
+        <w:t>$,TP</w:t>
+      </w:r>
+      <w:proofErr w:type="gramEnd"/>
+      <w:r>
+        <w:rPr>
+          <w:lang w:val="en-US"/>
+        </w:rPr>
+        <w:t>+1,2)</w:t>
+      </w:r>
+      <w:r>
+        <w:rPr>
+          <w:lang w:val="en-US"/>
+        </w:rPr>
         <w:br/>
       </w:r>
       <w:r>
         <w:rPr>
           <w:lang w:val="en-US"/>
         </w:rPr>
-        <w:t>80 S$=MID$(X$,SP+1,2)</w:t>
+        <w:t>80 S$=MID$(X</w:t>
+      </w:r>
+      <w:proofErr w:type="gramStart"/>
+      <w:r>
+        <w:rPr>
+          <w:lang w:val="en-US"/>
+        </w:rPr>
+        <w:t>$,SP</w:t>
+      </w:r>
+      <w:proofErr w:type="gramEnd"/>
+      <w:r>
+        <w:rPr>
+          <w:lang w:val="en-US"/>
+        </w:rPr>
+        <w:t>+1,2)</w:t>
       </w:r>
       <w:r>
         <w:rPr>
@@ -22386,7 +23502,7 @@
         <w:pStyle w:val="Rubrik1"/>
       </w:pPr>
       <w:bookmarkStart w:id="36" w:name="C64"/>
-      <w:bookmarkStart w:id="37" w:name="_Toc235728906"/>
+      <w:bookmarkStart w:id="37" w:name="_Toc236406960"/>
       <w:r>
         <w:lastRenderedPageBreak/>
         <w:t>Commodore 64-läge</w:t>
@@ -22437,10 +23553,21 @@
         <w:rPr>
           <w:rStyle w:val="CodeChar"/>
         </w:rPr>
-        <w:t>ARE YOU SURE?</w:t>
-      </w:r>
-      <w:r>
-        <w:t xml:space="preserve">, och ett svar som börjar på bokstaven </w:t>
+        <w:t xml:space="preserve">ARE YOU </w:t>
+      </w:r>
+      <w:proofErr w:type="gramStart"/>
+      <w:r>
+        <w:rPr>
+          <w:rStyle w:val="CodeChar"/>
+        </w:rPr>
+        <w:t>SURE?</w:t>
+      </w:r>
+      <w:r>
+        <w:t>,</w:t>
+      </w:r>
+      <w:proofErr w:type="gramEnd"/>
+      <w:r>
+        <w:t xml:space="preserve"> och ett svar som börjar på bokstaven </w:t>
       </w:r>
       <w:r>
         <w:rPr>
@@ -22696,7 +23823,7 @@
         <w:pStyle w:val="Rubrik1"/>
       </w:pPr>
       <w:bookmarkStart w:id="38" w:name="CPM"/>
-      <w:bookmarkStart w:id="39" w:name="_Toc235728907"/>
+      <w:bookmarkStart w:id="39" w:name="_Toc236406961"/>
       <w:r>
         <w:lastRenderedPageBreak/>
         <w:t>CP/M</w:t>
@@ -23300,7 +24427,7 @@
           <v:shape id="_x0000_i1029" type="#_x0000_t75" style="width:270.65pt;height:167.6pt" o:ole="">
             <v:imagedata r:id="rId23" o:title=""/>
           </v:shape>
-          <o:OLEObject Type="Embed" ProgID="Unknown" ShapeID="_x0000_i1029" DrawAspect="Content" ObjectID="_1846772761" r:id="rId24"/>
+          <o:OLEObject Type="Embed" ProgID="Unknown" ShapeID="_x0000_i1029" DrawAspect="Content" ObjectID="_1847019772" r:id="rId24"/>
         </w:object>
       </w:r>
     </w:p>
@@ -23308,7 +24435,7 @@
       <w:pPr>
         <w:pStyle w:val="Beskrivning"/>
       </w:pPr>
-      <w:bookmarkStart w:id="40" w:name="_Toc235728885"/>
+      <w:bookmarkStart w:id="40" w:name="_Toc236406936"/>
       <w:r>
         <w:t xml:space="preserve">Figur </w:t>
       </w:r>
@@ -23441,7 +24568,7 @@
       <w:pPr>
         <w:pStyle w:val="Beskrivning"/>
       </w:pPr>
-      <w:bookmarkStart w:id="42" w:name="_Toc235728886"/>
+      <w:bookmarkStart w:id="42" w:name="_Toc236406937"/>
       <w:r>
         <w:t xml:space="preserve">Figur </w:t>
       </w:r>
@@ -24151,7 +25278,7 @@
           <v:shape id="_x0000_i1030" type="#_x0000_t75" style="width:121.9pt;height:60.7pt" o:ole="">
             <v:imagedata r:id="rId26" o:title=""/>
           </v:shape>
-          <o:OLEObject Type="Embed" ProgID="Unknown" ShapeID="_x0000_i1030" DrawAspect="Content" ObjectID="_1846772762" r:id="rId27"/>
+          <o:OLEObject Type="Embed" ProgID="Unknown" ShapeID="_x0000_i1030" DrawAspect="Content" ObjectID="_1847019773" r:id="rId27"/>
         </w:object>
       </w:r>
     </w:p>
@@ -24159,7 +25286,7 @@
       <w:pPr>
         <w:pStyle w:val="Beskrivning"/>
       </w:pPr>
-      <w:bookmarkStart w:id="44" w:name="_Toc235728887"/>
+      <w:bookmarkStart w:id="44" w:name="_Toc236406938"/>
       <w:r>
         <w:t xml:space="preserve">Figur </w:t>
       </w:r>
@@ -24266,10 +25393,10 @@
       </w:pPr>
       <w:r>
         <w:object w:dxaOrig="9754" w:dyaOrig="2420" w14:anchorId="633883E2">
-          <v:shape id="_x0000_i1031" type="#_x0000_t75" style="width:277pt;height:68.85pt" o:ole="">
+          <v:shape id="_x0000_i1031" type="#_x0000_t75" style="width:277.15pt;height:68.6pt" o:ole="">
             <v:imagedata r:id="rId28" o:title=""/>
           </v:shape>
-          <o:OLEObject Type="Embed" ProgID="Unknown" ShapeID="_x0000_i1031" DrawAspect="Content" ObjectID="_1846772763" r:id="rId29"/>
+          <o:OLEObject Type="Embed" ProgID="Unknown" ShapeID="_x0000_i1031" DrawAspect="Content" ObjectID="_1847019774" r:id="rId29"/>
         </w:object>
       </w:r>
     </w:p>
@@ -24277,7 +25404,7 @@
       <w:pPr>
         <w:pStyle w:val="Beskrivning"/>
       </w:pPr>
-      <w:bookmarkStart w:id="45" w:name="_Toc235728888"/>
+      <w:bookmarkStart w:id="45" w:name="_Toc236406939"/>
       <w:r>
         <w:t xml:space="preserve">Figur </w:t>
       </w:r>
@@ -24729,8 +25856,13 @@
         <w:pStyle w:val="Code"/>
       </w:pPr>
       <w:r>
-        <w:t>ED B:test.txt</w:t>
-      </w:r>
+        <w:t xml:space="preserve">ED </w:t>
+      </w:r>
+      <w:proofErr w:type="gramStart"/>
+      <w:r>
+        <w:t>B:test.txt</w:t>
+      </w:r>
+      <w:proofErr w:type="gramEnd"/>
     </w:p>
     <w:p>
       <w:r>
@@ -24785,7 +25917,7 @@
           <w:lang w:val="en-US"/>
         </w:rPr>
       </w:pPr>
-      <w:bookmarkStart w:id="46" w:name="_Toc235728908"/>
+      <w:bookmarkStart w:id="46" w:name="_Toc236406962"/>
       <w:r>
         <w:rPr>
           <w:lang w:val="en-US"/>
@@ -24989,12 +26121,14 @@
       <w:r>
         <w:t xml:space="preserve"> innan något fel har inträffat, får du svaret </w:t>
       </w:r>
+      <w:proofErr w:type="gramStart"/>
       <w:r>
         <w:rPr>
           <w:rStyle w:val="CodeChar"/>
         </w:rPr>
         <w:t>65535</w:t>
       </w:r>
+      <w:proofErr w:type="gramEnd"/>
       <w:r>
         <w:t xml:space="preserve">. Du vet att inget fel har uppstått, eftersom ett giltigt radnummer </w:t>
       </w:r>
@@ -25010,12 +26144,14 @@
       <w:r>
         <w:t xml:space="preserve"> och </w:t>
       </w:r>
+      <w:proofErr w:type="gramStart"/>
       <w:r>
         <w:rPr>
           <w:rStyle w:val="CodeChar"/>
         </w:rPr>
         <w:t>63999</w:t>
       </w:r>
+      <w:proofErr w:type="gramEnd"/>
       <w:r>
         <w:t>. Fel som inträffar i direktläge</w:t>
       </w:r>
@@ -25031,12 +26167,14 @@
       <w:r>
         <w:t xml:space="preserve">. Om rättar ett fel i ett program så att inget fel uppstår, och därefter kör programmet så återställs värdet av EL till </w:t>
       </w:r>
+      <w:proofErr w:type="gramStart"/>
       <w:r>
         <w:rPr>
           <w:rStyle w:val="CodeChar"/>
         </w:rPr>
         <w:t>65535</w:t>
       </w:r>
+      <w:proofErr w:type="gramEnd"/>
       <w:r>
         <w:t>.</w:t>
       </w:r>
@@ -26945,7 +28083,21 @@
               <w:rPr>
                 <w:lang w:val="sv-SE"/>
               </w:rPr>
-              <w:t>s, om körningen resulterar i att någon rad skulle få ett radnummer högre än 63999.</w:t>
+              <w:t xml:space="preserve">s, om körningen resulterar i att någon rad skulle få ett radnummer högre än </w:t>
+            </w:r>
+            <w:proofErr w:type="gramStart"/>
+            <w:r>
+              <w:rPr>
+                <w:lang w:val="sv-SE"/>
+              </w:rPr>
+              <w:t>63999</w:t>
+            </w:r>
+            <w:proofErr w:type="gramEnd"/>
+            <w:r>
+              <w:rPr>
+                <w:lang w:val="sv-SE"/>
+              </w:rPr>
+              <w:t>.</w:t>
             </w:r>
           </w:p>
         </w:tc>
@@ -27300,7 +28452,7 @@
       <w:pPr>
         <w:pStyle w:val="Rubrik1"/>
       </w:pPr>
-      <w:bookmarkStart w:id="47" w:name="_Toc235728909"/>
+      <w:bookmarkStart w:id="47" w:name="_Toc236406963"/>
       <w:r>
         <w:lastRenderedPageBreak/>
         <w:t xml:space="preserve">Appendix </w:t>
@@ -27614,7 +28766,7 @@
       <w:pPr>
         <w:pStyle w:val="Beskrivning"/>
       </w:pPr>
-      <w:bookmarkStart w:id="49" w:name="_Toc235728889"/>
+      <w:bookmarkStart w:id="49" w:name="_Toc236406940"/>
       <w:r>
         <w:t xml:space="preserve">Figur </w:t>
       </w:r>
@@ -27799,11 +28951,19 @@
       <w:r>
         <w:t xml:space="preserve"> är en samling av variabler som identifieras av ett index. I BASIC har arrayen själv ett namn som följer reglerna för variabelnamn, där varje element identifieras av ett 0-baserat index som anges inom parentes, till exempel </w:t>
       </w:r>
-      <w:r>
-        <w:rPr>
-          <w:rStyle w:val="CodeChar"/>
-        </w:rPr>
-        <w:t>A(31)</w:t>
+      <w:proofErr w:type="gramStart"/>
+      <w:r>
+        <w:rPr>
+          <w:rStyle w:val="CodeChar"/>
+        </w:rPr>
+        <w:t>A(</w:t>
+      </w:r>
+      <w:proofErr w:type="gramEnd"/>
+      <w:r>
+        <w:rPr>
+          <w:rStyle w:val="CodeChar"/>
+        </w:rPr>
+        <w:t>31)</w:t>
       </w:r>
       <w:r>
         <w:t xml:space="preserve">. Ordet </w:t>
@@ -28350,8 +29510,17 @@
         <w:t>1</w:t>
       </w:r>
       <w:r>
-        <w:t xml:space="preserve">. Dessa kallas bitar och är alltid grupperade om 8. Åtta bitar utgör en byte, och antalet tal som kan beskrivas med åtta bitar (en byte) är 256 (0-255). De individuella bitarna saknar minnesadress, men varje byte (åtta bitar) har var sin minnesadress. Så snart man vill läsa något annat än individuella tal mellan 0 och 255 (åtta bitar) måste man veta hur olika bytes ska kombineras. En datatyp är en konfiguration av kombinationer av bytes. till exempel består talet </w:t>
-      </w:r>
+        <w:t>. Dessa kallas bitar och är alltid grupperade om 8. Åtta bitar utgör en byte, och antalet tal som kan beskrivas med åtta bitar (en byte) är 256 (</w:t>
+      </w:r>
+      <w:proofErr w:type="gramStart"/>
+      <w:r>
+        <w:t>0-255</w:t>
+      </w:r>
+      <w:proofErr w:type="gramEnd"/>
+      <w:r>
+        <w:t xml:space="preserve">). De individuella bitarna saknar minnesadress, men varje byte (åtta bitar) har var sin minnesadress. Så snart man vill läsa något annat än individuella tal mellan 0 och 255 (åtta bitar) måste man veta hur olika bytes ska kombineras. En datatyp är en konfiguration av kombinationer av bytes. till exempel består talet </w:t>
+      </w:r>
+      <w:proofErr w:type="gramStart"/>
       <w:r>
         <w:rPr>
           <w:rStyle w:val="CodeChar"/>
@@ -28364,6 +29533,7 @@
         </w:rPr>
         <w:t>961</w:t>
       </w:r>
+      <w:proofErr w:type="gramEnd"/>
       <w:r>
         <w:t xml:space="preserve"> av en kombination av två bytes, nämligen </w:t>
       </w:r>
@@ -28386,8 +29556,13 @@
         <w:t xml:space="preserve"> (</w:t>
       </w:r>
       <w:r>
-        <w:t>66 * 256 + 65 = 16961</w:t>
-      </w:r>
+        <w:t xml:space="preserve">66 * 256 + 65 = </w:t>
+      </w:r>
+      <w:proofErr w:type="gramStart"/>
+      <w:r>
+        <w:t>16961</w:t>
+      </w:r>
+      <w:proofErr w:type="gramEnd"/>
       <w:r>
         <w:t>)</w:t>
       </w:r>
@@ -28971,7 +30146,15 @@
         <w:fldChar w:fldCharType="end"/>
       </w:r>
       <w:r>
-        <w:t xml:space="preserve"> innebär att datorn återställs och att hela datorns minne (BASIC-program och övrig data) raderas. Jämför med </w:t>
+        <w:t xml:space="preserve"> innebär att datorn återställs och att hela datorns minne (BASIC-program och </w:t>
+      </w:r>
+      <w:proofErr w:type="gramStart"/>
+      <w:r>
+        <w:t>övrig data</w:t>
+      </w:r>
+      <w:proofErr w:type="gramEnd"/>
+      <w:r>
+        <w:t xml:space="preserve">) raderas. Jämför med </w:t>
       </w:r>
       <w:r>
         <w:rPr>
@@ -29153,7 +30336,11 @@
         <w:t>jiffies</w:t>
       </w:r>
       <w:r>
-        <w:t xml:space="preserve">) är varierar från plattform till plattform, men i Commodore BASIC 2.0 second release är en jiffy en sextionsdels sekund. En jiffy är alltså 1/60 sekunder och 60 jiffies är en sekund. En mer samtida godtycklig tidsenhet är en </w:t>
+        <w:t xml:space="preserve">) är varierar från plattform till plattform, men i Commodore BASIC 2.0 second release är en jiffy en sextionsdels sekund. En jiffy är alltså 1/60 sekunder och 60 jiffies är en sekund. En mer samtida godtycklig tidsenhet är </w:t>
+      </w:r>
+      <w:proofErr w:type="gramStart"/>
+      <w:r>
+        <w:t xml:space="preserve">en </w:t>
       </w:r>
       <w:r>
         <w:rPr>
@@ -29162,6 +30349,7 @@
         </w:rPr>
         <w:t>tick</w:t>
       </w:r>
+      <w:proofErr w:type="gramEnd"/>
       <w:r>
         <w:t>, som ofta är kortare, till exempel en tusendels sekund.</w:t>
       </w:r>
@@ -29285,7 +30473,7 @@
       <w:pPr>
         <w:pStyle w:val="Beskrivning"/>
       </w:pPr>
-      <w:bookmarkStart w:id="50" w:name="_Toc235728890"/>
+      <w:bookmarkStart w:id="50" w:name="_Toc236406941"/>
       <w:r>
         <w:t xml:space="preserve">Figur </w:t>
       </w:r>
@@ -29374,7 +30562,15 @@
         <w:fldChar w:fldCharType="end"/>
       </w:r>
       <w:r>
-        <w:t>) är 1024 bytes. 16 K betyder således 16 kilobytes eller 16384 bytes.</w:t>
+        <w:t xml:space="preserve">) är 1024 bytes. 16 K betyder således 16 kilobytes eller </w:t>
+      </w:r>
+      <w:proofErr w:type="gramStart"/>
+      <w:r>
+        <w:t>16384</w:t>
+      </w:r>
+      <w:proofErr w:type="gramEnd"/>
+      <w:r>
+        <w:t xml:space="preserve"> bytes.</w:t>
       </w:r>
     </w:p>
     <w:p>
@@ -29513,7 +30709,7 @@
       <w:pPr>
         <w:pStyle w:val="Beskrivning"/>
       </w:pPr>
-      <w:bookmarkStart w:id="51" w:name="_Toc235728891"/>
+      <w:bookmarkStart w:id="51" w:name="_Toc236406942"/>
       <w:r>
         <w:t xml:space="preserve">Figur </w:t>
       </w:r>
@@ -30121,6 +31317,7 @@
       <w:r>
         <w:t xml:space="preserve"> är inget som BASIC har stöd för, men man kommer ofta i kontakt med pekare när man använder datorns inbyggda funktioner. En minnesadress som syftar till att hålla reda på en minnesadress är en pekare. Olika pekare används på olika sätt. Ett par exempel som specifikt gäller Commodore 64: Adress </w:t>
       </w:r>
+      <w:proofErr w:type="gramStart"/>
       <w:r>
         <w:rPr>
           <w:rStyle w:val="CodeChar"/>
@@ -30136,6 +31333,7 @@
         </w:rPr>
         <w:t>786</w:t>
       </w:r>
+      <w:proofErr w:type="gramEnd"/>
       <w:r>
         <w:t xml:space="preserve"> ett 16-bitarstal som är den exakta adressen för funktionen </w:t>
       </w:r>
@@ -31039,7 +32237,7 @@
       <w:pPr>
         <w:pStyle w:val="Rubrik1"/>
       </w:pPr>
-      <w:bookmarkStart w:id="53" w:name="_Toc235728910"/>
+      <w:bookmarkStart w:id="53" w:name="_Toc236406964"/>
       <w:r>
         <w:lastRenderedPageBreak/>
         <w:t xml:space="preserve">Appendix </w:t>
@@ -31705,11 +32903,19 @@
                 <w:sz w:val="12"/>
               </w:rPr>
             </w:pPr>
+            <w:proofErr w:type="gramStart"/>
             <w:r>
               <w:rPr>
                 <w:sz w:val="12"/>
               </w:rPr>
-              <w:t>1-2 MHz, 4 MHz</w:t>
+              <w:t>1-2</w:t>
+            </w:r>
+            <w:proofErr w:type="gramEnd"/>
+            <w:r>
+              <w:rPr>
+                <w:sz w:val="12"/>
+              </w:rPr>
+              <w:t xml:space="preserve"> MHz, 4 MHz</w:t>
             </w:r>
           </w:p>
         </w:tc>
@@ -32940,7 +34146,7 @@
           <w:lang w:val="en-US"/>
         </w:rPr>
       </w:pPr>
-      <w:bookmarkStart w:id="54" w:name="_Toc235728911"/>
+      <w:bookmarkStart w:id="54" w:name="_Toc236406965"/>
       <w:r>
         <w:rPr>
           <w:lang w:val="en-US"/>
@@ -33013,15 +34219,15 @@
       <w:pPr>
         <w:pStyle w:val="Rubrik1"/>
       </w:pPr>
-      <w:bookmarkStart w:id="55" w:name="_Toc235728912"/>
-      <w:bookmarkStart w:id="56" w:name="_Hlk186818551"/>
+      <w:bookmarkStart w:id="55" w:name="_Hlk186818551"/>
+      <w:bookmarkStart w:id="56" w:name="_Toc236406966"/>
       <w:r>
         <w:lastRenderedPageBreak/>
         <w:t>Appendix E: Övriga funktioner i Commodore 128</w:t>
       </w:r>
-      <w:bookmarkEnd w:id="55"/>
-    </w:p>
-    <w:bookmarkEnd w:id="56"/>
+      <w:bookmarkEnd w:id="56"/>
+    </w:p>
+    <w:bookmarkEnd w:id="55"/>
     <w:p>
       <w:r>
         <w:t>Denna bilaga</w:t>
@@ -33104,8 +34310,16 @@
         <w:rPr>
           <w:rStyle w:val="CodeChar"/>
         </w:rPr>
-        <w:t>SYS 65341</w:t>
-      </w:r>
+        <w:t xml:space="preserve">SYS </w:t>
+      </w:r>
+      <w:proofErr w:type="gramStart"/>
+      <w:r>
+        <w:rPr>
+          <w:rStyle w:val="CodeChar"/>
+        </w:rPr>
+        <w:t>65341</w:t>
+      </w:r>
+      <w:proofErr w:type="gramEnd"/>
       <w:r>
         <w:t>. Oavsett hur du väljer att starta om datorn, kommer ditt BASIC-program att försvinna ur minnet.</w:t>
       </w:r>
@@ -33160,7 +34374,7 @@
       <w:pPr>
         <w:pStyle w:val="Rubrik1"/>
       </w:pPr>
-      <w:bookmarkStart w:id="57" w:name="_Toc235728913"/>
+      <w:bookmarkStart w:id="57" w:name="_Toc236406967"/>
       <w:r>
         <w:lastRenderedPageBreak/>
         <w:t>Appendix F:</w:t>
@@ -33225,7 +34439,11 @@
         <w:footnoteReference w:id="23"/>
       </w:r>
       <w:r>
-        <w:t xml:space="preserve">. Men genom att använda förkortningar, kan en programsats vara mycket längre när den väl är inmatad, eftersom tecknet </w:t>
+        <w:t xml:space="preserve">. Men genom att använda förkortningar, kan en programsats vara mycket längre när den väl är inmatad, eftersom </w:t>
+      </w:r>
+      <w:proofErr w:type="gramStart"/>
+      <w:r>
+        <w:t xml:space="preserve">tecknet </w:t>
       </w:r>
       <w:r>
         <w:rPr>
@@ -33234,6 +34452,7 @@
         </w:rPr>
         <w:t>?</w:t>
       </w:r>
+      <w:proofErr w:type="gramEnd"/>
       <w:r>
         <w:t xml:space="preserve"> endast belastar inmatningsbufferten</w:t>
       </w:r>
@@ -33323,7 +34542,7 @@
           <w:noProof/>
         </w:rPr>
         <w:drawing>
-          <wp:inline distT="0" distB="0" distL="0" distR="0" wp14:anchorId="6ABC5C1E" wp14:editId="316347BD">
+          <wp:inline distT="0" distB="0" distL="0" distR="0" wp14:anchorId="6ABC5C1E" wp14:editId="42C48ADB">
             <wp:extent cx="2575235" cy="1801505"/>
             <wp:effectExtent l="0" t="0" r="0" b="8255"/>
             <wp:docPr id="1713124360" name="Bildobjekt 3"/>
@@ -33376,7 +34595,7 @@
       <w:pPr>
         <w:pStyle w:val="Beskrivning"/>
       </w:pPr>
-      <w:bookmarkStart w:id="58" w:name="_Toc235728892"/>
+      <w:bookmarkStart w:id="58" w:name="_Toc236406943"/>
       <w:r>
         <w:t xml:space="preserve">Figur </w:t>
       </w:r>
@@ -36374,6 +37593,7 @@
               </w:rPr>
               <w:t>PRINT</w:t>
             </w:r>
+            <w:proofErr w:type="gramStart"/>
             <w:r>
               <w:rPr>
                 <w:lang w:val="en-US"/>
@@ -36388,6 +37608,7 @@
               </w:rPr>
               <w:t>?</w:t>
             </w:r>
+            <w:proofErr w:type="gramEnd"/>
             <w:r>
               <w:rPr>
                 <w:lang w:val="en-US"/>
@@ -36446,6 +37667,7 @@
               </w:rPr>
               <w:t>PRINT USING</w:t>
             </w:r>
+            <w:proofErr w:type="gramStart"/>
             <w:r>
               <w:rPr>
                 <w:lang w:val="en-US"/>
@@ -36458,730 +37680,711 @@
                 <w:bCs/>
                 <w:lang w:val="en-US"/>
               </w:rPr>
-              <w:t xml:space="preserve">?US </w:t>
-            </w:r>
-            <w:proofErr w:type="spellStart"/>
+              <w:t>?US</w:t>
+            </w:r>
+            <w:proofErr w:type="gramEnd"/>
             <w:r>
               <w:rPr>
                 <w:b/>
                 <w:bCs/>
                 <w:lang w:val="en-US"/>
               </w:rPr>
-              <w:t>Shift+I</w:t>
-            </w:r>
-            <w:proofErr w:type="spellEnd"/>
-          </w:p>
-          <w:p>
-            <w:pPr>
-              <w:rPr>
-                <w:lang w:val="en-US"/>
-              </w:rPr>
-            </w:pPr>
-            <w:r>
-              <w:rPr>
-                <w:rStyle w:val="CodeChar"/>
-                <w:lang w:val="en-US"/>
-              </w:rPr>
-              <w:t>PUDEF</w:t>
-            </w:r>
-            <w:r>
-              <w:rPr>
-                <w:lang w:val="en-US"/>
-              </w:rPr>
-              <w:t xml:space="preserve">: </w:t>
-            </w:r>
+              <w:t xml:space="preserve"> </w:t>
+            </w:r>
+            <w:proofErr w:type="spellStart"/>
             <w:r>
               <w:rPr>
                 <w:b/>
                 <w:bCs/>
                 <w:lang w:val="en-US"/>
               </w:rPr>
-              <w:t xml:space="preserve">P </w:t>
-            </w:r>
-            <w:proofErr w:type="spellStart"/>
+              <w:t>Shift+I</w:t>
+            </w:r>
+            <w:proofErr w:type="spellEnd"/>
+          </w:p>
+          <w:p>
+            <w:pPr>
+              <w:rPr>
+                <w:lang w:val="en-US"/>
+              </w:rPr>
+            </w:pPr>
+            <w:r>
+              <w:rPr>
+                <w:rStyle w:val="CodeChar"/>
+                <w:lang w:val="en-US"/>
+              </w:rPr>
+              <w:t>PUDEF</w:t>
+            </w:r>
+            <w:r>
+              <w:rPr>
+                <w:lang w:val="en-US"/>
+              </w:rPr>
+              <w:t xml:space="preserve">: </w:t>
+            </w:r>
             <w:r>
               <w:rPr>
                 <w:b/>
                 <w:bCs/>
                 <w:lang w:val="en-US"/>
               </w:rPr>
-              <w:t>Shift+U</w:t>
-            </w:r>
-            <w:proofErr w:type="spellEnd"/>
-          </w:p>
-          <w:p>
-            <w:pPr>
-              <w:rPr>
-                <w:lang w:val="en-US"/>
-              </w:rPr>
-            </w:pPr>
-            <w:r>
-              <w:rPr>
-                <w:rStyle w:val="CodeChar"/>
-                <w:lang w:val="en-US"/>
-              </w:rPr>
-              <w:t>RCLR</w:t>
-            </w:r>
-            <w:r>
-              <w:rPr>
-                <w:lang w:val="en-US"/>
-              </w:rPr>
-              <w:t xml:space="preserve">: </w:t>
-            </w:r>
+              <w:t xml:space="preserve">P </w:t>
+            </w:r>
+            <w:proofErr w:type="spellStart"/>
             <w:r>
               <w:rPr>
                 <w:b/>
                 <w:bCs/>
                 <w:lang w:val="en-US"/>
               </w:rPr>
-              <w:t xml:space="preserve">R </w:t>
-            </w:r>
-            <w:proofErr w:type="spellStart"/>
+              <w:t>Shift+U</w:t>
+            </w:r>
+            <w:proofErr w:type="spellEnd"/>
+          </w:p>
+          <w:p>
+            <w:pPr>
+              <w:rPr>
+                <w:lang w:val="en-US"/>
+              </w:rPr>
+            </w:pPr>
+            <w:r>
+              <w:rPr>
+                <w:rStyle w:val="CodeChar"/>
+                <w:lang w:val="en-US"/>
+              </w:rPr>
+              <w:t>RCLR</w:t>
+            </w:r>
+            <w:r>
+              <w:rPr>
+                <w:lang w:val="en-US"/>
+              </w:rPr>
+              <w:t xml:space="preserve">: </w:t>
+            </w:r>
             <w:r>
               <w:rPr>
                 <w:b/>
                 <w:bCs/>
                 <w:lang w:val="en-US"/>
               </w:rPr>
-              <w:t>Shift+C</w:t>
-            </w:r>
-            <w:proofErr w:type="spellEnd"/>
-          </w:p>
-          <w:p>
-            <w:pPr>
-              <w:rPr>
-                <w:lang w:val="en-US"/>
-              </w:rPr>
-            </w:pPr>
-            <w:r>
-              <w:rPr>
-                <w:rStyle w:val="CodeChar"/>
-                <w:lang w:val="en-US"/>
-              </w:rPr>
-              <w:t>RDOT</w:t>
-            </w:r>
-            <w:r>
-              <w:rPr>
-                <w:lang w:val="en-US"/>
-              </w:rPr>
-              <w:t xml:space="preserve">: </w:t>
-            </w:r>
+              <w:t xml:space="preserve">R </w:t>
+            </w:r>
+            <w:proofErr w:type="spellStart"/>
             <w:r>
               <w:rPr>
                 <w:b/>
                 <w:bCs/>
                 <w:lang w:val="en-US"/>
               </w:rPr>
-              <w:t xml:space="preserve">R </w:t>
-            </w:r>
-            <w:proofErr w:type="spellStart"/>
+              <w:t>Shift+C</w:t>
+            </w:r>
+            <w:proofErr w:type="spellEnd"/>
+          </w:p>
+          <w:p>
+            <w:pPr>
+              <w:rPr>
+                <w:lang w:val="en-US"/>
+              </w:rPr>
+            </w:pPr>
+            <w:r>
+              <w:rPr>
+                <w:rStyle w:val="CodeChar"/>
+                <w:lang w:val="en-US"/>
+              </w:rPr>
+              <w:t>RDOT</w:t>
+            </w:r>
+            <w:r>
+              <w:rPr>
+                <w:lang w:val="en-US"/>
+              </w:rPr>
+              <w:t xml:space="preserve">: </w:t>
+            </w:r>
             <w:r>
               <w:rPr>
                 <w:b/>
                 <w:bCs/>
                 <w:lang w:val="en-US"/>
               </w:rPr>
-              <w:t>Shift+D</w:t>
-            </w:r>
-            <w:proofErr w:type="spellEnd"/>
-          </w:p>
-          <w:p>
-            <w:pPr>
-              <w:rPr>
-                <w:lang w:val="en-US"/>
-              </w:rPr>
-            </w:pPr>
-            <w:r>
-              <w:rPr>
-                <w:rStyle w:val="CodeChar"/>
-                <w:lang w:val="en-US"/>
-              </w:rPr>
-              <w:t>READ</w:t>
-            </w:r>
-            <w:r>
-              <w:rPr>
-                <w:lang w:val="en-US"/>
-              </w:rPr>
-              <w:t xml:space="preserve">: </w:t>
-            </w:r>
+              <w:t xml:space="preserve">R </w:t>
+            </w:r>
+            <w:proofErr w:type="spellStart"/>
             <w:r>
               <w:rPr>
                 <w:b/>
                 <w:bCs/>
                 <w:lang w:val="en-US"/>
               </w:rPr>
-              <w:t xml:space="preserve">RE </w:t>
-            </w:r>
-            <w:proofErr w:type="spellStart"/>
+              <w:t>Shift+D</w:t>
+            </w:r>
+            <w:proofErr w:type="spellEnd"/>
+          </w:p>
+          <w:p>
+            <w:pPr>
+              <w:rPr>
+                <w:lang w:val="en-US"/>
+              </w:rPr>
+            </w:pPr>
+            <w:r>
+              <w:rPr>
+                <w:rStyle w:val="CodeChar"/>
+                <w:lang w:val="en-US"/>
+              </w:rPr>
+              <w:t>READ</w:t>
+            </w:r>
+            <w:r>
+              <w:rPr>
+                <w:lang w:val="en-US"/>
+              </w:rPr>
+              <w:t xml:space="preserve">: </w:t>
+            </w:r>
             <w:r>
               <w:rPr>
                 <w:b/>
                 <w:bCs/>
                 <w:lang w:val="en-US"/>
               </w:rPr>
-              <w:t>Shift+A</w:t>
-            </w:r>
-            <w:proofErr w:type="spellEnd"/>
-          </w:p>
-          <w:p>
-            <w:pPr>
-              <w:rPr>
-                <w:lang w:val="en-US"/>
-              </w:rPr>
-            </w:pPr>
-            <w:r>
-              <w:rPr>
-                <w:rStyle w:val="CodeChar"/>
-                <w:lang w:val="en-US"/>
-              </w:rPr>
-              <w:t>RECORD</w:t>
-            </w:r>
-            <w:r>
-              <w:rPr>
-                <w:lang w:val="en-US"/>
-              </w:rPr>
-              <w:t xml:space="preserve">: </w:t>
-            </w:r>
+              <w:t xml:space="preserve">RE </w:t>
+            </w:r>
+            <w:proofErr w:type="spellStart"/>
             <w:r>
               <w:rPr>
                 <w:b/>
                 <w:bCs/>
                 <w:lang w:val="en-US"/>
               </w:rPr>
-              <w:t xml:space="preserve">R </w:t>
-            </w:r>
-            <w:proofErr w:type="spellStart"/>
+              <w:t>Shift+A</w:t>
+            </w:r>
+            <w:proofErr w:type="spellEnd"/>
+          </w:p>
+          <w:p>
+            <w:pPr>
+              <w:rPr>
+                <w:lang w:val="en-US"/>
+              </w:rPr>
+            </w:pPr>
+            <w:r>
+              <w:rPr>
+                <w:rStyle w:val="CodeChar"/>
+                <w:lang w:val="en-US"/>
+              </w:rPr>
+              <w:t>RECORD</w:t>
+            </w:r>
+            <w:r>
+              <w:rPr>
+                <w:lang w:val="en-US"/>
+              </w:rPr>
+              <w:t xml:space="preserve">: </w:t>
+            </w:r>
             <w:r>
               <w:rPr>
                 <w:b/>
                 <w:bCs/>
                 <w:lang w:val="en-US"/>
               </w:rPr>
-              <w:t>Shift+E</w:t>
-            </w:r>
-            <w:proofErr w:type="spellEnd"/>
-          </w:p>
-          <w:p>
-            <w:pPr>
-              <w:rPr>
-                <w:lang w:val="en-US"/>
-              </w:rPr>
-            </w:pPr>
-            <w:r>
-              <w:rPr>
-                <w:rStyle w:val="CodeChar"/>
-                <w:lang w:val="en-US"/>
-              </w:rPr>
-              <w:t>RENAME</w:t>
-            </w:r>
-            <w:r>
-              <w:rPr>
-                <w:lang w:val="en-US"/>
-              </w:rPr>
-              <w:t xml:space="preserve">: </w:t>
-            </w:r>
+              <w:t xml:space="preserve">R </w:t>
+            </w:r>
+            <w:proofErr w:type="spellStart"/>
             <w:r>
               <w:rPr>
                 <w:b/>
                 <w:bCs/>
                 <w:lang w:val="en-US"/>
               </w:rPr>
-              <w:t xml:space="preserve">RE </w:t>
-            </w:r>
-            <w:proofErr w:type="spellStart"/>
+              <w:t>Shift+E</w:t>
+            </w:r>
+            <w:proofErr w:type="spellEnd"/>
+          </w:p>
+          <w:p>
+            <w:pPr>
+              <w:rPr>
+                <w:lang w:val="en-US"/>
+              </w:rPr>
+            </w:pPr>
+            <w:r>
+              <w:rPr>
+                <w:rStyle w:val="CodeChar"/>
+                <w:lang w:val="en-US"/>
+              </w:rPr>
+              <w:t>RENAME</w:t>
+            </w:r>
+            <w:r>
+              <w:rPr>
+                <w:lang w:val="en-US"/>
+              </w:rPr>
+              <w:t xml:space="preserve">: </w:t>
+            </w:r>
             <w:r>
               <w:rPr>
                 <w:b/>
                 <w:bCs/>
                 <w:lang w:val="en-US"/>
               </w:rPr>
-              <w:t>Shift+N</w:t>
-            </w:r>
-            <w:proofErr w:type="spellEnd"/>
-          </w:p>
-          <w:p>
-            <w:pPr>
-              <w:rPr>
-                <w:lang w:val="en-US"/>
-              </w:rPr>
-            </w:pPr>
-            <w:r>
-              <w:rPr>
-                <w:rStyle w:val="CodeChar"/>
-                <w:lang w:val="en-US"/>
-              </w:rPr>
-              <w:t>RENUMBER</w:t>
-            </w:r>
-            <w:r>
-              <w:rPr>
-                <w:lang w:val="en-US"/>
-              </w:rPr>
-              <w:t xml:space="preserve">: </w:t>
-            </w:r>
+              <w:t xml:space="preserve">RE </w:t>
+            </w:r>
+            <w:proofErr w:type="spellStart"/>
             <w:r>
               <w:rPr>
                 <w:b/>
                 <w:bCs/>
                 <w:lang w:val="en-US"/>
               </w:rPr>
-              <w:t xml:space="preserve">REN </w:t>
-            </w:r>
-            <w:proofErr w:type="spellStart"/>
+              <w:t>Shift+N</w:t>
+            </w:r>
+            <w:proofErr w:type="spellEnd"/>
+          </w:p>
+          <w:p>
+            <w:pPr>
+              <w:rPr>
+                <w:lang w:val="en-US"/>
+              </w:rPr>
+            </w:pPr>
+            <w:r>
+              <w:rPr>
+                <w:rStyle w:val="CodeChar"/>
+                <w:lang w:val="en-US"/>
+              </w:rPr>
+              <w:t>RENUMBER</w:t>
+            </w:r>
+            <w:r>
+              <w:rPr>
+                <w:lang w:val="en-US"/>
+              </w:rPr>
+              <w:t xml:space="preserve">: </w:t>
+            </w:r>
             <w:r>
               <w:rPr>
                 <w:b/>
                 <w:bCs/>
                 <w:lang w:val="en-US"/>
               </w:rPr>
-              <w:t>Shift+U</w:t>
-            </w:r>
-            <w:proofErr w:type="spellEnd"/>
-          </w:p>
-          <w:p>
-            <w:pPr>
-              <w:rPr>
-                <w:lang w:val="en-US"/>
-              </w:rPr>
-            </w:pPr>
-            <w:r>
-              <w:rPr>
-                <w:rStyle w:val="CodeChar"/>
-                <w:lang w:val="en-US"/>
-              </w:rPr>
-              <w:t>RESTORE</w:t>
-            </w:r>
-            <w:r>
-              <w:rPr>
-                <w:lang w:val="en-US"/>
-              </w:rPr>
-              <w:t xml:space="preserve">: </w:t>
-            </w:r>
+              <w:t xml:space="preserve">REN </w:t>
+            </w:r>
+            <w:proofErr w:type="spellStart"/>
             <w:r>
               <w:rPr>
                 <w:b/>
                 <w:bCs/>
                 <w:lang w:val="en-US"/>
               </w:rPr>
-              <w:t xml:space="preserve">RE </w:t>
-            </w:r>
-            <w:proofErr w:type="spellStart"/>
+              <w:t>Shift+U</w:t>
+            </w:r>
+            <w:proofErr w:type="spellEnd"/>
+          </w:p>
+          <w:p>
+            <w:pPr>
+              <w:rPr>
+                <w:lang w:val="en-US"/>
+              </w:rPr>
+            </w:pPr>
+            <w:r>
+              <w:rPr>
+                <w:rStyle w:val="CodeChar"/>
+                <w:lang w:val="en-US"/>
+              </w:rPr>
+              <w:t>RESTORE</w:t>
+            </w:r>
+            <w:r>
+              <w:rPr>
+                <w:lang w:val="en-US"/>
+              </w:rPr>
+              <w:t xml:space="preserve">: </w:t>
+            </w:r>
             <w:r>
               <w:rPr>
                 <w:b/>
                 <w:bCs/>
                 <w:lang w:val="en-US"/>
               </w:rPr>
-              <w:t>Shift+S</w:t>
-            </w:r>
-            <w:proofErr w:type="spellEnd"/>
-          </w:p>
-          <w:p>
-            <w:pPr>
-              <w:rPr>
-                <w:lang w:val="en-US"/>
-              </w:rPr>
-            </w:pPr>
-            <w:r>
-              <w:rPr>
-                <w:rStyle w:val="CodeChar"/>
-                <w:lang w:val="en-US"/>
-              </w:rPr>
-              <w:t>RESUME</w:t>
-            </w:r>
-            <w:r>
-              <w:rPr>
-                <w:lang w:val="en-US"/>
-              </w:rPr>
-              <w:t xml:space="preserve">: </w:t>
-            </w:r>
+              <w:t xml:space="preserve">RE </w:t>
+            </w:r>
+            <w:proofErr w:type="spellStart"/>
             <w:r>
               <w:rPr>
                 <w:b/>
                 <w:bCs/>
                 <w:lang w:val="en-US"/>
               </w:rPr>
-              <w:t xml:space="preserve">RES </w:t>
-            </w:r>
-            <w:proofErr w:type="spellStart"/>
+              <w:t>Shift+S</w:t>
+            </w:r>
+            <w:proofErr w:type="spellEnd"/>
+          </w:p>
+          <w:p>
+            <w:pPr>
+              <w:rPr>
+                <w:lang w:val="en-US"/>
+              </w:rPr>
+            </w:pPr>
+            <w:r>
+              <w:rPr>
+                <w:rStyle w:val="CodeChar"/>
+                <w:lang w:val="en-US"/>
+              </w:rPr>
+              <w:t>RESUME</w:t>
+            </w:r>
+            <w:r>
+              <w:rPr>
+                <w:lang w:val="en-US"/>
+              </w:rPr>
+              <w:t xml:space="preserve">: </w:t>
+            </w:r>
             <w:r>
               <w:rPr>
                 <w:b/>
                 <w:bCs/>
                 <w:lang w:val="en-US"/>
               </w:rPr>
-              <w:t>Shift+U</w:t>
-            </w:r>
-            <w:proofErr w:type="spellEnd"/>
-          </w:p>
-          <w:p>
-            <w:pPr>
-              <w:rPr>
-                <w:lang w:val="en-US"/>
-              </w:rPr>
-            </w:pPr>
-            <w:r>
-              <w:rPr>
-                <w:rStyle w:val="CodeChar"/>
-                <w:lang w:val="en-US"/>
-              </w:rPr>
-              <w:t>RETURN</w:t>
-            </w:r>
-            <w:r>
-              <w:rPr>
-                <w:lang w:val="en-US"/>
-              </w:rPr>
-              <w:t xml:space="preserve">: </w:t>
-            </w:r>
+              <w:t xml:space="preserve">RES </w:t>
+            </w:r>
+            <w:proofErr w:type="spellStart"/>
             <w:r>
               <w:rPr>
                 <w:b/>
                 <w:bCs/>
                 <w:lang w:val="en-US"/>
               </w:rPr>
-              <w:t xml:space="preserve">RE </w:t>
-            </w:r>
-            <w:proofErr w:type="spellStart"/>
+              <w:t>Shift+U</w:t>
+            </w:r>
+            <w:proofErr w:type="spellEnd"/>
+          </w:p>
+          <w:p>
+            <w:pPr>
+              <w:rPr>
+                <w:lang w:val="en-US"/>
+              </w:rPr>
+            </w:pPr>
+            <w:r>
+              <w:rPr>
+                <w:rStyle w:val="CodeChar"/>
+                <w:lang w:val="en-US"/>
+              </w:rPr>
+              <w:t>RETURN</w:t>
+            </w:r>
+            <w:r>
+              <w:rPr>
+                <w:lang w:val="en-US"/>
+              </w:rPr>
+              <w:t xml:space="preserve">: </w:t>
+            </w:r>
             <w:r>
               <w:rPr>
                 <w:b/>
                 <w:bCs/>
                 <w:lang w:val="en-US"/>
               </w:rPr>
-              <w:t>Shift+T</w:t>
-            </w:r>
-            <w:proofErr w:type="spellEnd"/>
-          </w:p>
-          <w:p>
-            <w:pPr>
-              <w:rPr>
-                <w:lang w:val="en-US"/>
-              </w:rPr>
-            </w:pPr>
-            <w:r>
-              <w:rPr>
-                <w:rStyle w:val="CodeChar"/>
-                <w:lang w:val="en-US"/>
-              </w:rPr>
-              <w:t>RGR</w:t>
-            </w:r>
-            <w:r>
-              <w:rPr>
-                <w:lang w:val="en-US"/>
-              </w:rPr>
-              <w:t xml:space="preserve">: </w:t>
-            </w:r>
+              <w:t xml:space="preserve">RE </w:t>
+            </w:r>
+            <w:proofErr w:type="spellStart"/>
             <w:r>
               <w:rPr>
                 <w:b/>
                 <w:bCs/>
                 <w:lang w:val="en-US"/>
               </w:rPr>
-              <w:t xml:space="preserve">R </w:t>
-            </w:r>
-            <w:proofErr w:type="spellStart"/>
+              <w:t>Shift+T</w:t>
+            </w:r>
+            <w:proofErr w:type="spellEnd"/>
+          </w:p>
+          <w:p>
+            <w:pPr>
+              <w:rPr>
+                <w:lang w:val="en-US"/>
+              </w:rPr>
+            </w:pPr>
+            <w:r>
+              <w:rPr>
+                <w:rStyle w:val="CodeChar"/>
+                <w:lang w:val="en-US"/>
+              </w:rPr>
+              <w:t>RGR</w:t>
+            </w:r>
+            <w:r>
+              <w:rPr>
+                <w:lang w:val="en-US"/>
+              </w:rPr>
+              <w:t xml:space="preserve">: </w:t>
+            </w:r>
             <w:r>
               <w:rPr>
                 <w:b/>
                 <w:bCs/>
                 <w:lang w:val="en-US"/>
               </w:rPr>
-              <w:t>Shift+G</w:t>
-            </w:r>
-            <w:proofErr w:type="spellEnd"/>
-          </w:p>
-          <w:p>
-            <w:pPr>
-              <w:rPr>
-                <w:lang w:val="en-US"/>
-              </w:rPr>
-            </w:pPr>
-            <w:r>
-              <w:rPr>
-                <w:rStyle w:val="CodeChar"/>
-                <w:lang w:val="en-US"/>
-              </w:rPr>
-              <w:t>RIGHT$</w:t>
-            </w:r>
-            <w:r>
-              <w:rPr>
-                <w:lang w:val="en-US"/>
-              </w:rPr>
-              <w:t xml:space="preserve">: </w:t>
-            </w:r>
+              <w:t xml:space="preserve">R </w:t>
+            </w:r>
+            <w:proofErr w:type="spellStart"/>
             <w:r>
               <w:rPr>
                 <w:b/>
                 <w:bCs/>
                 <w:lang w:val="en-US"/>
               </w:rPr>
-              <w:t xml:space="preserve">R </w:t>
-            </w:r>
-            <w:proofErr w:type="spellStart"/>
+              <w:t>Shift+G</w:t>
+            </w:r>
+            <w:proofErr w:type="spellEnd"/>
+          </w:p>
+          <w:p>
+            <w:pPr>
+              <w:rPr>
+                <w:lang w:val="en-US"/>
+              </w:rPr>
+            </w:pPr>
+            <w:r>
+              <w:rPr>
+                <w:rStyle w:val="CodeChar"/>
+                <w:lang w:val="en-US"/>
+              </w:rPr>
+              <w:t>RIGHT$</w:t>
+            </w:r>
+            <w:r>
+              <w:rPr>
+                <w:lang w:val="en-US"/>
+              </w:rPr>
+              <w:t xml:space="preserve">: </w:t>
+            </w:r>
             <w:r>
               <w:rPr>
                 <w:b/>
                 <w:bCs/>
                 <w:lang w:val="en-US"/>
               </w:rPr>
-              <w:t>Shift+I</w:t>
-            </w:r>
-            <w:proofErr w:type="spellEnd"/>
-          </w:p>
-          <w:p>
-            <w:pPr>
-              <w:rPr>
-                <w:lang w:val="en-US"/>
-              </w:rPr>
-            </w:pPr>
-            <w:r>
-              <w:rPr>
-                <w:rStyle w:val="CodeChar"/>
-                <w:lang w:val="en-US"/>
-              </w:rPr>
-              <w:t>RND</w:t>
-            </w:r>
-            <w:r>
-              <w:rPr>
-                <w:lang w:val="en-US"/>
-              </w:rPr>
-              <w:t xml:space="preserve">: </w:t>
-            </w:r>
+              <w:t xml:space="preserve">R </w:t>
+            </w:r>
+            <w:proofErr w:type="spellStart"/>
             <w:r>
               <w:rPr>
                 <w:b/>
                 <w:bCs/>
                 <w:lang w:val="en-US"/>
               </w:rPr>
-              <w:t xml:space="preserve">R </w:t>
-            </w:r>
-            <w:proofErr w:type="spellStart"/>
+              <w:t>Shift+I</w:t>
+            </w:r>
+            <w:proofErr w:type="spellEnd"/>
+          </w:p>
+          <w:p>
+            <w:pPr>
+              <w:rPr>
+                <w:lang w:val="en-US"/>
+              </w:rPr>
+            </w:pPr>
+            <w:r>
+              <w:rPr>
+                <w:rStyle w:val="CodeChar"/>
+                <w:lang w:val="en-US"/>
+              </w:rPr>
+              <w:t>RND</w:t>
+            </w:r>
+            <w:r>
+              <w:rPr>
+                <w:lang w:val="en-US"/>
+              </w:rPr>
+              <w:t xml:space="preserve">: </w:t>
+            </w:r>
             <w:r>
               <w:rPr>
                 <w:b/>
                 <w:bCs/>
                 <w:lang w:val="en-US"/>
               </w:rPr>
-              <w:t>Shift+N</w:t>
-            </w:r>
-            <w:proofErr w:type="spellEnd"/>
-          </w:p>
-          <w:p>
-            <w:pPr>
-              <w:rPr>
-                <w:lang w:val="en-US"/>
-              </w:rPr>
-            </w:pPr>
-            <w:r>
-              <w:rPr>
-                <w:rStyle w:val="CodeChar"/>
-                <w:lang w:val="en-US"/>
-              </w:rPr>
-              <w:t>RREG</w:t>
-            </w:r>
-            <w:r>
-              <w:rPr>
-                <w:lang w:val="en-US"/>
-              </w:rPr>
-              <w:t xml:space="preserve">: </w:t>
-            </w:r>
+              <w:t xml:space="preserve">R </w:t>
+            </w:r>
+            <w:proofErr w:type="spellStart"/>
             <w:r>
               <w:rPr>
                 <w:b/>
                 <w:bCs/>
                 <w:lang w:val="en-US"/>
               </w:rPr>
-              <w:t xml:space="preserve">R </w:t>
-            </w:r>
-            <w:proofErr w:type="spellStart"/>
+              <w:t>Shift+N</w:t>
+            </w:r>
+            <w:proofErr w:type="spellEnd"/>
+          </w:p>
+          <w:p>
+            <w:pPr>
+              <w:rPr>
+                <w:lang w:val="en-US"/>
+              </w:rPr>
+            </w:pPr>
+            <w:r>
+              <w:rPr>
+                <w:rStyle w:val="CodeChar"/>
+                <w:lang w:val="en-US"/>
+              </w:rPr>
+              <w:t>RREG</w:t>
+            </w:r>
+            <w:r>
+              <w:rPr>
+                <w:lang w:val="en-US"/>
+              </w:rPr>
+              <w:t xml:space="preserve">: </w:t>
+            </w:r>
             <w:r>
               <w:rPr>
                 <w:b/>
                 <w:bCs/>
                 <w:lang w:val="en-US"/>
               </w:rPr>
-              <w:t>Shift+R</w:t>
-            </w:r>
-            <w:proofErr w:type="spellEnd"/>
-          </w:p>
-          <w:p>
-            <w:pPr>
-              <w:rPr>
-                <w:lang w:val="en-US"/>
-              </w:rPr>
-            </w:pPr>
-            <w:r>
-              <w:rPr>
-                <w:rStyle w:val="CodeChar"/>
-                <w:lang w:val="en-US"/>
-              </w:rPr>
-              <w:t>RSPCOLOR</w:t>
-            </w:r>
-            <w:r>
-              <w:rPr>
-                <w:lang w:val="en-US"/>
-              </w:rPr>
-              <w:t xml:space="preserve">: </w:t>
-            </w:r>
+              <w:t xml:space="preserve">R </w:t>
+            </w:r>
+            <w:proofErr w:type="spellStart"/>
             <w:r>
               <w:rPr>
                 <w:b/>
                 <w:bCs/>
                 <w:lang w:val="en-US"/>
               </w:rPr>
-              <w:t xml:space="preserve">RSP </w:t>
-            </w:r>
-            <w:proofErr w:type="spellStart"/>
+              <w:t>Shift+R</w:t>
+            </w:r>
+            <w:proofErr w:type="spellEnd"/>
+          </w:p>
+          <w:p>
+            <w:pPr>
+              <w:rPr>
+                <w:lang w:val="en-US"/>
+              </w:rPr>
+            </w:pPr>
+            <w:r>
+              <w:rPr>
+                <w:rStyle w:val="CodeChar"/>
+                <w:lang w:val="en-US"/>
+              </w:rPr>
+              <w:t>RSPCOLOR</w:t>
+            </w:r>
+            <w:r>
+              <w:rPr>
+                <w:lang w:val="en-US"/>
+              </w:rPr>
+              <w:t xml:space="preserve">: </w:t>
+            </w:r>
             <w:r>
               <w:rPr>
                 <w:b/>
                 <w:bCs/>
                 <w:lang w:val="en-US"/>
               </w:rPr>
-              <w:t>Shift+C</w:t>
-            </w:r>
-            <w:proofErr w:type="spellEnd"/>
-          </w:p>
-          <w:p>
-            <w:pPr>
-              <w:rPr>
-                <w:lang w:val="en-US"/>
-              </w:rPr>
-            </w:pPr>
-            <w:r>
-              <w:rPr>
-                <w:rStyle w:val="CodeChar"/>
-                <w:lang w:val="en-US"/>
-              </w:rPr>
-              <w:t>RSPPOS</w:t>
-            </w:r>
-            <w:r>
-              <w:rPr>
-                <w:lang w:val="en-US"/>
-              </w:rPr>
-              <w:t xml:space="preserve">: </w:t>
-            </w:r>
+              <w:t xml:space="preserve">RSP </w:t>
+            </w:r>
+            <w:proofErr w:type="spellStart"/>
             <w:r>
               <w:rPr>
                 <w:b/>
                 <w:bCs/>
                 <w:lang w:val="en-US"/>
               </w:rPr>
-              <w:t xml:space="preserve">R </w:t>
-            </w:r>
-            <w:proofErr w:type="spellStart"/>
+              <w:t>Shift+C</w:t>
+            </w:r>
+            <w:proofErr w:type="spellEnd"/>
+          </w:p>
+          <w:p>
+            <w:pPr>
+              <w:rPr>
+                <w:lang w:val="en-US"/>
+              </w:rPr>
+            </w:pPr>
+            <w:r>
+              <w:rPr>
+                <w:rStyle w:val="CodeChar"/>
+                <w:lang w:val="en-US"/>
+              </w:rPr>
+              <w:t>RSPPOS</w:t>
+            </w:r>
+            <w:r>
+              <w:rPr>
+                <w:lang w:val="en-US"/>
+              </w:rPr>
+              <w:t xml:space="preserve">: </w:t>
+            </w:r>
             <w:r>
               <w:rPr>
                 <w:b/>
                 <w:bCs/>
                 <w:lang w:val="en-US"/>
               </w:rPr>
-              <w:t>Shift+S</w:t>
-            </w:r>
-            <w:proofErr w:type="spellEnd"/>
-          </w:p>
-          <w:p>
-            <w:pPr>
-              <w:rPr>
-                <w:lang w:val="en-US"/>
-              </w:rPr>
-            </w:pPr>
-            <w:r>
-              <w:rPr>
-                <w:rStyle w:val="CodeChar"/>
-                <w:lang w:val="en-US"/>
-              </w:rPr>
-              <w:t>RSPRITE</w:t>
-            </w:r>
-            <w:r>
-              <w:rPr>
-                <w:lang w:val="en-US"/>
-              </w:rPr>
-              <w:t xml:space="preserve">: </w:t>
-            </w:r>
+              <w:t xml:space="preserve">R </w:t>
+            </w:r>
+            <w:proofErr w:type="spellStart"/>
             <w:r>
               <w:rPr>
                 <w:b/>
                 <w:bCs/>
                 <w:lang w:val="en-US"/>
               </w:rPr>
-              <w:t xml:space="preserve">RSP </w:t>
-            </w:r>
-            <w:proofErr w:type="spellStart"/>
+              <w:t>Shift+S</w:t>
+            </w:r>
+            <w:proofErr w:type="spellEnd"/>
+          </w:p>
+          <w:p>
+            <w:pPr>
+              <w:rPr>
+                <w:lang w:val="en-US"/>
+              </w:rPr>
+            </w:pPr>
+            <w:r>
+              <w:rPr>
+                <w:rStyle w:val="CodeChar"/>
+                <w:lang w:val="en-US"/>
+              </w:rPr>
+              <w:t>RSPRITE</w:t>
+            </w:r>
+            <w:r>
+              <w:rPr>
+                <w:lang w:val="en-US"/>
+              </w:rPr>
+              <w:t xml:space="preserve">: </w:t>
+            </w:r>
             <w:r>
               <w:rPr>
                 <w:b/>
                 <w:bCs/>
                 <w:lang w:val="en-US"/>
               </w:rPr>
-              <w:t>Shift+R</w:t>
-            </w:r>
-            <w:proofErr w:type="spellEnd"/>
-          </w:p>
-          <w:p>
-            <w:pPr>
-              <w:rPr>
-                <w:lang w:val="en-US"/>
-              </w:rPr>
-            </w:pPr>
-            <w:r>
-              <w:rPr>
-                <w:rStyle w:val="CodeChar"/>
-                <w:lang w:val="en-US"/>
-              </w:rPr>
-              <w:t>RUN</w:t>
-            </w:r>
-            <w:r>
-              <w:rPr>
-                <w:lang w:val="en-US"/>
-              </w:rPr>
-              <w:t xml:space="preserve">: </w:t>
-            </w:r>
+              <w:t xml:space="preserve">RSP </w:t>
+            </w:r>
+            <w:proofErr w:type="spellStart"/>
             <w:r>
               <w:rPr>
                 <w:b/>
                 <w:bCs/>
                 <w:lang w:val="en-US"/>
               </w:rPr>
-              <w:t xml:space="preserve">R </w:t>
-            </w:r>
-            <w:proofErr w:type="spellStart"/>
+              <w:t>Shift+R</w:t>
+            </w:r>
+            <w:proofErr w:type="spellEnd"/>
+          </w:p>
+          <w:p>
+            <w:pPr>
+              <w:rPr>
+                <w:lang w:val="en-US"/>
+              </w:rPr>
+            </w:pPr>
+            <w:r>
+              <w:rPr>
+                <w:rStyle w:val="CodeChar"/>
+                <w:lang w:val="en-US"/>
+              </w:rPr>
+              <w:t>RUN</w:t>
+            </w:r>
+            <w:r>
+              <w:rPr>
+                <w:lang w:val="en-US"/>
+              </w:rPr>
+              <w:t xml:space="preserve">: </w:t>
+            </w:r>
             <w:r>
               <w:rPr>
                 <w:b/>
                 <w:bCs/>
                 <w:lang w:val="en-US"/>
               </w:rPr>
-              <w:t>Shift+U</w:t>
-            </w:r>
-            <w:proofErr w:type="spellEnd"/>
-          </w:p>
-          <w:p>
-            <w:pPr>
-              <w:rPr>
-                <w:lang w:val="en-US"/>
-              </w:rPr>
-            </w:pPr>
-            <w:r>
-              <w:rPr>
-                <w:rStyle w:val="CodeChar"/>
-                <w:lang w:val="en-US"/>
-              </w:rPr>
-              <w:t>RWINDOW</w:t>
-            </w:r>
-            <w:r>
-              <w:rPr>
-                <w:lang w:val="en-US"/>
-              </w:rPr>
-              <w:t xml:space="preserve">: </w:t>
-            </w:r>
+              <w:t xml:space="preserve">R </w:t>
+            </w:r>
+            <w:proofErr w:type="spellStart"/>
             <w:r>
               <w:rPr>
                 <w:b/>
                 <w:bCs/>
                 <w:lang w:val="en-US"/>
               </w:rPr>
-              <w:t>R Shift+W</w:t>
-            </w:r>
+              <w:t>Shift+U</w:t>
+            </w:r>
+            <w:proofErr w:type="spellEnd"/>
           </w:p>
           <w:p>
             <w:pPr>
@@ -37194,7 +38397,7 @@
                 <w:rStyle w:val="CodeChar"/>
                 <w:lang w:val="en-US"/>
               </w:rPr>
-              <w:t>SAVE</w:t>
+              <w:t>RWINDOW</w:t>
             </w:r>
             <w:r>
               <w:rPr>
@@ -37208,243 +38411,271 @@
                 <w:bCs/>
                 <w:lang w:val="en-US"/>
               </w:rPr>
-              <w:t xml:space="preserve">S </w:t>
-            </w:r>
-            <w:proofErr w:type="spellStart"/>
+              <w:t>R Shift+W</w:t>
+            </w:r>
+          </w:p>
+          <w:p>
+            <w:pPr>
+              <w:rPr>
+                <w:lang w:val="en-US"/>
+              </w:rPr>
+            </w:pPr>
+            <w:r>
+              <w:rPr>
+                <w:rStyle w:val="CodeChar"/>
+                <w:lang w:val="en-US"/>
+              </w:rPr>
+              <w:t>SAVE</w:t>
+            </w:r>
+            <w:r>
+              <w:rPr>
+                <w:lang w:val="en-US"/>
+              </w:rPr>
+              <w:t xml:space="preserve">: </w:t>
+            </w:r>
             <w:r>
               <w:rPr>
                 <w:b/>
                 <w:bCs/>
                 <w:lang w:val="en-US"/>
               </w:rPr>
-              <w:t>Shift+A</w:t>
-            </w:r>
-            <w:proofErr w:type="spellEnd"/>
-          </w:p>
-          <w:p>
-            <w:pPr>
-              <w:rPr>
-                <w:lang w:val="en-US"/>
-              </w:rPr>
-            </w:pPr>
-            <w:r>
-              <w:rPr>
-                <w:rStyle w:val="CodeChar"/>
-                <w:lang w:val="en-US"/>
-              </w:rPr>
-              <w:t>SCALE</w:t>
-            </w:r>
-            <w:r>
-              <w:rPr>
-                <w:lang w:val="en-US"/>
-              </w:rPr>
-              <w:t xml:space="preserve">: </w:t>
-            </w:r>
+              <w:t xml:space="preserve">S </w:t>
+            </w:r>
+            <w:proofErr w:type="spellStart"/>
             <w:r>
               <w:rPr>
                 <w:b/>
                 <w:bCs/>
                 <w:lang w:val="en-US"/>
               </w:rPr>
-              <w:t xml:space="preserve">SC </w:t>
-            </w:r>
-            <w:proofErr w:type="spellStart"/>
+              <w:t>Shift+A</w:t>
+            </w:r>
+            <w:proofErr w:type="spellEnd"/>
+          </w:p>
+          <w:p>
+            <w:pPr>
+              <w:rPr>
+                <w:lang w:val="en-US"/>
+              </w:rPr>
+            </w:pPr>
+            <w:r>
+              <w:rPr>
+                <w:rStyle w:val="CodeChar"/>
+                <w:lang w:val="en-US"/>
+              </w:rPr>
+              <w:t>SCALE</w:t>
+            </w:r>
+            <w:r>
+              <w:rPr>
+                <w:lang w:val="en-US"/>
+              </w:rPr>
+              <w:t xml:space="preserve">: </w:t>
+            </w:r>
             <w:r>
               <w:rPr>
                 <w:b/>
                 <w:bCs/>
                 <w:lang w:val="en-US"/>
               </w:rPr>
-              <w:t>Shift+A</w:t>
-            </w:r>
-            <w:proofErr w:type="spellEnd"/>
-          </w:p>
-          <w:p>
-            <w:pPr>
-              <w:rPr>
-                <w:lang w:val="en-US"/>
-              </w:rPr>
-            </w:pPr>
-            <w:r>
-              <w:rPr>
-                <w:rStyle w:val="CodeChar"/>
-                <w:lang w:val="en-US"/>
-              </w:rPr>
-              <w:t>SCNCLR</w:t>
-            </w:r>
-            <w:r>
-              <w:rPr>
-                <w:lang w:val="en-US"/>
-              </w:rPr>
-              <w:t xml:space="preserve">: </w:t>
-            </w:r>
+              <w:t xml:space="preserve">SC </w:t>
+            </w:r>
+            <w:proofErr w:type="spellStart"/>
             <w:r>
               <w:rPr>
                 <w:b/>
                 <w:bCs/>
                 <w:lang w:val="en-US"/>
               </w:rPr>
-              <w:t xml:space="preserve">S </w:t>
-            </w:r>
-            <w:proofErr w:type="spellStart"/>
+              <w:t>Shift+A</w:t>
+            </w:r>
+            <w:proofErr w:type="spellEnd"/>
+          </w:p>
+          <w:p>
+            <w:pPr>
+              <w:rPr>
+                <w:lang w:val="en-US"/>
+              </w:rPr>
+            </w:pPr>
+            <w:r>
+              <w:rPr>
+                <w:rStyle w:val="CodeChar"/>
+                <w:lang w:val="en-US"/>
+              </w:rPr>
+              <w:t>SCNCLR</w:t>
+            </w:r>
+            <w:r>
+              <w:rPr>
+                <w:lang w:val="en-US"/>
+              </w:rPr>
+              <w:t xml:space="preserve">: </w:t>
+            </w:r>
             <w:r>
               <w:rPr>
                 <w:b/>
                 <w:bCs/>
                 <w:lang w:val="en-US"/>
               </w:rPr>
-              <w:t>Shift+C</w:t>
-            </w:r>
-            <w:proofErr w:type="spellEnd"/>
-          </w:p>
-          <w:p>
-            <w:pPr>
-              <w:rPr>
-                <w:lang w:val="en-US"/>
-              </w:rPr>
-            </w:pPr>
-            <w:r>
-              <w:rPr>
-                <w:rStyle w:val="CodeChar"/>
-                <w:lang w:val="en-US"/>
-              </w:rPr>
-              <w:t>SCRATCH</w:t>
-            </w:r>
-            <w:r>
-              <w:rPr>
-                <w:lang w:val="en-US"/>
-              </w:rPr>
-              <w:t xml:space="preserve">: </w:t>
-            </w:r>
+              <w:t xml:space="preserve">S </w:t>
+            </w:r>
+            <w:proofErr w:type="spellStart"/>
             <w:r>
               <w:rPr>
                 <w:b/>
                 <w:bCs/>
                 <w:lang w:val="en-US"/>
               </w:rPr>
-              <w:t xml:space="preserve">SC </w:t>
-            </w:r>
-            <w:proofErr w:type="spellStart"/>
+              <w:t>Shift+C</w:t>
+            </w:r>
+            <w:proofErr w:type="spellEnd"/>
+          </w:p>
+          <w:p>
+            <w:pPr>
+              <w:rPr>
+                <w:lang w:val="en-US"/>
+              </w:rPr>
+            </w:pPr>
+            <w:r>
+              <w:rPr>
+                <w:rStyle w:val="CodeChar"/>
+                <w:lang w:val="en-US"/>
+              </w:rPr>
+              <w:t>SCRATCH</w:t>
+            </w:r>
+            <w:r>
+              <w:rPr>
+                <w:lang w:val="en-US"/>
+              </w:rPr>
+              <w:t xml:space="preserve">: </w:t>
+            </w:r>
             <w:r>
               <w:rPr>
                 <w:b/>
                 <w:bCs/>
                 <w:lang w:val="en-US"/>
               </w:rPr>
-              <w:t>Shift+R</w:t>
-            </w:r>
-            <w:proofErr w:type="spellEnd"/>
-          </w:p>
-          <w:p>
-            <w:pPr>
-              <w:rPr>
-                <w:lang w:val="en-US"/>
-              </w:rPr>
-            </w:pPr>
-            <w:r>
-              <w:rPr>
-                <w:rStyle w:val="CodeChar"/>
-                <w:lang w:val="en-US"/>
-              </w:rPr>
-              <w:t>SGN</w:t>
-            </w:r>
-            <w:r>
-              <w:rPr>
-                <w:lang w:val="en-US"/>
-              </w:rPr>
-              <w:t xml:space="preserve">: </w:t>
-            </w:r>
+              <w:t xml:space="preserve">SC </w:t>
+            </w:r>
+            <w:proofErr w:type="spellStart"/>
             <w:r>
               <w:rPr>
                 <w:b/>
                 <w:bCs/>
                 <w:lang w:val="en-US"/>
               </w:rPr>
-              <w:t xml:space="preserve">S </w:t>
-            </w:r>
-            <w:proofErr w:type="spellStart"/>
+              <w:t>Shift+R</w:t>
+            </w:r>
+            <w:proofErr w:type="spellEnd"/>
+          </w:p>
+          <w:p>
+            <w:pPr>
+              <w:rPr>
+                <w:lang w:val="en-US"/>
+              </w:rPr>
+            </w:pPr>
+            <w:r>
+              <w:rPr>
+                <w:rStyle w:val="CodeChar"/>
+                <w:lang w:val="en-US"/>
+              </w:rPr>
+              <w:t>SGN</w:t>
+            </w:r>
+            <w:r>
+              <w:rPr>
+                <w:lang w:val="en-US"/>
+              </w:rPr>
+              <w:t xml:space="preserve">: </w:t>
+            </w:r>
             <w:r>
               <w:rPr>
                 <w:b/>
                 <w:bCs/>
                 <w:lang w:val="en-US"/>
               </w:rPr>
-              <w:t>Shift+G</w:t>
-            </w:r>
-            <w:proofErr w:type="spellEnd"/>
-          </w:p>
-          <w:p>
-            <w:pPr>
-              <w:rPr>
-                <w:lang w:val="en-US"/>
-              </w:rPr>
-            </w:pPr>
-            <w:r>
-              <w:rPr>
-                <w:rStyle w:val="CodeChar"/>
-                <w:lang w:val="en-US"/>
-              </w:rPr>
-              <w:t>SIN</w:t>
-            </w:r>
-            <w:r>
-              <w:rPr>
-                <w:lang w:val="en-US"/>
-              </w:rPr>
-              <w:t xml:space="preserve">: </w:t>
-            </w:r>
+              <w:t xml:space="preserve">S </w:t>
+            </w:r>
+            <w:proofErr w:type="spellStart"/>
             <w:r>
               <w:rPr>
                 <w:b/>
                 <w:bCs/>
                 <w:lang w:val="en-US"/>
               </w:rPr>
-              <w:t xml:space="preserve">S </w:t>
-            </w:r>
-            <w:proofErr w:type="spellStart"/>
+              <w:t>Shift+G</w:t>
+            </w:r>
+            <w:proofErr w:type="spellEnd"/>
+          </w:p>
+          <w:p>
+            <w:pPr>
+              <w:rPr>
+                <w:lang w:val="en-US"/>
+              </w:rPr>
+            </w:pPr>
+            <w:r>
+              <w:rPr>
+                <w:rStyle w:val="CodeChar"/>
+                <w:lang w:val="en-US"/>
+              </w:rPr>
+              <w:t>SIN</w:t>
+            </w:r>
+            <w:r>
+              <w:rPr>
+                <w:lang w:val="en-US"/>
+              </w:rPr>
+              <w:t xml:space="preserve">: </w:t>
+            </w:r>
             <w:r>
               <w:rPr>
                 <w:b/>
                 <w:bCs/>
                 <w:lang w:val="en-US"/>
               </w:rPr>
-              <w:t>Shift+I</w:t>
-            </w:r>
-            <w:proofErr w:type="spellEnd"/>
-          </w:p>
-          <w:p>
-            <w:pPr>
-              <w:rPr>
-                <w:lang w:val="en-US"/>
-              </w:rPr>
-            </w:pPr>
-            <w:r>
-              <w:rPr>
-                <w:rStyle w:val="CodeChar"/>
-                <w:lang w:val="en-US"/>
-              </w:rPr>
-              <w:t>SLEEP</w:t>
-            </w:r>
-            <w:r>
-              <w:rPr>
-                <w:lang w:val="en-US"/>
-              </w:rPr>
-              <w:t xml:space="preserve">: </w:t>
-            </w:r>
+              <w:t xml:space="preserve">S </w:t>
+            </w:r>
+            <w:proofErr w:type="spellStart"/>
             <w:r>
               <w:rPr>
                 <w:b/>
                 <w:bCs/>
                 <w:lang w:val="en-US"/>
               </w:rPr>
-              <w:t xml:space="preserve">S </w:t>
-            </w:r>
-            <w:proofErr w:type="spellStart"/>
+              <w:t>Shift+I</w:t>
+            </w:r>
+            <w:proofErr w:type="spellEnd"/>
+          </w:p>
+          <w:p>
+            <w:pPr>
+              <w:rPr>
+                <w:lang w:val="en-US"/>
+              </w:rPr>
+            </w:pPr>
+            <w:r>
+              <w:rPr>
+                <w:rStyle w:val="CodeChar"/>
+                <w:lang w:val="en-US"/>
+              </w:rPr>
+              <w:t>SLEEP</w:t>
+            </w:r>
+            <w:r>
+              <w:rPr>
+                <w:lang w:val="en-US"/>
+              </w:rPr>
+              <w:t xml:space="preserve">: </w:t>
+            </w:r>
             <w:r>
               <w:rPr>
                 <w:b/>
                 <w:bCs/>
                 <w:lang w:val="en-US"/>
               </w:rPr>
+              <w:t xml:space="preserve">S </w:t>
+            </w:r>
+            <w:proofErr w:type="spellStart"/>
+            <w:r>
+              <w:rPr>
+                <w:b/>
+                <w:bCs/>
+                <w:lang w:val="en-US"/>
+              </w:rPr>
               <w:t>Shift+L</w:t>
             </w:r>
             <w:proofErr w:type="spellEnd"/>
@@ -37902,6 +39133,7 @@
                 <w:lang w:val="en-US"/>
               </w:rPr>
             </w:pPr>
+            <w:proofErr w:type="gramStart"/>
             <w:r>
               <w:rPr>
                 <w:rStyle w:val="CodeChar"/>
@@ -37909,6 +39141,7 @@
               </w:rPr>
               <w:t>TAB(</w:t>
             </w:r>
+            <w:proofErr w:type="gramEnd"/>
             <w:r>
               <w:rPr>
                 <w:lang w:val="en-US"/>
@@ -38458,7 +39691,7 @@
       <w:pPr>
         <w:pStyle w:val="Rubrik1"/>
       </w:pPr>
-      <w:bookmarkStart w:id="59" w:name="_Toc235728914"/>
+      <w:bookmarkStart w:id="59" w:name="_Toc236406968"/>
       <w:r>
         <w:lastRenderedPageBreak/>
         <w:t>Inde</w:t>
@@ -38505,7 +39738,7 @@
         <w:rPr>
           <w:noProof/>
         </w:rPr>
-        <w:t>16-bitarstal, 54</w:t>
+        <w:t>16-bitarstal, 56</w:t>
       </w:r>
     </w:p>
     <w:p>
@@ -38522,7 +39755,7 @@
         <w:rPr>
           <w:noProof/>
         </w:rPr>
-        <w:t>40/80 display, 58</w:t>
+        <w:t>40/80 display, 60</w:t>
       </w:r>
     </w:p>
     <w:p>
@@ -38539,7 +39772,7 @@
         <w:rPr>
           <w:noProof/>
         </w:rPr>
-        <w:t>40-kolumnsläge, 58</w:t>
+        <w:t>40-kolumnsläge, 60</w:t>
       </w:r>
     </w:p>
     <w:p>
@@ -38556,7 +39789,7 @@
         <w:rPr>
           <w:noProof/>
         </w:rPr>
-        <w:t>80-kolumnsläge, 58</w:t>
+        <w:t>80-kolumnsläge, 60</w:t>
       </w:r>
     </w:p>
     <w:p>
@@ -38573,7 +39806,7 @@
         <w:rPr>
           <w:noProof/>
         </w:rPr>
-        <w:t>adress, 88</w:t>
+        <w:t>adress, 90</w:t>
       </w:r>
     </w:p>
     <w:p>
@@ -38590,7 +39823,7 @@
         <w:rPr>
           <w:noProof/>
         </w:rPr>
-        <w:t>ADSR, 45</w:t>
+        <w:t>ADSR, 47</w:t>
       </w:r>
     </w:p>
     <w:p>
@@ -38607,7 +39840,7 @@
         <w:rPr>
           <w:noProof/>
         </w:rPr>
-        <w:t>användardefinierad variabel, 88</w:t>
+        <w:t>användardefinierad variabel, 90</w:t>
       </w:r>
     </w:p>
     <w:p>
@@ -38624,7 +39857,7 @@
         <w:rPr>
           <w:noProof/>
         </w:rPr>
-        <w:t>argument, 89</w:t>
+        <w:t>argument, 91</w:t>
       </w:r>
     </w:p>
     <w:p>
@@ -38641,7 +39874,7 @@
         <w:rPr>
           <w:noProof/>
         </w:rPr>
-        <w:t>array, 89</w:t>
+        <w:t>array, 91</w:t>
       </w:r>
     </w:p>
     <w:p>
@@ -38726,7 +39959,7 @@
         <w:rPr>
           <w:noProof/>
         </w:rPr>
-        <w:t>bildelement, 96</w:t>
+        <w:t>bildelement, 98</w:t>
       </w:r>
     </w:p>
     <w:p>
@@ -38743,7 +39976,7 @@
         <w:rPr>
           <w:noProof/>
         </w:rPr>
-        <w:t>binär logik, 89</w:t>
+        <w:t>binär logik, 91</w:t>
       </w:r>
     </w:p>
     <w:p>
@@ -38760,7 +39993,7 @@
         <w:rPr>
           <w:noProof/>
         </w:rPr>
-        <w:t>binära talsystemet, 89</w:t>
+        <w:t>binära talsystemet, 91</w:t>
       </w:r>
     </w:p>
     <w:p>
@@ -38777,7 +40010,7 @@
         <w:rPr>
           <w:noProof/>
         </w:rPr>
-        <w:t>bit, 89</w:t>
+        <w:t>bit, 91</w:t>
       </w:r>
     </w:p>
     <w:p>
@@ -38794,7 +40027,7 @@
         <w:rPr>
           <w:noProof/>
         </w:rPr>
-        <w:t>bitmaskning, 89</w:t>
+        <w:t>bitmaskning, 91</w:t>
       </w:r>
     </w:p>
     <w:p>
@@ -38811,7 +40044,7 @@
         <w:rPr>
           <w:noProof/>
         </w:rPr>
-        <w:t>bitvis, 89</w:t>
+        <w:t>bitvis, 91</w:t>
       </w:r>
     </w:p>
     <w:p>
@@ -38845,7 +40078,7 @@
         <w:rPr>
           <w:noProof/>
         </w:rPr>
-        <w:t>BLOAD, 69</w:t>
+        <w:t>BLOAD, 71</w:t>
       </w:r>
     </w:p>
     <w:p>
@@ -38862,7 +40095,7 @@
         <w:rPr>
           <w:noProof/>
         </w:rPr>
-        <w:t>booleskt värde, 90</w:t>
+        <w:t>booleskt värde, 92</w:t>
       </w:r>
     </w:p>
     <w:p>
@@ -38896,7 +40129,7 @@
         <w:rPr>
           <w:noProof/>
         </w:rPr>
-        <w:t>border, 90, 100</w:t>
+        <w:t>border, 92, 102</w:t>
       </w:r>
     </w:p>
     <w:p>
@@ -38913,7 +40146,7 @@
         <w:rPr>
           <w:noProof/>
         </w:rPr>
-        <w:t>BSAVE, 69</w:t>
+        <w:t>BSAVE, 71</w:t>
       </w:r>
     </w:p>
     <w:p>
@@ -38930,7 +40163,7 @@
         <w:rPr>
           <w:noProof/>
         </w:rPr>
-        <w:t>byte, 90</w:t>
+        <w:t>byte, 92</w:t>
       </w:r>
     </w:p>
     <w:p>
@@ -38947,7 +40180,7 @@
         <w:rPr>
           <w:noProof/>
         </w:rPr>
-        <w:t>call stack, 90</w:t>
+        <w:t>call stack, 92</w:t>
       </w:r>
     </w:p>
     <w:p>
@@ -38964,7 +40197,7 @@
         <w:rPr>
           <w:noProof/>
         </w:rPr>
-        <w:t>CATALOG, 64</w:t>
+        <w:t>CATALOG, 66</w:t>
       </w:r>
     </w:p>
     <w:p>
@@ -38981,7 +40214,7 @@
         <w:rPr>
           <w:noProof/>
         </w:rPr>
-        <w:t>CLR, 84</w:t>
+        <w:t>CLR, 86</w:t>
       </w:r>
     </w:p>
     <w:p>
@@ -38998,7 +40231,7 @@
         <w:rPr>
           <w:noProof/>
         </w:rPr>
-        <w:t>COLOR, 37, 58</w:t>
+        <w:t>COLOR, 39, 60</w:t>
       </w:r>
     </w:p>
     <w:p>
@@ -39015,7 +40248,7 @@
         <w:rPr>
           <w:noProof/>
         </w:rPr>
-        <w:t>Commodore 128, 100</w:t>
+        <w:t>Commodore 128, 102</w:t>
       </w:r>
     </w:p>
     <w:p>
@@ -39049,7 +40282,7 @@
         <w:rPr>
           <w:noProof/>
         </w:rPr>
-        <w:t>Commodore 64, 100</w:t>
+        <w:t>Commodore 64, 102</w:t>
       </w:r>
     </w:p>
     <w:p>
@@ -39083,7 +40316,7 @@
         <w:rPr>
           <w:noProof/>
         </w:rPr>
-        <w:t>CP/M-läge, 18, 75</w:t>
+        <w:t>CP/M-läge, 18, 77</w:t>
       </w:r>
     </w:p>
     <w:p>
@@ -39100,7 +40333,7 @@
         <w:rPr>
           <w:noProof/>
         </w:rPr>
-        <w:t>DATA, 94</w:t>
+        <w:t>DATA, 96</w:t>
       </w:r>
     </w:p>
     <w:p>
@@ -39117,7 +40350,7 @@
         <w:rPr>
           <w:noProof/>
         </w:rPr>
-        <w:t>datatyp, 90</w:t>
+        <w:t>datatyp, 92</w:t>
       </w:r>
     </w:p>
     <w:p>
@@ -39185,7 +40418,7 @@
         <w:rPr>
           <w:noProof/>
         </w:rPr>
-        <w:t>DIRECTORY, 64</w:t>
+        <w:t>DIRECTORY, 66</w:t>
       </w:r>
     </w:p>
     <w:p>
@@ -39202,7 +40435,7 @@
         <w:rPr>
           <w:noProof/>
         </w:rPr>
-        <w:t>diskdrive, 18, 91</w:t>
+        <w:t>diskdrive, 18, 93</w:t>
       </w:r>
     </w:p>
     <w:p>
@@ -39219,7 +40452,7 @@
         <w:rPr>
           <w:noProof/>
         </w:rPr>
-        <w:t>diskett, 91</w:t>
+        <w:t>diskett, 93</w:t>
       </w:r>
     </w:p>
     <w:p>
@@ -39236,7 +40469,7 @@
         <w:rPr>
           <w:noProof/>
         </w:rPr>
-        <w:t>diskettstation, 18, 91</w:t>
+        <w:t>diskettstation, 18, 93</w:t>
       </w:r>
     </w:p>
     <w:p>
@@ -39253,7 +40486,7 @@
         <w:rPr>
           <w:noProof/>
         </w:rPr>
-        <w:t>DLOAD, 67</w:t>
+        <w:t>DLOAD, 69</w:t>
       </w:r>
     </w:p>
     <w:p>
@@ -39270,7 +40503,7 @@
         <w:rPr>
           <w:noProof/>
         </w:rPr>
-        <w:t>DOS, 90</w:t>
+        <w:t>DOS, 92</w:t>
       </w:r>
     </w:p>
     <w:p>
@@ -39287,7 +40520,7 @@
         <w:rPr>
           <w:noProof/>
         </w:rPr>
-        <w:t>DRAW, 36</w:t>
+        <w:t>DRAW, 38</w:t>
       </w:r>
     </w:p>
     <w:p>
@@ -39304,7 +40537,7 @@
         <w:rPr>
           <w:noProof/>
         </w:rPr>
-        <w:t>drivarnummer, 91</w:t>
+        <w:t>drivarnummer, 93</w:t>
       </w:r>
     </w:p>
     <w:p>
@@ -39321,7 +40554,7 @@
         <w:rPr>
           <w:noProof/>
         </w:rPr>
-        <w:t>DS, 69</w:t>
+        <w:t>DS, 71</w:t>
       </w:r>
     </w:p>
     <w:p>
@@ -39338,7 +40571,7 @@
         <w:rPr>
           <w:noProof/>
         </w:rPr>
-        <w:t>DS$, 69</w:t>
+        <w:t>DS$, 71</w:t>
       </w:r>
     </w:p>
     <w:p>
@@ -39355,7 +40588,7 @@
         <w:rPr>
           <w:noProof/>
         </w:rPr>
-        <w:t>DSAVE, 68</w:t>
+        <w:t>DSAVE, 70</w:t>
       </w:r>
     </w:p>
     <w:p>
@@ -39372,7 +40605,7 @@
         <w:rPr>
           <w:noProof/>
         </w:rPr>
-        <w:t>EL, 84</w:t>
+        <w:t>EL, 86</w:t>
       </w:r>
     </w:p>
     <w:p>
@@ -39406,7 +40639,7 @@
         <w:rPr>
           <w:noProof/>
         </w:rPr>
-        <w:t>enhetsnummer, 91</w:t>
+        <w:t>enhetsnummer, 93</w:t>
       </w:r>
     </w:p>
     <w:p>
@@ -39423,7 +40656,7 @@
         <w:rPr>
           <w:noProof/>
         </w:rPr>
-        <w:t>envelope, 91</w:t>
+        <w:t>envelope, 93</w:t>
       </w:r>
     </w:p>
     <w:p>
@@ -39440,7 +40673,7 @@
         <w:rPr>
           <w:noProof/>
         </w:rPr>
-        <w:t>ER, 84</w:t>
+        <w:t>ER, 86</w:t>
       </w:r>
     </w:p>
     <w:p>
@@ -39457,7 +40690,7 @@
         <w:rPr>
           <w:noProof/>
         </w:rPr>
-        <w:t>ERR$, 84</w:t>
+        <w:t>ERR$, 86</w:t>
       </w:r>
     </w:p>
     <w:p>
@@ -39508,7 +40741,7 @@
         <w:rPr>
           <w:noProof/>
         </w:rPr>
-        <w:t>felkod, 85</w:t>
+        <w:t>felkod, 87</w:t>
       </w:r>
     </w:p>
     <w:p>
@@ -39542,7 +40775,7 @@
         <w:rPr>
           <w:noProof/>
         </w:rPr>
-        <w:t>floppydisk, 64, 91</w:t>
+        <w:t>floppydisk, 66, 93</w:t>
       </w:r>
     </w:p>
     <w:p>
@@ -39559,7 +40792,7 @@
         <w:rPr>
           <w:noProof/>
         </w:rPr>
-        <w:t>formatering, 62</w:t>
+        <w:t>formatering, 64</w:t>
       </w:r>
     </w:p>
     <w:p>
@@ -39576,7 +40809,7 @@
         <w:rPr>
           <w:noProof/>
         </w:rPr>
-        <w:t>fysisk fil, 91</w:t>
+        <w:t>fysisk fil, 93</w:t>
       </w:r>
     </w:p>
     <w:p>
@@ -39593,7 +40826,7 @@
         <w:rPr>
           <w:noProof/>
         </w:rPr>
-        <w:t>GO64, 73</w:t>
+        <w:t>GO64, 75</w:t>
       </w:r>
     </w:p>
     <w:p>
@@ -39610,7 +40843,7 @@
         <w:rPr>
           <w:noProof/>
         </w:rPr>
-        <w:t>grafikläge, 91</w:t>
+        <w:t>grafikläge, 93</w:t>
       </w:r>
     </w:p>
     <w:p>
@@ -39627,7 +40860,7 @@
         <w:rPr>
           <w:noProof/>
         </w:rPr>
-        <w:t>GRAPHIC, 35</w:t>
+        <w:t>GRAPHIC, 37</w:t>
       </w:r>
     </w:p>
     <w:p>
@@ -39644,7 +40877,7 @@
         <w:rPr>
           <w:noProof/>
         </w:rPr>
-        <w:t>hard reset, 92, 97</w:t>
+        <w:t>hard reset, 94, 99</w:t>
       </w:r>
     </w:p>
     <w:p>
@@ -39661,7 +40894,7 @@
         <w:rPr>
           <w:noProof/>
         </w:rPr>
-        <w:t>HEADER, 62</w:t>
+        <w:t>HEADER, 64</w:t>
       </w:r>
     </w:p>
     <w:p>
@@ -39695,7 +40928,7 @@
         <w:rPr>
           <w:noProof/>
         </w:rPr>
-        <w:t>hexadecimala talsystemet, 92</w:t>
+        <w:t>hexadecimala talsystemet, 94</w:t>
       </w:r>
     </w:p>
     <w:p>
@@ -39712,7 +40945,7 @@
         <w:rPr>
           <w:noProof/>
         </w:rPr>
-        <w:t>I/O, 92</w:t>
+        <w:t>I/O, 94</w:t>
       </w:r>
     </w:p>
     <w:p>
@@ -39763,7 +40996,7 @@
         <w:rPr>
           <w:noProof/>
         </w:rPr>
-        <w:t>inmatningsbufferten, 106</w:t>
+        <w:t>inmatningsbufferten, 108</w:t>
       </w:r>
     </w:p>
     <w:p>
@@ -39797,7 +41030,7 @@
         <w:rPr>
           <w:noProof/>
         </w:rPr>
-        <w:t>interrupten, 92, 95</w:t>
+        <w:t>interrupten, 94, 97</w:t>
       </w:r>
     </w:p>
     <w:p>
@@ -39832,7 +41065,7 @@
           <w:noProof/>
         </w:rPr>
         <w:lastRenderedPageBreak/>
-        <w:t>jiffy, 92</w:t>
+        <w:t>jiffy, 94</w:t>
       </w:r>
     </w:p>
     <w:p>
@@ -39849,7 +41082,7 @@
         <w:rPr>
           <w:noProof/>
         </w:rPr>
-        <w:t>joystick, 93</w:t>
+        <w:t>joystick, 95</w:t>
       </w:r>
     </w:p>
     <w:p>
@@ -39866,7 +41099,7 @@
         <w:rPr>
           <w:noProof/>
         </w:rPr>
-        <w:t>K, 93</w:t>
+        <w:t>K, 95</w:t>
       </w:r>
     </w:p>
     <w:p>
@@ -39883,7 +41116,7 @@
         <w:rPr>
           <w:noProof/>
         </w:rPr>
-        <w:t>kilobyte, 93</w:t>
+        <w:t>kilobyte, 95</w:t>
       </w:r>
     </w:p>
     <w:p>
@@ -39900,7 +41133,7 @@
         <w:rPr>
           <w:noProof/>
         </w:rPr>
-        <w:t>konsol, 93</w:t>
+        <w:t>konsol, 95</w:t>
       </w:r>
     </w:p>
     <w:p>
@@ -39968,7 +41201,7 @@
         <w:rPr>
           <w:noProof/>
         </w:rPr>
-        <w:t>ljudstyrka, 48</w:t>
+        <w:t>ljudstyrka, 50</w:t>
       </w:r>
     </w:p>
     <w:p>
@@ -39985,7 +41218,7 @@
         <w:rPr>
           <w:noProof/>
         </w:rPr>
-        <w:t>ljuspenna, 93</w:t>
+        <w:t>ljuspenna, 95</w:t>
       </w:r>
     </w:p>
     <w:p>
@@ -40002,7 +41235,7 @@
         <w:rPr>
           <w:noProof/>
         </w:rPr>
-        <w:t>loader, 94</w:t>
+        <w:t>loader, 96</w:t>
       </w:r>
     </w:p>
     <w:p>
@@ -40019,7 +41252,7 @@
         <w:rPr>
           <w:noProof/>
         </w:rPr>
-        <w:t>logisk fil, 94</w:t>
+        <w:t>logisk fil, 96</w:t>
       </w:r>
     </w:p>
     <w:p>
@@ -40036,7 +41269,7 @@
         <w:rPr>
           <w:noProof/>
         </w:rPr>
-        <w:t>Läsa av aktuellt grafikläge, 59</w:t>
+        <w:t>Läsa av aktuellt grafikläge, 61</w:t>
       </w:r>
     </w:p>
     <w:p>
@@ -40053,7 +41286,7 @@
         <w:rPr>
           <w:noProof/>
         </w:rPr>
-        <w:t>markör, 95</w:t>
+        <w:t>markör, 97</w:t>
       </w:r>
     </w:p>
     <w:p>
@@ -40070,7 +41303,7 @@
         <w:rPr>
           <w:noProof/>
         </w:rPr>
-        <w:t>Microsoft BASIC, 58</w:t>
+        <w:t>Microsoft BASIC, 60</w:t>
       </w:r>
     </w:p>
     <w:p>
@@ -40087,7 +41320,7 @@
         <w:rPr>
           <w:noProof/>
         </w:rPr>
-        <w:t>minnesadress, 88</w:t>
+        <w:t>minnesadress, 90</w:t>
       </w:r>
     </w:p>
     <w:p>
@@ -40104,7 +41337,7 @@
         <w:rPr>
           <w:noProof/>
         </w:rPr>
-        <w:t>multitasking, 95</w:t>
+        <w:t>multitasking, 97</w:t>
       </w:r>
     </w:p>
     <w:p>
@@ -40121,7 +41354,7 @@
         <w:rPr>
           <w:noProof/>
         </w:rPr>
-        <w:t>NEW, 84</w:t>
+        <w:t>NEW, 86</w:t>
       </w:r>
     </w:p>
     <w:p>
@@ -40138,7 +41371,7 @@
         <w:rPr>
           <w:noProof/>
         </w:rPr>
-        <w:t>operand, 95</w:t>
+        <w:t>operand, 97</w:t>
       </w:r>
     </w:p>
     <w:p>
@@ -40155,7 +41388,7 @@
         <w:rPr>
           <w:noProof/>
         </w:rPr>
-        <w:t>operator, 95</w:t>
+        <w:t>operator, 97</w:t>
       </w:r>
     </w:p>
     <w:p>
@@ -40172,7 +41405,7 @@
         <w:rPr>
           <w:noProof/>
         </w:rPr>
-        <w:t>PAINT, 37</w:t>
+        <w:t>PAINT, 39</w:t>
       </w:r>
     </w:p>
     <w:p>
@@ -40189,7 +41422,7 @@
         <w:rPr>
           <w:noProof/>
         </w:rPr>
-        <w:t>PAL, 95</w:t>
+        <w:t>PAL, 97</w:t>
       </w:r>
     </w:p>
     <w:p>
@@ -40206,7 +41439,7 @@
         <w:rPr>
           <w:noProof/>
         </w:rPr>
-        <w:t>parameter, 95</w:t>
+        <w:t>parameter, 97</w:t>
       </w:r>
     </w:p>
     <w:p>
@@ -40223,7 +41456,7 @@
         <w:rPr>
           <w:noProof/>
         </w:rPr>
-        <w:t>Pekare, 96</w:t>
+        <w:t>Pekare, 98</w:t>
       </w:r>
     </w:p>
     <w:p>
@@ -40240,7 +41473,7 @@
         <w:rPr>
           <w:noProof/>
         </w:rPr>
-        <w:t>PETSCII, 96</w:t>
+        <w:t>PETSCII, 98</w:t>
       </w:r>
     </w:p>
     <w:p>
@@ -40257,7 +41490,7 @@
         <w:rPr>
           <w:noProof/>
         </w:rPr>
-        <w:t>pixel, 96</w:t>
+        <w:t>pixel, 98</w:t>
       </w:r>
     </w:p>
     <w:p>
@@ -40274,7 +41507,7 @@
         <w:rPr>
           <w:noProof/>
         </w:rPr>
-        <w:t>PLAY, 51</w:t>
+        <w:t>PLAY, 53</w:t>
       </w:r>
     </w:p>
     <w:p>
@@ -40325,7 +41558,7 @@
         <w:rPr>
           <w:noProof/>
         </w:rPr>
-        <w:t>primärminne, 96</w:t>
+        <w:t>primärminne, 98</w:t>
       </w:r>
     </w:p>
     <w:p>
@@ -40342,7 +41575,7 @@
         <w:rPr>
           <w:noProof/>
         </w:rPr>
-        <w:t>pseudografik, 96</w:t>
+        <w:t>PRINT USING, 31</w:t>
       </w:r>
     </w:p>
     <w:p>
@@ -40359,7 +41592,7 @@
         <w:rPr>
           <w:noProof/>
         </w:rPr>
-        <w:t>pulsbredd, 47</w:t>
+        <w:t>pseudografik, 98</w:t>
       </w:r>
     </w:p>
     <w:p>
@@ -40376,7 +41609,7 @@
         <w:rPr>
           <w:noProof/>
         </w:rPr>
-        <w:t>pulserande grönt ljus, 62</w:t>
+        <w:t>PUDEF, 32</w:t>
       </w:r>
     </w:p>
     <w:p>
@@ -40393,7 +41626,7 @@
         <w:rPr>
           <w:noProof/>
         </w:rPr>
-        <w:t>radnummer, 12, 96</w:t>
+        <w:t>pulsbredd, 49</w:t>
       </w:r>
     </w:p>
     <w:p>
@@ -40410,7 +41643,7 @@
         <w:rPr>
           <w:noProof/>
         </w:rPr>
-        <w:t>RAM, 96</w:t>
+        <w:t>pulserande grönt ljus, 64</w:t>
       </w:r>
     </w:p>
     <w:p>
@@ -40427,7 +41660,7 @@
         <w:rPr>
           <w:noProof/>
         </w:rPr>
-        <w:t>random access memory, 96</w:t>
+        <w:t>radnummer, 12, 98</w:t>
       </w:r>
     </w:p>
     <w:p>
@@ -40444,7 +41677,7 @@
         <w:rPr>
           <w:noProof/>
         </w:rPr>
-        <w:t>ren funktion, 97</w:t>
+        <w:t>RAM, 98</w:t>
       </w:r>
     </w:p>
     <w:p>
@@ -40461,7 +41694,7 @@
         <w:rPr>
           <w:noProof/>
         </w:rPr>
-        <w:t>rensa textskärmen, 26</w:t>
+        <w:t>random access memory, 98</w:t>
       </w:r>
     </w:p>
     <w:p>
@@ -40478,7 +41711,7 @@
         <w:rPr>
           <w:noProof/>
         </w:rPr>
-        <w:t>RENUMBER, 13</w:t>
+        <w:t>ren funktion, 99</w:t>
       </w:r>
     </w:p>
     <w:p>
@@ -40495,7 +41728,7 @@
         <w:rPr>
           <w:noProof/>
         </w:rPr>
-        <w:t>reset, 97</w:t>
+        <w:t>rensa textskärmen, 26</w:t>
       </w:r>
     </w:p>
     <w:p>
@@ -40512,7 +41745,7 @@
         <w:rPr>
           <w:noProof/>
         </w:rPr>
-        <w:t>RGR(0), 59</w:t>
+        <w:t>RENUMBER, 13</w:t>
       </w:r>
     </w:p>
     <w:p>
@@ -40529,7 +41762,7 @@
         <w:rPr>
           <w:noProof/>
         </w:rPr>
-        <w:t>ROM, 97</w:t>
+        <w:t>reset, 99</w:t>
       </w:r>
     </w:p>
     <w:p>
@@ -40546,7 +41779,7 @@
         <w:rPr>
           <w:noProof/>
         </w:rPr>
-        <w:t>RUN, 84</w:t>
+        <w:t>RGR(0), 61</w:t>
       </w:r>
     </w:p>
     <w:p>
@@ -40563,7 +41796,7 @@
         <w:rPr>
           <w:noProof/>
         </w:rPr>
-        <w:t>SCNCLR, 26</w:t>
+        <w:t>ROM, 99</w:t>
       </w:r>
     </w:p>
     <w:p>
@@ -40580,7 +41813,7 @@
         <w:rPr>
           <w:noProof/>
         </w:rPr>
-        <w:t>sekundärminne, 97</w:t>
+        <w:t>RUN, 86</w:t>
       </w:r>
     </w:p>
     <w:p>
@@ -40597,7 +41830,7 @@
         <w:rPr>
           <w:noProof/>
         </w:rPr>
-        <w:t>sekventiell fil, 97</w:t>
+        <w:t>sekundärminne, 99</w:t>
       </w:r>
     </w:p>
     <w:p>
@@ -40614,7 +41847,7 @@
         <w:rPr>
           <w:noProof/>
         </w:rPr>
-        <w:t>skivminne, 91</w:t>
+        <w:t>sekventiell fil, 99</w:t>
       </w:r>
     </w:p>
     <w:p>
@@ -40631,7 +41864,7 @@
         <w:rPr>
           <w:noProof/>
         </w:rPr>
-        <w:t>SLEEP, 27</w:t>
+        <w:t>skivminne, 93</w:t>
       </w:r>
     </w:p>
     <w:p>
@@ -40648,7 +41881,7 @@
         <w:rPr>
           <w:noProof/>
         </w:rPr>
-        <w:t>SLOW, 26</w:t>
+        <w:t>SLEEP, 27</w:t>
       </w:r>
     </w:p>
     <w:p>
@@ -40665,7 +41898,7 @@
         <w:rPr>
           <w:noProof/>
         </w:rPr>
-        <w:t>soft reset, 97</w:t>
+        <w:t>SLOW, 26</w:t>
       </w:r>
     </w:p>
     <w:p>
@@ -40682,7 +41915,7 @@
         <w:rPr>
           <w:noProof/>
         </w:rPr>
-        <w:t>SOUND, 44</w:t>
+        <w:t>soft reset, 99</w:t>
       </w:r>
     </w:p>
     <w:p>
@@ -40699,7 +41932,7 @@
         <w:rPr>
           <w:noProof/>
         </w:rPr>
-        <w:t>sprite, 97</w:t>
+        <w:t>SOUND, 46</w:t>
       </w:r>
     </w:p>
     <w:p>
@@ -40716,7 +41949,7 @@
         <w:rPr>
           <w:noProof/>
         </w:rPr>
-        <w:t>starta om, 104</w:t>
+        <w:t>sprite, 99</w:t>
       </w:r>
     </w:p>
     <w:p>
@@ -40733,7 +41966,7 @@
         <w:rPr>
           <w:noProof/>
         </w:rPr>
-        <w:t>STASH, 17</w:t>
+        <w:t>starta om, 106</w:t>
       </w:r>
     </w:p>
     <w:p>
@@ -40750,7 +41983,7 @@
         <w:rPr>
           <w:noProof/>
         </w:rPr>
-        <w:t>string too long, 62</w:t>
+        <w:t>STASH, 17</w:t>
       </w:r>
     </w:p>
     <w:p>
@@ -40767,7 +42000,7 @@
         <w:rPr>
           <w:noProof/>
         </w:rPr>
-        <w:t>styrspak, 93</w:t>
+        <w:t>string too long, 64</w:t>
       </w:r>
     </w:p>
     <w:p>
@@ -40784,7 +42017,7 @@
         <w:rPr>
           <w:noProof/>
         </w:rPr>
-        <w:t>SWAP, 17</w:t>
+        <w:t>styrspak, 95</w:t>
       </w:r>
     </w:p>
     <w:p>
@@ -40801,7 +42034,7 @@
         <w:rPr>
           <w:noProof/>
         </w:rPr>
-        <w:t>SwiftCalc, 58</w:t>
+        <w:t>SWAP, 17</w:t>
       </w:r>
     </w:p>
     <w:p>
@@ -40818,7 +42051,7 @@
         <w:rPr>
           <w:noProof/>
         </w:rPr>
-        <w:t>systemvariabel, 98</w:t>
+        <w:t>SwiftCalc, 60</w:t>
       </w:r>
     </w:p>
     <w:p>
@@ -40835,7 +42068,7 @@
         <w:rPr>
           <w:noProof/>
         </w:rPr>
-        <w:t>tangentbordsbufferten, 31</w:t>
+        <w:t>systemvariabel, 100</w:t>
       </w:r>
     </w:p>
     <w:p>
@@ -40852,7 +42085,7 @@
         <w:rPr>
           <w:noProof/>
         </w:rPr>
-        <w:t>terminal, 98</w:t>
+        <w:t>tangentbordsbufferten, 33</w:t>
       </w:r>
     </w:p>
     <w:p>
@@ -40869,7 +42102,7 @@
         <w:rPr>
           <w:noProof/>
         </w:rPr>
-        <w:t>textkonsol, 93</w:t>
+        <w:t>terminal, 100</w:t>
       </w:r>
     </w:p>
     <w:p>
@@ -40886,7 +42119,7 @@
         <w:rPr>
           <w:noProof/>
         </w:rPr>
-        <w:t>textmarkör, 95</w:t>
+        <w:t>textkonsol, 95</w:t>
       </w:r>
     </w:p>
     <w:p>
@@ -40903,7 +42136,7 @@
         <w:rPr>
           <w:noProof/>
         </w:rPr>
-        <w:t>transient, 78</w:t>
+        <w:t>textmarkör, 97</w:t>
       </w:r>
     </w:p>
     <w:p>
@@ -40920,7 +42153,7 @@
         <w:rPr>
           <w:noProof/>
         </w:rPr>
-        <w:t>Turbo Pascal, 58</w:t>
+        <w:t>transient, 80</w:t>
       </w:r>
     </w:p>
     <w:p>
@@ -40937,7 +42170,7 @@
         <w:rPr>
           <w:noProof/>
         </w:rPr>
-        <w:t>unresolved reference, 14</w:t>
+        <w:t>Turbo Pascal, 60</w:t>
       </w:r>
     </w:p>
     <w:p>
@@ -40954,7 +42187,7 @@
         <w:rPr>
           <w:noProof/>
         </w:rPr>
-        <w:t>UNTIL, 24</w:t>
+        <w:t>unresolved reference, 14</w:t>
       </w:r>
     </w:p>
     <w:p>
@@ -40971,7 +42204,7 @@
         <w:rPr>
           <w:noProof/>
         </w:rPr>
-        <w:t>VAL, 30</w:t>
+        <w:t>UNTIL, 24</w:t>
       </w:r>
     </w:p>
     <w:p>
@@ -40988,7 +42221,7 @@
         <w:rPr>
           <w:noProof/>
         </w:rPr>
-        <w:t>vektor, 98</w:t>
+        <w:t>VAL, 30</w:t>
       </w:r>
     </w:p>
     <w:p>
@@ -41005,7 +42238,7 @@
         <w:rPr>
           <w:noProof/>
         </w:rPr>
-        <w:t>vektorgrafik, 34, 98</w:t>
+        <w:t>vektor, 100</w:t>
       </w:r>
     </w:p>
     <w:p>
@@ -41022,7 +42255,7 @@
         <w:rPr>
           <w:noProof/>
         </w:rPr>
-        <w:t>VIC-20, 100</w:t>
+        <w:t>vektorgrafik, 36, 100</w:t>
       </w:r>
     </w:p>
     <w:p>
@@ -41039,7 +42272,7 @@
         <w:rPr>
           <w:noProof/>
         </w:rPr>
-        <w:t>VOL, 48</w:t>
+        <w:t>VIC-20, 102</w:t>
       </w:r>
     </w:p>
     <w:p>
@@ -41056,7 +42289,7 @@
         <w:rPr>
           <w:noProof/>
         </w:rPr>
-        <w:t>vågform, 46</w:t>
+        <w:t>VOL, 50</w:t>
       </w:r>
     </w:p>
     <w:p>
@@ -41073,7 +42306,24 @@
         <w:rPr>
           <w:noProof/>
         </w:rPr>
-        <w:t>växla 40- och 80-kolumn, 59</w:t>
+        <w:t>vågform, 48</w:t>
+      </w:r>
+    </w:p>
+    <w:p>
+      <w:pPr>
+        <w:pStyle w:val="Index1"/>
+        <w:tabs>
+          <w:tab w:val="right" w:leader="dot" w:pos="2407"/>
+        </w:tabs>
+        <w:rPr>
+          <w:noProof/>
+        </w:rPr>
+      </w:pPr>
+      <w:r>
+        <w:rPr>
+          <w:noProof/>
+        </w:rPr>
+        <w:t>växla 40- och 80-kolumn, 61</w:t>
       </w:r>
     </w:p>
     <w:p>
@@ -41162,7 +42412,7 @@
       <w:pPr>
         <w:pStyle w:val="Rubrik1"/>
       </w:pPr>
-      <w:bookmarkStart w:id="60" w:name="_Toc235728915"/>
+      <w:bookmarkStart w:id="60" w:name="_Toc236406969"/>
       <w:r>
         <w:lastRenderedPageBreak/>
         <w:t>Bilder</w:t>
@@ -41206,7 +42456,7 @@
         </w:rPr>
         <w:fldChar w:fldCharType="separate"/>
       </w:r>
-      <w:hyperlink w:anchor="_Toc235728877" w:history="1">
+      <w:hyperlink w:anchor="_Toc236406928" w:history="1">
         <w:r>
           <w:rPr>
             <w:rStyle w:val="Hyperlnk"/>
@@ -41233,7 +42483,7 @@
             <w:noProof/>
             <w:webHidden/>
           </w:rPr>
-          <w:instrText xml:space="preserve"> PAGEREF _Toc235728877 \h </w:instrText>
+          <w:instrText xml:space="preserve"> PAGEREF _Toc236406928 \h </w:instrText>
         </w:r>
         <w:r>
           <w:rPr>
@@ -41280,7 +42530,7 @@
           <w14:ligatures w14:val="standardContextual"/>
         </w:rPr>
       </w:pPr>
-      <w:hyperlink w:anchor="_Toc235728878" w:history="1">
+      <w:hyperlink w:anchor="_Toc236406929" w:history="1">
         <w:r>
           <w:rPr>
             <w:rStyle w:val="Hyperlnk"/>
@@ -41307,7 +42557,7 @@
             <w:noProof/>
             <w:webHidden/>
           </w:rPr>
-          <w:instrText xml:space="preserve"> PAGEREF _Toc235728878 \h </w:instrText>
+          <w:instrText xml:space="preserve"> PAGEREF _Toc236406929 \h </w:instrText>
         </w:r>
         <w:r>
           <w:rPr>
@@ -41354,7 +42604,7 @@
           <w14:ligatures w14:val="standardContextual"/>
         </w:rPr>
       </w:pPr>
-      <w:hyperlink w:anchor="_Toc235728879" w:history="1">
+      <w:hyperlink w:anchor="_Toc236406930" w:history="1">
         <w:r>
           <w:rPr>
             <w:rStyle w:val="Hyperlnk"/>
@@ -41381,7 +42631,7 @@
             <w:noProof/>
             <w:webHidden/>
           </w:rPr>
-          <w:instrText xml:space="preserve"> PAGEREF _Toc235728879 \h </w:instrText>
+          <w:instrText xml:space="preserve"> PAGEREF _Toc236406930 \h </w:instrText>
         </w:r>
         <w:r>
           <w:rPr>
@@ -41428,7 +42678,7 @@
           <w14:ligatures w14:val="standardContextual"/>
         </w:rPr>
       </w:pPr>
-      <w:hyperlink w:anchor="_Toc235728880" w:history="1">
+      <w:hyperlink w:anchor="_Toc236406931" w:history="1">
         <w:r>
           <w:rPr>
             <w:rStyle w:val="Hyperlnk"/>
@@ -41455,81 +42705,7 @@
             <w:noProof/>
             <w:webHidden/>
           </w:rPr>
-          <w:instrText xml:space="preserve"> PAGEREF _Toc235728880 \h </w:instrText>
-        </w:r>
-        <w:r>
-          <w:rPr>
-            <w:noProof/>
-            <w:webHidden/>
-          </w:rPr>
-        </w:r>
-        <w:r>
-          <w:rPr>
-            <w:noProof/>
-            <w:webHidden/>
-          </w:rPr>
-          <w:fldChar w:fldCharType="separate"/>
-        </w:r>
-        <w:r>
-          <w:rPr>
-            <w:noProof/>
-            <w:webHidden/>
-          </w:rPr>
-          <w:t>38</w:t>
-        </w:r>
-        <w:r>
-          <w:rPr>
-            <w:noProof/>
-            <w:webHidden/>
-          </w:rPr>
-          <w:fldChar w:fldCharType="end"/>
-        </w:r>
-      </w:hyperlink>
-    </w:p>
-    <w:p>
-      <w:pPr>
-        <w:pStyle w:val="Figurfrteckning"/>
-        <w:tabs>
-          <w:tab w:val="right" w:leader="dot" w:pos="5545"/>
-        </w:tabs>
-        <w:rPr>
-          <w:rFonts w:asciiTheme="minorHAnsi" w:eastAsiaTheme="minorEastAsia" w:hAnsiTheme="minorHAnsi"/>
-          <w:noProof/>
-          <w:kern w:val="2"/>
-          <w:sz w:val="24"/>
-          <w:szCs w:val="24"/>
-          <w:lang w:eastAsia="sv-SE"/>
-          <w14:ligatures w14:val="standardContextual"/>
-        </w:rPr>
-      </w:pPr>
-      <w:hyperlink w:anchor="_Toc235728881" w:history="1">
-        <w:r>
-          <w:rPr>
-            <w:rStyle w:val="Hyperlnk"/>
-            <w:noProof/>
-          </w:rPr>
-          <w:t>Figur 5: Olika lägen för PAINT</w:t>
-        </w:r>
-        <w:r>
-          <w:rPr>
-            <w:noProof/>
-            <w:webHidden/>
-          </w:rPr>
-          <w:tab/>
-        </w:r>
-        <w:r>
-          <w:rPr>
-            <w:noProof/>
-            <w:webHidden/>
-          </w:rPr>
-          <w:fldChar w:fldCharType="begin"/>
-        </w:r>
-        <w:r>
-          <w:rPr>
-            <w:noProof/>
-            <w:webHidden/>
-          </w:rPr>
-          <w:instrText xml:space="preserve"> PAGEREF _Toc235728881 \h </w:instrText>
+          <w:instrText xml:space="preserve"> PAGEREF _Toc236406931 \h </w:instrText>
         </w:r>
         <w:r>
           <w:rPr>
@@ -41576,7 +42752,81 @@
           <w14:ligatures w14:val="standardContextual"/>
         </w:rPr>
       </w:pPr>
-      <w:hyperlink w:anchor="_Toc235728882" w:history="1">
+      <w:hyperlink w:anchor="_Toc236406932" w:history="1">
+        <w:r>
+          <w:rPr>
+            <w:rStyle w:val="Hyperlnk"/>
+            <w:noProof/>
+          </w:rPr>
+          <w:t>Figur 5: Olika lägen för PAINT</w:t>
+        </w:r>
+        <w:r>
+          <w:rPr>
+            <w:noProof/>
+            <w:webHidden/>
+          </w:rPr>
+          <w:tab/>
+        </w:r>
+        <w:r>
+          <w:rPr>
+            <w:noProof/>
+            <w:webHidden/>
+          </w:rPr>
+          <w:fldChar w:fldCharType="begin"/>
+        </w:r>
+        <w:r>
+          <w:rPr>
+            <w:noProof/>
+            <w:webHidden/>
+          </w:rPr>
+          <w:instrText xml:space="preserve"> PAGEREF _Toc236406932 \h </w:instrText>
+        </w:r>
+        <w:r>
+          <w:rPr>
+            <w:noProof/>
+            <w:webHidden/>
+          </w:rPr>
+        </w:r>
+        <w:r>
+          <w:rPr>
+            <w:noProof/>
+            <w:webHidden/>
+          </w:rPr>
+          <w:fldChar w:fldCharType="separate"/>
+        </w:r>
+        <w:r>
+          <w:rPr>
+            <w:noProof/>
+            <w:webHidden/>
+          </w:rPr>
+          <w:t>42</w:t>
+        </w:r>
+        <w:r>
+          <w:rPr>
+            <w:noProof/>
+            <w:webHidden/>
+          </w:rPr>
+          <w:fldChar w:fldCharType="end"/>
+        </w:r>
+      </w:hyperlink>
+    </w:p>
+    <w:p>
+      <w:pPr>
+        <w:pStyle w:val="Figurfrteckning"/>
+        <w:tabs>
+          <w:tab w:val="right" w:leader="dot" w:pos="5545"/>
+        </w:tabs>
+        <w:rPr>
+          <w:rFonts w:asciiTheme="minorHAnsi" w:eastAsiaTheme="minorEastAsia" w:hAnsiTheme="minorHAnsi"/>
+          <w:noProof/>
+          <w:kern w:val="2"/>
+          <w:sz w:val="24"/>
+          <w:szCs w:val="24"/>
+          <w:lang w:eastAsia="sv-SE"/>
+          <w14:ligatures w14:val="standardContextual"/>
+        </w:rPr>
+      </w:pPr>
+      <w:hyperlink w:anchor="_Toc236406933" w:history="1">
         <w:r>
           <w:rPr>
             <w:rStyle w:val="Hyperlnk"/>
@@ -41603,7 +42853,7 @@
             <w:noProof/>
             <w:webHidden/>
           </w:rPr>
-          <w:instrText xml:space="preserve"> PAGEREF _Toc235728882 \h </w:instrText>
+          <w:instrText xml:space="preserve"> PAGEREF _Toc236406933 \h </w:instrText>
         </w:r>
         <w:r>
           <w:rPr>
@@ -41623,7 +42873,7 @@
             <w:noProof/>
             <w:webHidden/>
           </w:rPr>
-          <w:t>65</w:t>
+          <w:t>67</w:t>
         </w:r>
         <w:r>
           <w:rPr>
@@ -41650,7 +42900,7 @@
           <w14:ligatures w14:val="standardContextual"/>
         </w:rPr>
       </w:pPr>
-      <w:hyperlink w:anchor="_Toc235728883" w:history="1">
+      <w:hyperlink w:anchor="_Toc236406934" w:history="1">
         <w:r>
           <w:rPr>
             <w:rStyle w:val="Hyperlnk"/>
@@ -41677,81 +42927,7 @@
             <w:noProof/>
             <w:webHidden/>
           </w:rPr>
-          <w:instrText xml:space="preserve"> PAGEREF _Toc235728883 \h </w:instrText>
-        </w:r>
-        <w:r>
-          <w:rPr>
-            <w:noProof/>
-            <w:webHidden/>
-          </w:rPr>
-        </w:r>
-        <w:r>
-          <w:rPr>
-            <w:noProof/>
-            <w:webHidden/>
-          </w:rPr>
-          <w:fldChar w:fldCharType="separate"/>
-        </w:r>
-        <w:r>
-          <w:rPr>
-            <w:noProof/>
-            <w:webHidden/>
-          </w:rPr>
-          <w:t>68</w:t>
-        </w:r>
-        <w:r>
-          <w:rPr>
-            <w:noProof/>
-            <w:webHidden/>
-          </w:rPr>
-          <w:fldChar w:fldCharType="end"/>
-        </w:r>
-      </w:hyperlink>
-    </w:p>
-    <w:p>
-      <w:pPr>
-        <w:pStyle w:val="Figurfrteckning"/>
-        <w:tabs>
-          <w:tab w:val="right" w:leader="dot" w:pos="5545"/>
-        </w:tabs>
-        <w:rPr>
-          <w:rFonts w:asciiTheme="minorHAnsi" w:eastAsiaTheme="minorEastAsia" w:hAnsiTheme="minorHAnsi"/>
-          <w:noProof/>
-          <w:kern w:val="2"/>
-          <w:sz w:val="24"/>
-          <w:szCs w:val="24"/>
-          <w:lang w:eastAsia="sv-SE"/>
-          <w14:ligatures w14:val="standardContextual"/>
-        </w:rPr>
-      </w:pPr>
-      <w:hyperlink w:anchor="_Toc235728884" w:history="1">
-        <w:r>
-          <w:rPr>
-            <w:rStyle w:val="Hyperlnk"/>
-            <w:noProof/>
-          </w:rPr>
-          <w:t>Figur 8: Ursprungsvärdet i DS$.</w:t>
-        </w:r>
-        <w:r>
-          <w:rPr>
-            <w:noProof/>
-            <w:webHidden/>
-          </w:rPr>
-          <w:tab/>
-        </w:r>
-        <w:r>
-          <w:rPr>
-            <w:noProof/>
-            <w:webHidden/>
-          </w:rPr>
-          <w:fldChar w:fldCharType="begin"/>
-        </w:r>
-        <w:r>
-          <w:rPr>
-            <w:noProof/>
-            <w:webHidden/>
-          </w:rPr>
-          <w:instrText xml:space="preserve"> PAGEREF _Toc235728884 \h </w:instrText>
+          <w:instrText xml:space="preserve"> PAGEREF _Toc236406934 \h </w:instrText>
         </w:r>
         <w:r>
           <w:rPr>
@@ -41798,7 +42974,81 @@
           <w14:ligatures w14:val="standardContextual"/>
         </w:rPr>
       </w:pPr>
-      <w:hyperlink w:anchor="_Toc235728885" w:history="1">
+      <w:hyperlink w:anchor="_Toc236406935" w:history="1">
+        <w:r>
+          <w:rPr>
+            <w:rStyle w:val="Hyperlnk"/>
+            <w:noProof/>
+          </w:rPr>
+          <w:t>Figur 8: Ursprungsvärdet i DS$.</w:t>
+        </w:r>
+        <w:r>
+          <w:rPr>
+            <w:noProof/>
+            <w:webHidden/>
+          </w:rPr>
+          <w:tab/>
+        </w:r>
+        <w:r>
+          <w:rPr>
+            <w:noProof/>
+            <w:webHidden/>
+          </w:rPr>
+          <w:fldChar w:fldCharType="begin"/>
+        </w:r>
+        <w:r>
+          <w:rPr>
+            <w:noProof/>
+            <w:webHidden/>
+          </w:rPr>
+          <w:instrText xml:space="preserve"> PAGEREF _Toc236406935 \h </w:instrText>
+        </w:r>
+        <w:r>
+          <w:rPr>
+            <w:noProof/>
+            <w:webHidden/>
+          </w:rPr>
+        </w:r>
+        <w:r>
+          <w:rPr>
+            <w:noProof/>
+            <w:webHidden/>
+          </w:rPr>
+          <w:fldChar w:fldCharType="separate"/>
+        </w:r>
+        <w:r>
+          <w:rPr>
+            <w:noProof/>
+            <w:webHidden/>
+          </w:rPr>
+          <w:t>72</w:t>
+        </w:r>
+        <w:r>
+          <w:rPr>
+            <w:noProof/>
+            <w:webHidden/>
+          </w:rPr>
+          <w:fldChar w:fldCharType="end"/>
+        </w:r>
+      </w:hyperlink>
+    </w:p>
+    <w:p>
+      <w:pPr>
+        <w:pStyle w:val="Figurfrteckning"/>
+        <w:tabs>
+          <w:tab w:val="right" w:leader="dot" w:pos="5545"/>
+        </w:tabs>
+        <w:rPr>
+          <w:rFonts w:asciiTheme="minorHAnsi" w:eastAsiaTheme="minorEastAsia" w:hAnsiTheme="minorHAnsi"/>
+          <w:noProof/>
+          <w:kern w:val="2"/>
+          <w:sz w:val="24"/>
+          <w:szCs w:val="24"/>
+          <w:lang w:eastAsia="sv-SE"/>
+          <w14:ligatures w14:val="standardContextual"/>
+        </w:rPr>
+      </w:pPr>
+      <w:hyperlink w:anchor="_Toc236406936" w:history="1">
         <w:r>
           <w:rPr>
             <w:rStyle w:val="Hyperlnk"/>
@@ -41825,155 +43075,7 @@
             <w:noProof/>
             <w:webHidden/>
           </w:rPr>
-          <w:instrText xml:space="preserve"> PAGEREF _Toc235728885 \h </w:instrText>
-        </w:r>
-        <w:r>
-          <w:rPr>
-            <w:noProof/>
-            <w:webHidden/>
-          </w:rPr>
-        </w:r>
-        <w:r>
-          <w:rPr>
-            <w:noProof/>
-            <w:webHidden/>
-          </w:rPr>
-          <w:fldChar w:fldCharType="separate"/>
-        </w:r>
-        <w:r>
-          <w:rPr>
-            <w:noProof/>
-            <w:webHidden/>
-          </w:rPr>
-          <w:t>77</w:t>
-        </w:r>
-        <w:r>
-          <w:rPr>
-            <w:noProof/>
-            <w:webHidden/>
-          </w:rPr>
-          <w:fldChar w:fldCharType="end"/>
-        </w:r>
-      </w:hyperlink>
-    </w:p>
-    <w:p>
-      <w:pPr>
-        <w:pStyle w:val="Figurfrteckning"/>
-        <w:tabs>
-          <w:tab w:val="right" w:leader="dot" w:pos="5545"/>
-        </w:tabs>
-        <w:rPr>
-          <w:rFonts w:asciiTheme="minorHAnsi" w:eastAsiaTheme="minorEastAsia" w:hAnsiTheme="minorHAnsi"/>
-          <w:noProof/>
-          <w:kern w:val="2"/>
-          <w:sz w:val="24"/>
-          <w:szCs w:val="24"/>
-          <w:lang w:eastAsia="sv-SE"/>
-          <w14:ligatures w14:val="standardContextual"/>
-        </w:rPr>
-      </w:pPr>
-      <w:hyperlink w:anchor="_Toc235728886" w:history="1">
-        <w:r>
-          <w:rPr>
-            <w:rStyle w:val="Hyperlnk"/>
-            <w:noProof/>
-          </w:rPr>
-          <w:t>Figur 10: Boot-disketten för CP/M.</w:t>
-        </w:r>
-        <w:r>
-          <w:rPr>
-            <w:noProof/>
-            <w:webHidden/>
-          </w:rPr>
-          <w:tab/>
-        </w:r>
-        <w:r>
-          <w:rPr>
-            <w:noProof/>
-            <w:webHidden/>
-          </w:rPr>
-          <w:fldChar w:fldCharType="begin"/>
-        </w:r>
-        <w:r>
-          <w:rPr>
-            <w:noProof/>
-            <w:webHidden/>
-          </w:rPr>
-          <w:instrText xml:space="preserve"> PAGEREF _Toc235728886 \h </w:instrText>
-        </w:r>
-        <w:r>
-          <w:rPr>
-            <w:noProof/>
-            <w:webHidden/>
-          </w:rPr>
-        </w:r>
-        <w:r>
-          <w:rPr>
-            <w:noProof/>
-            <w:webHidden/>
-          </w:rPr>
-          <w:fldChar w:fldCharType="separate"/>
-        </w:r>
-        <w:r>
-          <w:rPr>
-            <w:noProof/>
-            <w:webHidden/>
-          </w:rPr>
-          <w:t>77</w:t>
-        </w:r>
-        <w:r>
-          <w:rPr>
-            <w:noProof/>
-            <w:webHidden/>
-          </w:rPr>
-          <w:fldChar w:fldCharType="end"/>
-        </w:r>
-      </w:hyperlink>
-    </w:p>
-    <w:p>
-      <w:pPr>
-        <w:pStyle w:val="Figurfrteckning"/>
-        <w:tabs>
-          <w:tab w:val="right" w:leader="dot" w:pos="5545"/>
-        </w:tabs>
-        <w:rPr>
-          <w:rFonts w:asciiTheme="minorHAnsi" w:eastAsiaTheme="minorEastAsia" w:hAnsiTheme="minorHAnsi"/>
-          <w:noProof/>
-          <w:kern w:val="2"/>
-          <w:sz w:val="24"/>
-          <w:szCs w:val="24"/>
-          <w:lang w:eastAsia="sv-SE"/>
-          <w14:ligatures w14:val="standardContextual"/>
-        </w:rPr>
-      </w:pPr>
-      <w:hyperlink w:anchor="_Toc235728887" w:history="1">
-        <w:r>
-          <w:rPr>
-            <w:rStyle w:val="Hyperlnk"/>
-            <w:noProof/>
-          </w:rPr>
-          <w:t>Figur 11: En textrad infogad i en ny textfil.</w:t>
-        </w:r>
-        <w:r>
-          <w:rPr>
-            <w:noProof/>
-            <w:webHidden/>
-          </w:rPr>
-          <w:tab/>
-        </w:r>
-        <w:r>
-          <w:rPr>
-            <w:noProof/>
-            <w:webHidden/>
-          </w:rPr>
-          <w:fldChar w:fldCharType="begin"/>
-        </w:r>
-        <w:r>
-          <w:rPr>
-            <w:noProof/>
-            <w:webHidden/>
-          </w:rPr>
-          <w:instrText xml:space="preserve"> PAGEREF _Toc235728887 \h </w:instrText>
+          <w:instrText xml:space="preserve"> PAGEREF _Toc236406936 \h </w:instrText>
         </w:r>
         <w:r>
           <w:rPr>
@@ -42020,7 +43122,155 @@
           <w14:ligatures w14:val="standardContextual"/>
         </w:rPr>
       </w:pPr>
-      <w:hyperlink w:anchor="_Toc235728888" w:history="1">
+      <w:hyperlink w:anchor="_Toc236406937" w:history="1">
+        <w:r>
+          <w:rPr>
+            <w:rStyle w:val="Hyperlnk"/>
+            <w:noProof/>
+          </w:rPr>
+          <w:t>Figur 10: Boot-disketten för CP/M.</w:t>
+        </w:r>
+        <w:r>
+          <w:rPr>
+            <w:noProof/>
+            <w:webHidden/>
+          </w:rPr>
+          <w:tab/>
+        </w:r>
+        <w:r>
+          <w:rPr>
+            <w:noProof/>
+            <w:webHidden/>
+          </w:rPr>
+          <w:fldChar w:fldCharType="begin"/>
+        </w:r>
+        <w:r>
+          <w:rPr>
+            <w:noProof/>
+            <w:webHidden/>
+          </w:rPr>
+          <w:instrText xml:space="preserve"> PAGEREF _Toc236406937 \h </w:instrText>
+        </w:r>
+        <w:r>
+          <w:rPr>
+            <w:noProof/>
+            <w:webHidden/>
+          </w:rPr>
+        </w:r>
+        <w:r>
+          <w:rPr>
+            <w:noProof/>
+            <w:webHidden/>
+          </w:rPr>
+          <w:fldChar w:fldCharType="separate"/>
+        </w:r>
+        <w:r>
+          <w:rPr>
+            <w:noProof/>
+            <w:webHidden/>
+          </w:rPr>
+          <w:t>79</w:t>
+        </w:r>
+        <w:r>
+          <w:rPr>
+            <w:noProof/>
+            <w:webHidden/>
+          </w:rPr>
+          <w:fldChar w:fldCharType="end"/>
+        </w:r>
+      </w:hyperlink>
+    </w:p>
+    <w:p>
+      <w:pPr>
+        <w:pStyle w:val="Figurfrteckning"/>
+        <w:tabs>
+          <w:tab w:val="right" w:leader="dot" w:pos="5545"/>
+        </w:tabs>
+        <w:rPr>
+          <w:rFonts w:asciiTheme="minorHAnsi" w:eastAsiaTheme="minorEastAsia" w:hAnsiTheme="minorHAnsi"/>
+          <w:noProof/>
+          <w:kern w:val="2"/>
+          <w:sz w:val="24"/>
+          <w:szCs w:val="24"/>
+          <w:lang w:eastAsia="sv-SE"/>
+          <w14:ligatures w14:val="standardContextual"/>
+        </w:rPr>
+      </w:pPr>
+      <w:hyperlink w:anchor="_Toc236406938" w:history="1">
+        <w:r>
+          <w:rPr>
+            <w:rStyle w:val="Hyperlnk"/>
+            <w:noProof/>
+          </w:rPr>
+          <w:t>Figur 11: En textrad infogad i en ny textfil.</w:t>
+        </w:r>
+        <w:r>
+          <w:rPr>
+            <w:noProof/>
+            <w:webHidden/>
+          </w:rPr>
+          <w:tab/>
+        </w:r>
+        <w:r>
+          <w:rPr>
+            <w:noProof/>
+            <w:webHidden/>
+          </w:rPr>
+          <w:fldChar w:fldCharType="begin"/>
+        </w:r>
+        <w:r>
+          <w:rPr>
+            <w:noProof/>
+            <w:webHidden/>
+          </w:rPr>
+          <w:instrText xml:space="preserve"> PAGEREF _Toc236406938 \h </w:instrText>
+        </w:r>
+        <w:r>
+          <w:rPr>
+            <w:noProof/>
+            <w:webHidden/>
+          </w:rPr>
+        </w:r>
+        <w:r>
+          <w:rPr>
+            <w:noProof/>
+            <w:webHidden/>
+          </w:rPr>
+          <w:fldChar w:fldCharType="separate"/>
+        </w:r>
+        <w:r>
+          <w:rPr>
+            <w:noProof/>
+            <w:webHidden/>
+          </w:rPr>
+          <w:t>81</w:t>
+        </w:r>
+        <w:r>
+          <w:rPr>
+            <w:noProof/>
+            <w:webHidden/>
+          </w:rPr>
+          <w:fldChar w:fldCharType="end"/>
+        </w:r>
+      </w:hyperlink>
+    </w:p>
+    <w:p>
+      <w:pPr>
+        <w:pStyle w:val="Figurfrteckning"/>
+        <w:tabs>
+          <w:tab w:val="right" w:leader="dot" w:pos="5545"/>
+        </w:tabs>
+        <w:rPr>
+          <w:rFonts w:asciiTheme="minorHAnsi" w:eastAsiaTheme="minorEastAsia" w:hAnsiTheme="minorHAnsi"/>
+          <w:noProof/>
+          <w:kern w:val="2"/>
+          <w:sz w:val="24"/>
+          <w:szCs w:val="24"/>
+          <w:lang w:eastAsia="sv-SE"/>
+          <w14:ligatures w14:val="standardContextual"/>
+        </w:rPr>
+      </w:pPr>
+      <w:hyperlink w:anchor="_Toc236406939" w:history="1">
         <w:r>
           <w:rPr>
             <w:rStyle w:val="Hyperlnk"/>
@@ -42047,7 +43297,7 @@
             <w:noProof/>
             <w:webHidden/>
           </w:rPr>
-          <w:instrText xml:space="preserve"> PAGEREF _Toc235728888 \h </w:instrText>
+          <w:instrText xml:space="preserve"> PAGEREF _Toc236406939 \h </w:instrText>
         </w:r>
         <w:r>
           <w:rPr>
@@ -42067,7 +43317,7 @@
             <w:noProof/>
             <w:webHidden/>
           </w:rPr>
-          <w:t>80</w:t>
+          <w:t>82</w:t>
         </w:r>
         <w:r>
           <w:rPr>
@@ -42094,7 +43344,7 @@
           <w14:ligatures w14:val="standardContextual"/>
         </w:rPr>
       </w:pPr>
-      <w:hyperlink w:anchor="_Toc235728889" w:history="1">
+      <w:hyperlink w:anchor="_Toc236406940" w:history="1">
         <w:r>
           <w:rPr>
             <w:rStyle w:val="Hyperlnk"/>
@@ -42121,7 +43371,7 @@
             <w:noProof/>
             <w:webHidden/>
           </w:rPr>
-          <w:instrText xml:space="preserve"> PAGEREF _Toc235728889 \h </w:instrText>
+          <w:instrText xml:space="preserve"> PAGEREF _Toc236406940 \h </w:instrText>
         </w:r>
         <w:r>
           <w:rPr>
@@ -42141,7 +43391,7 @@
             <w:noProof/>
             <w:webHidden/>
           </w:rPr>
-          <w:t>88</w:t>
+          <w:t>90</w:t>
         </w:r>
         <w:r>
           <w:rPr>
@@ -42168,7 +43418,7 @@
           <w14:ligatures w14:val="standardContextual"/>
         </w:rPr>
       </w:pPr>
-      <w:hyperlink w:anchor="_Toc235728890" w:history="1">
+      <w:hyperlink w:anchor="_Toc236406941" w:history="1">
         <w:r>
           <w:rPr>
             <w:rStyle w:val="Hyperlnk"/>
@@ -42195,7 +43445,7 @@
             <w:noProof/>
             <w:webHidden/>
           </w:rPr>
-          <w:instrText xml:space="preserve"> PAGEREF _Toc235728890 \h </w:instrText>
+          <w:instrText xml:space="preserve"> PAGEREF _Toc236406941 \h </w:instrText>
         </w:r>
         <w:r>
           <w:rPr>
@@ -42215,7 +43465,7 @@
             <w:noProof/>
             <w:webHidden/>
           </w:rPr>
-          <w:t>93</w:t>
+          <w:t>95</w:t>
         </w:r>
         <w:r>
           <w:rPr>
@@ -42242,7 +43492,7 @@
           <w14:ligatures w14:val="standardContextual"/>
         </w:rPr>
       </w:pPr>
-      <w:hyperlink w:anchor="_Toc235728891" w:history="1">
+      <w:hyperlink w:anchor="_Toc236406942" w:history="1">
         <w:r>
           <w:rPr>
             <w:rStyle w:val="Hyperlnk"/>
@@ -42269,7 +43519,7 @@
             <w:noProof/>
             <w:webHidden/>
           </w:rPr>
-          <w:instrText xml:space="preserve"> PAGEREF _Toc235728891 \h </w:instrText>
+          <w:instrText xml:space="preserve"> PAGEREF _Toc236406942 \h </w:instrText>
         </w:r>
         <w:r>
           <w:rPr>
@@ -42289,7 +43539,7 @@
             <w:noProof/>
             <w:webHidden/>
           </w:rPr>
-          <w:t>94</w:t>
+          <w:t>96</w:t>
         </w:r>
         <w:r>
           <w:rPr>
@@ -42316,7 +43566,7 @@
           <w14:ligatures w14:val="standardContextual"/>
         </w:rPr>
       </w:pPr>
-      <w:hyperlink w:anchor="_Toc235728892" w:history="1">
+      <w:hyperlink w:anchor="_Toc236406943" w:history="1">
         <w:r>
           <w:rPr>
             <w:rStyle w:val="Hyperlnk"/>
@@ -42343,7 +43593,7 @@
             <w:noProof/>
             <w:webHidden/>
           </w:rPr>
-          <w:instrText xml:space="preserve"> PAGEREF _Toc235728892 \h </w:instrText>
+          <w:instrText xml:space="preserve"> PAGEREF _Toc236406943 \h </w:instrText>
         </w:r>
         <w:r>
           <w:rPr>
@@ -42363,7 +43613,7 @@
             <w:noProof/>
             <w:webHidden/>
           </w:rPr>
-          <w:t>106</w:t>
+          <w:t>108</w:t>
         </w:r>
         <w:r>
           <w:rPr>
@@ -42390,7 +43640,7 @@
           <w14:ligatures w14:val="standardContextual"/>
         </w:rPr>
       </w:pPr>
-      <w:hyperlink w:anchor="_Toc235728893" w:history="1">
+      <w:hyperlink w:anchor="_Toc236406944" w:history="1">
         <w:r>
           <w:rPr>
             <w:rStyle w:val="Hyperlnk"/>
@@ -42417,7 +43667,7 @@
             <w:noProof/>
             <w:webHidden/>
           </w:rPr>
-          <w:instrText xml:space="preserve"> PAGEREF _Toc235728893 \h </w:instrText>
+          <w:instrText xml:space="preserve"> PAGEREF _Toc236406944 \h </w:instrText>
         </w:r>
         <w:r>
           <w:rPr>
@@ -42437,7 +43687,7 @@
             <w:noProof/>
             <w:webHidden/>
           </w:rPr>
-          <w:t>114</w:t>
+          <w:t>116</w:t>
         </w:r>
         <w:r>
           <w:rPr>
@@ -42669,7 +43919,7 @@
       <w:pPr>
         <w:pStyle w:val="Beskrivning"/>
       </w:pPr>
-      <w:bookmarkStart w:id="61" w:name="_Toc235728893"/>
+      <w:bookmarkStart w:id="61" w:name="_Toc236406944"/>
       <w:r>
         <w:t xml:space="preserve">Figur </w:t>
       </w:r>
@@ -46791,6 +48041,7 @@
   <w:style w:type="character" w:default="1" w:styleId="Standardstycketeckensnitt">
     <w:name w:val="Default Paragraph Font"/>
     <w:uiPriority w:val="1"/>
+    <w:semiHidden/>
     <w:unhideWhenUsed/>
   </w:style>
   <w:style w:type="table" w:default="1" w:styleId="Normaltabell">
